--- a/Blueprint/CarApp_Buildsheet.docx
+++ b/Blueprint/CarApp_Buildsheet.docx
@@ -31,43 +31,23 @@
     </w:p>
     <w:p>
       <w:r>
-        <w:t xml:space="preserve">- </w:t>
-      </w:r>
-      <w:proofErr w:type="spellStart"/>
-      <w:r>
-        <w:t>detailer_provider</w:t>
-      </w:r>
-      <w:proofErr w:type="spellEnd"/>
-    </w:p>
-    <w:p>
-      <w:r>
-        <w:t xml:space="preserve">- </w:t>
-      </w:r>
-      <w:proofErr w:type="spellStart"/>
-      <w:r>
-        <w:t>mechanic_provider</w:t>
-      </w:r>
-      <w:proofErr w:type="spellEnd"/>
-    </w:p>
-    <w:p>
-      <w:r>
-        <w:t xml:space="preserve">- </w:t>
-      </w:r>
-      <w:proofErr w:type="spellStart"/>
-      <w:r>
-        <w:t>detailer_appointment</w:t>
-      </w:r>
-      <w:proofErr w:type="spellEnd"/>
-    </w:p>
-    <w:p>
-      <w:r>
-        <w:t xml:space="preserve">- </w:t>
-      </w:r>
-      <w:proofErr w:type="spellStart"/>
-      <w:r>
-        <w:t>mechanic_appointment</w:t>
-      </w:r>
-      <w:proofErr w:type="spellEnd"/>
+        <w:t>- detailer_provider</w:t>
+      </w:r>
+    </w:p>
+    <w:p>
+      <w:r>
+        <w:t>- mechanic_provider</w:t>
+      </w:r>
+    </w:p>
+    <w:p>
+      <w:r>
+        <w:t>- detailer_appointment</w:t>
+      </w:r>
+    </w:p>
+    <w:p>
+      <w:r>
+        <w:t>- mechanic_appointment</w:t>
+      </w:r>
     </w:p>
     <w:p/>
     <w:p>
@@ -76,7 +56,6 @@
       </w:r>
     </w:p>
     <w:p>
-      <w:proofErr w:type="spellStart"/>
       <w:r>
         <w:rPr>
           <w:b/>
@@ -84,7 +63,6 @@
         </w:rPr>
         <w:t>provider_types</w:t>
       </w:r>
-      <w:proofErr w:type="spellEnd"/>
       <w:r>
         <w:t xml:space="preserve"> — Admin-managed lookup table for provider categories (Detailer, Mechanic)</w:t>
       </w:r>
@@ -102,7 +80,6 @@
       </w:r>
     </w:p>
     <w:p>
-      <w:proofErr w:type="spellStart"/>
       <w:r>
         <w:rPr>
           <w:b/>
@@ -110,13 +87,11 @@
         </w:rPr>
         <w:t>service_catalog</w:t>
       </w:r>
-      <w:proofErr w:type="spellEnd"/>
       <w:r>
         <w:t xml:space="preserve"> — Admin-managed preset list of services per provider type</w:t>
       </w:r>
     </w:p>
     <w:p>
-      <w:proofErr w:type="spellStart"/>
       <w:r>
         <w:rPr>
           <w:b/>
@@ -124,7 +99,6 @@
         </w:rPr>
         <w:t>provider_services</w:t>
       </w:r>
-      <w:proofErr w:type="spellEnd"/>
       <w:r>
         <w:t xml:space="preserve"> — Provider-specific services with pricing, duration, and approval status</w:t>
       </w:r>
@@ -154,7 +128,6 @@
       </w:r>
     </w:p>
     <w:p>
-      <w:proofErr w:type="spellStart"/>
       <w:r>
         <w:rPr>
           <w:b/>
@@ -162,7 +135,6 @@
         </w:rPr>
         <w:t>message_threads</w:t>
       </w:r>
-      <w:proofErr w:type="spellEnd"/>
       <w:r>
         <w:t xml:space="preserve"> — Conversation threads tied to appointments</w:t>
       </w:r>
@@ -224,24 +196,10 @@
         <w:t>users</w:t>
       </w:r>
       <w:r>
-        <w:t xml:space="preserve"> — Added: </w:t>
-      </w:r>
-      <w:proofErr w:type="spellStart"/>
-      <w:r>
-        <w:t>created_at</w:t>
-      </w:r>
-      <w:proofErr w:type="spellEnd"/>
-      <w:r>
-        <w:t xml:space="preserve">, </w:t>
-      </w:r>
-      <w:proofErr w:type="spellStart"/>
-      <w:r>
-        <w:t>stripe_customer_id</w:t>
-      </w:r>
-      <w:proofErr w:type="spellEnd"/>
-    </w:p>
-    <w:p>
-      <w:proofErr w:type="spellStart"/>
+        <w:t xml:space="preserve"> — Added: created_at, stripe_customer_id</w:t>
+      </w:r>
+    </w:p>
+    <w:p>
       <w:r>
         <w:rPr>
           <w:b/>
@@ -249,13 +207,11 @@
         </w:rPr>
         <w:t>user_information</w:t>
       </w:r>
-      <w:proofErr w:type="spellEnd"/>
       <w:r>
         <w:t xml:space="preserve"> — Added: latitude, longitude</w:t>
       </w:r>
     </w:p>
     <w:p>
-      <w:proofErr w:type="spellStart"/>
       <w:r>
         <w:rPr>
           <w:b/>
@@ -263,7 +219,6 @@
         </w:rPr>
         <w:t>user_car_information</w:t>
       </w:r>
-      <w:proofErr w:type="spellEnd"/>
       <w:r>
         <w:t xml:space="preserve"> — Added NOT NULL constraints on make, model, and year</w:t>
       </w:r>
@@ -296,23 +251,7 @@
     </w:p>
     <w:p>
       <w:r>
-        <w:t>- Admin-managed tables (</w:t>
-      </w:r>
-      <w:proofErr w:type="spellStart"/>
-      <w:r>
-        <w:t>provider_types</w:t>
-      </w:r>
-      <w:proofErr w:type="spellEnd"/>
-      <w:r>
-        <w:t xml:space="preserve">, </w:t>
-      </w:r>
-      <w:proofErr w:type="spellStart"/>
-      <w:r>
-        <w:t>service_catalog</w:t>
-      </w:r>
-      <w:proofErr w:type="spellEnd"/>
-      <w:r>
-        <w:t>) are read-only for all users</w:t>
+        <w:t>- Admin-managed tables (provider_types, service_catalog) are read-only for all users</w:t>
       </w:r>
     </w:p>
     <w:p/>
@@ -323,49 +262,22 @@
     </w:p>
     <w:p>
       <w:r>
-        <w:t>The following Stripe fields were added to support payments and subscriptions</w:t>
-      </w:r>
-      <w:r>
-        <w:t>:</w:t>
-      </w:r>
-    </w:p>
-    <w:p>
-      <w:r>
-        <w:t xml:space="preserve">- </w:t>
-      </w:r>
-      <w:proofErr w:type="spellStart"/>
-      <w:r>
-        <w:t>stripe_customer_id</w:t>
-      </w:r>
-      <w:proofErr w:type="spellEnd"/>
-      <w:r>
-        <w:t xml:space="preserve"> on users</w:t>
-      </w:r>
-    </w:p>
-    <w:p>
-      <w:r>
-        <w:t xml:space="preserve">- </w:t>
-      </w:r>
-      <w:proofErr w:type="spellStart"/>
-      <w:r>
-        <w:t>stripe_payment_id</w:t>
-      </w:r>
-      <w:proofErr w:type="spellEnd"/>
-      <w:r>
-        <w:t xml:space="preserve"> on appointments</w:t>
-      </w:r>
-    </w:p>
-    <w:p>
-      <w:r>
-        <w:t xml:space="preserve">- </w:t>
-      </w:r>
-      <w:proofErr w:type="spellStart"/>
-      <w:r>
-        <w:t>stripe_subscription_id</w:t>
-      </w:r>
-      <w:proofErr w:type="spellEnd"/>
-      <w:r>
-        <w:t xml:space="preserve"> on subscriptions</w:t>
+        <w:t>The following Stripe fields were added to support payments and subscriptions:</w:t>
+      </w:r>
+    </w:p>
+    <w:p>
+      <w:r>
+        <w:t>- stripe_customer_id on users</w:t>
+      </w:r>
+    </w:p>
+    <w:p>
+      <w:r>
+        <w:t>- stripe_payment_id on appointments</w:t>
+      </w:r>
+    </w:p>
+    <w:p>
+      <w:r>
+        <w:t>- stripe_subscription_id on subscriptions</w:t>
       </w:r>
     </w:p>
     <w:p/>
@@ -394,17 +306,7 @@
           <w:u w:val="single"/>
         </w:rPr>
         <w:lastRenderedPageBreak/>
-        <w:t>Auth Flo</w:t>
-      </w:r>
-      <w:r>
-        <w:rPr>
-          <w:b/>
-          <w:bCs/>
-          <w:sz w:val="32"/>
-          <w:szCs w:val="32"/>
-          <w:u w:val="single"/>
-        </w:rPr>
-        <w:t>w</w:t>
+        <w:t>Auth Flow</w:t>
       </w:r>
     </w:p>
     <w:p>
@@ -416,264 +318,299 @@
       </w:pPr>
     </w:p>
     <w:p>
-      <w:pPr>
+      <w:r>
         <w:rPr>
           <w:b/>
           <w:bCs/>
         </w:rPr>
-      </w:pPr>
+        <w:t>Sign In Screen</w:t>
+      </w:r>
+    </w:p>
+    <w:p>
+      <w:r>
+        <w:t>One screen handles both new and returning users.</w:t>
+      </w:r>
+    </w:p>
+    <w:p>
+      <w:pPr>
+        <w:numPr>
+          <w:ilvl w:val="0"/>
+          <w:numId w:val="7"/>
+        </w:numPr>
+      </w:pPr>
+      <w:r>
+        <w:t>"Continue with Google" button</w:t>
+      </w:r>
+    </w:p>
+    <w:p>
+      <w:pPr>
+        <w:numPr>
+          <w:ilvl w:val="0"/>
+          <w:numId w:val="7"/>
+        </w:numPr>
+      </w:pPr>
+      <w:r>
+        <w:t>"Continue with Apple" button</w:t>
+      </w:r>
+    </w:p>
+    <w:p>
+      <w:r>
+        <w:t>Apple sign-in is required by Apple if Google sign-in is offered on iOS.</w:t>
+      </w:r>
+    </w:p>
+    <w:p/>
+    <w:p>
       <w:r>
         <w:rPr>
           <w:b/>
           <w:bCs/>
         </w:rPr>
-        <w:t>Sign Up (Single Screen, Multi-Step)</w:t>
-      </w:r>
-    </w:p>
-    <w:p>
-      <w:r>
-        <w:t>Step 1: Email + Password</w:t>
-      </w:r>
-    </w:p>
-    <w:p>
-      <w:r>
-        <w:t>Step 2: First + Last Name</w:t>
-      </w:r>
-    </w:p>
-    <w:p>
-      <w:r>
-        <w:t>Step 3: Role Selection</w:t>
-      </w:r>
-    </w:p>
-    <w:p/>
-    <w:p>
-      <w:r>
-        <w:t>If Customer:</w:t>
-      </w:r>
-    </w:p>
-    <w:p>
-      <w:r>
-        <w:t>- Step 4: Add Vehicle (Year, Make, Model, VIN)</w:t>
-      </w:r>
-    </w:p>
-    <w:p>
-      <w:r>
-        <w:t xml:space="preserve">- Complete </w:t>
-      </w:r>
-      <w:r>
-        <w:rPr>
-          <w:rFonts w:ascii="Aptos" w:hAnsi="Aptos" w:cs="Aptos"/>
-        </w:rPr>
-        <w:t>→</w:t>
-      </w:r>
-      <w:r>
-        <w:t xml:space="preserve"> Home/Search Screen</w:t>
-      </w:r>
-    </w:p>
-    <w:p/>
-    <w:p>
-      <w:r>
-        <w:t>If Service Provider:</w:t>
-      </w:r>
-    </w:p>
-    <w:p>
-      <w:r>
-        <w:t>- Step 4: Select Provider Type (Detailer or Mechanic)</w:t>
-      </w:r>
-    </w:p>
-    <w:p>
-      <w:r>
-        <w:t>- Step 5: Select Services from catalog (filtered by provider type)</w:t>
-      </w:r>
-    </w:p>
-    <w:p>
-      <w:r>
-        <w:t>- Step 6: Bio + Mile Radius</w:t>
-      </w:r>
-    </w:p>
-    <w:p>
-      <w:r>
-        <w:t xml:space="preserve">- Complete </w:t>
-      </w:r>
-      <w:r>
-        <w:rPr>
-          <w:rFonts w:ascii="Aptos" w:hAnsi="Aptos" w:cs="Aptos"/>
-        </w:rPr>
-        <w:t>→</w:t>
-      </w:r>
-      <w:r>
-        <w:t xml:space="preserve"> Pending Approval Screen</w:t>
-      </w:r>
-    </w:p>
-    <w:p/>
-    <w:p>
-      <w:pPr>
+        <w:t>What Happens After Tapping Google or Apple</w:t>
+      </w:r>
+    </w:p>
+    <w:p>
+      <w:r>
+        <w:t>The app checks whether the user has signed in before:</w:t>
+      </w:r>
+    </w:p>
+    <w:p>
+      <w:r>
+        <w:t>If returning user:</w:t>
+      </w:r>
+    </w:p>
+    <w:p>
+      <w:pPr>
+        <w:numPr>
+          <w:ilvl w:val="0"/>
+          <w:numId w:val="8"/>
+        </w:numPr>
+      </w:pPr>
+      <w:r>
+        <w:t>Customer → Home/Search Screen</w:t>
+      </w:r>
+    </w:p>
+    <w:p>
+      <w:pPr>
+        <w:numPr>
+          <w:ilvl w:val="0"/>
+          <w:numId w:val="8"/>
+        </w:numPr>
+      </w:pPr>
+      <w:r>
+        <w:t>Provider (approved) → Provider Dashboard</w:t>
+      </w:r>
+    </w:p>
+    <w:p>
+      <w:pPr>
+        <w:numPr>
+          <w:ilvl w:val="0"/>
+          <w:numId w:val="8"/>
+        </w:numPr>
+      </w:pPr>
+      <w:r>
+        <w:t>Provider (pending) → Pending Approval Screen</w:t>
+      </w:r>
+    </w:p>
+    <w:p>
+      <w:r>
+        <w:t>If new user:</w:t>
+      </w:r>
+    </w:p>
+    <w:p>
+      <w:pPr>
+        <w:numPr>
+          <w:ilvl w:val="0"/>
+          <w:numId w:val="9"/>
+        </w:numPr>
+      </w:pPr>
+      <w:r>
+        <w:t>Continues to onboarding (steps below)</w:t>
+      </w:r>
+    </w:p>
+    <w:p/>
+    <w:p>
+      <w:r>
         <w:rPr>
           <w:b/>
           <w:bCs/>
         </w:rPr>
-      </w:pPr>
+        <w:t>New User Onboarding (Single Screen, Multi-Step)</w:t>
+      </w:r>
+    </w:p>
+    <w:p>
+      <w:r>
+        <w:t>Step 1: First + Last Name</w:t>
+      </w:r>
+      <w:r>
+        <w:br/>
+        <w:t>Step 2: Role Selection</w:t>
+      </w:r>
+    </w:p>
+    <w:p>
+      <w:r>
+        <w:t>If Customer:</w:t>
+      </w:r>
+    </w:p>
+    <w:p>
+      <w:pPr>
+        <w:numPr>
+          <w:ilvl w:val="0"/>
+          <w:numId w:val="10"/>
+        </w:numPr>
+      </w:pPr>
+      <w:r>
+        <w:t>Step 3: Add Vehicle (Year, Make, Model, VIN)</w:t>
+      </w:r>
+    </w:p>
+    <w:p>
+      <w:pPr>
+        <w:numPr>
+          <w:ilvl w:val="0"/>
+          <w:numId w:val="10"/>
+        </w:numPr>
+      </w:pPr>
+      <w:r>
+        <w:t>Complete → Home/Search Screen</w:t>
+      </w:r>
+    </w:p>
+    <w:p>
+      <w:r>
+        <w:t>If Service Provider:</w:t>
+      </w:r>
+    </w:p>
+    <w:p>
+      <w:pPr>
+        <w:numPr>
+          <w:ilvl w:val="0"/>
+          <w:numId w:val="11"/>
+        </w:numPr>
+      </w:pPr>
+      <w:r>
+        <w:t>Step 3: Select Provider Type (Detailer or Mechanic)</w:t>
+      </w:r>
+    </w:p>
+    <w:p>
+      <w:pPr>
+        <w:numPr>
+          <w:ilvl w:val="0"/>
+          <w:numId w:val="11"/>
+        </w:numPr>
+      </w:pPr>
+      <w:r>
+        <w:t>Step 4: Select Services from catalog (filtered by provider type)</w:t>
+      </w:r>
+    </w:p>
+    <w:p>
+      <w:pPr>
+        <w:numPr>
+          <w:ilvl w:val="0"/>
+          <w:numId w:val="11"/>
+        </w:numPr>
+      </w:pPr>
+      <w:r>
+        <w:lastRenderedPageBreak/>
+        <w:t>Step 5: Bio + Mile Radius</w:t>
+      </w:r>
+    </w:p>
+    <w:p>
+      <w:pPr>
+        <w:numPr>
+          <w:ilvl w:val="0"/>
+          <w:numId w:val="11"/>
+        </w:numPr>
+      </w:pPr>
+      <w:r>
+        <w:t>Complete → Pending Approval Screen</w:t>
+      </w:r>
+    </w:p>
+    <w:p/>
+    <w:p>
       <w:r>
         <w:rPr>
           <w:b/>
           <w:bCs/>
         </w:rPr>
-        <w:t>Sign In</w:t>
-      </w:r>
-    </w:p>
-    <w:p>
-      <w:r>
-        <w:t>- Email + Password login</w:t>
-      </w:r>
-    </w:p>
-    <w:p>
-      <w:r>
-        <w:t>- Google / Facebook OAuth login</w:t>
-      </w:r>
-    </w:p>
-    <w:p>
-      <w:r>
-        <w:t>- First-time OAuth login → redirected to complete profile (Step 2 of Sign Up)</w:t>
-      </w:r>
-    </w:p>
-    <w:p>
-      <w:r>
-        <w:t>- On success:</w:t>
-      </w:r>
-    </w:p>
-    <w:p>
-      <w:r>
-        <w:t xml:space="preserve">  - Customer → Home/Search Screen</w:t>
-      </w:r>
-    </w:p>
-    <w:p>
-      <w:r>
-        <w:t xml:space="preserve">  - Provider (approved) → Provider Dashboard</w:t>
-      </w:r>
-    </w:p>
-    <w:p>
-      <w:r>
-        <w:t xml:space="preserve">  - Provider (pending) → Pending Approval Screen</w:t>
-      </w:r>
-    </w:p>
-    <w:p/>
-    <w:p>
-      <w:pPr>
-        <w:rPr>
-          <w:b/>
-          <w:bCs/>
-        </w:rPr>
-      </w:pPr>
-      <w:proofErr w:type="gramStart"/>
-      <w:r>
-        <w:rPr>
-          <w:b/>
-          <w:bCs/>
-        </w:rPr>
-        <w:lastRenderedPageBreak/>
-        <w:t>Forgot</w:t>
-      </w:r>
-      <w:proofErr w:type="gramEnd"/>
-      <w:r>
-        <w:rPr>
-          <w:b/>
-          <w:bCs/>
-        </w:rPr>
-        <w:t xml:space="preserve"> Password</w:t>
-      </w:r>
-    </w:p>
-    <w:p>
-      <w:r>
-        <w:t>- User enters email</w:t>
-      </w:r>
-    </w:p>
-    <w:p>
-      <w:r>
-        <w:t xml:space="preserve">- </w:t>
-      </w:r>
-      <w:proofErr w:type="spellStart"/>
-      <w:r>
-        <w:t>Supabase</w:t>
-      </w:r>
-      <w:proofErr w:type="spellEnd"/>
-      <w:r>
-        <w:t xml:space="preserve"> sends reset </w:t>
-      </w:r>
-      <w:proofErr w:type="gramStart"/>
-      <w:r>
-        <w:t>link</w:t>
-      </w:r>
-      <w:proofErr w:type="gramEnd"/>
-      <w:r>
-        <w:t xml:space="preserve"> via email</w:t>
-      </w:r>
-    </w:p>
-    <w:p>
-      <w:r>
-        <w:t>- Link redirects back to Sign In screen</w:t>
-      </w:r>
-    </w:p>
-    <w:p/>
-    <w:p>
-      <w:pPr>
-        <w:rPr>
-          <w:b/>
-          <w:bCs/>
-        </w:rPr>
-      </w:pPr>
-      <w:r>
-        <w:rPr>
-          <w:b/>
-          <w:bCs/>
-        </w:rPr>
-        <w:t>Sign Up Submit</w:t>
-      </w:r>
-      <w:r>
-        <w:rPr>
-          <w:b/>
-          <w:bCs/>
-        </w:rPr>
-        <w:t xml:space="preserve"> System Work</w:t>
-      </w:r>
-    </w:p>
-    <w:p>
-      <w:r>
-        <w:t>1. Create auth account (email/password or OAuth)</w:t>
-      </w:r>
-    </w:p>
-    <w:p>
-      <w:r>
-        <w:t>2. Trigger auto-creates user row in database</w:t>
-      </w:r>
-    </w:p>
-    <w:p>
-      <w:r>
-        <w:t>3. Update user row with first name, last name, role</w:t>
-      </w:r>
-    </w:p>
-    <w:p>
-      <w:r>
-        <w:t>4a. (Customer) Save vehicle information</w:t>
-      </w:r>
-    </w:p>
-    <w:p>
-      <w:r>
-        <w:t>4b. (Provider) Create provider profile (status: pending approval)</w:t>
-      </w:r>
-    </w:p>
-    <w:p>
-      <w:r>
-        <w:t>5. (Provider) Save selected services from catalog</w:t>
-      </w:r>
-    </w:p>
-    <w:p/>
-    <w:p>
-      <w:pPr>
-        <w:rPr>
-          <w:b/>
-          <w:bCs/>
-        </w:rPr>
-      </w:pPr>
+        <w:t>What Happens Behind the Scenes When a New User Signs Up</w:t>
+      </w:r>
+    </w:p>
+    <w:p>
+      <w:r>
+        <w:t>When a user completes onboarding and hits submit, the app does the following steps automatically in order:</w:t>
+      </w:r>
+    </w:p>
+    <w:p>
+      <w:pPr>
+        <w:numPr>
+          <w:ilvl w:val="0"/>
+          <w:numId w:val="12"/>
+        </w:numPr>
+      </w:pPr>
+      <w:r>
+        <w:t>A secure account was already created the moment they tapped Google or Apple</w:t>
+      </w:r>
+    </w:p>
+    <w:p>
+      <w:pPr>
+        <w:numPr>
+          <w:ilvl w:val="0"/>
+          <w:numId w:val="12"/>
+        </w:numPr>
+      </w:pPr>
+      <w:r>
+        <w:t>The database automatically created a profile for them behind the scenes</w:t>
+      </w:r>
+    </w:p>
+    <w:p>
+      <w:pPr>
+        <w:numPr>
+          <w:ilvl w:val="0"/>
+          <w:numId w:val="12"/>
+        </w:numPr>
+      </w:pPr>
+      <w:r>
+        <w:t>That profile gets filled in with their name and whether they are a customer or provider</w:t>
+      </w:r>
+    </w:p>
+    <w:p>
+      <w:pPr>
+        <w:numPr>
+          <w:ilvl w:val="0"/>
+          <w:numId w:val="12"/>
+        </w:numPr>
+      </w:pPr>
+      <w:r>
+        <w:t>If they are a customer, their vehicle details get saved</w:t>
+      </w:r>
+    </w:p>
+    <w:p>
+      <w:pPr>
+        <w:numPr>
+          <w:ilvl w:val="0"/>
+          <w:numId w:val="12"/>
+        </w:numPr>
+      </w:pPr>
+      <w:r>
+        <w:t>If they are a provider, a provider profile gets created and marked as "waiting for approval"</w:t>
+      </w:r>
+    </w:p>
+    <w:p>
+      <w:pPr>
+        <w:numPr>
+          <w:ilvl w:val="0"/>
+          <w:numId w:val="12"/>
+        </w:numPr>
+      </w:pPr>
+      <w:r>
+        <w:t>If they are a provider, their selected services get saved to their profile</w:t>
+      </w:r>
+    </w:p>
+    <w:p>
+      <w:r>
+        <w:t>All of this happens in seconds before the user is taken to the next screen.</w:t>
+      </w:r>
+    </w:p>
+    <w:p/>
+    <w:p>
       <w:r>
         <w:rPr>
           <w:b/>
@@ -683,32 +620,92 @@
       </w:r>
     </w:p>
     <w:p>
-      <w:r>
-        <w:t>- On app load: check for existing session</w:t>
-      </w:r>
-    </w:p>
-    <w:p>
-      <w:r>
-        <w:t>- Signed In → fetch user profile → load app</w:t>
-      </w:r>
-    </w:p>
-    <w:p>
-      <w:r>
-        <w:t>- Signed Out → redirect to Sign In screen</w:t>
-      </w:r>
-    </w:p>
-    <w:p>
-      <w:r>
-        <w:t>- Token Refreshed → update session silently</w:t>
-      </w:r>
-    </w:p>
-    <w:p/>
-    <w:p/>
-    <w:p/>
-    <w:p/>
-    <w:p/>
-    <w:p/>
-    <w:p/>
+      <w:pPr>
+        <w:numPr>
+          <w:ilvl w:val="0"/>
+          <w:numId w:val="13"/>
+        </w:numPr>
+      </w:pPr>
+      <w:r>
+        <w:t>On app load: check for existing session</w:t>
+      </w:r>
+    </w:p>
+    <w:p>
+      <w:pPr>
+        <w:numPr>
+          <w:ilvl w:val="0"/>
+          <w:numId w:val="13"/>
+        </w:numPr>
+      </w:pPr>
+      <w:r>
+        <w:t>Signed In → fetch user profile → load app</w:t>
+      </w:r>
+    </w:p>
+    <w:p>
+      <w:pPr>
+        <w:numPr>
+          <w:ilvl w:val="0"/>
+          <w:numId w:val="13"/>
+        </w:numPr>
+      </w:pPr>
+      <w:r>
+        <w:t>Signed Out → redirect to Sign In screen</w:t>
+      </w:r>
+    </w:p>
+    <w:p>
+      <w:pPr>
+        <w:numPr>
+          <w:ilvl w:val="0"/>
+          <w:numId w:val="13"/>
+        </w:numPr>
+      </w:pPr>
+      <w:r>
+        <w:t>Token Refreshed → update session silently</w:t>
+      </w:r>
+    </w:p>
+    <w:p/>
+    <w:p>
+      <w:r>
+        <w:rPr>
+          <w:b/>
+          <w:bCs/>
+        </w:rPr>
+        <w:t>Screens Involved</w:t>
+      </w:r>
+    </w:p>
+    <w:p>
+      <w:pPr>
+        <w:numPr>
+          <w:ilvl w:val="0"/>
+          <w:numId w:val="14"/>
+        </w:numPr>
+      </w:pPr>
+      <w:r>
+        <w:t>sign-in.tsx — Google and Apple login buttons</w:t>
+      </w:r>
+    </w:p>
+    <w:p>
+      <w:pPr>
+        <w:numPr>
+          <w:ilvl w:val="0"/>
+          <w:numId w:val="14"/>
+        </w:numPr>
+      </w:pPr>
+      <w:r>
+        <w:t>pending-approval.tsx — holding screen for providers awaiting admin approval</w:t>
+      </w:r>
+    </w:p>
+    <w:p>
+      <w:pPr>
+        <w:numPr>
+          <w:ilvl w:val="0"/>
+          <w:numId w:val="14"/>
+        </w:numPr>
+      </w:pPr>
+      <w:r>
+        <w:t>Onboarding steps are handled within a single screen after first login</w:t>
+      </w:r>
+    </w:p>
     <w:p/>
     <w:p>
       <w:pPr>
@@ -728,26 +725,6 @@
     </w:p>
     <w:p/>
     <w:p>
-      <w:r>
-        <w:t>1. OVERVIEW</w:t>
-      </w:r>
-    </w:p>
-    <w:p/>
-    <w:p>
-      <w:r>
-        <w:t xml:space="preserve">This document defines the full API and data layer contract for the SUDS mobile application. It covers the data requirements for every screen, all </w:t>
-      </w:r>
-      <w:proofErr w:type="spellStart"/>
-      <w:r>
-        <w:t>Supabase</w:t>
-      </w:r>
-      <w:proofErr w:type="spellEnd"/>
-      <w:r>
-        <w:t xml:space="preserve"> read/write operations, and Stripe integration points. This serves as the source of truth before any code is written.</w:t>
-      </w:r>
-    </w:p>
-    <w:p/>
-    <w:p>
       <w:pPr>
         <w:rPr>
           <w:b/>
@@ -759,7 +736,7 @@
           <w:b/>
           <w:bCs/>
         </w:rPr>
-        <w:t>2. SCREEN TO DATA MAP</w:t>
+        <w:t>SCREEN TO DATA MAP</w:t>
       </w:r>
     </w:p>
     <w:p/>
@@ -771,13 +748,8 @@
     <w:p/>
     <w:p>
       <w:r>
-        <w:t>Screen: sign-</w:t>
-      </w:r>
-      <w:proofErr w:type="spellStart"/>
-      <w:r>
-        <w:t>in.tsx</w:t>
-      </w:r>
-      <w:proofErr w:type="spellEnd"/>
+        <w:t>Screen: sign-in.tsx</w:t>
+      </w:r>
     </w:p>
     <w:p>
       <w:r>
@@ -786,27 +758,14 @@
     </w:p>
     <w:p>
       <w:r>
-        <w:t xml:space="preserve">Source: </w:t>
-      </w:r>
-      <w:proofErr w:type="spellStart"/>
-      <w:r>
-        <w:t>Supabase</w:t>
-      </w:r>
-      <w:proofErr w:type="spellEnd"/>
-      <w:r>
-        <w:t xml:space="preserve"> Auth</w:t>
-      </w:r>
-    </w:p>
-    <w:p/>
-    <w:p>
-      <w:r>
-        <w:t>Screen: sign-</w:t>
-      </w:r>
-      <w:proofErr w:type="spellStart"/>
-      <w:r>
-        <w:t>up.tsx</w:t>
-      </w:r>
-      <w:proofErr w:type="spellEnd"/>
+        <w:t>Source: Supabase Auth</w:t>
+      </w:r>
+    </w:p>
+    <w:p/>
+    <w:p>
+      <w:r>
+        <w:t>Screen: sign-up.tsx</w:t>
+      </w:r>
     </w:p>
     <w:p>
       <w:r>
@@ -815,27 +774,14 @@
     </w:p>
     <w:p>
       <w:r>
-        <w:t xml:space="preserve">Source: </w:t>
-      </w:r>
-      <w:proofErr w:type="spellStart"/>
-      <w:r>
-        <w:t>Supabase</w:t>
-      </w:r>
-      <w:proofErr w:type="spellEnd"/>
-      <w:r>
-        <w:t xml:space="preserve"> Auth + users table insert</w:t>
-      </w:r>
-    </w:p>
-    <w:p/>
-    <w:p>
-      <w:r>
-        <w:t>Screen: forgot-</w:t>
-      </w:r>
-      <w:proofErr w:type="spellStart"/>
-      <w:r>
-        <w:t>password.tsx</w:t>
-      </w:r>
-      <w:proofErr w:type="spellEnd"/>
+        <w:t>Source: Supabase Auth + users table insert</w:t>
+      </w:r>
+    </w:p>
+    <w:p/>
+    <w:p>
+      <w:r>
+        <w:t>Screen: forgot-password.tsx</w:t>
+      </w:r>
     </w:p>
     <w:p>
       <w:r>
@@ -844,508 +790,242 @@
     </w:p>
     <w:p>
       <w:r>
-        <w:t xml:space="preserve">Source: </w:t>
-      </w:r>
-      <w:proofErr w:type="spellStart"/>
-      <w:r>
-        <w:t>Supabase</w:t>
-      </w:r>
-      <w:proofErr w:type="spellEnd"/>
-      <w:r>
-        <w:t xml:space="preserve"> Auth</w:t>
-      </w:r>
-    </w:p>
-    <w:p/>
-    <w:p/>
-    <w:p/>
-    <w:p/>
+        <w:t>Source: Supabase Auth</w:t>
+      </w:r>
+    </w:p>
+    <w:p/>
+    <w:p/>
+    <w:p/>
+    <w:p/>
+    <w:p>
+      <w:r>
+        <w:t>2.2 Search Screens — (tabs)/search/</w:t>
+      </w:r>
+    </w:p>
+    <w:p/>
+    <w:p>
+      <w:r>
+        <w:t>Screen: index.tsx</w:t>
+      </w:r>
+    </w:p>
+    <w:p>
+      <w:r>
+        <w:t>Data Needed: User location, featured providers, recently viewed</w:t>
+      </w:r>
+    </w:p>
+    <w:p>
+      <w:r>
+        <w:t>Source: user_information, providers</w:t>
+      </w:r>
+    </w:p>
+    <w:p/>
+    <w:p>
+      <w:r>
+        <w:t>Screen: results.tsx</w:t>
+      </w:r>
+    </w:p>
+    <w:p>
+      <w:r>
+        <w:t>Data Needed: Filtered provider list (price, rating, type)</w:t>
+      </w:r>
+    </w:p>
+    <w:p>
+      <w:r>
+        <w:t>Source: providers, provider_services, provider_types</w:t>
+      </w:r>
+    </w:p>
+    <w:p/>
+    <w:p>
+      <w:r>
+        <w:t>Screen: provider/[id].tsx</w:t>
+      </w:r>
+    </w:p>
+    <w:p>
+      <w:r>
+        <w:t>Data Needed: Provider bio, services, reviews, availability</w:t>
+      </w:r>
+    </w:p>
+    <w:p>
+      <w:r>
+        <w:t>Source: providers, provider_services, reviews</w:t>
+      </w:r>
+    </w:p>
+    <w:p/>
+    <w:p>
+      <w:r>
+        <w:t>Screen: book/[providerId].tsx</w:t>
+      </w:r>
+    </w:p>
+    <w:p>
+      <w:r>
+        <w:t>Data Needed: Services, date/time, location, deposit calculation (15%)</w:t>
+      </w:r>
+    </w:p>
+    <w:p>
+      <w:r>
+        <w:t>Source: provider_services, appointments, Stripe</w:t>
+      </w:r>
+    </w:p>
+    <w:p/>
+    <w:p>
+      <w:r>
+        <w:t>2.3 Services Screen — (tabs)/services/</w:t>
+      </w:r>
+    </w:p>
+    <w:p/>
+    <w:p>
+      <w:r>
+        <w:t>Screen: index.tsx</w:t>
+      </w:r>
+    </w:p>
+    <w:p>
+      <w:r>
+        <w:t>Data Needed: Full service catalog by provider type (Mechanic / Detailer)</w:t>
+      </w:r>
+    </w:p>
+    <w:p>
+      <w:r>
+        <w:t>Source: service_catalog, provider_types</w:t>
+      </w:r>
+    </w:p>
+    <w:p>
+      <w:r>
+        <w:t>2.4 Bookings Screens — (tabs)/bookings/</w:t>
+      </w:r>
+    </w:p>
+    <w:p/>
+    <w:p>
+      <w:r>
+        <w:t>Screen: index.tsx</w:t>
+      </w:r>
+    </w:p>
+    <w:p>
+      <w:r>
+        <w:t>Data Needed: Upcoming appointments for current user</w:t>
+      </w:r>
+    </w:p>
+    <w:p>
+      <w:r>
+        <w:t>Source: appointments filtered by user_id and status (pending, confirmed)</w:t>
+      </w:r>
+    </w:p>
+    <w:p/>
+    <w:p>
+      <w:r>
+        <w:t>Screen: past.tsx</w:t>
+      </w:r>
+    </w:p>
+    <w:p>
+      <w:r>
+        <w:t>Data Needed: Completed appointments, rebook option</w:t>
+      </w:r>
+    </w:p>
     <w:p>
       <w:r>
         <w:lastRenderedPageBreak/>
-        <w:t xml:space="preserve">2.2 Search </w:t>
-      </w:r>
-      <w:proofErr w:type="gramStart"/>
-      <w:r>
-        <w:t>Screens — (</w:t>
-      </w:r>
-      <w:proofErr w:type="gramEnd"/>
-      <w:r>
-        <w:t>tabs)/search/</w:t>
-      </w:r>
-    </w:p>
-    <w:p/>
-    <w:p>
-      <w:r>
-        <w:t xml:space="preserve">Screen: </w:t>
-      </w:r>
-      <w:proofErr w:type="spellStart"/>
-      <w:r>
-        <w:t>index.tsx</w:t>
-      </w:r>
-      <w:proofErr w:type="spellEnd"/>
-    </w:p>
-    <w:p>
-      <w:r>
-        <w:t>Data Needed: User location, featured providers, recently viewed</w:t>
-      </w:r>
-    </w:p>
-    <w:p>
-      <w:r>
-        <w:t xml:space="preserve">Source: </w:t>
-      </w:r>
-      <w:proofErr w:type="spellStart"/>
-      <w:r>
-        <w:t>user_information</w:t>
-      </w:r>
-      <w:proofErr w:type="spellEnd"/>
-      <w:r>
-        <w:t>, providers</w:t>
-      </w:r>
-    </w:p>
-    <w:p/>
-    <w:p>
-      <w:r>
-        <w:t xml:space="preserve">Screen: </w:t>
-      </w:r>
-      <w:proofErr w:type="spellStart"/>
-      <w:r>
-        <w:t>results.tsx</w:t>
-      </w:r>
-      <w:proofErr w:type="spellEnd"/>
-    </w:p>
-    <w:p>
-      <w:r>
-        <w:t>Data Needed: Filtered provider list (price, rating, type)</w:t>
-      </w:r>
-    </w:p>
-    <w:p>
-      <w:r>
-        <w:t xml:space="preserve">Source: providers, </w:t>
-      </w:r>
-      <w:proofErr w:type="spellStart"/>
-      <w:r>
-        <w:t>provider_services</w:t>
-      </w:r>
-      <w:proofErr w:type="spellEnd"/>
-      <w:r>
-        <w:t xml:space="preserve">, </w:t>
-      </w:r>
-      <w:proofErr w:type="spellStart"/>
-      <w:r>
-        <w:t>provider_types</w:t>
-      </w:r>
-      <w:proofErr w:type="spellEnd"/>
-    </w:p>
-    <w:p/>
-    <w:p>
-      <w:r>
-        <w:t>Screen: provider/[id</w:t>
-      </w:r>
-      <w:proofErr w:type="gramStart"/>
-      <w:r>
-        <w:t>].</w:t>
-      </w:r>
-      <w:proofErr w:type="spellStart"/>
-      <w:r>
-        <w:t>tsx</w:t>
-      </w:r>
-      <w:proofErr w:type="spellEnd"/>
-      <w:proofErr w:type="gramEnd"/>
-    </w:p>
-    <w:p>
-      <w:r>
-        <w:t>Data Needed: Provider bio, services, reviews, availability</w:t>
-      </w:r>
-    </w:p>
-    <w:p>
-      <w:r>
-        <w:t xml:space="preserve">Source: providers, </w:t>
-      </w:r>
-      <w:proofErr w:type="spellStart"/>
-      <w:r>
-        <w:t>provider_services</w:t>
-      </w:r>
-      <w:proofErr w:type="spellEnd"/>
-      <w:r>
-        <w:t>, reviews</w:t>
-      </w:r>
-    </w:p>
-    <w:p/>
-    <w:p>
-      <w:r>
-        <w:t>Screen: book/[</w:t>
-      </w:r>
-      <w:proofErr w:type="spellStart"/>
-      <w:r>
-        <w:t>providerId</w:t>
-      </w:r>
-      <w:proofErr w:type="spellEnd"/>
-      <w:proofErr w:type="gramStart"/>
-      <w:r>
-        <w:t>].</w:t>
-      </w:r>
-      <w:proofErr w:type="spellStart"/>
-      <w:r>
-        <w:t>tsx</w:t>
-      </w:r>
-      <w:proofErr w:type="spellEnd"/>
-      <w:proofErr w:type="gramEnd"/>
-    </w:p>
-    <w:p>
-      <w:r>
-        <w:t>Data Needed: Services, date/time, location, deposit calculation (15%)</w:t>
-      </w:r>
-    </w:p>
-    <w:p>
-      <w:r>
-        <w:t xml:space="preserve">Source: </w:t>
-      </w:r>
-      <w:proofErr w:type="spellStart"/>
-      <w:r>
-        <w:t>provider_services</w:t>
-      </w:r>
-      <w:proofErr w:type="spellEnd"/>
-      <w:r>
-        <w:t>, appointments, Stripe</w:t>
-      </w:r>
-    </w:p>
-    <w:p/>
-    <w:p>
-      <w:r>
-        <w:t xml:space="preserve">2.3 Services </w:t>
-      </w:r>
-      <w:proofErr w:type="gramStart"/>
-      <w:r>
-        <w:t>Screen — (</w:t>
-      </w:r>
-      <w:proofErr w:type="gramEnd"/>
-      <w:r>
-        <w:t>tabs)/services/</w:t>
-      </w:r>
-    </w:p>
-    <w:p/>
-    <w:p>
-      <w:r>
-        <w:t xml:space="preserve">Screen: </w:t>
-      </w:r>
-      <w:proofErr w:type="spellStart"/>
-      <w:r>
-        <w:t>index.tsx</w:t>
-      </w:r>
-      <w:proofErr w:type="spellEnd"/>
-    </w:p>
-    <w:p>
-      <w:r>
-        <w:t xml:space="preserve">Data Needed: </w:t>
-      </w:r>
-      <w:proofErr w:type="gramStart"/>
-      <w:r>
-        <w:t>Full service</w:t>
-      </w:r>
-      <w:proofErr w:type="gramEnd"/>
-      <w:r>
-        <w:t xml:space="preserve"> catalog by provider type (Mechanic / Detailer)</w:t>
-      </w:r>
-    </w:p>
-    <w:p>
-      <w:r>
-        <w:t xml:space="preserve">Source: </w:t>
-      </w:r>
-      <w:proofErr w:type="spellStart"/>
-      <w:r>
-        <w:t>service_catalog</w:t>
-      </w:r>
-      <w:proofErr w:type="spellEnd"/>
-      <w:r>
-        <w:t xml:space="preserve">, </w:t>
-      </w:r>
-      <w:proofErr w:type="spellStart"/>
-      <w:r>
-        <w:t>provider_types</w:t>
-      </w:r>
-      <w:proofErr w:type="spellEnd"/>
-    </w:p>
-    <w:p>
-      <w:r>
-        <w:t xml:space="preserve">2.4 Bookings </w:t>
-      </w:r>
-      <w:proofErr w:type="gramStart"/>
-      <w:r>
-        <w:t>Screens — (</w:t>
-      </w:r>
-      <w:proofErr w:type="gramEnd"/>
-      <w:r>
-        <w:t>tabs)/bookings/</w:t>
-      </w:r>
-    </w:p>
-    <w:p/>
-    <w:p>
-      <w:r>
-        <w:t xml:space="preserve">Screen: </w:t>
-      </w:r>
-      <w:proofErr w:type="spellStart"/>
-      <w:r>
-        <w:t>index.tsx</w:t>
-      </w:r>
-      <w:proofErr w:type="spellEnd"/>
+        <w:t>Source: appointments filtered by status = completed</w:t>
+      </w:r>
+    </w:p>
+    <w:p/>
+    <w:p>
+      <w:r>
+        <w:t>Screen: [id].tsx</w:t>
+      </w:r>
+    </w:p>
+    <w:p>
+      <w:r>
+        <w:t>Data Needed: Single appointment detail, add service option, cancel option</w:t>
+      </w:r>
+    </w:p>
+    <w:p>
+      <w:r>
+        <w:t>Source: appointments, provider_services, cancellation policy logic</w:t>
+      </w:r>
+    </w:p>
+    <w:p/>
+    <w:p>
+      <w:r>
+        <w:t>2.5 Inbox Screens — (tabs)/inbox/</w:t>
+      </w:r>
+    </w:p>
+    <w:p/>
+    <w:p>
+      <w:r>
+        <w:t>Screen: index.tsx</w:t>
+      </w:r>
+    </w:p>
+    <w:p>
+      <w:r>
+        <w:t>Data Needed: All message threads for current user</w:t>
+      </w:r>
+    </w:p>
+    <w:p>
+      <w:r>
+        <w:t>Source: message_threads, users, appointments</w:t>
+      </w:r>
+    </w:p>
+    <w:p/>
+    <w:p>
+      <w:r>
+        <w:t>Screen: [threadId].tsx</w:t>
+      </w:r>
+    </w:p>
+    <w:p>
+      <w:r>
+        <w:t>Data Needed: Messages in thread, image uploads, flagged content filtering</w:t>
+      </w:r>
+    </w:p>
+    <w:p>
+      <w:r>
+        <w:t>Source: messages, Supabase Storage</w:t>
+      </w:r>
+    </w:p>
+    <w:p/>
+    <w:p/>
+    <w:p/>
+    <w:p>
+      <w:r>
+        <w:t>2.6 More Screens — (tabs)/more/</w:t>
+      </w:r>
+    </w:p>
+    <w:p/>
+    <w:p>
+      <w:r>
+        <w:t>Screen: account.tsx</w:t>
+      </w:r>
+    </w:p>
+    <w:p>
+      <w:r>
+        <w:t>Data Needed: User profile, vehicles, payment methods</w:t>
+      </w:r>
+    </w:p>
+    <w:p>
+      <w:r>
+        <w:t>Source: users, user_information, user_car_information, Stripe</w:t>
+      </w:r>
+    </w:p>
+    <w:p/>
+    <w:p>
+      <w:r>
+        <w:t>Screen: provider.tsx</w:t>
+      </w:r>
+    </w:p>
+    <w:p>
+      <w:r>
+        <w:t>Data Needed: Provider profile, services, bookings, earnings</w:t>
+      </w:r>
     </w:p>
     <w:p>
       <w:r>
         <w:lastRenderedPageBreak/>
-        <w:t>Data Needed: Upcoming appointments for current user</w:t>
-      </w:r>
-    </w:p>
-    <w:p>
-      <w:r>
-        <w:t xml:space="preserve">Source: appointments filtered by </w:t>
-      </w:r>
-      <w:proofErr w:type="spellStart"/>
-      <w:r>
-        <w:t>user_id</w:t>
-      </w:r>
-      <w:proofErr w:type="spellEnd"/>
-      <w:r>
-        <w:t xml:space="preserve"> and status (pending, confirmed)</w:t>
-      </w:r>
-    </w:p>
-    <w:p/>
-    <w:p>
-      <w:r>
-        <w:t xml:space="preserve">Screen: </w:t>
-      </w:r>
-      <w:proofErr w:type="spellStart"/>
-      <w:r>
-        <w:t>past.tsx</w:t>
-      </w:r>
-      <w:proofErr w:type="spellEnd"/>
-    </w:p>
-    <w:p>
-      <w:r>
-        <w:t>Data Needed: Completed appointments, rebook option</w:t>
-      </w:r>
-    </w:p>
-    <w:p>
-      <w:r>
-        <w:t>Source: appointments filtered by status = completed</w:t>
-      </w:r>
-    </w:p>
-    <w:p/>
-    <w:p>
-      <w:r>
-        <w:t>Screen: [id</w:t>
-      </w:r>
-      <w:proofErr w:type="gramStart"/>
-      <w:r>
-        <w:t>].</w:t>
-      </w:r>
-      <w:proofErr w:type="spellStart"/>
-      <w:r>
-        <w:t>tsx</w:t>
-      </w:r>
-      <w:proofErr w:type="spellEnd"/>
-      <w:proofErr w:type="gramEnd"/>
-    </w:p>
-    <w:p>
-      <w:r>
-        <w:t>Data Needed: Single appointment detail, add service option, cancel option</w:t>
-      </w:r>
-    </w:p>
-    <w:p>
-      <w:r>
-        <w:t xml:space="preserve">Source: appointments, </w:t>
-      </w:r>
-      <w:proofErr w:type="spellStart"/>
-      <w:r>
-        <w:t>provider_services</w:t>
-      </w:r>
-      <w:proofErr w:type="spellEnd"/>
-      <w:r>
-        <w:t>, cancellation policy logic</w:t>
-      </w:r>
-    </w:p>
-    <w:p/>
-    <w:p>
-      <w:r>
-        <w:t xml:space="preserve">2.5 Inbox </w:t>
-      </w:r>
-      <w:proofErr w:type="gramStart"/>
-      <w:r>
-        <w:t>Screens — (</w:t>
-      </w:r>
-      <w:proofErr w:type="gramEnd"/>
-      <w:r>
-        <w:t>tabs)/inbox/</w:t>
-      </w:r>
-    </w:p>
-    <w:p/>
-    <w:p>
-      <w:r>
-        <w:t xml:space="preserve">Screen: </w:t>
-      </w:r>
-      <w:proofErr w:type="spellStart"/>
-      <w:r>
-        <w:t>index.tsx</w:t>
-      </w:r>
-      <w:proofErr w:type="spellEnd"/>
-    </w:p>
-    <w:p>
-      <w:r>
-        <w:t>Data Needed: All message threads for current user</w:t>
-      </w:r>
-    </w:p>
-    <w:p>
-      <w:r>
-        <w:t xml:space="preserve">Source: </w:t>
-      </w:r>
-      <w:proofErr w:type="spellStart"/>
-      <w:r>
-        <w:t>message_threads</w:t>
-      </w:r>
-      <w:proofErr w:type="spellEnd"/>
-      <w:r>
-        <w:t>, users, appointments</w:t>
-      </w:r>
-    </w:p>
-    <w:p/>
-    <w:p>
-      <w:r>
-        <w:t>Screen: [</w:t>
-      </w:r>
-      <w:proofErr w:type="spellStart"/>
-      <w:r>
-        <w:t>threadId</w:t>
-      </w:r>
-      <w:proofErr w:type="spellEnd"/>
-      <w:proofErr w:type="gramStart"/>
-      <w:r>
-        <w:t>].</w:t>
-      </w:r>
-      <w:proofErr w:type="spellStart"/>
-      <w:r>
-        <w:t>tsx</w:t>
-      </w:r>
-      <w:proofErr w:type="spellEnd"/>
-      <w:proofErr w:type="gramEnd"/>
-    </w:p>
-    <w:p>
-      <w:r>
-        <w:t>Data Needed: Messages in thread, image uploads, flagged content filtering</w:t>
-      </w:r>
-    </w:p>
-    <w:p>
-      <w:r>
-        <w:t xml:space="preserve">Source: messages, </w:t>
-      </w:r>
-      <w:proofErr w:type="spellStart"/>
-      <w:r>
-        <w:t>Supabase</w:t>
-      </w:r>
-      <w:proofErr w:type="spellEnd"/>
-      <w:r>
-        <w:t xml:space="preserve"> Storage</w:t>
-      </w:r>
-    </w:p>
-    <w:p/>
-    <w:p/>
-    <w:p/>
-    <w:p>
-      <w:r>
-        <w:t xml:space="preserve">2.6 More </w:t>
-      </w:r>
-      <w:proofErr w:type="gramStart"/>
-      <w:r>
-        <w:t>Screens — (</w:t>
-      </w:r>
-      <w:proofErr w:type="gramEnd"/>
-      <w:r>
-        <w:t>tabs)/more/</w:t>
-      </w:r>
-    </w:p>
-    <w:p/>
-    <w:p>
-      <w:r>
-        <w:t xml:space="preserve">Screen: </w:t>
-      </w:r>
-      <w:proofErr w:type="spellStart"/>
-      <w:r>
-        <w:t>account.tsx</w:t>
-      </w:r>
-      <w:proofErr w:type="spellEnd"/>
-    </w:p>
-    <w:p>
-      <w:r>
-        <w:lastRenderedPageBreak/>
-        <w:t>Data Needed: User profile, vehicles, payment methods</w:t>
-      </w:r>
-    </w:p>
-    <w:p>
-      <w:r>
-        <w:t xml:space="preserve">Source: </w:t>
-      </w:r>
-      <w:proofErr w:type="gramStart"/>
-      <w:r>
-        <w:t>users</w:t>
-      </w:r>
-      <w:proofErr w:type="gramEnd"/>
-      <w:r>
-        <w:t xml:space="preserve">, </w:t>
-      </w:r>
-      <w:proofErr w:type="spellStart"/>
-      <w:r>
-        <w:t>user_information</w:t>
-      </w:r>
-      <w:proofErr w:type="spellEnd"/>
-      <w:r>
-        <w:t xml:space="preserve">, </w:t>
-      </w:r>
-      <w:proofErr w:type="spellStart"/>
-      <w:r>
-        <w:t>user_car_information</w:t>
-      </w:r>
-      <w:proofErr w:type="spellEnd"/>
-      <w:r>
-        <w:t>, Stripe</w:t>
-      </w:r>
-    </w:p>
-    <w:p/>
-    <w:p>
-      <w:r>
-        <w:t xml:space="preserve">Screen: </w:t>
-      </w:r>
-      <w:proofErr w:type="spellStart"/>
-      <w:r>
-        <w:t>provider.tsx</w:t>
-      </w:r>
-      <w:proofErr w:type="spellEnd"/>
-    </w:p>
-    <w:p>
-      <w:r>
-        <w:t>Data Needed: Provider profile, services, bookings, earnings</w:t>
-      </w:r>
-    </w:p>
-    <w:p>
-      <w:r>
-        <w:t xml:space="preserve">Source: providers, </w:t>
-      </w:r>
-      <w:proofErr w:type="spellStart"/>
-      <w:r>
-        <w:t>provider_services</w:t>
-      </w:r>
-      <w:proofErr w:type="spellEnd"/>
-      <w:r>
-        <w:t>, appointments</w:t>
-      </w:r>
-    </w:p>
-    <w:p/>
-    <w:p>
-      <w:r>
-        <w:t xml:space="preserve">Screen: </w:t>
-      </w:r>
-      <w:proofErr w:type="spellStart"/>
-      <w:r>
-        <w:t>settings.tsx</w:t>
-      </w:r>
-      <w:proofErr w:type="spellEnd"/>
+        <w:t>Source: providers, provider_services, appointments</w:t>
+      </w:r>
+    </w:p>
+    <w:p/>
+    <w:p>
+      <w:r>
+        <w:t>Screen: settings.tsx</w:t>
+      </w:r>
     </w:p>
     <w:p>
       <w:r>
@@ -1376,49 +1056,12 @@
     <w:p/>
     <w:p>
       <w:r>
-        <w:t xml:space="preserve">File Location: </w:t>
-      </w:r>
-      <w:proofErr w:type="spellStart"/>
-      <w:r>
-        <w:t>src</w:t>
-      </w:r>
-      <w:proofErr w:type="spellEnd"/>
-      <w:r>
-        <w:t>/lib/</w:t>
-      </w:r>
-      <w:proofErr w:type="spellStart"/>
-      <w:r>
-        <w:t>supabase</w:t>
-      </w:r>
-      <w:proofErr w:type="spellEnd"/>
-      <w:r>
-        <w:t>/</w:t>
-      </w:r>
-      <w:proofErr w:type="spellStart"/>
-      <w:r>
-        <w:t>queries.ts</w:t>
-      </w:r>
-      <w:proofErr w:type="spellEnd"/>
-    </w:p>
-    <w:p>
-      <w:r>
-        <w:t xml:space="preserve">Purpose: All </w:t>
-      </w:r>
-      <w:proofErr w:type="gramStart"/>
-      <w:r>
-        <w:t>read</w:t>
-      </w:r>
-      <w:proofErr w:type="gramEnd"/>
-      <w:r>
-        <w:t xml:space="preserve">-only operations fetching data from </w:t>
-      </w:r>
-      <w:proofErr w:type="spellStart"/>
-      <w:r>
-        <w:t>Supabase</w:t>
-      </w:r>
-      <w:proofErr w:type="spellEnd"/>
-      <w:r>
-        <w:t>.</w:t>
+        <w:t>File Location: src/lib/supabase/queries.ts</w:t>
+      </w:r>
+    </w:p>
+    <w:p>
+      <w:r>
+        <w:t>Purpose: All read-only operations fetching data from Supabase.</w:t>
       </w:r>
     </w:p>
     <w:p/>
@@ -1430,34 +1073,13 @@
     <w:p>
       <w:r>
         <w:tab/>
-        <w:t xml:space="preserve">- </w:t>
-      </w:r>
-      <w:proofErr w:type="spellStart"/>
-      <w:proofErr w:type="gramStart"/>
-      <w:r>
-        <w:t>getCurrentUser</w:t>
-      </w:r>
-      <w:proofErr w:type="spellEnd"/>
-      <w:r>
-        <w:t>(</w:t>
-      </w:r>
-      <w:proofErr w:type="gramEnd"/>
-      <w:r>
-        <w:t>)</w:t>
+        <w:t>- getCurrentUser()</w:t>
       </w:r>
     </w:p>
     <w:p>
       <w:r>
         <w:tab/>
-        <w:t xml:space="preserve">  Returns the currently authenticated </w:t>
-      </w:r>
-      <w:proofErr w:type="spellStart"/>
-      <w:r>
-        <w:t>Supabase</w:t>
-      </w:r>
-      <w:proofErr w:type="spellEnd"/>
-      <w:r>
-        <w:t xml:space="preserve"> user.</w:t>
+        <w:t xml:space="preserve">  Returns the currently authenticated Supabase user.</w:t>
       </w:r>
     </w:p>
     <w:p/>
@@ -1469,45 +1091,13 @@
     <w:p>
       <w:r>
         <w:tab/>
-        <w:t xml:space="preserve">- </w:t>
-      </w:r>
-      <w:proofErr w:type="spellStart"/>
-      <w:r>
-        <w:t>getUserProfile</w:t>
-      </w:r>
-      <w:proofErr w:type="spellEnd"/>
-      <w:r>
-        <w:t>(</w:t>
-      </w:r>
-      <w:proofErr w:type="spellStart"/>
-      <w:r>
-        <w:t>userId</w:t>
-      </w:r>
-      <w:proofErr w:type="spellEnd"/>
-      <w:r>
-        <w:t>)</w:t>
+        <w:t>- getUserProfile(userId)</w:t>
       </w:r>
     </w:p>
     <w:p>
       <w:r>
         <w:tab/>
-        <w:t xml:space="preserve">  Returns user record joined with </w:t>
-      </w:r>
-      <w:proofErr w:type="spellStart"/>
-      <w:r>
-        <w:t>user_information</w:t>
-      </w:r>
-      <w:proofErr w:type="spellEnd"/>
-      <w:r>
-        <w:t xml:space="preserve"> and </w:t>
-      </w:r>
-      <w:proofErr w:type="spellStart"/>
-      <w:r>
-        <w:t>user_car_information</w:t>
-      </w:r>
-      <w:proofErr w:type="spellEnd"/>
-      <w:r>
-        <w:t>.</w:t>
+        <w:t xml:space="preserve">  Returns user record joined with user_information and user_car_information.</w:t>
       </w:r>
     </w:p>
     <w:p/>
@@ -1519,69 +1109,20 @@
     <w:p>
       <w:r>
         <w:tab/>
-        <w:t xml:space="preserve">- </w:t>
-      </w:r>
-      <w:proofErr w:type="spellStart"/>
-      <w:r>
-        <w:t>searchProviders</w:t>
-      </w:r>
-      <w:proofErr w:type="spellEnd"/>
-      <w:r>
-        <w:t>(filters)</w:t>
-      </w:r>
-    </w:p>
-    <w:p>
-      <w:r>
-        <w:lastRenderedPageBreak/>
+        <w:t>- searchProviders(filters)</w:t>
+      </w:r>
+    </w:p>
+    <w:p>
+      <w:r>
         <w:tab/>
-        <w:t xml:space="preserve">  Returns approved providers filtered by type and rating. </w:t>
-      </w:r>
-      <w:proofErr w:type="gramStart"/>
-      <w:r>
-        <w:t>Joins</w:t>
-      </w:r>
-      <w:proofErr w:type="gramEnd"/>
-      <w:r>
-        <w:t xml:space="preserve"> users, </w:t>
-      </w:r>
-      <w:proofErr w:type="spellStart"/>
-      <w:r>
-        <w:t>provider_types</w:t>
-      </w:r>
-      <w:proofErr w:type="spellEnd"/>
-      <w:r>
-        <w:t xml:space="preserve">, and </w:t>
-      </w:r>
-      <w:proofErr w:type="spellStart"/>
-      <w:r>
-        <w:t>provider_services</w:t>
-      </w:r>
-      <w:proofErr w:type="spellEnd"/>
-      <w:r>
-        <w:t>.</w:t>
+        <w:t xml:space="preserve">  Returns approved providers filtered by type and rating. Joins users, provider_types, and provider_services.</w:t>
       </w:r>
     </w:p>
     <w:p/>
     <w:p>
       <w:r>
         <w:tab/>
-        <w:t xml:space="preserve">- </w:t>
-      </w:r>
-      <w:proofErr w:type="spellStart"/>
-      <w:r>
-        <w:t>getProviderById</w:t>
-      </w:r>
-      <w:proofErr w:type="spellEnd"/>
-      <w:r>
-        <w:t>(</w:t>
-      </w:r>
-      <w:proofErr w:type="spellStart"/>
-      <w:r>
-        <w:t>providerId</w:t>
-      </w:r>
-      <w:proofErr w:type="spellEnd"/>
-      <w:r>
-        <w:t>)</w:t>
+        <w:t>- getProviderById(providerId)</w:t>
       </w:r>
     </w:p>
     <w:p>
@@ -1599,42 +1140,13 @@
     <w:p>
       <w:r>
         <w:tab/>
-        <w:t xml:space="preserve">- </w:t>
-      </w:r>
-      <w:proofErr w:type="spellStart"/>
-      <w:proofErr w:type="gramStart"/>
-      <w:r>
-        <w:t>getServiceCatalog</w:t>
-      </w:r>
-      <w:proofErr w:type="spellEnd"/>
-      <w:r>
-        <w:t>(</w:t>
-      </w:r>
-      <w:proofErr w:type="gramEnd"/>
-      <w:r>
-        <w:t>)</w:t>
+        <w:t>- getServiceCatalog()</w:t>
       </w:r>
     </w:p>
     <w:p>
       <w:r>
         <w:tab/>
-        <w:t xml:space="preserve">  Returns all active services from </w:t>
-      </w:r>
-      <w:proofErr w:type="spellStart"/>
-      <w:r>
-        <w:t>service_catalog</w:t>
-      </w:r>
-      <w:proofErr w:type="spellEnd"/>
-      <w:r>
-        <w:t xml:space="preserve"> joined with </w:t>
-      </w:r>
-      <w:proofErr w:type="spellStart"/>
-      <w:r>
-        <w:t>provider_types</w:t>
-      </w:r>
-      <w:proofErr w:type="spellEnd"/>
-      <w:r>
-        <w:t>.</w:t>
+        <w:t xml:space="preserve">  Returns all active services from service_catalog joined with provider_types.</w:t>
       </w:r>
     </w:p>
     <w:p/>
@@ -1646,23 +1158,7 @@
     <w:p>
       <w:r>
         <w:tab/>
-        <w:t xml:space="preserve">- </w:t>
-      </w:r>
-      <w:proofErr w:type="spellStart"/>
-      <w:r>
-        <w:t>getUpcomingAppointments</w:t>
-      </w:r>
-      <w:proofErr w:type="spellEnd"/>
-      <w:r>
-        <w:t>(</w:t>
-      </w:r>
-      <w:proofErr w:type="spellStart"/>
-      <w:r>
-        <w:t>userId</w:t>
-      </w:r>
-      <w:proofErr w:type="spellEnd"/>
-      <w:r>
-        <w:t>)</w:t>
+        <w:t>- getUpcomingAppointments(userId)</w:t>
       </w:r>
     </w:p>
     <w:p>
@@ -1675,23 +1171,7 @@
     <w:p>
       <w:r>
         <w:tab/>
-        <w:t xml:space="preserve">- </w:t>
-      </w:r>
-      <w:proofErr w:type="spellStart"/>
-      <w:r>
-        <w:t>getPastAppointments</w:t>
-      </w:r>
-      <w:proofErr w:type="spellEnd"/>
-      <w:r>
-        <w:t>(</w:t>
-      </w:r>
-      <w:proofErr w:type="spellStart"/>
-      <w:r>
-        <w:t>userId</w:t>
-      </w:r>
-      <w:proofErr w:type="spellEnd"/>
-      <w:r>
-        <w:t>)</w:t>
+        <w:t>- getPastAppointments(userId)</w:t>
       </w:r>
     </w:p>
     <w:p>
@@ -1704,23 +1184,7 @@
     <w:p>
       <w:r>
         <w:tab/>
-        <w:t xml:space="preserve">- </w:t>
-      </w:r>
-      <w:proofErr w:type="spellStart"/>
-      <w:r>
-        <w:t>getAppointmentById</w:t>
-      </w:r>
-      <w:proofErr w:type="spellEnd"/>
-      <w:r>
-        <w:t>(</w:t>
-      </w:r>
-      <w:proofErr w:type="spellStart"/>
-      <w:r>
-        <w:t>appointmentId</w:t>
-      </w:r>
-      <w:proofErr w:type="spellEnd"/>
-      <w:r>
-        <w:t>)</w:t>
+        <w:t>- getAppointmentById(appointmentId)</w:t>
       </w:r>
     </w:p>
     <w:p>
@@ -1738,23 +1202,7 @@
     <w:p>
       <w:r>
         <w:tab/>
-        <w:t xml:space="preserve">- </w:t>
-      </w:r>
-      <w:proofErr w:type="spellStart"/>
-      <w:r>
-        <w:t>getThreads</w:t>
-      </w:r>
-      <w:proofErr w:type="spellEnd"/>
-      <w:r>
-        <w:t>(</w:t>
-      </w:r>
-      <w:proofErr w:type="spellStart"/>
-      <w:r>
-        <w:t>userId</w:t>
-      </w:r>
-      <w:proofErr w:type="spellEnd"/>
-      <w:r>
-        <w:t>)</w:t>
+        <w:t>- getThreads(userId)</w:t>
       </w:r>
     </w:p>
     <w:p>
@@ -1767,28 +1215,11 @@
     <w:p>
       <w:r>
         <w:tab/>
-        <w:t xml:space="preserve">- </w:t>
-      </w:r>
-      <w:proofErr w:type="spellStart"/>
-      <w:r>
-        <w:t>getMessages</w:t>
-      </w:r>
-      <w:proofErr w:type="spellEnd"/>
-      <w:r>
-        <w:t>(</w:t>
-      </w:r>
-      <w:proofErr w:type="spellStart"/>
-      <w:r>
-        <w:t>threadId</w:t>
-      </w:r>
-      <w:proofErr w:type="spellEnd"/>
-      <w:r>
-        <w:t>)</w:t>
-      </w:r>
-    </w:p>
-    <w:p>
-      <w:r>
-        <w:lastRenderedPageBreak/>
+        <w:t>- getMessages(threadId)</w:t>
+      </w:r>
+    </w:p>
+    <w:p>
+      <w:r>
         <w:tab/>
         <w:t xml:space="preserve">  Returns all messages in a thread ordered by time, joined with sender info.</w:t>
       </w:r>
@@ -1802,23 +1233,7 @@
     <w:p>
       <w:r>
         <w:tab/>
-        <w:t xml:space="preserve">- </w:t>
-      </w:r>
-      <w:proofErr w:type="spellStart"/>
-      <w:r>
-        <w:t>getReviewsByProvider</w:t>
-      </w:r>
-      <w:proofErr w:type="spellEnd"/>
-      <w:r>
-        <w:t>(</w:t>
-      </w:r>
-      <w:proofErr w:type="spellStart"/>
-      <w:r>
-        <w:t>providerId</w:t>
-      </w:r>
-      <w:proofErr w:type="spellEnd"/>
-      <w:r>
-        <w:t>)</w:t>
+        <w:t>- getReviewsByProvider(providerId)</w:t>
       </w:r>
     </w:p>
     <w:p>
@@ -1836,23 +1251,7 @@
     <w:p>
       <w:r>
         <w:tab/>
-        <w:t xml:space="preserve">- </w:t>
-      </w:r>
-      <w:proofErr w:type="spellStart"/>
-      <w:r>
-        <w:t>getNotifications</w:t>
-      </w:r>
-      <w:proofErr w:type="spellEnd"/>
-      <w:r>
-        <w:t>(</w:t>
-      </w:r>
-      <w:proofErr w:type="spellStart"/>
-      <w:r>
-        <w:t>userId</w:t>
-      </w:r>
-      <w:proofErr w:type="spellEnd"/>
-      <w:r>
-        <w:t>)</w:t>
+        <w:t>- getNotifications(userId)</w:t>
       </w:r>
     </w:p>
     <w:p>
@@ -1870,23 +1269,7 @@
     <w:p>
       <w:r>
         <w:tab/>
-        <w:t xml:space="preserve">- </w:t>
-      </w:r>
-      <w:proofErr w:type="spellStart"/>
-      <w:r>
-        <w:t>getSubscriptions</w:t>
-      </w:r>
-      <w:proofErr w:type="spellEnd"/>
-      <w:r>
-        <w:t>(</w:t>
-      </w:r>
-      <w:proofErr w:type="spellStart"/>
-      <w:r>
-        <w:t>userId</w:t>
-      </w:r>
-      <w:proofErr w:type="spellEnd"/>
-      <w:r>
-        <w:t>)</w:t>
+        <w:t>- getSubscriptions(userId)</w:t>
       </w:r>
     </w:p>
     <w:p>
@@ -1914,49 +1297,12 @@
     <w:p/>
     <w:p>
       <w:r>
-        <w:t xml:space="preserve">File Location: </w:t>
-      </w:r>
-      <w:proofErr w:type="spellStart"/>
-      <w:r>
-        <w:t>src</w:t>
-      </w:r>
-      <w:proofErr w:type="spellEnd"/>
-      <w:r>
-        <w:t>/lib/</w:t>
-      </w:r>
-      <w:proofErr w:type="spellStart"/>
-      <w:r>
-        <w:t>supabase</w:t>
-      </w:r>
-      <w:proofErr w:type="spellEnd"/>
-      <w:r>
-        <w:t>/</w:t>
-      </w:r>
-      <w:proofErr w:type="spellStart"/>
-      <w:r>
-        <w:t>mutations.ts</w:t>
-      </w:r>
-      <w:proofErr w:type="spellEnd"/>
-    </w:p>
-    <w:p>
-      <w:r>
-        <w:t xml:space="preserve">Purpose: All write operations (insert, update, </w:t>
-      </w:r>
-      <w:proofErr w:type="spellStart"/>
-      <w:r>
-        <w:t>upsert</w:t>
-      </w:r>
-      <w:proofErr w:type="spellEnd"/>
-      <w:r>
-        <w:t xml:space="preserve">) to </w:t>
-      </w:r>
-      <w:proofErr w:type="spellStart"/>
-      <w:r>
-        <w:t>Supabase</w:t>
-      </w:r>
-      <w:proofErr w:type="spellEnd"/>
-      <w:r>
-        <w:t>.</w:t>
+        <w:t>File Location: src/lib/supabase/mutations.ts</w:t>
+      </w:r>
+    </w:p>
+    <w:p>
+      <w:r>
+        <w:t>Purpose: All write operations (insert, update, upsert) to Supabase.</w:t>
       </w:r>
     </w:p>
     <w:p/>
@@ -1968,54 +1314,20 @@
     <w:p>
       <w:r>
         <w:tab/>
-        <w:t xml:space="preserve">- </w:t>
-      </w:r>
-      <w:proofErr w:type="spellStart"/>
-      <w:r>
-        <w:t>createUser</w:t>
-      </w:r>
-      <w:proofErr w:type="spellEnd"/>
-      <w:r>
-        <w:t>(payload)</w:t>
+        <w:t>- createUser(payload)</w:t>
       </w:r>
     </w:p>
     <w:p>
       <w:r>
         <w:tab/>
-        <w:t xml:space="preserve">  Inserts a new user record on sign-up. ID must match </w:t>
-      </w:r>
-      <w:proofErr w:type="spellStart"/>
-      <w:r>
-        <w:t>Supabase</w:t>
-      </w:r>
-      <w:proofErr w:type="spellEnd"/>
-      <w:r>
-        <w:t xml:space="preserve"> Auth user ID.</w:t>
+        <w:t xml:space="preserve">  Inserts a new user record on sign-up. ID must match Supabase Auth user ID.</w:t>
       </w:r>
     </w:p>
     <w:p/>
     <w:p>
       <w:r>
         <w:tab/>
-        <w:t xml:space="preserve">- </w:t>
-      </w:r>
-      <w:proofErr w:type="spellStart"/>
-      <w:proofErr w:type="gramStart"/>
-      <w:r>
-        <w:t>upsertUserInformation</w:t>
-      </w:r>
-      <w:proofErr w:type="spellEnd"/>
-      <w:r>
-        <w:t>(</w:t>
-      </w:r>
-      <w:proofErr w:type="spellStart"/>
-      <w:proofErr w:type="gramEnd"/>
-      <w:r>
-        <w:t>userId</w:t>
-      </w:r>
-      <w:proofErr w:type="spellEnd"/>
-      <w:r>
-        <w:t>, info)</w:t>
+        <w:t>- upsertUserInformation(userId, info)</w:t>
       </w:r>
     </w:p>
     <w:p>
@@ -2027,249 +1339,97 @@
     <w:p/>
     <w:p>
       <w:r>
+        <w:tab/>
+        <w:t>- addVehicle(userId, vehicle)</w:t>
+      </w:r>
+    </w:p>
+    <w:p>
+      <w:r>
+        <w:tab/>
+        <w:t xml:space="preserve">  Inserts a new vehicle record (make, model, year, VIN) for the user.</w:t>
+      </w:r>
+    </w:p>
+    <w:p/>
+    <w:p>
+      <w:r>
+        <w:t>4.2 Provider</w:t>
+      </w:r>
+    </w:p>
+    <w:p>
+      <w:r>
+        <w:tab/>
+        <w:t>- createProviderProfile(payload)</w:t>
+      </w:r>
+    </w:p>
+    <w:p>
+      <w:r>
         <w:lastRenderedPageBreak/>
         <w:tab/>
-        <w:t xml:space="preserve">- </w:t>
-      </w:r>
-      <w:proofErr w:type="spellStart"/>
-      <w:proofErr w:type="gramStart"/>
-      <w:r>
-        <w:t>addVehicle</w:t>
-      </w:r>
-      <w:proofErr w:type="spellEnd"/>
-      <w:r>
-        <w:t>(</w:t>
-      </w:r>
-      <w:proofErr w:type="spellStart"/>
-      <w:proofErr w:type="gramEnd"/>
-      <w:r>
-        <w:t>userId</w:t>
-      </w:r>
-      <w:proofErr w:type="spellEnd"/>
-      <w:r>
-        <w:t>, vehicle)</w:t>
-      </w:r>
-    </w:p>
+        <w:t xml:space="preserve">  Inserts a new provider record with is_approved set to false pending admin review.</w:t>
+      </w:r>
+    </w:p>
+    <w:p/>
     <w:p>
       <w:r>
         <w:tab/>
-        <w:t xml:space="preserve">  Inserts a new vehicle record (make, model, year, VIN) for the user.</w:t>
-      </w:r>
-    </w:p>
-    <w:p/>
-    <w:p>
-      <w:r>
-        <w:t>4.2 Provider</w:t>
+        <w:t>- upsertProviderService(service)</w:t>
       </w:r>
     </w:p>
     <w:p>
       <w:r>
         <w:tab/>
-        <w:t xml:space="preserve">- </w:t>
-      </w:r>
-      <w:proofErr w:type="spellStart"/>
-      <w:r>
-        <w:t>createProviderProfile</w:t>
-      </w:r>
-      <w:proofErr w:type="spellEnd"/>
-      <w:r>
-        <w:t>(payload)</w:t>
-      </w:r>
-    </w:p>
+        <w:t xml:space="preserve">  Creates or updates a service offering for a provider.</w:t>
+      </w:r>
+    </w:p>
+    <w:p/>
     <w:p>
       <w:r>
         <w:tab/>
-        <w:t xml:space="preserve">  Inserts a new provider record with </w:t>
-      </w:r>
-      <w:proofErr w:type="spellStart"/>
-      <w:r>
-        <w:t>is_approved</w:t>
-      </w:r>
-      <w:proofErr w:type="spellEnd"/>
-      <w:r>
-        <w:t xml:space="preserve"> set to false pending admin review.</w:t>
-      </w:r>
-    </w:p>
-    <w:p/>
+        <w:t>- respondToAppointment(appointmentId, status)</w:t>
+      </w:r>
+    </w:p>
     <w:p>
       <w:r>
         <w:tab/>
-        <w:t xml:space="preserve">- </w:t>
-      </w:r>
-      <w:proofErr w:type="spellStart"/>
-      <w:r>
-        <w:t>upsertProviderService</w:t>
-      </w:r>
-      <w:proofErr w:type="spellEnd"/>
-      <w:r>
-        <w:t>(service)</w:t>
+        <w:t xml:space="preserve">  Provider confirms or declines a booking. Status set to confirmed or declined.</w:t>
+      </w:r>
+    </w:p>
+    <w:p/>
+    <w:p>
+      <w:r>
+        <w:t>4.3 Appointments</w:t>
       </w:r>
     </w:p>
     <w:p>
       <w:r>
         <w:tab/>
-        <w:t xml:space="preserve">  </w:t>
-      </w:r>
-      <w:proofErr w:type="gramStart"/>
-      <w:r>
-        <w:t>Creates</w:t>
-      </w:r>
-      <w:proofErr w:type="gramEnd"/>
-      <w:r>
-        <w:t xml:space="preserve"> or updates a service offering for a provider.</w:t>
-      </w:r>
-    </w:p>
-    <w:p/>
+        <w:t>- createAppointment(payload)</w:t>
+      </w:r>
+    </w:p>
     <w:p>
       <w:r>
         <w:tab/>
-        <w:t xml:space="preserve">- </w:t>
-      </w:r>
-      <w:proofErr w:type="spellStart"/>
-      <w:proofErr w:type="gramStart"/>
-      <w:r>
-        <w:t>respondToAppointment</w:t>
-      </w:r>
-      <w:proofErr w:type="spellEnd"/>
-      <w:r>
-        <w:t>(</w:t>
-      </w:r>
-      <w:proofErr w:type="spellStart"/>
-      <w:proofErr w:type="gramEnd"/>
-      <w:r>
-        <w:t>appointmentId</w:t>
-      </w:r>
-      <w:proofErr w:type="spellEnd"/>
-      <w:r>
-        <w:t>, status)</w:t>
-      </w:r>
-    </w:p>
+        <w:t xml:space="preserve">  Inserts a new appointment with status set to pending. Includes JSONB services array and Stripe payment ID.</w:t>
+      </w:r>
+    </w:p>
+    <w:p/>
     <w:p>
       <w:r>
         <w:tab/>
-        <w:t xml:space="preserve">  Provider confirms or declines a booking. Status set to </w:t>
-      </w:r>
-      <w:proofErr w:type="gramStart"/>
-      <w:r>
-        <w:t>confirmed</w:t>
-      </w:r>
-      <w:proofErr w:type="gramEnd"/>
-      <w:r>
-        <w:t xml:space="preserve"> or </w:t>
-      </w:r>
-      <w:proofErr w:type="gramStart"/>
-      <w:r>
-        <w:t>declined</w:t>
-      </w:r>
-      <w:proofErr w:type="gramEnd"/>
-      <w:r>
-        <w:t>.</w:t>
-      </w:r>
-    </w:p>
-    <w:p/>
-    <w:p>
-      <w:r>
-        <w:t>4.3 Appointments</w:t>
+        <w:t>- cancelAppointment(appointmentId, depositForfeited)</w:t>
       </w:r>
     </w:p>
     <w:p>
       <w:r>
         <w:tab/>
-        <w:t xml:space="preserve">- </w:t>
-      </w:r>
-      <w:proofErr w:type="spellStart"/>
-      <w:r>
-        <w:t>createAppointment</w:t>
-      </w:r>
-      <w:proofErr w:type="spellEnd"/>
-      <w:r>
-        <w:t>(payload)</w:t>
-      </w:r>
-    </w:p>
+        <w:t xml:space="preserve">  Updates appointment status to cancelled or cancelled_forfeited based on the 24-hour cancellation policy.</w:t>
+      </w:r>
+    </w:p>
+    <w:p/>
     <w:p>
       <w:r>
         <w:tab/>
-        <w:t xml:space="preserve">  </w:t>
-      </w:r>
-      <w:proofErr w:type="gramStart"/>
-      <w:r>
-        <w:t>Inserts</w:t>
-      </w:r>
-      <w:proofErr w:type="gramEnd"/>
-      <w:r>
-        <w:t xml:space="preserve"> a new appointment with status set to pending. Includes JSONB services array and Stripe payment ID.</w:t>
-      </w:r>
-    </w:p>
-    <w:p/>
-    <w:p>
-      <w:r>
-        <w:tab/>
-        <w:t xml:space="preserve">- </w:t>
-      </w:r>
-      <w:proofErr w:type="spellStart"/>
-      <w:proofErr w:type="gramStart"/>
-      <w:r>
-        <w:t>cancelAppointment</w:t>
-      </w:r>
-      <w:proofErr w:type="spellEnd"/>
-      <w:r>
-        <w:t>(</w:t>
-      </w:r>
-      <w:proofErr w:type="spellStart"/>
-      <w:proofErr w:type="gramEnd"/>
-      <w:r>
-        <w:t>appointmentId</w:t>
-      </w:r>
-      <w:proofErr w:type="spellEnd"/>
-      <w:r>
-        <w:t xml:space="preserve">, </w:t>
-      </w:r>
-      <w:proofErr w:type="spellStart"/>
-      <w:r>
-        <w:t>depositForfeited</w:t>
-      </w:r>
-      <w:proofErr w:type="spellEnd"/>
-      <w:r>
-        <w:t>)</w:t>
-      </w:r>
-    </w:p>
-    <w:p>
-      <w:r>
-        <w:tab/>
-        <w:t xml:space="preserve">  Updates appointment status to cancelled or </w:t>
-      </w:r>
-      <w:proofErr w:type="spellStart"/>
-      <w:r>
-        <w:t>cancelled_forfeited</w:t>
-      </w:r>
-      <w:proofErr w:type="spellEnd"/>
-      <w:r>
-        <w:t xml:space="preserve"> based on the 24-hour cancellation policy.</w:t>
-      </w:r>
-    </w:p>
-    <w:p/>
-    <w:p>
-      <w:r>
-        <w:tab/>
-        <w:t xml:space="preserve">- </w:t>
-      </w:r>
-      <w:proofErr w:type="spellStart"/>
-      <w:proofErr w:type="gramStart"/>
-      <w:r>
-        <w:t>updateAppointmentServices</w:t>
-      </w:r>
-      <w:proofErr w:type="spellEnd"/>
-      <w:r>
-        <w:t>(</w:t>
-      </w:r>
-      <w:proofErr w:type="spellStart"/>
-      <w:proofErr w:type="gramEnd"/>
-      <w:r>
-        <w:t>appointmentId</w:t>
-      </w:r>
-      <w:proofErr w:type="spellEnd"/>
-      <w:r>
-        <w:t>, services)</w:t>
+        <w:t>- updateAppointmentServices(appointmentId, services)</w:t>
       </w:r>
     </w:p>
     <w:p>
@@ -2286,98 +1446,40 @@
     </w:p>
     <w:p>
       <w:r>
+        <w:tab/>
+        <w:t>- createReview(payload)</w:t>
+      </w:r>
+    </w:p>
+    <w:p>
+      <w:r>
+        <w:tab/>
+        <w:t xml:space="preserve">  Inserts a review with rating (1–5), title, description, images, and kudos points.</w:t>
+      </w:r>
+    </w:p>
+    <w:p/>
+    <w:p>
+      <w:r>
+        <w:t>4.5 Messages</w:t>
+      </w:r>
+    </w:p>
+    <w:p>
+      <w:r>
+        <w:tab/>
+        <w:t>- sendMessage(payload)</w:t>
+      </w:r>
+    </w:p>
+    <w:p>
+      <w:r>
         <w:lastRenderedPageBreak/>
         <w:tab/>
-        <w:t xml:space="preserve">- </w:t>
-      </w:r>
-      <w:proofErr w:type="spellStart"/>
-      <w:r>
-        <w:t>createReview</w:t>
-      </w:r>
-      <w:proofErr w:type="spellEnd"/>
-      <w:r>
-        <w:t>(payload)</w:t>
-      </w:r>
-    </w:p>
+        <w:t xml:space="preserve">  Inserts a message after running content through the containsFlaggedContent() validator. Sets is_flagged to true if phone numbers, emails, or payment platform mentions are detected.</w:t>
+      </w:r>
+    </w:p>
+    <w:p/>
     <w:p>
       <w:r>
         <w:tab/>
-        <w:t xml:space="preserve">  Inserts a review with rating (1–5), title, description, images, and kudos points.</w:t>
-      </w:r>
-    </w:p>
-    <w:p/>
-    <w:p>
-      <w:r>
-        <w:t>4.5 Messages</w:t>
-      </w:r>
-    </w:p>
-    <w:p>
-      <w:r>
-        <w:tab/>
-        <w:t xml:space="preserve">- </w:t>
-      </w:r>
-      <w:proofErr w:type="spellStart"/>
-      <w:r>
-        <w:t>sendMessage</w:t>
-      </w:r>
-      <w:proofErr w:type="spellEnd"/>
-      <w:r>
-        <w:t>(payload)</w:t>
-      </w:r>
-    </w:p>
-    <w:p>
-      <w:r>
-        <w:tab/>
-        <w:t xml:space="preserve">  </w:t>
-      </w:r>
-      <w:proofErr w:type="gramStart"/>
-      <w:r>
-        <w:t>Inserts</w:t>
-      </w:r>
-      <w:proofErr w:type="gramEnd"/>
-      <w:r>
-        <w:t xml:space="preserve"> a message after running content through the </w:t>
-      </w:r>
-      <w:proofErr w:type="spellStart"/>
-      <w:proofErr w:type="gramStart"/>
-      <w:r>
-        <w:t>containsFlaggedContent</w:t>
-      </w:r>
-      <w:proofErr w:type="spellEnd"/>
-      <w:r>
-        <w:t>(</w:t>
-      </w:r>
-      <w:proofErr w:type="gramEnd"/>
-      <w:r>
-        <w:t xml:space="preserve">) validator. Sets </w:t>
-      </w:r>
-      <w:proofErr w:type="spellStart"/>
-      <w:proofErr w:type="gramStart"/>
-      <w:r>
-        <w:t>is_</w:t>
-      </w:r>
-      <w:proofErr w:type="gramEnd"/>
-      <w:r>
-        <w:t>flagged</w:t>
-      </w:r>
-      <w:proofErr w:type="spellEnd"/>
-      <w:r>
-        <w:t xml:space="preserve"> to true if phone numbers, emails, or payment platform mentions are detected.</w:t>
-      </w:r>
-    </w:p>
-    <w:p/>
-    <w:p>
-      <w:r>
-        <w:tab/>
-        <w:t xml:space="preserve">- </w:t>
-      </w:r>
-      <w:proofErr w:type="spellStart"/>
-      <w:r>
-        <w:t>createThread</w:t>
-      </w:r>
-      <w:proofErr w:type="spellEnd"/>
-      <w:r>
-        <w:t>(payload)</w:t>
+        <w:t>- createThread(payload)</w:t>
       </w:r>
     </w:p>
     <w:p>
@@ -2395,42 +1497,13 @@
     <w:p>
       <w:r>
         <w:tab/>
-        <w:t xml:space="preserve">- </w:t>
-      </w:r>
-      <w:proofErr w:type="spellStart"/>
-      <w:r>
-        <w:t>markNotificationRead</w:t>
-      </w:r>
-      <w:proofErr w:type="spellEnd"/>
-      <w:r>
-        <w:t>(</w:t>
-      </w:r>
-      <w:proofErr w:type="spellStart"/>
-      <w:r>
-        <w:t>notificationId</w:t>
-      </w:r>
-      <w:proofErr w:type="spellEnd"/>
-      <w:r>
-        <w:t>)</w:t>
+        <w:t>- markNotificationRead(notificationId)</w:t>
       </w:r>
     </w:p>
     <w:p>
       <w:r>
         <w:tab/>
-        <w:t xml:space="preserve">  Sets </w:t>
-      </w:r>
-      <w:proofErr w:type="spellStart"/>
-      <w:proofErr w:type="gramStart"/>
-      <w:r>
-        <w:t>is</w:t>
-      </w:r>
-      <w:proofErr w:type="gramEnd"/>
-      <w:r>
-        <w:t>_read</w:t>
-      </w:r>
-      <w:proofErr w:type="spellEnd"/>
-      <w:r>
-        <w:t xml:space="preserve"> to true on a notification record.</w:t>
+        <w:t xml:space="preserve">  Sets is_read to true on a notification record.</w:t>
       </w:r>
     </w:p>
     <w:p/>
@@ -2442,52 +1515,20 @@
     <w:p>
       <w:r>
         <w:tab/>
-        <w:t xml:space="preserve">- </w:t>
-      </w:r>
-      <w:proofErr w:type="spellStart"/>
-      <w:r>
-        <w:t>createSubscription</w:t>
-      </w:r>
-      <w:proofErr w:type="spellEnd"/>
-      <w:r>
-        <w:t>(payload)</w:t>
+        <w:t>- createSubscription(payload)</w:t>
       </w:r>
     </w:p>
     <w:p>
       <w:r>
         <w:tab/>
-        <w:t xml:space="preserve">  </w:t>
-      </w:r>
-      <w:proofErr w:type="gramStart"/>
-      <w:r>
-        <w:t>Inserts</w:t>
-      </w:r>
-      <w:proofErr w:type="gramEnd"/>
-      <w:r>
-        <w:t xml:space="preserve"> an active subscription record with Stripe subscription ID and next scheduled date.</w:t>
+        <w:t xml:space="preserve">  Inserts an active subscription record with Stripe subscription ID and next scheduled date.</w:t>
       </w:r>
     </w:p>
     <w:p/>
     <w:p>
       <w:r>
         <w:tab/>
-        <w:t xml:space="preserve">- </w:t>
-      </w:r>
-      <w:proofErr w:type="spellStart"/>
-      <w:r>
-        <w:t>cancelSubscription</w:t>
-      </w:r>
-      <w:proofErr w:type="spellEnd"/>
-      <w:r>
-        <w:t>(</w:t>
-      </w:r>
-      <w:proofErr w:type="spellStart"/>
-      <w:r>
-        <w:t>subscriptionId</w:t>
-      </w:r>
-      <w:proofErr w:type="spellEnd"/>
-      <w:r>
-        <w:t>)</w:t>
+        <w:t>- cancelSubscription(subscriptionId)</w:t>
       </w:r>
     </w:p>
     <w:p>
@@ -2507,19 +1548,1626 @@
           <w:bCs/>
         </w:rPr>
       </w:pPr>
+      <w:r>
+        <w:rPr>
+          <w:b/>
+          <w:bCs/>
+        </w:rPr>
+        <w:t>5. STRIPE INTEGRATION POINTS</w:t>
+      </w:r>
+    </w:p>
+    <w:p/>
+    <w:p>
+      <w:r>
+        <w:t>File Location: src/lib/stripe/index.ts</w:t>
+      </w:r>
+    </w:p>
+    <w:p/>
+    <w:p>
+      <w:r>
+        <w:lastRenderedPageBreak/>
+        <w:t>IMPORTANT: All Stripe calls must route through Supabase Edge Functions. The Stripe secret key must never be exposed on the client.</w:t>
+      </w:r>
+    </w:p>
+    <w:p/>
+    <w:p>
+      <w:r>
+        <w:t>5.1 Booking Deposit — 15% One-Time Payment</w:t>
+      </w:r>
+    </w:p>
+    <w:p/>
+    <w:p>
+      <w:r>
+        <w:t>Trigger: User taps "Book This Service"</w:t>
+      </w:r>
+    </w:p>
+    <w:p>
+      <w:r>
+        <w:t>Function: createBookingPaymentIntent(totalEstimate)</w:t>
+      </w:r>
+    </w:p>
+    <w:p/>
+    <w:p>
+      <w:r>
+        <w:t>Logic:</w:t>
+      </w:r>
+    </w:p>
+    <w:p>
+      <w:r>
+        <w:tab/>
+        <w:t>- Calculates 15% of the total estimate</w:t>
+      </w:r>
+    </w:p>
+    <w:p>
+      <w:r>
+        <w:tab/>
+        <w:t>- Calls Edge Function: create-payment-intent</w:t>
+      </w:r>
+    </w:p>
+    <w:p>
+      <w:r>
+        <w:tab/>
+        <w:t>- Returns clientSecret to the Stripe SDK on the frontend</w:t>
+      </w:r>
+    </w:p>
+    <w:p>
+      <w:r>
+        <w:tab/>
+        <w:t>- Resulting stripe_payment_id is stored on the appointments record</w:t>
+      </w:r>
+    </w:p>
+    <w:p/>
+    <w:p>
+      <w:r>
+        <w:t>5.2 Deposit Forfeiture / Refund</w:t>
+      </w:r>
+    </w:p>
+    <w:p/>
+    <w:p>
+      <w:r>
+        <w:t>Trigger: cancelAppointment() is called</w:t>
+      </w:r>
+    </w:p>
+    <w:p>
+      <w:r>
+        <w:t>Function: captureOrRefundDeposit(paymentIntentId, forfeited)</w:t>
+      </w:r>
+    </w:p>
+    <w:p/>
+    <w:p>
+      <w:r>
+        <w:t>Logic:</w:t>
+      </w:r>
+    </w:p>
+    <w:p>
+      <w:r>
+        <w:tab/>
+        <w:t>- If cancelled within 24 hours → capture deposit (forfeited)</w:t>
+      </w:r>
+    </w:p>
+    <w:p>
+      <w:r>
+        <w:tab/>
+        <w:t>- If cancelled outside 24 hours → cancel and refund payment intent</w:t>
+      </w:r>
+    </w:p>
+    <w:p>
+      <w:r>
+        <w:tab/>
+        <w:t>- 24-hour check must be enforced both client-side and inside the Edge Function</w:t>
+      </w:r>
+    </w:p>
+    <w:p/>
+    <w:p>
+      <w:r>
+        <w:t>5.3 Recurring Subscription Billing</w:t>
+      </w:r>
+    </w:p>
+    <w:p/>
+    <w:p>
+      <w:r>
+        <w:lastRenderedPageBreak/>
+        <w:t>Trigger: User selects a subscription plan</w:t>
+      </w:r>
+    </w:p>
+    <w:p>
+      <w:r>
+        <w:t>Functions:</w:t>
+      </w:r>
+    </w:p>
+    <w:p>
+      <w:r>
+        <w:tab/>
+        <w:t>- createSubscription(customerId, priceId)</w:t>
+      </w:r>
+    </w:p>
+    <w:p>
+      <w:r>
+        <w:tab/>
+        <w:t xml:space="preserve">  Creates a Stripe subscription and stores stripe_subscription_id on the subscriptions record.</w:t>
+      </w:r>
+    </w:p>
+    <w:p/>
+    <w:p>
+      <w:r>
+        <w:tab/>
+        <w:t>- cancelSubscription(subscriptionId)</w:t>
+      </w:r>
+    </w:p>
+    <w:p>
+      <w:r>
+        <w:tab/>
+        <w:t xml:space="preserve">  Cancels the Stripe subscription and updates the subscriptions table status to cancelled.</w:t>
+      </w:r>
+    </w:p>
+    <w:p/>
+    <w:p/>
+    <w:p>
+      <w:pPr>
+        <w:rPr>
+          <w:b/>
+          <w:bCs/>
+          <w:sz w:val="36"/>
+          <w:szCs w:val="36"/>
+        </w:rPr>
+      </w:pPr>
+      <w:r>
+        <w:rPr>
+          <w:b/>
+          <w:bCs/>
+          <w:sz w:val="36"/>
+          <w:szCs w:val="36"/>
+        </w:rPr>
+        <w:t xml:space="preserve">Type System </w:t>
+      </w:r>
+    </w:p>
+    <w:p>
+      <w:r>
+        <w:t>1. Supabase Types Generated (src/types/supabase.ts)</w:t>
+      </w:r>
+    </w:p>
+    <w:p>
+      <w:r>
+        <w:t>Auto-generated directly from the live Supabase database schema. This file describes the exact shape of every table in the database including all columns and their data types. It covers the following tables:</w:t>
+      </w:r>
+    </w:p>
+    <w:p/>
+    <w:p>
+      <w:r>
+        <w:t>- users</w:t>
+      </w:r>
+    </w:p>
+    <w:p>
+      <w:r>
+        <w:t>- user_information</w:t>
+      </w:r>
+    </w:p>
+    <w:p>
+      <w:r>
+        <w:t>- user_car_information</w:t>
+      </w:r>
+    </w:p>
+    <w:p>
+      <w:r>
+        <w:t>- providers</w:t>
+      </w:r>
+    </w:p>
+    <w:p>
+      <w:r>
+        <w:t>- provider_types</w:t>
+      </w:r>
+    </w:p>
+    <w:p>
+      <w:r>
+        <w:t>- provider_services</w:t>
+      </w:r>
+    </w:p>
+    <w:p>
+      <w:r>
+        <w:t>- service_catalog</w:t>
+      </w:r>
+    </w:p>
+    <w:p>
+      <w:r>
+        <w:t>- appointments</w:t>
+      </w:r>
+    </w:p>
+    <w:p>
+      <w:r>
+        <w:t>- reviews</w:t>
+      </w:r>
+    </w:p>
+    <w:p>
+      <w:r>
+        <w:t>- message_threads</w:t>
+      </w:r>
+    </w:p>
+    <w:p>
+      <w:r>
+        <w:lastRenderedPageBreak/>
+        <w:t>- messages</w:t>
+      </w:r>
+    </w:p>
+    <w:p>
+      <w:r>
+        <w:t>- notifications</w:t>
+      </w:r>
+    </w:p>
+    <w:p>
+      <w:r>
+        <w:t>- subscriptions</w:t>
+      </w:r>
+    </w:p>
+    <w:p>
+      <w:r>
+        <w:t>2. Model Types Defined (src/types/models.ts)</w:t>
+      </w:r>
+    </w:p>
+    <w:p>
+      <w:r>
+        <w:t>- Appointment status locked to valid values only: pending, confirmed, in_progress, completed, cancelled</w:t>
+      </w:r>
+    </w:p>
+    <w:p>
+      <w:r>
+        <w:t>- Subscription status locked to: active, paused, cancelled</w:t>
+      </w:r>
+    </w:p>
+    <w:p>
+      <w:r>
+        <w:t>- Subscription frequency locked to: weekly, biweekly, monthly</w:t>
+      </w:r>
+    </w:p>
+    <w:p>
+      <w:r>
+        <w:t>- Notification type locked to a defined set of event types</w:t>
+      </w:r>
+    </w:p>
+    <w:p>
+      <w:r>
+        <w:t>- ServiceSnapshot type defined to describe the shape of the JSONB services field on appointments and subscriptions</w:t>
+      </w:r>
+    </w:p>
+    <w:p>
+      <w:r>
+        <w:t>- ProviderWithDetails composite type created for provider profile display, joining provider, user, and services data</w:t>
+      </w:r>
+    </w:p>
+    <w:p/>
+    <w:p>
+      <w:pPr>
+        <w:rPr>
+          <w:sz w:val="36"/>
+          <w:szCs w:val="36"/>
+        </w:rPr>
+      </w:pPr>
+      <w:r>
+        <w:rPr>
+          <w:sz w:val="36"/>
+          <w:szCs w:val="36"/>
+        </w:rPr>
+        <w:t>State Management</w:t>
+      </w:r>
+    </w:p>
+    <w:p>
+      <w:r>
+        <w:rPr>
+          <w:b/>
+          <w:bCs/>
+        </w:rPr>
+        <w:t>auth.ts</w:t>
+      </w:r>
+      <w:r>
+        <w:t xml:space="preserve"> — Global auth state store. Holds the active session, app-level user, new user flag, and loading state. Used by _layout.tsx to gate navigation between auth and tab screens.</w:t>
+      </w:r>
+    </w:p>
+    <w:p>
+      <w:pPr>
+        <w:numPr>
+          <w:ilvl w:val="0"/>
+          <w:numId w:val="15"/>
+        </w:numPr>
+      </w:pPr>
+      <w:r>
+        <w:t>session — Supabase session object, null if signed out</w:t>
+      </w:r>
+    </w:p>
+    <w:p>
+      <w:pPr>
+        <w:numPr>
+          <w:ilvl w:val="0"/>
+          <w:numId w:val="15"/>
+        </w:numPr>
+      </w:pPr>
+      <w:r>
+        <w:t>user — app-level User from models.ts, null if signed out</w:t>
+      </w:r>
+    </w:p>
+    <w:p>
+      <w:pPr>
+        <w:numPr>
+          <w:ilvl w:val="0"/>
+          <w:numId w:val="15"/>
+        </w:numPr>
+      </w:pPr>
+      <w:r>
+        <w:t>isNewUser — true if user has no first_name, triggers onboarding redirect</w:t>
+      </w:r>
+    </w:p>
+    <w:p>
+      <w:pPr>
+        <w:numPr>
+          <w:ilvl w:val="0"/>
+          <w:numId w:val="15"/>
+        </w:numPr>
+      </w:pPr>
+      <w:r>
+        <w:t>isLoading — defaults to true on app load, set to false once session check completes</w:t>
+      </w:r>
+    </w:p>
+    <w:p>
+      <w:pPr>
+        <w:numPr>
+          <w:ilvl w:val="0"/>
+          <w:numId w:val="15"/>
+        </w:numPr>
+      </w:pPr>
+      <w:r>
+        <w:t>Actions: setSession, setUser, setIsNewUser, setIsLoading, clearAuth</w:t>
+      </w:r>
+    </w:p>
+    <w:p>
+      <w:pPr>
+        <w:numPr>
+          <w:ilvl w:val="0"/>
+          <w:numId w:val="15"/>
+        </w:numPr>
+      </w:pPr>
+      <w:r>
+        <w:t>Hydrated on app load via onAuthStateChange() in _layout.tsx</w:t>
+      </w:r>
+    </w:p>
+    <w:p>
+      <w:proofErr w:type="spellStart"/>
+      <w:r>
+        <w:rPr>
+          <w:b/>
+          <w:bCs/>
+        </w:rPr>
+        <w:t>search.ts</w:t>
+      </w:r>
+      <w:proofErr w:type="spellEnd"/>
+      <w:r>
+        <w:t xml:space="preserve"> — Holds search filters, location input, and provider results. Shared across search/</w:t>
+      </w:r>
+      <w:proofErr w:type="spellStart"/>
+      <w:r>
+        <w:t>index.tsx</w:t>
+      </w:r>
+      <w:proofErr w:type="spellEnd"/>
+      <w:r>
+        <w:t xml:space="preserve">, </w:t>
+      </w:r>
+      <w:proofErr w:type="spellStart"/>
+      <w:r>
+        <w:t>results.tsx</w:t>
+      </w:r>
+      <w:proofErr w:type="spellEnd"/>
+      <w:r>
+        <w:t>, and provider/[id].</w:t>
+      </w:r>
+      <w:proofErr w:type="spellStart"/>
+      <w:r>
+        <w:t>tsx</w:t>
+      </w:r>
+      <w:proofErr w:type="spellEnd"/>
+      <w:r>
+        <w:t>.</w:t>
+      </w:r>
+    </w:p>
+    <w:p>
+      <w:pPr>
+        <w:numPr>
+          <w:ilvl w:val="0"/>
+          <w:numId w:val="16"/>
+        </w:numPr>
+      </w:pPr>
+      <w:r>
+        <w:t>location — current search location string entered by user</w:t>
+      </w:r>
+    </w:p>
+    <w:p>
+      <w:pPr>
+        <w:numPr>
+          <w:ilvl w:val="0"/>
+          <w:numId w:val="16"/>
+        </w:numPr>
+      </w:pPr>
+      <w:r>
+        <w:t xml:space="preserve">filters — object holding </w:t>
+      </w:r>
+      <w:proofErr w:type="spellStart"/>
+      <w:r>
+        <w:t>minRating</w:t>
+      </w:r>
+      <w:proofErr w:type="spellEnd"/>
+      <w:r>
+        <w:t xml:space="preserve">, </w:t>
+      </w:r>
+      <w:proofErr w:type="spellStart"/>
+      <w:r>
+        <w:t>providerType</w:t>
+      </w:r>
+      <w:proofErr w:type="spellEnd"/>
+      <w:r>
+        <w:t xml:space="preserve">, </w:t>
+      </w:r>
+      <w:proofErr w:type="spellStart"/>
+      <w:r>
+        <w:t>sortBy</w:t>
+      </w:r>
+      <w:proofErr w:type="spellEnd"/>
+    </w:p>
+    <w:p>
+      <w:pPr>
+        <w:numPr>
+          <w:ilvl w:val="0"/>
+          <w:numId w:val="16"/>
+        </w:numPr>
+      </w:pPr>
+      <w:r>
+        <w:lastRenderedPageBreak/>
+        <w:t xml:space="preserve">results — array of </w:t>
+      </w:r>
+      <w:proofErr w:type="spellStart"/>
+      <w:r>
+        <w:t>ProviderWithDetails</w:t>
+      </w:r>
+      <w:proofErr w:type="spellEnd"/>
+      <w:r>
+        <w:t xml:space="preserve"> returned from </w:t>
+      </w:r>
+      <w:proofErr w:type="spellStart"/>
+      <w:r>
+        <w:t>searchProviders</w:t>
+      </w:r>
+      <w:proofErr w:type="spellEnd"/>
+      <w:r>
+        <w:t>()</w:t>
+      </w:r>
+    </w:p>
+    <w:p>
+      <w:pPr>
+        <w:numPr>
+          <w:ilvl w:val="0"/>
+          <w:numId w:val="16"/>
+        </w:numPr>
+      </w:pPr>
+      <w:proofErr w:type="spellStart"/>
+      <w:r>
+        <w:t>isLoading</w:t>
+      </w:r>
+      <w:proofErr w:type="spellEnd"/>
+      <w:r>
+        <w:t xml:space="preserve"> — true while search query is in flight</w:t>
+      </w:r>
+    </w:p>
+    <w:p>
+      <w:pPr>
+        <w:numPr>
+          <w:ilvl w:val="0"/>
+          <w:numId w:val="16"/>
+        </w:numPr>
+      </w:pPr>
+      <w:r>
+        <w:t xml:space="preserve">Actions: </w:t>
+      </w:r>
+      <w:proofErr w:type="spellStart"/>
+      <w:r>
+        <w:t>setLocation</w:t>
+      </w:r>
+      <w:proofErr w:type="spellEnd"/>
+      <w:r>
+        <w:t xml:space="preserve">, </w:t>
+      </w:r>
+      <w:proofErr w:type="spellStart"/>
+      <w:r>
+        <w:t>setFilters</w:t>
+      </w:r>
+      <w:proofErr w:type="spellEnd"/>
+      <w:r>
+        <w:t xml:space="preserve">, </w:t>
+      </w:r>
+      <w:proofErr w:type="spellStart"/>
+      <w:r>
+        <w:t>setResults</w:t>
+      </w:r>
+      <w:proofErr w:type="spellEnd"/>
+      <w:r>
+        <w:t xml:space="preserve">, </w:t>
+      </w:r>
+      <w:proofErr w:type="spellStart"/>
+      <w:r>
+        <w:t>setIsLoading</w:t>
+      </w:r>
+      <w:proofErr w:type="spellEnd"/>
+      <w:r>
+        <w:t xml:space="preserve">, </w:t>
+      </w:r>
+      <w:proofErr w:type="spellStart"/>
+      <w:r>
+        <w:t>clearSearch</w:t>
+      </w:r>
+      <w:proofErr w:type="spellEnd"/>
+    </w:p>
+    <w:p>
+      <w:proofErr w:type="spellStart"/>
+      <w:r>
+        <w:rPr>
+          <w:b/>
+          <w:bCs/>
+        </w:rPr>
+        <w:t>bookingDraft.ts</w:t>
+      </w:r>
+      <w:proofErr w:type="spellEnd"/>
+      <w:r>
+        <w:t xml:space="preserve"> — Accumulates booking data step by step across the booking flow. Cleared on booking confirmation or cancellation</w:t>
+      </w:r>
+    </w:p>
+    <w:p>
+      <w:pPr>
+        <w:numPr>
+          <w:ilvl w:val="0"/>
+          <w:numId w:val="17"/>
+        </w:numPr>
+      </w:pPr>
+      <w:proofErr w:type="spellStart"/>
+      <w:r>
+        <w:t>providerId</w:t>
+      </w:r>
+      <w:proofErr w:type="spellEnd"/>
+      <w:r>
+        <w:t xml:space="preserve"> — selected provider's ID</w:t>
+      </w:r>
+    </w:p>
+    <w:p>
+      <w:pPr>
+        <w:numPr>
+          <w:ilvl w:val="0"/>
+          <w:numId w:val="17"/>
+        </w:numPr>
+      </w:pPr>
+      <w:proofErr w:type="spellStart"/>
+      <w:r>
+        <w:t>selectedServices</w:t>
+      </w:r>
+      <w:proofErr w:type="spellEnd"/>
+      <w:r>
+        <w:t xml:space="preserve"> — array of </w:t>
+      </w:r>
+      <w:proofErr w:type="spellStart"/>
+      <w:r>
+        <w:t>ServiceSnapshot</w:t>
+      </w:r>
+      <w:proofErr w:type="spellEnd"/>
+      <w:r>
+        <w:t xml:space="preserve"> objects built during service selection</w:t>
+      </w:r>
+    </w:p>
+    <w:p>
+      <w:pPr>
+        <w:numPr>
+          <w:ilvl w:val="0"/>
+          <w:numId w:val="17"/>
+        </w:numPr>
+      </w:pPr>
+      <w:proofErr w:type="spellStart"/>
+      <w:r>
+        <w:t>scheduledAt</w:t>
+      </w:r>
+      <w:proofErr w:type="spellEnd"/>
+      <w:r>
+        <w:t xml:space="preserve"> — selected date and time string</w:t>
+      </w:r>
+    </w:p>
+    <w:p>
+      <w:pPr>
+        <w:numPr>
+          <w:ilvl w:val="0"/>
+          <w:numId w:val="17"/>
+        </w:numPr>
+      </w:pPr>
+      <w:proofErr w:type="spellStart"/>
+      <w:r>
+        <w:t>locationAddress</w:t>
+      </w:r>
+      <w:proofErr w:type="spellEnd"/>
+      <w:r>
+        <w:t xml:space="preserve"> — confirmed service address</w:t>
+      </w:r>
+    </w:p>
+    <w:p>
+      <w:pPr>
+        <w:numPr>
+          <w:ilvl w:val="0"/>
+          <w:numId w:val="17"/>
+        </w:numPr>
+      </w:pPr>
+      <w:proofErr w:type="spellStart"/>
+      <w:r>
+        <w:t>locationLat</w:t>
+      </w:r>
+      <w:proofErr w:type="spellEnd"/>
+      <w:r>
+        <w:t xml:space="preserve"> / </w:t>
+      </w:r>
+      <w:proofErr w:type="spellStart"/>
+      <w:r>
+        <w:t>locationLng</w:t>
+      </w:r>
+      <w:proofErr w:type="spellEnd"/>
+      <w:r>
+        <w:t xml:space="preserve"> — coordinates for the service location</w:t>
+      </w:r>
+    </w:p>
+    <w:p>
+      <w:pPr>
+        <w:numPr>
+          <w:ilvl w:val="0"/>
+          <w:numId w:val="17"/>
+        </w:numPr>
+      </w:pPr>
+      <w:proofErr w:type="spellStart"/>
+      <w:r>
+        <w:t>totalEstimate</w:t>
+      </w:r>
+      <w:proofErr w:type="spellEnd"/>
+      <w:r>
+        <w:t xml:space="preserve"> — calculated total before deposit</w:t>
+      </w:r>
+    </w:p>
+    <w:p>
+      <w:pPr>
+        <w:numPr>
+          <w:ilvl w:val="0"/>
+          <w:numId w:val="17"/>
+        </w:numPr>
+      </w:pPr>
+      <w:proofErr w:type="spellStart"/>
+      <w:r>
+        <w:t>depositAmount</w:t>
+      </w:r>
+      <w:proofErr w:type="spellEnd"/>
+      <w:r>
+        <w:t xml:space="preserve"> — 15% of total estimate</w:t>
+      </w:r>
+    </w:p>
+    <w:p>
+      <w:pPr>
+        <w:numPr>
+          <w:ilvl w:val="0"/>
+          <w:numId w:val="17"/>
+        </w:numPr>
+      </w:pPr>
+      <w:r>
+        <w:t xml:space="preserve">Actions: </w:t>
+      </w:r>
+      <w:proofErr w:type="spellStart"/>
+      <w:r>
+        <w:t>setProvider</w:t>
+      </w:r>
+      <w:proofErr w:type="spellEnd"/>
+      <w:r>
+        <w:t xml:space="preserve">, </w:t>
+      </w:r>
+      <w:proofErr w:type="spellStart"/>
+      <w:r>
+        <w:t>setServices</w:t>
+      </w:r>
+      <w:proofErr w:type="spellEnd"/>
+      <w:r>
+        <w:t xml:space="preserve">, </w:t>
+      </w:r>
+      <w:proofErr w:type="spellStart"/>
+      <w:r>
+        <w:t>setSchedule</w:t>
+      </w:r>
+      <w:proofErr w:type="spellEnd"/>
+      <w:r>
+        <w:t xml:space="preserve">, </w:t>
+      </w:r>
+      <w:proofErr w:type="spellStart"/>
+      <w:r>
+        <w:t>setLocation</w:t>
+      </w:r>
+      <w:proofErr w:type="spellEnd"/>
+      <w:r>
+        <w:t xml:space="preserve">, </w:t>
+      </w:r>
+      <w:proofErr w:type="spellStart"/>
+      <w:r>
+        <w:t>setEstimate</w:t>
+      </w:r>
+      <w:proofErr w:type="spellEnd"/>
+      <w:r>
+        <w:t xml:space="preserve">, </w:t>
+      </w:r>
+      <w:proofErr w:type="spellStart"/>
+      <w:r>
+        <w:t>clearDraft</w:t>
+      </w:r>
+      <w:proofErr w:type="spellEnd"/>
+    </w:p>
+    <w:p>
+      <w:proofErr w:type="spellStart"/>
+      <w:r>
+        <w:rPr>
+          <w:b/>
+          <w:bCs/>
+        </w:rPr>
+        <w:t>signUpDraft.ts</w:t>
+      </w:r>
+      <w:proofErr w:type="spellEnd"/>
+      <w:r>
+        <w:t xml:space="preserve"> — Holds multi-step onboarding form state. Cleared once onboarding is complete. </w:t>
+      </w:r>
+    </w:p>
+    <w:p>
+      <w:pPr>
+        <w:numPr>
+          <w:ilvl w:val="0"/>
+          <w:numId w:val="18"/>
+        </w:numPr>
+      </w:pPr>
+      <w:proofErr w:type="spellStart"/>
+      <w:r>
+        <w:t>firstName</w:t>
+      </w:r>
+      <w:proofErr w:type="spellEnd"/>
+      <w:r>
+        <w:t xml:space="preserve"> / </w:t>
+      </w:r>
+      <w:proofErr w:type="spellStart"/>
+      <w:r>
+        <w:t>lastName</w:t>
+      </w:r>
+      <w:proofErr w:type="spellEnd"/>
+      <w:r>
+        <w:t xml:space="preserve"> — collected in Step 1</w:t>
+      </w:r>
+    </w:p>
+    <w:p>
+      <w:pPr>
+        <w:numPr>
+          <w:ilvl w:val="0"/>
+          <w:numId w:val="18"/>
+        </w:numPr>
+      </w:pPr>
+      <w:r>
+        <w:t>role — 'customer' or 'provider', selected in Step 2</w:t>
+      </w:r>
+    </w:p>
+    <w:p>
+      <w:pPr>
+        <w:numPr>
+          <w:ilvl w:val="0"/>
+          <w:numId w:val="18"/>
+        </w:numPr>
+      </w:pPr>
+      <w:r>
+        <w:t>vehicle — object with make, model, year, vin for customer path</w:t>
+      </w:r>
+    </w:p>
+    <w:p>
+      <w:pPr>
+        <w:numPr>
+          <w:ilvl w:val="0"/>
+          <w:numId w:val="18"/>
+        </w:numPr>
+      </w:pPr>
+      <w:proofErr w:type="spellStart"/>
+      <w:r>
+        <w:t>providerTypeId</w:t>
+      </w:r>
+      <w:proofErr w:type="spellEnd"/>
+      <w:r>
+        <w:t xml:space="preserve"> — selected provider type UUID for provider path</w:t>
+      </w:r>
+    </w:p>
+    <w:p>
+      <w:pPr>
+        <w:numPr>
+          <w:ilvl w:val="0"/>
+          <w:numId w:val="18"/>
+        </w:numPr>
+      </w:pPr>
+      <w:proofErr w:type="spellStart"/>
+      <w:r>
+        <w:t>selectedServiceIds</w:t>
+      </w:r>
+      <w:proofErr w:type="spellEnd"/>
+      <w:r>
+        <w:t xml:space="preserve"> — array of catalog service IDs selected during onboarding</w:t>
+      </w:r>
+    </w:p>
+    <w:p>
+      <w:pPr>
+        <w:numPr>
+          <w:ilvl w:val="0"/>
+          <w:numId w:val="18"/>
+        </w:numPr>
+      </w:pPr>
+      <w:r>
+        <w:t>bio — provider bio text</w:t>
+      </w:r>
+    </w:p>
+    <w:p>
+      <w:pPr>
+        <w:numPr>
+          <w:ilvl w:val="0"/>
+          <w:numId w:val="18"/>
+        </w:numPr>
+      </w:pPr>
+      <w:proofErr w:type="spellStart"/>
+      <w:r>
+        <w:t>mileRadius</w:t>
+      </w:r>
+      <w:proofErr w:type="spellEnd"/>
+      <w:r>
+        <w:t xml:space="preserve"> — provider service radius</w:t>
+      </w:r>
+    </w:p>
+    <w:p>
+      <w:pPr>
+        <w:numPr>
+          <w:ilvl w:val="0"/>
+          <w:numId w:val="18"/>
+        </w:numPr>
+      </w:pPr>
+      <w:r>
+        <w:t xml:space="preserve">Actions: </w:t>
+      </w:r>
+      <w:proofErr w:type="spellStart"/>
+      <w:r>
+        <w:t>setName</w:t>
+      </w:r>
+      <w:proofErr w:type="spellEnd"/>
+      <w:r>
+        <w:t xml:space="preserve">, </w:t>
+      </w:r>
+      <w:proofErr w:type="spellStart"/>
+      <w:r>
+        <w:t>setRole</w:t>
+      </w:r>
+      <w:proofErr w:type="spellEnd"/>
+      <w:r>
+        <w:t xml:space="preserve">, </w:t>
+      </w:r>
+      <w:proofErr w:type="spellStart"/>
+      <w:r>
+        <w:t>setVehicle</w:t>
+      </w:r>
+      <w:proofErr w:type="spellEnd"/>
+      <w:r>
+        <w:t xml:space="preserve">, </w:t>
+      </w:r>
+      <w:proofErr w:type="spellStart"/>
+      <w:r>
+        <w:t>setProviderType</w:t>
+      </w:r>
+      <w:proofErr w:type="spellEnd"/>
+      <w:r>
+        <w:t xml:space="preserve">, </w:t>
+      </w:r>
+      <w:proofErr w:type="spellStart"/>
+      <w:r>
+        <w:t>setServices</w:t>
+      </w:r>
+      <w:proofErr w:type="spellEnd"/>
+      <w:r>
+        <w:t xml:space="preserve">, </w:t>
+      </w:r>
+      <w:proofErr w:type="spellStart"/>
+      <w:r>
+        <w:t>setBio</w:t>
+      </w:r>
+      <w:proofErr w:type="spellEnd"/>
+      <w:r>
+        <w:t xml:space="preserve">, </w:t>
+      </w:r>
+      <w:proofErr w:type="spellStart"/>
+      <w:r>
+        <w:t>setMileRadius</w:t>
+      </w:r>
+      <w:proofErr w:type="spellEnd"/>
+      <w:r>
+        <w:t xml:space="preserve">, </w:t>
+      </w:r>
+      <w:proofErr w:type="spellStart"/>
+      <w:r>
+        <w:t>clearDraft</w:t>
+      </w:r>
+      <w:proofErr w:type="spellEnd"/>
+    </w:p>
+    <w:p>
+      <w:r>
+        <w:rPr>
+          <w:b/>
+          <w:bCs/>
+        </w:rPr>
+        <w:t>For all new users (after SSO sign in):</w:t>
+      </w:r>
+    </w:p>
+    <w:p>
+      <w:pPr>
+        <w:numPr>
+          <w:ilvl w:val="0"/>
+          <w:numId w:val="19"/>
+        </w:numPr>
+      </w:pPr>
+      <w:r>
+        <w:rPr>
+          <w:b/>
+          <w:bCs/>
+        </w:rPr>
+        <w:t>Step 1</w:t>
+      </w:r>
+      <w:r>
+        <w:t xml:space="preserve"> — Enter first and last name</w:t>
+      </w:r>
+    </w:p>
+    <w:p>
+      <w:pPr>
+        <w:numPr>
+          <w:ilvl w:val="0"/>
+          <w:numId w:val="19"/>
+        </w:numPr>
+      </w:pPr>
+      <w:r>
+        <w:rPr>
+          <w:b/>
+          <w:bCs/>
+        </w:rPr>
+        <w:t>Step 2</w:t>
+      </w:r>
+      <w:r>
+        <w:t xml:space="preserve"> — Select role: customer or provider</w:t>
+      </w:r>
+    </w:p>
+    <w:p>
       <w:r>
         <w:rPr>
           <w:b/>
           <w:bCs/>
         </w:rPr>
         <w:lastRenderedPageBreak/>
-        <w:t>5. STRIPE INTEGRATION POINTS</w:t>
-      </w:r>
-    </w:p>
-    <w:p/>
-    <w:p>
-      <w:r>
-        <w:t xml:space="preserve">File Location: </w:t>
+        <w:t>Then the path splits:</w:t>
+      </w:r>
+    </w:p>
+    <w:p>
+      <w:r>
+        <w:rPr>
+          <w:b/>
+          <w:bCs/>
+        </w:rPr>
+        <w:t>Customer path:</w:t>
+      </w:r>
+    </w:p>
+    <w:p>
+      <w:pPr>
+        <w:numPr>
+          <w:ilvl w:val="0"/>
+          <w:numId w:val="20"/>
+        </w:numPr>
+      </w:pPr>
+      <w:r>
+        <w:rPr>
+          <w:b/>
+          <w:bCs/>
+        </w:rPr>
+        <w:t>Step 3</w:t>
+      </w:r>
+      <w:r>
+        <w:t xml:space="preserve"> — Add vehicle details (make, model, year, VIN)</w:t>
+      </w:r>
+    </w:p>
+    <w:p>
+      <w:r>
+        <w:rPr>
+          <w:b/>
+          <w:bCs/>
+        </w:rPr>
+        <w:t>Provider path:</w:t>
+      </w:r>
+    </w:p>
+    <w:p>
+      <w:pPr>
+        <w:numPr>
+          <w:ilvl w:val="0"/>
+          <w:numId w:val="21"/>
+        </w:numPr>
+      </w:pPr>
+      <w:r>
+        <w:rPr>
+          <w:b/>
+          <w:bCs/>
+        </w:rPr>
+        <w:t>Step 3</w:t>
+      </w:r>
+      <w:r>
+        <w:t xml:space="preserve"> — Select provider type (Detailer or Mechanic)</w:t>
+      </w:r>
+    </w:p>
+    <w:p>
+      <w:pPr>
+        <w:numPr>
+          <w:ilvl w:val="0"/>
+          <w:numId w:val="21"/>
+        </w:numPr>
+      </w:pPr>
+      <w:r>
+        <w:rPr>
+          <w:b/>
+          <w:bCs/>
+        </w:rPr>
+        <w:t>Step 4</w:t>
+      </w:r>
+      <w:r>
+        <w:t xml:space="preserve"> — Select services from catalog</w:t>
+      </w:r>
+    </w:p>
+    <w:p>
+      <w:pPr>
+        <w:numPr>
+          <w:ilvl w:val="0"/>
+          <w:numId w:val="21"/>
+        </w:numPr>
+      </w:pPr>
+      <w:r>
+        <w:rPr>
+          <w:b/>
+          <w:bCs/>
+        </w:rPr>
+        <w:t>Step 5</w:t>
+      </w:r>
+      <w:r>
+        <w:t xml:space="preserve"> — Add bio, service radius</w:t>
+      </w:r>
+    </w:p>
+    <w:p>
+      <w:pPr>
+        <w:numPr>
+          <w:ilvl w:val="0"/>
+          <w:numId w:val="21"/>
+        </w:numPr>
+      </w:pPr>
+      <w:r>
+        <w:rPr>
+          <w:b/>
+          <w:bCs/>
+        </w:rPr>
+        <w:t>Step 6</w:t>
+      </w:r>
+      <w:r>
+        <w:t xml:space="preserve"> — Pending approval screen while admin reviews profile</w:t>
+      </w:r>
+    </w:p>
+    <w:p>
+      <w:pPr>
+        <w:rPr>
+          <w:sz w:val="36"/>
+          <w:szCs w:val="36"/>
+        </w:rPr>
+      </w:pPr>
+    </w:p>
+    <w:p>
+      <w:pPr>
+        <w:rPr>
+          <w:sz w:val="36"/>
+          <w:szCs w:val="36"/>
+        </w:rPr>
+      </w:pPr>
+      <w:proofErr w:type="spellStart"/>
+      <w:r>
+        <w:rPr>
+          <w:sz w:val="36"/>
+          <w:szCs w:val="36"/>
+        </w:rPr>
+        <w:t>Navitgation</w:t>
+      </w:r>
+      <w:proofErr w:type="spellEnd"/>
+    </w:p>
+    <w:p>
+      <w:r>
+        <w:t>1.</w:t>
+      </w:r>
+      <w:r>
+        <w:t xml:space="preserve"> </w:t>
+      </w:r>
+      <w:r>
+        <w:rPr>
+          <w:b/>
+          <w:bCs/>
+        </w:rPr>
+        <w:t>Root layout</w:t>
+      </w:r>
+      <w:r>
+        <w:t xml:space="preserve"> (app/_</w:t>
+      </w:r>
+      <w:proofErr w:type="spellStart"/>
+      <w:r>
+        <w:t>layout.tsx</w:t>
+      </w:r>
+      <w:proofErr w:type="spellEnd"/>
+      <w:r>
+        <w:t>) — auth gate logic, session listener, redirect rules</w:t>
+      </w:r>
+    </w:p>
+    <w:p>
+      <w:pPr>
+        <w:ind w:firstLine="360"/>
+      </w:pPr>
+      <w:r>
+        <w:rPr>
+          <w:b/>
+          <w:bCs/>
+        </w:rPr>
+        <w:t>Logic Flow:</w:t>
+      </w:r>
+    </w:p>
+    <w:p>
+      <w:pPr>
+        <w:numPr>
+          <w:ilvl w:val="0"/>
+          <w:numId w:val="22"/>
+        </w:numPr>
+      </w:pPr>
+      <w:r>
+        <w:t xml:space="preserve">App loads — </w:t>
+      </w:r>
+      <w:proofErr w:type="spellStart"/>
+      <w:r>
+        <w:t>isLoading</w:t>
+      </w:r>
+      <w:proofErr w:type="spellEnd"/>
+      <w:r>
+        <w:t xml:space="preserve"> is true, show splash/loading screen</w:t>
+      </w:r>
+    </w:p>
+    <w:p>
+      <w:pPr>
+        <w:numPr>
+          <w:ilvl w:val="0"/>
+          <w:numId w:val="22"/>
+        </w:numPr>
+      </w:pPr>
+      <w:proofErr w:type="spellStart"/>
+      <w:r>
+        <w:t>onAuthStateChange</w:t>
+      </w:r>
+      <w:proofErr w:type="spellEnd"/>
+      <w:r>
+        <w:t xml:space="preserve"> fires — check for existing session</w:t>
+      </w:r>
+    </w:p>
+    <w:p>
+      <w:pPr>
+        <w:numPr>
+          <w:ilvl w:val="0"/>
+          <w:numId w:val="22"/>
+        </w:numPr>
+      </w:pPr>
+      <w:r>
+        <w:t>If no session → redirect to (auth)/sign-in</w:t>
+      </w:r>
+    </w:p>
+    <w:p>
+      <w:pPr>
+        <w:numPr>
+          <w:ilvl w:val="0"/>
+          <w:numId w:val="22"/>
+        </w:numPr>
+      </w:pPr>
+      <w:r>
+        <w:t>If session exists → fetch users row</w:t>
+      </w:r>
+    </w:p>
+    <w:p>
+      <w:pPr>
+        <w:numPr>
+          <w:ilvl w:val="0"/>
+          <w:numId w:val="22"/>
+        </w:numPr>
+      </w:pPr>
+      <w:r>
+        <w:t xml:space="preserve">Check </w:t>
+      </w:r>
+      <w:proofErr w:type="spellStart"/>
+      <w:r>
+        <w:t>first_name</w:t>
+      </w:r>
+      <w:proofErr w:type="spellEnd"/>
+      <w:r>
+        <w:t xml:space="preserve"> — if null, user is new → onboarding flow</w:t>
+      </w:r>
+    </w:p>
+    <w:p>
+      <w:pPr>
+        <w:numPr>
+          <w:ilvl w:val="0"/>
+          <w:numId w:val="22"/>
+        </w:numPr>
+      </w:pPr>
+      <w:r>
+        <w:t xml:space="preserve">Check </w:t>
+      </w:r>
+      <w:proofErr w:type="spellStart"/>
+      <w:r>
+        <w:t>is_provider</w:t>
+      </w:r>
+      <w:proofErr w:type="spellEnd"/>
+      <w:r>
+        <w:t xml:space="preserve"> — if true, check </w:t>
+      </w:r>
+      <w:proofErr w:type="spellStart"/>
+      <w:r>
+        <w:t>providers.is_approved</w:t>
+      </w:r>
+      <w:proofErr w:type="spellEnd"/>
+    </w:p>
+    <w:p>
+      <w:pPr>
+        <w:numPr>
+          <w:ilvl w:val="0"/>
+          <w:numId w:val="22"/>
+        </w:numPr>
+      </w:pPr>
+      <w:r>
+        <w:t>Route accordingly</w:t>
+      </w:r>
+    </w:p>
+    <w:p>
+      <w:pPr>
+        <w:numPr>
+          <w:ilvl w:val="0"/>
+          <w:numId w:val="22"/>
+        </w:numPr>
+      </w:pPr>
+      <w:r>
+        <w:t xml:space="preserve">Set </w:t>
+      </w:r>
+      <w:proofErr w:type="spellStart"/>
+      <w:r>
+        <w:t>isLoading</w:t>
+      </w:r>
+      <w:proofErr w:type="spellEnd"/>
+      <w:r>
+        <w:t xml:space="preserve"> to false — render app</w:t>
+      </w:r>
+    </w:p>
+    <w:p/>
+    <w:p>
+      <w:r>
+        <w:t>2.</w:t>
+      </w:r>
+      <w:r>
+        <w:t xml:space="preserve">  </w:t>
+      </w:r>
+      <w:r>
+        <w:rPr>
+          <w:b/>
+          <w:bCs/>
+        </w:rPr>
+        <w:t>Auth stack</w:t>
+      </w:r>
+      <w:r>
+        <w:t xml:space="preserve"> (app/(auth)/_</w:t>
+      </w:r>
+      <w:proofErr w:type="spellStart"/>
+      <w:r>
+        <w:t>layout.tsx</w:t>
+      </w:r>
+      <w:proofErr w:type="spellEnd"/>
+      <w:r>
+        <w:t>) — sign-in and pending-approval screens</w:t>
+      </w:r>
+    </w:p>
+    <w:p>
+      <w:r>
+        <w:tab/>
+      </w:r>
+      <w:r>
+        <w:rPr>
+          <w:b/>
+          <w:bCs/>
+        </w:rPr>
+        <w:t>Purpose:</w:t>
+      </w:r>
+      <w:r>
+        <w:br/>
+        <w:t>Wraps the two auth screens — sign-</w:t>
+      </w:r>
+      <w:proofErr w:type="spellStart"/>
+      <w:r>
+        <w:t>in.tsx</w:t>
+      </w:r>
+      <w:proofErr w:type="spellEnd"/>
+      <w:r>
+        <w:t xml:space="preserve"> and pending-</w:t>
+      </w:r>
+      <w:proofErr w:type="spellStart"/>
+      <w:r>
+        <w:t>approval.tsx</w:t>
+      </w:r>
+      <w:proofErr w:type="spellEnd"/>
+      <w:r>
+        <w:t>. Defines them as a simple stack navigator so the back navigation between them works correctly.</w:t>
+      </w:r>
+    </w:p>
+    <w:p>
+      <w:r>
+        <w:rPr>
+          <w:b/>
+          <w:bCs/>
+        </w:rPr>
+        <w:t>Structure:</w:t>
+      </w:r>
+    </w:p>
+    <w:p>
+      <w:pPr>
+        <w:numPr>
+          <w:ilvl w:val="0"/>
+          <w:numId w:val="23"/>
+        </w:numPr>
+      </w:pPr>
+      <w:r>
+        <w:lastRenderedPageBreak/>
+        <w:t xml:space="preserve">Uses a </w:t>
+      </w:r>
+      <w:r>
+        <w:rPr>
+          <w:b/>
+          <w:bCs/>
+        </w:rPr>
+        <w:t>Stack</w:t>
+      </w:r>
+      <w:r>
+        <w:t xml:space="preserve"> navigator — no tab bar, no header by default</w:t>
+      </w:r>
+    </w:p>
+    <w:p>
+      <w:pPr>
+        <w:numPr>
+          <w:ilvl w:val="0"/>
+          <w:numId w:val="23"/>
+        </w:numPr>
+      </w:pPr>
+      <w:r>
+        <w:t>Only two screens live here: sign-in and pending-approval</w:t>
+      </w:r>
+    </w:p>
+    <w:p>
+      <w:pPr>
+        <w:numPr>
+          <w:ilvl w:val="0"/>
+          <w:numId w:val="23"/>
+        </w:numPr>
+      </w:pPr>
+      <w:r>
+        <w:t>Neither screen should show a back button — users shouldn't be able to navigate back out of auth into the app without a valid session</w:t>
+      </w:r>
+    </w:p>
+    <w:p>
+      <w:r>
+        <w:rPr>
+          <w:b/>
+          <w:bCs/>
+        </w:rPr>
+        <w:t>Key Rules:</w:t>
+      </w:r>
+    </w:p>
+    <w:p>
+      <w:pPr>
+        <w:numPr>
+          <w:ilvl w:val="0"/>
+          <w:numId w:val="24"/>
+        </w:numPr>
+      </w:pPr>
+      <w:r>
+        <w:t>If a user has a valid session they should never land here — the root _</w:t>
+      </w:r>
+      <w:proofErr w:type="spellStart"/>
+      <w:r>
+        <w:t>layout.tsx</w:t>
+      </w:r>
+      <w:proofErr w:type="spellEnd"/>
+      <w:r>
+        <w:t xml:space="preserve"> redirects them away before this layout renders CarApp_Buildsheet.docx</w:t>
+      </w:r>
+    </w:p>
+    <w:p>
+      <w:pPr>
+        <w:numPr>
+          <w:ilvl w:val="0"/>
+          <w:numId w:val="24"/>
+        </w:numPr>
+      </w:pPr>
+      <w:r>
+        <w:t>pending-</w:t>
+      </w:r>
+      <w:proofErr w:type="spellStart"/>
+      <w:r>
+        <w:t>approval.tsx</w:t>
+      </w:r>
+      <w:proofErr w:type="spellEnd"/>
+      <w:r>
+        <w:t xml:space="preserve"> is a dead end by design — providers sit here until </w:t>
+      </w:r>
+      <w:proofErr w:type="spellStart"/>
+      <w:r>
+        <w:t>is_approved</w:t>
+      </w:r>
+      <w:proofErr w:type="spellEnd"/>
+      <w:r>
+        <w:t xml:space="preserve"> = TRUE in the database CarApp_Buildsheet.docx</w:t>
+      </w:r>
+    </w:p>
+    <w:p>
+      <w:pPr>
+        <w:numPr>
+          <w:ilvl w:val="0"/>
+          <w:numId w:val="24"/>
+        </w:numPr>
+      </w:pPr>
+      <w:r>
+        <w:t>No header needed on either screen — both are full-screen UI</w:t>
+      </w:r>
+    </w:p>
+    <w:p/>
+    <w:p>
+      <w:r>
+        <w:t>3.</w:t>
+      </w:r>
+      <w:r>
+        <w:t xml:space="preserve"> </w:t>
+      </w:r>
+      <w:r>
+        <w:rPr>
+          <w:b/>
+          <w:bCs/>
+        </w:rPr>
+        <w:t>Tab navigator</w:t>
+      </w:r>
+      <w:r>
+        <w:t xml:space="preserve"> (app/(tabs)/_</w:t>
+      </w:r>
+      <w:proofErr w:type="spellStart"/>
+      <w:r>
+        <w:t>layout.tsx</w:t>
+      </w:r>
+      <w:proofErr w:type="spellEnd"/>
+      <w:r>
+        <w:t>) — the 5 bottom tabs</w:t>
+      </w:r>
+    </w:p>
+    <w:p>
+      <w:pPr>
+        <w:ind w:left="360"/>
+        <w:rPr>
+          <w:b/>
+          <w:bCs/>
+        </w:rPr>
+      </w:pPr>
+      <w:r>
+        <w:rPr>
+          <w:rStyle w:val="Strong"/>
+        </w:rPr>
+        <w:t>Purpose:</w:t>
+      </w:r>
+      <w:r>
+        <w:br/>
+        <w:t xml:space="preserve">Defines the five bottom navigation tabs. Only renders if the user has a valid session and has completed onboarding — the root </w:t>
+      </w:r>
+      <w:r>
+        <w:rPr>
+          <w:rStyle w:val="HTMLCode"/>
+          <w:rFonts w:eastAsiaTheme="majorEastAsia"/>
+        </w:rPr>
+        <w:t>_</w:t>
+      </w:r>
+      <w:proofErr w:type="spellStart"/>
+      <w:r>
+        <w:rPr>
+          <w:rStyle w:val="HTMLCode"/>
+          <w:rFonts w:eastAsiaTheme="majorEastAsia"/>
+        </w:rPr>
+        <w:t>layout.tsx</w:t>
+      </w:r>
+      <w:proofErr w:type="spellEnd"/>
+      <w:r>
+        <w:t xml:space="preserve"> gates access before this layout ever loads.</w:t>
+      </w:r>
+    </w:p>
+    <w:p>
+      <w:pPr>
+        <w:ind w:firstLine="360"/>
+      </w:pPr>
+      <w:r>
+        <w:rPr>
+          <w:b/>
+          <w:bCs/>
+        </w:rPr>
+        <w:t>Key Rules:</w:t>
+      </w:r>
+    </w:p>
+    <w:p>
+      <w:pPr>
+        <w:numPr>
+          <w:ilvl w:val="0"/>
+          <w:numId w:val="28"/>
+        </w:numPr>
+      </w:pPr>
+      <w:r>
+        <w:t>Tab bar never shown to unauthenticated users CarApp_Buildsheet.docx</w:t>
+      </w:r>
+    </w:p>
+    <w:p>
+      <w:pPr>
+        <w:numPr>
+          <w:ilvl w:val="0"/>
+          <w:numId w:val="28"/>
+        </w:numPr>
+      </w:pPr>
+      <w:r>
+        <w:t>Tab bar never shown to pending providers — held at (auth)/pending-approval CarApp_Buildsheet.docx</w:t>
+      </w:r>
+    </w:p>
+    <w:p>
+      <w:pPr>
+        <w:numPr>
+          <w:ilvl w:val="0"/>
+          <w:numId w:val="28"/>
+        </w:numPr>
+      </w:pPr>
+      <w:r>
+        <w:t>Each tab maintains its own independent navigation stack</w:t>
+      </w:r>
+    </w:p>
+    <w:p>
+      <w:pPr>
+        <w:numPr>
+          <w:ilvl w:val="0"/>
+          <w:numId w:val="28"/>
+        </w:numPr>
+      </w:pPr>
+      <w:r>
+        <w:t xml:space="preserve">Default landing tab is </w:t>
+      </w:r>
+      <w:r>
+        <w:rPr>
+          <w:b/>
+          <w:bCs/>
+        </w:rPr>
+        <w:t>Search</w:t>
+      </w:r>
+    </w:p>
+    <w:p/>
+    <w:p>
+      <w:r>
+        <w:t>4.</w:t>
+      </w:r>
+      <w:r>
+        <w:t xml:space="preserve"> </w:t>
+      </w:r>
+      <w:r>
+        <w:rPr>
+          <w:b/>
+          <w:bCs/>
+        </w:rPr>
+        <w:t>Screen params</w:t>
+      </w:r>
+      <w:r>
+        <w:t xml:space="preserve"> (</w:t>
       </w:r>
       <w:proofErr w:type="spellStart"/>
       <w:r>
@@ -2527,300 +3175,304 @@
       </w:r>
       <w:proofErr w:type="spellEnd"/>
       <w:r>
-        <w:t>/lib/stripe/</w:t>
-      </w:r>
-      <w:proofErr w:type="spellStart"/>
-      <w:r>
-        <w:t>index.ts</w:t>
-      </w:r>
-      <w:proofErr w:type="spellEnd"/>
-    </w:p>
-    <w:p/>
-    <w:p>
-      <w:r>
-        <w:t xml:space="preserve">IMPORTANT: All Stripe calls must route through </w:t>
-      </w:r>
-      <w:proofErr w:type="spellStart"/>
-      <w:r>
-        <w:t>Supabase</w:t>
-      </w:r>
-      <w:proofErr w:type="spellEnd"/>
-      <w:r>
-        <w:t xml:space="preserve"> Edge Functions. The Stripe secret key must never be exposed </w:t>
-      </w:r>
-      <w:proofErr w:type="gramStart"/>
-      <w:r>
-        <w:t>on</w:t>
-      </w:r>
-      <w:proofErr w:type="gramEnd"/>
-      <w:r>
-        <w:t xml:space="preserve"> the client.</w:t>
-      </w:r>
-    </w:p>
-    <w:p/>
-    <w:p>
-      <w:r>
-        <w:t>5.1 Booking Deposit — 15% One-Time Payment</w:t>
-      </w:r>
-    </w:p>
-    <w:p/>
-    <w:p>
-      <w:r>
-        <w:t>Trigger: User taps "Book This Service"</w:t>
-      </w:r>
-    </w:p>
-    <w:p>
-      <w:r>
-        <w:t xml:space="preserve">Function: </w:t>
-      </w:r>
-      <w:proofErr w:type="spellStart"/>
-      <w:r>
-        <w:t>createBookingPaymentIntent</w:t>
-      </w:r>
-      <w:proofErr w:type="spellEnd"/>
-      <w:r>
-        <w:t>(</w:t>
-      </w:r>
-      <w:proofErr w:type="spellStart"/>
-      <w:r>
-        <w:t>totalEstimate</w:t>
-      </w:r>
-      <w:proofErr w:type="spellEnd"/>
-      <w:r>
-        <w:t>)</w:t>
-      </w:r>
-    </w:p>
-    <w:p/>
-    <w:p>
-      <w:r>
-        <w:t>Logic:</w:t>
-      </w:r>
-    </w:p>
-    <w:p>
-      <w:r>
-        <w:tab/>
-        <w:t>- Calculates 15% of the total estimate</w:t>
-      </w:r>
-    </w:p>
-    <w:p>
-      <w:r>
-        <w:tab/>
-        <w:t>- Calls Edge Function: create-payment-intent</w:t>
-      </w:r>
-    </w:p>
-    <w:p>
-      <w:r>
-        <w:tab/>
-        <w:t xml:space="preserve">- Returns </w:t>
-      </w:r>
-      <w:proofErr w:type="spellStart"/>
-      <w:r>
-        <w:t>clientSecret</w:t>
-      </w:r>
-      <w:proofErr w:type="spellEnd"/>
-      <w:r>
-        <w:t xml:space="preserve"> to the Stripe SDK on the frontend</w:t>
-      </w:r>
-    </w:p>
-    <w:p>
-      <w:r>
-        <w:tab/>
-        <w:t xml:space="preserve">- Resulting </w:t>
-      </w:r>
-      <w:proofErr w:type="spellStart"/>
-      <w:r>
-        <w:t>stripe_payment_id</w:t>
-      </w:r>
-      <w:proofErr w:type="spellEnd"/>
-      <w:r>
-        <w:t xml:space="preserve"> is stored on the appointments record</w:t>
-      </w:r>
-    </w:p>
-    <w:p/>
-    <w:p>
-      <w:r>
-        <w:t>5.2 Deposit Forfeiture / Refund</w:t>
-      </w:r>
-    </w:p>
-    <w:p/>
-    <w:p>
-      <w:r>
-        <w:t xml:space="preserve">Trigger: </w:t>
-      </w:r>
-      <w:proofErr w:type="spellStart"/>
-      <w:proofErr w:type="gramStart"/>
-      <w:r>
-        <w:t>cancelAppointment</w:t>
-      </w:r>
-      <w:proofErr w:type="spellEnd"/>
-      <w:r>
-        <w:t>(</w:t>
-      </w:r>
-      <w:proofErr w:type="gramEnd"/>
-      <w:r>
-        <w:t>) is called</w:t>
-      </w:r>
-    </w:p>
-    <w:p>
-      <w:r>
-        <w:t xml:space="preserve">Function: </w:t>
-      </w:r>
-      <w:proofErr w:type="spellStart"/>
-      <w:proofErr w:type="gramStart"/>
-      <w:r>
-        <w:t>captureOrRefundDeposit</w:t>
-      </w:r>
-      <w:proofErr w:type="spellEnd"/>
-      <w:r>
-        <w:t>(</w:t>
-      </w:r>
-      <w:proofErr w:type="spellStart"/>
-      <w:proofErr w:type="gramEnd"/>
-      <w:r>
-        <w:t>paymentIntentId</w:t>
-      </w:r>
-      <w:proofErr w:type="spellEnd"/>
-      <w:r>
-        <w:t>, forfeited)</w:t>
-      </w:r>
-    </w:p>
-    <w:p/>
-    <w:p>
-      <w:r>
-        <w:t>Logic:</w:t>
-      </w:r>
-    </w:p>
-    <w:p>
-      <w:r>
-        <w:tab/>
-        <w:t>- If cancelled within 24 hours → capture deposit (forfeited)</w:t>
-      </w:r>
-    </w:p>
-    <w:p>
-      <w:r>
-        <w:tab/>
-        <w:t>- If cancelled outside 24 hours → cancel and refund payment intent</w:t>
-      </w:r>
-    </w:p>
-    <w:p>
-      <w:r>
+        <w:t>/types/</w:t>
+      </w:r>
+      <w:proofErr w:type="spellStart"/>
+      <w:r>
+        <w:t>navigation.ts</w:t>
+      </w:r>
+      <w:proofErr w:type="spellEnd"/>
+      <w:r>
+        <w:t>) — typed params for dynamic routes like provider/[id], book/[</w:t>
+      </w:r>
+      <w:proofErr w:type="spellStart"/>
+      <w:r>
+        <w:t>providerId</w:t>
+      </w:r>
+      <w:proofErr w:type="spellEnd"/>
+      <w:r>
+        <w:t>], bookings/[id], inbox/[</w:t>
+      </w:r>
+      <w:proofErr w:type="spellStart"/>
+      <w:r>
+        <w:t>threadId</w:t>
+      </w:r>
+      <w:proofErr w:type="spellEnd"/>
+      <w:r>
+        <w:t>]</w:t>
+      </w:r>
+    </w:p>
+    <w:p>
+      <w:pPr>
+        <w:ind w:left="720"/>
+      </w:pPr>
+      <w:r>
+        <w:rPr>
+          <w:b/>
+          <w:bCs/>
+        </w:rPr>
+        <w:t>Purpose:</w:t>
+      </w:r>
+      <w:r>
+        <w:br/>
+        <w:t>Defines TypeScript types for every route in the app that accepts parameters. This ensures screens know exactly what to expect when navigated to, and TypeScript catches any missing or wrong params before the app runs.</w:t>
+      </w:r>
+    </w:p>
+    <w:p>
+      <w:pPr>
+        <w:ind w:left="720"/>
+      </w:pPr>
+      <w:r>
+        <w:rPr>
+          <w:b/>
+          <w:bCs/>
+        </w:rPr>
         <w:lastRenderedPageBreak/>
-        <w:tab/>
-        <w:t xml:space="preserve">- 24-hour </w:t>
-      </w:r>
-      <w:proofErr w:type="gramStart"/>
-      <w:r>
-        <w:t>check</w:t>
-      </w:r>
-      <w:proofErr w:type="gramEnd"/>
-      <w:r>
-        <w:t xml:space="preserve"> must be enforced both client-side and inside the Edge Function</w:t>
-      </w:r>
-    </w:p>
-    <w:p/>
-    <w:p>
-      <w:r>
-        <w:t>5.3 Recurring Subscription Billing</w:t>
-      </w:r>
-    </w:p>
-    <w:p/>
-    <w:p>
-      <w:r>
-        <w:t>Trigger: User selects a subscription plan</w:t>
-      </w:r>
-    </w:p>
-    <w:p>
-      <w:r>
-        <w:t>Functions:</w:t>
-      </w:r>
-    </w:p>
-    <w:p>
-      <w:r>
-        <w:tab/>
-        <w:t xml:space="preserve">- </w:t>
-      </w:r>
-      <w:proofErr w:type="spellStart"/>
-      <w:proofErr w:type="gramStart"/>
-      <w:r>
-        <w:t>createSubscription</w:t>
-      </w:r>
-      <w:proofErr w:type="spellEnd"/>
-      <w:r>
-        <w:t>(</w:t>
-      </w:r>
-      <w:proofErr w:type="spellStart"/>
-      <w:proofErr w:type="gramEnd"/>
-      <w:r>
-        <w:t>customerId</w:t>
-      </w:r>
-      <w:proofErr w:type="spellEnd"/>
-      <w:r>
-        <w:t xml:space="preserve">, </w:t>
-      </w:r>
-      <w:proofErr w:type="spellStart"/>
-      <w:r>
-        <w:t>priceId</w:t>
-      </w:r>
-      <w:proofErr w:type="spellEnd"/>
-      <w:r>
-        <w:t>)</w:t>
-      </w:r>
-    </w:p>
-    <w:p>
-      <w:r>
-        <w:tab/>
-        <w:t xml:space="preserve">  Creates a Stripe subscription and stores </w:t>
-      </w:r>
-      <w:proofErr w:type="spellStart"/>
-      <w:r>
-        <w:t>stripe_subscription_id</w:t>
-      </w:r>
-      <w:proofErr w:type="spellEnd"/>
-      <w:r>
-        <w:t xml:space="preserve"> on the subscriptions record.</w:t>
-      </w:r>
-    </w:p>
-    <w:p/>
-    <w:p>
-      <w:r>
-        <w:tab/>
-        <w:t xml:space="preserve">- </w:t>
-      </w:r>
-      <w:proofErr w:type="spellStart"/>
-      <w:r>
-        <w:t>cancelSubscription</w:t>
-      </w:r>
-      <w:proofErr w:type="spellEnd"/>
-      <w:r>
-        <w:t>(</w:t>
-      </w:r>
-      <w:proofErr w:type="spellStart"/>
-      <w:r>
-        <w:t>subscriptionId</w:t>
-      </w:r>
-      <w:proofErr w:type="spellEnd"/>
-      <w:r>
-        <w:t>)</w:t>
-      </w:r>
-    </w:p>
-    <w:p>
-      <w:r>
-        <w:tab/>
-        <w:t xml:space="preserve">  Cancels the Stripe subscription and updates the subscriptions table status to cancelled.</w:t>
-      </w:r>
-    </w:p>
-    <w:p/>
-    <w:p/>
-    <w:p/>
-    <w:p/>
-    <w:p/>
-    <w:p/>
-    <w:p/>
-    <w:p/>
-    <w:p/>
-    <w:p/>
-    <w:p/>
-    <w:p/>
+        <w:t>Dynamic Routes &amp; Their Params:</w:t>
+      </w:r>
+    </w:p>
+    <w:p>
+      <w:pPr>
+        <w:numPr>
+          <w:ilvl w:val="0"/>
+          <w:numId w:val="26"/>
+        </w:numPr>
+        <w:tabs>
+          <w:tab w:val="clear" w:pos="720"/>
+          <w:tab w:val="num" w:pos="1440"/>
+        </w:tabs>
+        <w:ind w:left="1440"/>
+      </w:pPr>
+      <w:r>
+        <w:t>provider/[id] — { id: string } — the provider's UUID from the providers table carApp_supabase_schema.docx</w:t>
+      </w:r>
+    </w:p>
+    <w:p>
+      <w:pPr>
+        <w:numPr>
+          <w:ilvl w:val="0"/>
+          <w:numId w:val="26"/>
+        </w:numPr>
+        <w:tabs>
+          <w:tab w:val="clear" w:pos="720"/>
+          <w:tab w:val="num" w:pos="1440"/>
+        </w:tabs>
+        <w:ind w:left="1440"/>
+      </w:pPr>
+      <w:r>
+        <w:t>book/[</w:t>
+      </w:r>
+      <w:proofErr w:type="spellStart"/>
+      <w:r>
+        <w:t>providerId</w:t>
+      </w:r>
+      <w:proofErr w:type="spellEnd"/>
+      <w:r>
+        <w:t xml:space="preserve">] — { </w:t>
+      </w:r>
+      <w:proofErr w:type="spellStart"/>
+      <w:r>
+        <w:t>providerId</w:t>
+      </w:r>
+      <w:proofErr w:type="spellEnd"/>
+      <w:r>
+        <w:t>: string } — passed from the provider profile into the booking flow</w:t>
+      </w:r>
+    </w:p>
+    <w:p>
+      <w:pPr>
+        <w:numPr>
+          <w:ilvl w:val="0"/>
+          <w:numId w:val="26"/>
+        </w:numPr>
+        <w:tabs>
+          <w:tab w:val="clear" w:pos="720"/>
+          <w:tab w:val="num" w:pos="1440"/>
+        </w:tabs>
+        <w:ind w:left="1440"/>
+      </w:pPr>
+      <w:r>
+        <w:t>bookings/[id] — { id: string } — the appointment UUID from the appointments table carApp_supabase_schema.docx</w:t>
+      </w:r>
+    </w:p>
+    <w:p>
+      <w:pPr>
+        <w:numPr>
+          <w:ilvl w:val="0"/>
+          <w:numId w:val="26"/>
+        </w:numPr>
+        <w:tabs>
+          <w:tab w:val="clear" w:pos="720"/>
+          <w:tab w:val="num" w:pos="1440"/>
+        </w:tabs>
+        <w:ind w:left="1440"/>
+      </w:pPr>
+      <w:r>
+        <w:t>inbox/[</w:t>
+      </w:r>
+      <w:proofErr w:type="spellStart"/>
+      <w:r>
+        <w:t>threadId</w:t>
+      </w:r>
+      <w:proofErr w:type="spellEnd"/>
+      <w:r>
+        <w:t xml:space="preserve">] — { </w:t>
+      </w:r>
+      <w:proofErr w:type="spellStart"/>
+      <w:r>
+        <w:t>threadId</w:t>
+      </w:r>
+      <w:proofErr w:type="spellEnd"/>
+      <w:r>
+        <w:t xml:space="preserve">: string } — the message thread UUID from </w:t>
+      </w:r>
+      <w:proofErr w:type="spellStart"/>
+      <w:r>
+        <w:t>message_threads</w:t>
+      </w:r>
+      <w:proofErr w:type="spellEnd"/>
+      <w:r>
+        <w:t xml:space="preserve"> carApp_supabase_schema.docx</w:t>
+      </w:r>
+    </w:p>
+    <w:p>
+      <w:pPr>
+        <w:ind w:left="720"/>
+      </w:pPr>
+      <w:r>
+        <w:rPr>
+          <w:b/>
+          <w:bCs/>
+        </w:rPr>
+        <w:t>Key Notes:</w:t>
+      </w:r>
+    </w:p>
+    <w:p>
+      <w:pPr>
+        <w:numPr>
+          <w:ilvl w:val="0"/>
+          <w:numId w:val="27"/>
+        </w:numPr>
+        <w:tabs>
+          <w:tab w:val="clear" w:pos="720"/>
+          <w:tab w:val="num" w:pos="1440"/>
+        </w:tabs>
+        <w:ind w:left="1440"/>
+      </w:pPr>
+      <w:r>
+        <w:t>All params are string — Expo Router passes URL params as strings by default</w:t>
+      </w:r>
+    </w:p>
+    <w:p>
+      <w:pPr>
+        <w:numPr>
+          <w:ilvl w:val="0"/>
+          <w:numId w:val="27"/>
+        </w:numPr>
+        <w:tabs>
+          <w:tab w:val="clear" w:pos="720"/>
+          <w:tab w:val="num" w:pos="1440"/>
+        </w:tabs>
+        <w:ind w:left="1440"/>
+      </w:pPr>
+      <w:r>
+        <w:t xml:space="preserve">These types connect directly to your </w:t>
+      </w:r>
+      <w:proofErr w:type="spellStart"/>
+      <w:r>
+        <w:t>models.ts</w:t>
+      </w:r>
+      <w:proofErr w:type="spellEnd"/>
+      <w:r>
+        <w:t xml:space="preserve"> entities — id maps to Provider.id, Appointment.id, and MessageThread.id CarApp_Buildsheet.docx</w:t>
+      </w:r>
+    </w:p>
+    <w:p>
+      <w:pPr>
+        <w:numPr>
+          <w:ilvl w:val="0"/>
+          <w:numId w:val="27"/>
+        </w:numPr>
+        <w:tabs>
+          <w:tab w:val="clear" w:pos="720"/>
+          <w:tab w:val="num" w:pos="1440"/>
+        </w:tabs>
+        <w:ind w:left="1440"/>
+      </w:pPr>
+      <w:r>
+        <w:t>Static routes (tabs, auth screens) have no params and don't need types here</w:t>
+      </w:r>
+    </w:p>
+    <w:p/>
+    <w:p/>
+    <w:p>
+      <w:r>
+        <w:t xml:space="preserve">Note: </w:t>
+      </w:r>
+    </w:p>
+    <w:p>
+      <w:pPr>
+        <w:pStyle w:val="ListParagraph"/>
+        <w:numPr>
+          <w:ilvl w:val="0"/>
+          <w:numId w:val="25"/>
+        </w:numPr>
+      </w:pPr>
+      <w:r>
+        <w:t>In Expo Router, every folder inside app/ that contains screens must have a _</w:t>
+      </w:r>
+      <w:proofErr w:type="spellStart"/>
+      <w:r>
+        <w:t>layout.tsx</w:t>
+      </w:r>
+      <w:proofErr w:type="spellEnd"/>
+      <w:r>
+        <w:t xml:space="preserve"> file. This file acts as the wrapper for every screen inside that folder — it defines how those screens are structured and navigated, without being a screen itself.</w:t>
+      </w:r>
+    </w:p>
+    <w:p>
+      <w:pPr>
+        <w:pStyle w:val="ListParagraph"/>
+      </w:pPr>
+    </w:p>
+    <w:p>
+      <w:pPr>
+        <w:pStyle w:val="ListParagraph"/>
+        <w:numPr>
+          <w:ilvl w:val="0"/>
+          <w:numId w:val="25"/>
+        </w:numPr>
+      </w:pPr>
+      <w:r>
+        <w:t xml:space="preserve">In Expo Router, parentheses around a folder name mean it's a </w:t>
+      </w:r>
+      <w:r>
+        <w:rPr>
+          <w:b/>
+          <w:bCs/>
+        </w:rPr>
+        <w:t>route group</w:t>
+      </w:r>
+      <w:r>
+        <w:t xml:space="preserve"> CarApp_Buildsheet.docx. The folder is used purely for organization — the name inside the parentheses is completely invisible to the URL/navigation path.</w:t>
+      </w:r>
+    </w:p>
+    <w:p>
+      <w:pPr>
+        <w:ind w:left="720"/>
+      </w:pPr>
+      <w:r>
+        <w:t>So (auth) and (tabs) are just logical groupings that let you apply different layouts to different sets of screens, without the folder name showing up in the route. A screen at app/(tabs)/search/</w:t>
+      </w:r>
+      <w:proofErr w:type="spellStart"/>
+      <w:r>
+        <w:t>index.tsx</w:t>
+      </w:r>
+      <w:proofErr w:type="spellEnd"/>
+      <w:r>
+        <w:t xml:space="preserve"> navigates to /search, not /(tabs)/search.</w:t>
+      </w:r>
+    </w:p>
     <w:p/>
     <w:p/>
     <w:p>
@@ -2840,45 +3492,157 @@
           <w:szCs w:val="36"/>
         </w:rPr>
         <w:lastRenderedPageBreak/>
-        <w:t xml:space="preserve">Type System </w:t>
-      </w:r>
-    </w:p>
-    <w:p/>
-    <w:p>
-      <w:r>
-        <w:t>## Overview</w:t>
-      </w:r>
-    </w:p>
-    <w:p>
-      <w:r>
-        <w:t>The type system has been defined and saved to the codebase. This is a foundational step that ensures all data flowing through the app is structured, predictable, and consistent across every layer — from the database to the UI.</w:t>
-      </w:r>
-    </w:p>
-    <w:p/>
-    <w:p>
-      <w:r>
-        <w:t>## What Was Completed</w:t>
-      </w:r>
-    </w:p>
-    <w:p/>
+        <w:t>Development Phase</w:t>
+      </w:r>
+      <w:r>
+        <w:rPr>
+          <w:b/>
+          <w:bCs/>
+          <w:sz w:val="36"/>
+          <w:szCs w:val="36"/>
+        </w:rPr>
+        <w:t xml:space="preserve"> Outline</w:t>
+      </w:r>
+    </w:p>
+    <w:p>
+      <w:r>
+        <w:t>PHASE 1 — FOUNDATION</w:t>
+      </w:r>
+    </w:p>
     <w:p>
       <w:r>
         <w:t xml:space="preserve">1. </w:t>
       </w:r>
       <w:proofErr w:type="spellStart"/>
       <w:r>
-        <w:t>Supabase</w:t>
-      </w:r>
-      <w:proofErr w:type="spellEnd"/>
-      <w:r>
-        <w:t xml:space="preserve"> Types Generated (</w:t>
-      </w:r>
-      <w:proofErr w:type="spellStart"/>
-      <w:r>
         <w:t>src</w:t>
       </w:r>
       <w:proofErr w:type="spellEnd"/>
       <w:r>
+        <w:t>/lib/</w:t>
+      </w:r>
+      <w:proofErr w:type="spellStart"/>
+      <w:r>
+        <w:t>supabase</w:t>
+      </w:r>
+      <w:proofErr w:type="spellEnd"/>
+      <w:r>
+        <w:t>/</w:t>
+      </w:r>
+      <w:proofErr w:type="spellStart"/>
+      <w:r>
+        <w:t>client.ts</w:t>
+      </w:r>
+      <w:proofErr w:type="spellEnd"/>
+      <w:r>
+        <w:t xml:space="preserve"> — COMPLETE</w:t>
+      </w:r>
+    </w:p>
+    <w:p>
+      <w:r>
+        <w:t xml:space="preserve">2. </w:t>
+      </w:r>
+      <w:proofErr w:type="spellStart"/>
+      <w:r>
+        <w:t>src</w:t>
+      </w:r>
+      <w:proofErr w:type="spellEnd"/>
+      <w:r>
+        <w:t>/lib/</w:t>
+      </w:r>
+      <w:proofErr w:type="spellStart"/>
+      <w:r>
+        <w:t>supabase</w:t>
+      </w:r>
+      <w:proofErr w:type="spellEnd"/>
+      <w:r>
+        <w:t>/</w:t>
+      </w:r>
+      <w:proofErr w:type="spellStart"/>
+      <w:r>
+        <w:t>auth.ts</w:t>
+      </w:r>
+      <w:proofErr w:type="spellEnd"/>
+      <w:r>
+        <w:t xml:space="preserve"> — </w:t>
+      </w:r>
+      <w:proofErr w:type="spellStart"/>
+      <w:r>
+        <w:t>signInWithGoogle</w:t>
+      </w:r>
+      <w:proofErr w:type="spellEnd"/>
+      <w:r>
+        <w:t xml:space="preserve">, </w:t>
+      </w:r>
+      <w:proofErr w:type="spellStart"/>
+      <w:r>
+        <w:t>signInWithApple</w:t>
+      </w:r>
+      <w:proofErr w:type="spellEnd"/>
+      <w:r>
+        <w:t xml:space="preserve">, </w:t>
+      </w:r>
+      <w:proofErr w:type="spellStart"/>
+      <w:r>
+        <w:t>signOut</w:t>
+      </w:r>
+      <w:proofErr w:type="spellEnd"/>
+      <w:r>
+        <w:t xml:space="preserve">, </w:t>
+      </w:r>
+      <w:proofErr w:type="spellStart"/>
+      <w:r>
+        <w:t>isNewUser</w:t>
+      </w:r>
+      <w:proofErr w:type="spellEnd"/>
+    </w:p>
+    <w:p>
+      <w:r>
+        <w:t xml:space="preserve">3. </w:t>
+      </w:r>
+      <w:proofErr w:type="spellStart"/>
+      <w:r>
+        <w:t>src</w:t>
+      </w:r>
+      <w:proofErr w:type="spellEnd"/>
+      <w:r>
+        <w:t>/state/</w:t>
+      </w:r>
+      <w:proofErr w:type="spellStart"/>
+      <w:r>
+        <w:t>auth.ts</w:t>
+      </w:r>
+      <w:proofErr w:type="spellEnd"/>
+      <w:r>
+        <w:t xml:space="preserve"> — </w:t>
+      </w:r>
+      <w:proofErr w:type="spellStart"/>
+      <w:r>
+        <w:t>Zustand</w:t>
+      </w:r>
+      <w:proofErr w:type="spellEnd"/>
+      <w:r>
+        <w:t xml:space="preserve"> store with </w:t>
+      </w:r>
+      <w:proofErr w:type="spellStart"/>
+      <w:r>
+        <w:t>onAuthStateChange</w:t>
+      </w:r>
+      <w:proofErr w:type="spellEnd"/>
+      <w:r>
+        <w:t xml:space="preserve"> listener</w:t>
+      </w:r>
+    </w:p>
+    <w:p>
+      <w:r>
+        <w:t xml:space="preserve">4. </w:t>
+      </w:r>
+      <w:proofErr w:type="spellStart"/>
+      <w:r>
+        <w:t>src</w:t>
+      </w:r>
+      <w:proofErr w:type="spellEnd"/>
+      <w:r>
         <w:t>/types/</w:t>
       </w:r>
       <w:proofErr w:type="spellStart"/>
@@ -2887,122 +3651,324 @@
       </w:r>
       <w:proofErr w:type="spellEnd"/>
       <w:r>
-        <w:t>)</w:t>
-      </w:r>
-    </w:p>
-    <w:p>
-      <w:r>
-        <w:t xml:space="preserve">Auto-generated directly from the live </w:t>
-      </w:r>
-      <w:proofErr w:type="spellStart"/>
-      <w:r>
-        <w:t>Supabase</w:t>
-      </w:r>
-      <w:proofErr w:type="spellEnd"/>
-      <w:r>
-        <w:t xml:space="preserve"> database schema. This file describes the exact shape of every table in the database including all columns and their data types. It covers the following tables:</w:t>
-      </w:r>
-    </w:p>
-    <w:p/>
-    <w:p>
-      <w:r>
-        <w:t>- users</w:t>
-      </w:r>
-    </w:p>
-    <w:p>
-      <w:r>
-        <w:t xml:space="preserve">- </w:t>
-      </w:r>
-      <w:proofErr w:type="spellStart"/>
-      <w:r>
-        <w:t>user_information</w:t>
-      </w:r>
-      <w:proofErr w:type="spellEnd"/>
-    </w:p>
-    <w:p>
-      <w:r>
-        <w:t xml:space="preserve">- </w:t>
-      </w:r>
-      <w:proofErr w:type="spellStart"/>
-      <w:r>
-        <w:t>user_car_information</w:t>
-      </w:r>
-      <w:proofErr w:type="spellEnd"/>
-    </w:p>
-    <w:p>
-      <w:r>
-        <w:t>- providers</w:t>
-      </w:r>
-    </w:p>
-    <w:p>
-      <w:r>
-        <w:t xml:space="preserve">- </w:t>
-      </w:r>
-      <w:proofErr w:type="spellStart"/>
-      <w:r>
-        <w:t>provider_types</w:t>
-      </w:r>
-      <w:proofErr w:type="spellEnd"/>
-    </w:p>
-    <w:p>
-      <w:r>
-        <w:t xml:space="preserve">- </w:t>
-      </w:r>
-      <w:proofErr w:type="spellStart"/>
-      <w:r>
-        <w:t>provider_services</w:t>
-      </w:r>
-      <w:proofErr w:type="spellEnd"/>
-    </w:p>
-    <w:p>
-      <w:r>
-        <w:t xml:space="preserve">- </w:t>
-      </w:r>
-      <w:proofErr w:type="spellStart"/>
-      <w:r>
-        <w:t>service_catalog</w:t>
-      </w:r>
-      <w:proofErr w:type="spellEnd"/>
-    </w:p>
-    <w:p>
-      <w:r>
-        <w:t>- appointments</w:t>
-      </w:r>
-    </w:p>
-    <w:p>
-      <w:r>
-        <w:t>- reviews</w:t>
-      </w:r>
-    </w:p>
-    <w:p>
-      <w:r>
-        <w:t xml:space="preserve">- </w:t>
-      </w:r>
-      <w:proofErr w:type="spellStart"/>
-      <w:r>
-        <w:t>message_threads</w:t>
-      </w:r>
-      <w:proofErr w:type="spellEnd"/>
-    </w:p>
-    <w:p>
-      <w:r>
-        <w:t>- messages</w:t>
-      </w:r>
-    </w:p>
-    <w:p>
-      <w:r>
-        <w:t>- notifications</w:t>
-      </w:r>
-    </w:p>
-    <w:p>
-      <w:r>
-        <w:t>- subscriptions</w:t>
-      </w:r>
+        <w:t xml:space="preserve"> — COMPLETE</w:t>
+      </w:r>
+    </w:p>
+    <w:p>
+      <w:r>
+        <w:t xml:space="preserve">5. </w:t>
+      </w:r>
+      <w:proofErr w:type="spellStart"/>
+      <w:r>
+        <w:t>src</w:t>
+      </w:r>
+      <w:proofErr w:type="spellEnd"/>
+      <w:r>
+        <w:t>/types/</w:t>
+      </w:r>
+      <w:proofErr w:type="spellStart"/>
+      <w:r>
+        <w:t>models.ts</w:t>
+      </w:r>
+      <w:proofErr w:type="spellEnd"/>
+      <w:r>
+        <w:t xml:space="preserve"> — COMPLETE</w:t>
+      </w:r>
+    </w:p>
+    <w:p>
+      <w:r>
+        <w:t xml:space="preserve">6. </w:t>
+      </w:r>
+      <w:proofErr w:type="spellStart"/>
+      <w:r>
+        <w:t>src</w:t>
+      </w:r>
+      <w:proofErr w:type="spellEnd"/>
+      <w:r>
+        <w:t>/types/</w:t>
+      </w:r>
+      <w:proofErr w:type="spellStart"/>
+      <w:r>
+        <w:t>navigation.ts</w:t>
+      </w:r>
+      <w:proofErr w:type="spellEnd"/>
+    </w:p>
+    <w:p/>
+    <w:p>
+      <w:r>
+        <w:t>PHASE 2 — NAVIGATION SCAFFOLD</w:t>
+      </w:r>
+    </w:p>
+    <w:p>
+      <w:r>
+        <w:t>7. app/_</w:t>
+      </w:r>
+      <w:proofErr w:type="spellStart"/>
+      <w:r>
+        <w:t>layout.tsx</w:t>
+      </w:r>
+      <w:proofErr w:type="spellEnd"/>
+      <w:r>
+        <w:t xml:space="preserve"> — root layout, auth gate, session listener, redirect logic</w:t>
+      </w:r>
+    </w:p>
+    <w:p>
+      <w:r>
+        <w:t>8. app/(auth)/_</w:t>
+      </w:r>
+      <w:proofErr w:type="spellStart"/>
+      <w:r>
+        <w:t>layout.tsx</w:t>
+      </w:r>
+      <w:proofErr w:type="spellEnd"/>
+    </w:p>
+    <w:p>
+      <w:r>
+        <w:t>9. app/(tabs)/_</w:t>
+      </w:r>
+      <w:proofErr w:type="spellStart"/>
+      <w:r>
+        <w:t>layout.tsx</w:t>
+      </w:r>
+      <w:proofErr w:type="spellEnd"/>
+      <w:r>
+        <w:t xml:space="preserve"> — five tabs with </w:t>
+      </w:r>
+      <w:proofErr w:type="spellStart"/>
+      <w:r>
+        <w:t>Ionicons</w:t>
+      </w:r>
+      <w:proofErr w:type="spellEnd"/>
+    </w:p>
+    <w:p>
+      <w:r>
+        <w:t>10. app/</w:t>
+      </w:r>
+      <w:proofErr w:type="spellStart"/>
+      <w:r>
+        <w:t>index.tsx</w:t>
+      </w:r>
+      <w:proofErr w:type="spellEnd"/>
+      <w:r>
+        <w:t xml:space="preserve"> — redirect to sign-in</w:t>
+      </w:r>
+    </w:p>
+    <w:p/>
+    <w:p>
+      <w:r>
+        <w:t>PHASE 3 — AUTH SCREENS AND ONBOARDING</w:t>
+      </w:r>
+    </w:p>
+    <w:p>
+      <w:r>
+        <w:t>11. app/(auth)/sign-</w:t>
+      </w:r>
+      <w:proofErr w:type="spellStart"/>
+      <w:r>
+        <w:t>in.tsx</w:t>
+      </w:r>
+      <w:proofErr w:type="spellEnd"/>
+    </w:p>
+    <w:p>
+      <w:r>
+        <w:t>12. app/(auth)/pending-</w:t>
+      </w:r>
+      <w:proofErr w:type="spellStart"/>
+      <w:r>
+        <w:t>approval.tsx</w:t>
+      </w:r>
+      <w:proofErr w:type="spellEnd"/>
+    </w:p>
+    <w:p>
+      <w:r>
+        <w:t xml:space="preserve">13. </w:t>
+      </w:r>
+      <w:proofErr w:type="spellStart"/>
+      <w:r>
+        <w:t>src</w:t>
+      </w:r>
+      <w:proofErr w:type="spellEnd"/>
+      <w:r>
+        <w:t>/state/</w:t>
+      </w:r>
+      <w:proofErr w:type="spellStart"/>
+      <w:r>
+        <w:t>signUpDraft.ts</w:t>
+      </w:r>
+      <w:proofErr w:type="spellEnd"/>
+    </w:p>
+    <w:p>
+      <w:r>
+        <w:t xml:space="preserve">14. </w:t>
+      </w:r>
+      <w:proofErr w:type="spellStart"/>
+      <w:r>
+        <w:t>src</w:t>
+      </w:r>
+      <w:proofErr w:type="spellEnd"/>
+      <w:r>
+        <w:t xml:space="preserve">/components/auth/ — </w:t>
+      </w:r>
+      <w:proofErr w:type="spellStart"/>
+      <w:r>
+        <w:t>StepIndicator</w:t>
+      </w:r>
+      <w:proofErr w:type="spellEnd"/>
+      <w:r>
+        <w:t xml:space="preserve">, </w:t>
+      </w:r>
+      <w:proofErr w:type="spellStart"/>
+      <w:r>
+        <w:t>RoleSelector</w:t>
+      </w:r>
+      <w:proofErr w:type="spellEnd"/>
+      <w:r>
+        <w:t xml:space="preserve">, </w:t>
+      </w:r>
+      <w:proofErr w:type="spellStart"/>
+      <w:r>
+        <w:t>ServicePicker</w:t>
+      </w:r>
+      <w:proofErr w:type="spellEnd"/>
+      <w:r>
+        <w:t xml:space="preserve">, </w:t>
+      </w:r>
+      <w:proofErr w:type="spellStart"/>
+      <w:r>
+        <w:t>VehicleForm</w:t>
+      </w:r>
+      <w:proofErr w:type="spellEnd"/>
+    </w:p>
+    <w:p/>
+    <w:p>
+      <w:r>
+        <w:t>PHASE 4 — DATA LAYER</w:t>
+      </w:r>
+    </w:p>
+    <w:p>
+      <w:r>
+        <w:t xml:space="preserve">15. </w:t>
+      </w:r>
+      <w:proofErr w:type="spellStart"/>
+      <w:r>
+        <w:t>src</w:t>
+      </w:r>
+      <w:proofErr w:type="spellEnd"/>
+      <w:r>
+        <w:t>/lib/</w:t>
+      </w:r>
+      <w:proofErr w:type="spellStart"/>
+      <w:r>
+        <w:t>supabase</w:t>
+      </w:r>
+      <w:proofErr w:type="spellEnd"/>
+      <w:r>
+        <w:t>/</w:t>
+      </w:r>
+      <w:proofErr w:type="spellStart"/>
+      <w:r>
+        <w:t>queries.ts</w:t>
+      </w:r>
+      <w:proofErr w:type="spellEnd"/>
+    </w:p>
+    <w:p>
+      <w:r>
+        <w:t xml:space="preserve">16. </w:t>
+      </w:r>
+      <w:proofErr w:type="spellStart"/>
+      <w:r>
+        <w:t>src</w:t>
+      </w:r>
+      <w:proofErr w:type="spellEnd"/>
+      <w:r>
+        <w:t>/lib/</w:t>
+      </w:r>
+      <w:proofErr w:type="spellStart"/>
+      <w:r>
+        <w:t>supabase</w:t>
+      </w:r>
+      <w:proofErr w:type="spellEnd"/>
+      <w:r>
+        <w:t>/</w:t>
+      </w:r>
+      <w:proofErr w:type="spellStart"/>
+      <w:r>
+        <w:t>mutations.ts</w:t>
+      </w:r>
+      <w:proofErr w:type="spellEnd"/>
+    </w:p>
+    <w:p>
+      <w:r>
+        <w:t xml:space="preserve">17. </w:t>
+      </w:r>
+      <w:proofErr w:type="spellStart"/>
+      <w:r>
+        <w:t>src</w:t>
+      </w:r>
+      <w:proofErr w:type="spellEnd"/>
+      <w:r>
+        <w:t>/utils/</w:t>
+      </w:r>
+      <w:proofErr w:type="spellStart"/>
+      <w:r>
+        <w:t>validators.ts</w:t>
+      </w:r>
+      <w:proofErr w:type="spellEnd"/>
+      <w:r>
+        <w:t xml:space="preserve"> — </w:t>
+      </w:r>
+      <w:proofErr w:type="spellStart"/>
+      <w:r>
+        <w:t>containsFlaggedContent</w:t>
+      </w:r>
+      <w:proofErr w:type="spellEnd"/>
+      <w:r>
+        <w:t>()</w:t>
+      </w:r>
+    </w:p>
+    <w:p>
+      <w:r>
+        <w:t xml:space="preserve">18. </w:t>
+      </w:r>
+      <w:proofErr w:type="spellStart"/>
+      <w:r>
+        <w:t>src</w:t>
+      </w:r>
+      <w:proofErr w:type="spellEnd"/>
+      <w:r>
+        <w:t>/utils/</w:t>
+      </w:r>
+      <w:proofErr w:type="spellStart"/>
+      <w:r>
+        <w:t>money.ts</w:t>
+      </w:r>
+      <w:proofErr w:type="spellEnd"/>
+      <w:r>
+        <w:t xml:space="preserve"> and </w:t>
+      </w:r>
+      <w:proofErr w:type="spellStart"/>
+      <w:r>
+        <w:t>src</w:t>
+      </w:r>
+      <w:proofErr w:type="spellEnd"/>
+      <w:r>
+        <w:t>/utils/</w:t>
+      </w:r>
+      <w:proofErr w:type="spellStart"/>
+      <w:r>
+        <w:t>date.ts</w:t>
+      </w:r>
+      <w:proofErr w:type="spellEnd"/>
     </w:p>
     <w:p>
       <w:r>
         <w:lastRenderedPageBreak/>
-        <w:t>2. Model Types Defined (</w:t>
+        <w:t>PHASE 5 — STATE STORES</w:t>
+      </w:r>
+    </w:p>
+    <w:p>
+      <w:r>
+        <w:t xml:space="preserve">19. </w:t>
       </w:r>
       <w:proofErr w:type="spellStart"/>
       <w:r>
@@ -3010,94 +3976,241 @@
       </w:r>
       <w:proofErr w:type="spellEnd"/>
       <w:r>
-        <w:t>/types/</w:t>
-      </w:r>
-      <w:proofErr w:type="spellStart"/>
-      <w:r>
-        <w:t>models.ts</w:t>
-      </w:r>
-      <w:proofErr w:type="spellEnd"/>
-      <w:r>
-        <w:t>)</w:t>
-      </w:r>
-    </w:p>
-    <w:p>
-      <w:r>
-        <w:t xml:space="preserve">- Appointment status locked to valid values only: pending, confirmed, </w:t>
-      </w:r>
-      <w:proofErr w:type="spellStart"/>
-      <w:r>
-        <w:t>in_progress</w:t>
-      </w:r>
-      <w:proofErr w:type="spellEnd"/>
-      <w:r>
-        <w:t>, completed, cancelled</w:t>
-      </w:r>
-    </w:p>
-    <w:p>
-      <w:r>
-        <w:t xml:space="preserve">- Subscription status locked </w:t>
-      </w:r>
-      <w:proofErr w:type="gramStart"/>
-      <w:r>
-        <w:t>to:</w:t>
-      </w:r>
-      <w:proofErr w:type="gramEnd"/>
-      <w:r>
-        <w:t xml:space="preserve"> active, paused, cancelled</w:t>
-      </w:r>
-    </w:p>
-    <w:p>
-      <w:r>
-        <w:t xml:space="preserve">- Subscription frequency locked </w:t>
-      </w:r>
-      <w:proofErr w:type="gramStart"/>
-      <w:r>
-        <w:t>to:</w:t>
-      </w:r>
-      <w:proofErr w:type="gramEnd"/>
-      <w:r>
-        <w:t xml:space="preserve"> weekly, </w:t>
-      </w:r>
-      <w:proofErr w:type="gramStart"/>
-      <w:r>
-        <w:t>biweekly</w:t>
-      </w:r>
-      <w:proofErr w:type="gramEnd"/>
-      <w:r>
-        <w:t>, monthly</w:t>
-      </w:r>
-    </w:p>
-    <w:p>
-      <w:r>
-        <w:t>- Notification type locked to a defined set of event types</w:t>
-      </w:r>
-    </w:p>
-    <w:p>
-      <w:r>
-        <w:t xml:space="preserve">- </w:t>
-      </w:r>
-      <w:proofErr w:type="spellStart"/>
-      <w:r>
-        <w:t>ServiceSnapshot</w:t>
-      </w:r>
-      <w:proofErr w:type="spellEnd"/>
-      <w:r>
-        <w:t xml:space="preserve"> type defined to describe the shape of the JSONB services field on appointments and subscriptions</w:t>
-      </w:r>
-    </w:p>
-    <w:p>
-      <w:r>
-        <w:t xml:space="preserve">- </w:t>
-      </w:r>
-      <w:proofErr w:type="spellStart"/>
-      <w:r>
-        <w:t>ProviderWithDetails</w:t>
-      </w:r>
-      <w:proofErr w:type="spellEnd"/>
-      <w:r>
-        <w:t xml:space="preserve"> composite type created for provider profile display, joining provider, user, and services data</w:t>
-      </w:r>
+        <w:t>/state/</w:t>
+      </w:r>
+      <w:proofErr w:type="spellStart"/>
+      <w:r>
+        <w:t>search.ts</w:t>
+      </w:r>
+      <w:proofErr w:type="spellEnd"/>
+    </w:p>
+    <w:p>
+      <w:r>
+        <w:t xml:space="preserve">20. </w:t>
+      </w:r>
+      <w:proofErr w:type="spellStart"/>
+      <w:r>
+        <w:t>src</w:t>
+      </w:r>
+      <w:proofErr w:type="spellEnd"/>
+      <w:r>
+        <w:t>/state/</w:t>
+      </w:r>
+      <w:proofErr w:type="spellStart"/>
+      <w:r>
+        <w:t>bookingDraft.ts</w:t>
+      </w:r>
+      <w:proofErr w:type="spellEnd"/>
+    </w:p>
+    <w:p/>
+    <w:p>
+      <w:r>
+        <w:t>PHASE 6 — UI COMPONENTS AND DESIGN TOKENS</w:t>
+      </w:r>
+    </w:p>
+    <w:p>
+      <w:r>
+        <w:t xml:space="preserve">21. </w:t>
+      </w:r>
+      <w:proofErr w:type="spellStart"/>
+      <w:r>
+        <w:t>src</w:t>
+      </w:r>
+      <w:proofErr w:type="spellEnd"/>
+      <w:r>
+        <w:t>/design/</w:t>
+      </w:r>
+      <w:proofErr w:type="spellStart"/>
+      <w:r>
+        <w:t>tokens.ts</w:t>
+      </w:r>
+      <w:proofErr w:type="spellEnd"/>
+      <w:r>
+        <w:t xml:space="preserve">, </w:t>
+      </w:r>
+      <w:proofErr w:type="spellStart"/>
+      <w:r>
+        <w:t>theme.ts</w:t>
+      </w:r>
+      <w:proofErr w:type="spellEnd"/>
+      <w:r>
+        <w:t xml:space="preserve">, </w:t>
+      </w:r>
+      <w:proofErr w:type="spellStart"/>
+      <w:r>
+        <w:t>typography.ts</w:t>
+      </w:r>
+      <w:proofErr w:type="spellEnd"/>
+    </w:p>
+    <w:p>
+      <w:r>
+        <w:t xml:space="preserve">22. </w:t>
+      </w:r>
+      <w:proofErr w:type="spellStart"/>
+      <w:r>
+        <w:t>src</w:t>
+      </w:r>
+      <w:proofErr w:type="spellEnd"/>
+      <w:r>
+        <w:t>/components/</w:t>
+      </w:r>
+      <w:proofErr w:type="spellStart"/>
+      <w:r>
+        <w:t>ui</w:t>
+      </w:r>
+      <w:proofErr w:type="spellEnd"/>
+      <w:r>
+        <w:t xml:space="preserve">/ — Button, Text, Card, Avatar, Rating, Sheet, Spacer, </w:t>
+      </w:r>
+      <w:proofErr w:type="spellStart"/>
+      <w:r>
+        <w:t>TextField</w:t>
+      </w:r>
+      <w:proofErr w:type="spellEnd"/>
+    </w:p>
+    <w:p/>
+    <w:p>
+      <w:r>
+        <w:t>PHASE 7 — SCREENS</w:t>
+      </w:r>
+    </w:p>
+    <w:p>
+      <w:r>
+        <w:t>23. search/</w:t>
+      </w:r>
+      <w:proofErr w:type="spellStart"/>
+      <w:r>
+        <w:t>index.tsx</w:t>
+      </w:r>
+      <w:proofErr w:type="spellEnd"/>
+      <w:r>
+        <w:t xml:space="preserve">, </w:t>
+      </w:r>
+      <w:proofErr w:type="spellStart"/>
+      <w:r>
+        <w:t>results.tsx</w:t>
+      </w:r>
+      <w:proofErr w:type="spellEnd"/>
+      <w:r>
+        <w:t>, provider/[id].</w:t>
+      </w:r>
+      <w:proofErr w:type="spellStart"/>
+      <w:r>
+        <w:t>tsx</w:t>
+      </w:r>
+      <w:proofErr w:type="spellEnd"/>
+      <w:r>
+        <w:t>, book/[</w:t>
+      </w:r>
+      <w:proofErr w:type="spellStart"/>
+      <w:r>
+        <w:t>providerId</w:t>
+      </w:r>
+      <w:proofErr w:type="spellEnd"/>
+      <w:r>
+        <w:t>].</w:t>
+      </w:r>
+      <w:proofErr w:type="spellStart"/>
+      <w:r>
+        <w:t>tsx</w:t>
+      </w:r>
+      <w:proofErr w:type="spellEnd"/>
+    </w:p>
+    <w:p>
+      <w:r>
+        <w:t>24. bookings/</w:t>
+      </w:r>
+      <w:proofErr w:type="spellStart"/>
+      <w:r>
+        <w:t>index.tsx</w:t>
+      </w:r>
+      <w:proofErr w:type="spellEnd"/>
+      <w:r>
+        <w:t xml:space="preserve">, </w:t>
+      </w:r>
+      <w:proofErr w:type="spellStart"/>
+      <w:r>
+        <w:t>past.tsx</w:t>
+      </w:r>
+      <w:proofErr w:type="spellEnd"/>
+      <w:r>
+        <w:t>, [id].</w:t>
+      </w:r>
+      <w:proofErr w:type="spellStart"/>
+      <w:r>
+        <w:t>tsx</w:t>
+      </w:r>
+      <w:proofErr w:type="spellEnd"/>
+    </w:p>
+    <w:p>
+      <w:r>
+        <w:t>25. inbox/</w:t>
+      </w:r>
+      <w:proofErr w:type="spellStart"/>
+      <w:r>
+        <w:t>index.tsx</w:t>
+      </w:r>
+      <w:proofErr w:type="spellEnd"/>
+      <w:r>
+        <w:t>, [</w:t>
+      </w:r>
+      <w:proofErr w:type="spellStart"/>
+      <w:r>
+        <w:t>threadId</w:t>
+      </w:r>
+      <w:proofErr w:type="spellEnd"/>
+      <w:r>
+        <w:t>].</w:t>
+      </w:r>
+      <w:proofErr w:type="spellStart"/>
+      <w:r>
+        <w:t>tsx</w:t>
+      </w:r>
+      <w:proofErr w:type="spellEnd"/>
+    </w:p>
+    <w:p>
+      <w:r>
+        <w:t>26. services/</w:t>
+      </w:r>
+      <w:proofErr w:type="spellStart"/>
+      <w:r>
+        <w:t>index.tsx</w:t>
+      </w:r>
+      <w:proofErr w:type="spellEnd"/>
+    </w:p>
+    <w:p>
+      <w:r>
+        <w:t>27. more/</w:t>
+      </w:r>
+      <w:proofErr w:type="spellStart"/>
+      <w:r>
+        <w:t>index.tsx</w:t>
+      </w:r>
+      <w:proofErr w:type="spellEnd"/>
+      <w:r>
+        <w:t xml:space="preserve">, </w:t>
+      </w:r>
+      <w:proofErr w:type="spellStart"/>
+      <w:r>
+        <w:t>account.tsx</w:t>
+      </w:r>
+      <w:proofErr w:type="spellEnd"/>
+      <w:r>
+        <w:t xml:space="preserve">, </w:t>
+      </w:r>
+      <w:proofErr w:type="spellStart"/>
+      <w:r>
+        <w:t>provider.tsx</w:t>
+      </w:r>
+      <w:proofErr w:type="spellEnd"/>
+      <w:r>
+        <w:t xml:space="preserve">, </w:t>
+      </w:r>
+      <w:proofErr w:type="spellStart"/>
+      <w:r>
+        <w:t>settings.tsx</w:t>
+      </w:r>
+      <w:proofErr w:type="spellEnd"/>
     </w:p>
     <w:sectPr>
       <w:pgSz w:w="12240" w:h="15840"/>
@@ -3112,6 +4225,155 @@
 <file path=word/numbering.xml><?xml version="1.0" encoding="utf-8"?>
 <w:numbering xmlns:wpc="http://schemas.microsoft.com/office/word/2010/wordprocessingCanvas" xmlns:cx="http://schemas.microsoft.com/office/drawing/2014/chartex" xmlns:cx1="http://schemas.microsoft.com/office/drawing/2015/9/8/chartex" xmlns:cx2="http://schemas.microsoft.com/office/drawing/2015/10/21/chartex" xmlns:cx3="http://schemas.microsoft.com/office/drawing/2016/5/9/chartex" xmlns:cx4="http://schemas.microsoft.com/office/drawing/2016/5/10/chartex" xmlns:cx5="http://schemas.microsoft.com/office/drawing/2016/5/11/chartex" xmlns:cx6="http://schemas.microsoft.com/office/drawing/2016/5/12/chartex" xmlns:cx7="http://schemas.microsoft.com/office/drawing/2016/5/13/chartex" xmlns:cx8="http://schemas.microsoft.com/office/drawing/2016/5/14/chartex" xmlns:mc="http://schemas.openxmlformats.org/markup-compatibility/2006" xmlns:aink="http://schemas.microsoft.com/office/drawing/2016/ink" xmlns:am3d="http://schemas.microsoft.com/office/drawing/2017/model3d" xmlns:o="urn:schemas-microsoft-com:office:office" xmlns:oel="http://schemas.microsoft.com/office/2019/extlst" xmlns:r="http://schemas.openxmlformats.org/officeDocument/2006/relationships" xmlns:m="http://schemas.openxmlformats.org/officeDocument/2006/math" xmlns:v="urn:schemas-microsoft-com:vml" xmlns:wp14="http://schemas.microsoft.com/office/word/2010/wordprocessingDrawing" xmlns:wp="http://schemas.openxmlformats.org/drawingml/2006/wordprocessingDrawing" xmlns:w10="urn:schemas-microsoft-com:office:word" xmlns:w="http://schemas.openxmlformats.org/wordprocessingml/2006/main" xmlns:w14="http://schemas.microsoft.com/office/word/2010/wordml" xmlns:w15="http://schemas.microsoft.com/office/word/2012/wordml" xmlns:w16cex="http://schemas.microsoft.com/office/word/2018/wordml/cex" xmlns:w16cid="http://schemas.microsoft.com/office/word/2016/wordml/cid" xmlns:w16="http://schemas.microsoft.com/office/word/2018/wordml" xmlns:w16du="http://schemas.microsoft.com/office/word/2023/wordml/word16du" xmlns:w16sdtdh="http://schemas.microsoft.com/office/word/2020/wordml/sdtdatahash" xmlns:w16sdtfl="http://schemas.microsoft.com/office/word/2024/wordml/sdtformatlock" xmlns:w16se="http://schemas.microsoft.com/office/word/2015/wordml/symex" xmlns:wpg="http://schemas.microsoft.com/office/word/2010/wordprocessingGroup" xmlns:wpi="http://schemas.microsoft.com/office/word/2010/wordprocessingInk" xmlns:wne="http://schemas.microsoft.com/office/word/2006/wordml" xmlns:wps="http://schemas.microsoft.com/office/word/2010/wordprocessingShape" mc:Ignorable="w14 w15 w16se w16cid w16 w16cex w16sdtdh w16sdtfl w16du wp14">
   <w:abstractNum w:abstractNumId="0" w15:restartNumberingAfterBreak="0">
+    <w:nsid w:val="048063BD"/>
+    <w:multiLevelType w:val="multilevel"/>
+    <w:tmpl w:val="1630ACF0"/>
+    <w:lvl w:ilvl="0">
+      <w:start w:val="1"/>
+      <w:numFmt w:val="bullet"/>
+      <w:lvlText w:val=""/>
+      <w:lvlJc w:val="left"/>
+      <w:pPr>
+        <w:tabs>
+          <w:tab w:val="num" w:pos="720"/>
+        </w:tabs>
+        <w:ind w:left="720" w:hanging="360"/>
+      </w:pPr>
+      <w:rPr>
+        <w:rFonts w:ascii="Symbol" w:hAnsi="Symbol" w:hint="default"/>
+        <w:sz w:val="20"/>
+      </w:rPr>
+    </w:lvl>
+    <w:lvl w:ilvl="1" w:tentative="1">
+      <w:start w:val="1"/>
+      <w:numFmt w:val="bullet"/>
+      <w:lvlText w:val="o"/>
+      <w:lvlJc w:val="left"/>
+      <w:pPr>
+        <w:tabs>
+          <w:tab w:val="num" w:pos="1440"/>
+        </w:tabs>
+        <w:ind w:left="1440" w:hanging="360"/>
+      </w:pPr>
+      <w:rPr>
+        <w:rFonts w:ascii="Courier New" w:hAnsi="Courier New" w:hint="default"/>
+        <w:sz w:val="20"/>
+      </w:rPr>
+    </w:lvl>
+    <w:lvl w:ilvl="2" w:tentative="1">
+      <w:start w:val="1"/>
+      <w:numFmt w:val="bullet"/>
+      <w:lvlText w:val=""/>
+      <w:lvlJc w:val="left"/>
+      <w:pPr>
+        <w:tabs>
+          <w:tab w:val="num" w:pos="2160"/>
+        </w:tabs>
+        <w:ind w:left="2160" w:hanging="360"/>
+      </w:pPr>
+      <w:rPr>
+        <w:rFonts w:ascii="Wingdings" w:hAnsi="Wingdings" w:hint="default"/>
+        <w:sz w:val="20"/>
+      </w:rPr>
+    </w:lvl>
+    <w:lvl w:ilvl="3" w:tentative="1">
+      <w:start w:val="1"/>
+      <w:numFmt w:val="bullet"/>
+      <w:lvlText w:val=""/>
+      <w:lvlJc w:val="left"/>
+      <w:pPr>
+        <w:tabs>
+          <w:tab w:val="num" w:pos="2880"/>
+        </w:tabs>
+        <w:ind w:left="2880" w:hanging="360"/>
+      </w:pPr>
+      <w:rPr>
+        <w:rFonts w:ascii="Wingdings" w:hAnsi="Wingdings" w:hint="default"/>
+        <w:sz w:val="20"/>
+      </w:rPr>
+    </w:lvl>
+    <w:lvl w:ilvl="4" w:tentative="1">
+      <w:start w:val="1"/>
+      <w:numFmt w:val="bullet"/>
+      <w:lvlText w:val=""/>
+      <w:lvlJc w:val="left"/>
+      <w:pPr>
+        <w:tabs>
+          <w:tab w:val="num" w:pos="3600"/>
+        </w:tabs>
+        <w:ind w:left="3600" w:hanging="360"/>
+      </w:pPr>
+      <w:rPr>
+        <w:rFonts w:ascii="Wingdings" w:hAnsi="Wingdings" w:hint="default"/>
+        <w:sz w:val="20"/>
+      </w:rPr>
+    </w:lvl>
+    <w:lvl w:ilvl="5" w:tentative="1">
+      <w:start w:val="1"/>
+      <w:numFmt w:val="bullet"/>
+      <w:lvlText w:val=""/>
+      <w:lvlJc w:val="left"/>
+      <w:pPr>
+        <w:tabs>
+          <w:tab w:val="num" w:pos="4320"/>
+        </w:tabs>
+        <w:ind w:left="4320" w:hanging="360"/>
+      </w:pPr>
+      <w:rPr>
+        <w:rFonts w:ascii="Wingdings" w:hAnsi="Wingdings" w:hint="default"/>
+        <w:sz w:val="20"/>
+      </w:rPr>
+    </w:lvl>
+    <w:lvl w:ilvl="6" w:tentative="1">
+      <w:start w:val="1"/>
+      <w:numFmt w:val="bullet"/>
+      <w:lvlText w:val=""/>
+      <w:lvlJc w:val="left"/>
+      <w:pPr>
+        <w:tabs>
+          <w:tab w:val="num" w:pos="5040"/>
+        </w:tabs>
+        <w:ind w:left="5040" w:hanging="360"/>
+      </w:pPr>
+      <w:rPr>
+        <w:rFonts w:ascii="Wingdings" w:hAnsi="Wingdings" w:hint="default"/>
+        <w:sz w:val="20"/>
+      </w:rPr>
+    </w:lvl>
+    <w:lvl w:ilvl="7" w:tentative="1">
+      <w:start w:val="1"/>
+      <w:numFmt w:val="bullet"/>
+      <w:lvlText w:val=""/>
+      <w:lvlJc w:val="left"/>
+      <w:pPr>
+        <w:tabs>
+          <w:tab w:val="num" w:pos="5760"/>
+        </w:tabs>
+        <w:ind w:left="5760" w:hanging="360"/>
+      </w:pPr>
+      <w:rPr>
+        <w:rFonts w:ascii="Wingdings" w:hAnsi="Wingdings" w:hint="default"/>
+        <w:sz w:val="20"/>
+      </w:rPr>
+    </w:lvl>
+    <w:lvl w:ilvl="8" w:tentative="1">
+      <w:start w:val="1"/>
+      <w:numFmt w:val="bullet"/>
+      <w:lvlText w:val=""/>
+      <w:lvlJc w:val="left"/>
+      <w:pPr>
+        <w:tabs>
+          <w:tab w:val="num" w:pos="6480"/>
+        </w:tabs>
+        <w:ind w:left="6480" w:hanging="360"/>
+      </w:pPr>
+      <w:rPr>
+        <w:rFonts w:ascii="Wingdings" w:hAnsi="Wingdings" w:hint="default"/>
+        <w:sz w:val="20"/>
+      </w:rPr>
+    </w:lvl>
+  </w:abstractNum>
+  <w:abstractNum w:abstractNumId="1" w15:restartNumberingAfterBreak="0">
     <w:nsid w:val="08DF7DC5"/>
     <w:multiLevelType w:val="multilevel"/>
     <w:tmpl w:val="7FD22352"/>
@@ -3260,7 +4522,269 @@
       </w:rPr>
     </w:lvl>
   </w:abstractNum>
-  <w:abstractNum w:abstractNumId="1" w15:restartNumberingAfterBreak="0">
+  <w:abstractNum w:abstractNumId="2" w15:restartNumberingAfterBreak="0">
+    <w:nsid w:val="08E431C1"/>
+    <w:multiLevelType w:val="multilevel"/>
+    <w:tmpl w:val="FE047EE0"/>
+    <w:lvl w:ilvl="0">
+      <w:start w:val="1"/>
+      <w:numFmt w:val="decimal"/>
+      <w:lvlText w:val="%1."/>
+      <w:lvlJc w:val="left"/>
+      <w:pPr>
+        <w:tabs>
+          <w:tab w:val="num" w:pos="720"/>
+        </w:tabs>
+        <w:ind w:left="720" w:hanging="360"/>
+      </w:pPr>
+    </w:lvl>
+    <w:lvl w:ilvl="1" w:tentative="1">
+      <w:start w:val="1"/>
+      <w:numFmt w:val="decimal"/>
+      <w:lvlText w:val="%2."/>
+      <w:lvlJc w:val="left"/>
+      <w:pPr>
+        <w:tabs>
+          <w:tab w:val="num" w:pos="1440"/>
+        </w:tabs>
+        <w:ind w:left="1440" w:hanging="360"/>
+      </w:pPr>
+    </w:lvl>
+    <w:lvl w:ilvl="2" w:tentative="1">
+      <w:start w:val="1"/>
+      <w:numFmt w:val="decimal"/>
+      <w:lvlText w:val="%3."/>
+      <w:lvlJc w:val="left"/>
+      <w:pPr>
+        <w:tabs>
+          <w:tab w:val="num" w:pos="2160"/>
+        </w:tabs>
+        <w:ind w:left="2160" w:hanging="360"/>
+      </w:pPr>
+    </w:lvl>
+    <w:lvl w:ilvl="3" w:tentative="1">
+      <w:start w:val="1"/>
+      <w:numFmt w:val="decimal"/>
+      <w:lvlText w:val="%4."/>
+      <w:lvlJc w:val="left"/>
+      <w:pPr>
+        <w:tabs>
+          <w:tab w:val="num" w:pos="2880"/>
+        </w:tabs>
+        <w:ind w:left="2880" w:hanging="360"/>
+      </w:pPr>
+    </w:lvl>
+    <w:lvl w:ilvl="4" w:tentative="1">
+      <w:start w:val="1"/>
+      <w:numFmt w:val="decimal"/>
+      <w:lvlText w:val="%5."/>
+      <w:lvlJc w:val="left"/>
+      <w:pPr>
+        <w:tabs>
+          <w:tab w:val="num" w:pos="3600"/>
+        </w:tabs>
+        <w:ind w:left="3600" w:hanging="360"/>
+      </w:pPr>
+    </w:lvl>
+    <w:lvl w:ilvl="5" w:tentative="1">
+      <w:start w:val="1"/>
+      <w:numFmt w:val="decimal"/>
+      <w:lvlText w:val="%6."/>
+      <w:lvlJc w:val="left"/>
+      <w:pPr>
+        <w:tabs>
+          <w:tab w:val="num" w:pos="4320"/>
+        </w:tabs>
+        <w:ind w:left="4320" w:hanging="360"/>
+      </w:pPr>
+    </w:lvl>
+    <w:lvl w:ilvl="6" w:tentative="1">
+      <w:start w:val="1"/>
+      <w:numFmt w:val="decimal"/>
+      <w:lvlText w:val="%7."/>
+      <w:lvlJc w:val="left"/>
+      <w:pPr>
+        <w:tabs>
+          <w:tab w:val="num" w:pos="5040"/>
+        </w:tabs>
+        <w:ind w:left="5040" w:hanging="360"/>
+      </w:pPr>
+    </w:lvl>
+    <w:lvl w:ilvl="7" w:tentative="1">
+      <w:start w:val="1"/>
+      <w:numFmt w:val="decimal"/>
+      <w:lvlText w:val="%8."/>
+      <w:lvlJc w:val="left"/>
+      <w:pPr>
+        <w:tabs>
+          <w:tab w:val="num" w:pos="5760"/>
+        </w:tabs>
+        <w:ind w:left="5760" w:hanging="360"/>
+      </w:pPr>
+    </w:lvl>
+    <w:lvl w:ilvl="8" w:tentative="1">
+      <w:start w:val="1"/>
+      <w:numFmt w:val="decimal"/>
+      <w:lvlText w:val="%9."/>
+      <w:lvlJc w:val="left"/>
+      <w:pPr>
+        <w:tabs>
+          <w:tab w:val="num" w:pos="6480"/>
+        </w:tabs>
+        <w:ind w:left="6480" w:hanging="360"/>
+      </w:pPr>
+    </w:lvl>
+  </w:abstractNum>
+  <w:abstractNum w:abstractNumId="3" w15:restartNumberingAfterBreak="0">
+    <w:nsid w:val="096E6F04"/>
+    <w:multiLevelType w:val="multilevel"/>
+    <w:tmpl w:val="7AFEFF46"/>
+    <w:lvl w:ilvl="0">
+      <w:start w:val="1"/>
+      <w:numFmt w:val="bullet"/>
+      <w:lvlText w:val=""/>
+      <w:lvlJc w:val="left"/>
+      <w:pPr>
+        <w:tabs>
+          <w:tab w:val="num" w:pos="720"/>
+        </w:tabs>
+        <w:ind w:left="720" w:hanging="360"/>
+      </w:pPr>
+      <w:rPr>
+        <w:rFonts w:ascii="Symbol" w:hAnsi="Symbol" w:hint="default"/>
+        <w:sz w:val="20"/>
+      </w:rPr>
+    </w:lvl>
+    <w:lvl w:ilvl="1" w:tentative="1">
+      <w:start w:val="1"/>
+      <w:numFmt w:val="bullet"/>
+      <w:lvlText w:val="o"/>
+      <w:lvlJc w:val="left"/>
+      <w:pPr>
+        <w:tabs>
+          <w:tab w:val="num" w:pos="1440"/>
+        </w:tabs>
+        <w:ind w:left="1440" w:hanging="360"/>
+      </w:pPr>
+      <w:rPr>
+        <w:rFonts w:ascii="Courier New" w:hAnsi="Courier New" w:hint="default"/>
+        <w:sz w:val="20"/>
+      </w:rPr>
+    </w:lvl>
+    <w:lvl w:ilvl="2" w:tentative="1">
+      <w:start w:val="1"/>
+      <w:numFmt w:val="bullet"/>
+      <w:lvlText w:val=""/>
+      <w:lvlJc w:val="left"/>
+      <w:pPr>
+        <w:tabs>
+          <w:tab w:val="num" w:pos="2160"/>
+        </w:tabs>
+        <w:ind w:left="2160" w:hanging="360"/>
+      </w:pPr>
+      <w:rPr>
+        <w:rFonts w:ascii="Wingdings" w:hAnsi="Wingdings" w:hint="default"/>
+        <w:sz w:val="20"/>
+      </w:rPr>
+    </w:lvl>
+    <w:lvl w:ilvl="3" w:tentative="1">
+      <w:start w:val="1"/>
+      <w:numFmt w:val="bullet"/>
+      <w:lvlText w:val=""/>
+      <w:lvlJc w:val="left"/>
+      <w:pPr>
+        <w:tabs>
+          <w:tab w:val="num" w:pos="2880"/>
+        </w:tabs>
+        <w:ind w:left="2880" w:hanging="360"/>
+      </w:pPr>
+      <w:rPr>
+        <w:rFonts w:ascii="Wingdings" w:hAnsi="Wingdings" w:hint="default"/>
+        <w:sz w:val="20"/>
+      </w:rPr>
+    </w:lvl>
+    <w:lvl w:ilvl="4" w:tentative="1">
+      <w:start w:val="1"/>
+      <w:numFmt w:val="bullet"/>
+      <w:lvlText w:val=""/>
+      <w:lvlJc w:val="left"/>
+      <w:pPr>
+        <w:tabs>
+          <w:tab w:val="num" w:pos="3600"/>
+        </w:tabs>
+        <w:ind w:left="3600" w:hanging="360"/>
+      </w:pPr>
+      <w:rPr>
+        <w:rFonts w:ascii="Wingdings" w:hAnsi="Wingdings" w:hint="default"/>
+        <w:sz w:val="20"/>
+      </w:rPr>
+    </w:lvl>
+    <w:lvl w:ilvl="5" w:tentative="1">
+      <w:start w:val="1"/>
+      <w:numFmt w:val="bullet"/>
+      <w:lvlText w:val=""/>
+      <w:lvlJc w:val="left"/>
+      <w:pPr>
+        <w:tabs>
+          <w:tab w:val="num" w:pos="4320"/>
+        </w:tabs>
+        <w:ind w:left="4320" w:hanging="360"/>
+      </w:pPr>
+      <w:rPr>
+        <w:rFonts w:ascii="Wingdings" w:hAnsi="Wingdings" w:hint="default"/>
+        <w:sz w:val="20"/>
+      </w:rPr>
+    </w:lvl>
+    <w:lvl w:ilvl="6" w:tentative="1">
+      <w:start w:val="1"/>
+      <w:numFmt w:val="bullet"/>
+      <w:lvlText w:val=""/>
+      <w:lvlJc w:val="left"/>
+      <w:pPr>
+        <w:tabs>
+          <w:tab w:val="num" w:pos="5040"/>
+        </w:tabs>
+        <w:ind w:left="5040" w:hanging="360"/>
+      </w:pPr>
+      <w:rPr>
+        <w:rFonts w:ascii="Wingdings" w:hAnsi="Wingdings" w:hint="default"/>
+        <w:sz w:val="20"/>
+      </w:rPr>
+    </w:lvl>
+    <w:lvl w:ilvl="7" w:tentative="1">
+      <w:start w:val="1"/>
+      <w:numFmt w:val="bullet"/>
+      <w:lvlText w:val=""/>
+      <w:lvlJc w:val="left"/>
+      <w:pPr>
+        <w:tabs>
+          <w:tab w:val="num" w:pos="5760"/>
+        </w:tabs>
+        <w:ind w:left="5760" w:hanging="360"/>
+      </w:pPr>
+      <w:rPr>
+        <w:rFonts w:ascii="Wingdings" w:hAnsi="Wingdings" w:hint="default"/>
+        <w:sz w:val="20"/>
+      </w:rPr>
+    </w:lvl>
+    <w:lvl w:ilvl="8" w:tentative="1">
+      <w:start w:val="1"/>
+      <w:numFmt w:val="bullet"/>
+      <w:lvlText w:val=""/>
+      <w:lvlJc w:val="left"/>
+      <w:pPr>
+        <w:tabs>
+          <w:tab w:val="num" w:pos="6480"/>
+        </w:tabs>
+        <w:ind w:left="6480" w:hanging="360"/>
+      </w:pPr>
+      <w:rPr>
+        <w:rFonts w:ascii="Wingdings" w:hAnsi="Wingdings" w:hint="default"/>
+        <w:sz w:val="20"/>
+      </w:rPr>
+    </w:lvl>
+  </w:abstractNum>
+  <w:abstractNum w:abstractNumId="4" w15:restartNumberingAfterBreak="0">
     <w:nsid w:val="0DEF3189"/>
     <w:multiLevelType w:val="multilevel"/>
     <w:tmpl w:val="FF8AF60A"/>
@@ -3409,7 +4933,567 @@
       </w:rPr>
     </w:lvl>
   </w:abstractNum>
-  <w:abstractNum w:abstractNumId="2" w15:restartNumberingAfterBreak="0">
+  <w:abstractNum w:abstractNumId="5" w15:restartNumberingAfterBreak="0">
+    <w:nsid w:val="16DF0EC2"/>
+    <w:multiLevelType w:val="multilevel"/>
+    <w:tmpl w:val="D6C4AD04"/>
+    <w:lvl w:ilvl="0">
+      <w:start w:val="1"/>
+      <w:numFmt w:val="bullet"/>
+      <w:lvlText w:val=""/>
+      <w:lvlJc w:val="left"/>
+      <w:pPr>
+        <w:tabs>
+          <w:tab w:val="num" w:pos="720"/>
+        </w:tabs>
+        <w:ind w:left="720" w:hanging="360"/>
+      </w:pPr>
+      <w:rPr>
+        <w:rFonts w:ascii="Symbol" w:hAnsi="Symbol" w:hint="default"/>
+        <w:sz w:val="20"/>
+      </w:rPr>
+    </w:lvl>
+    <w:lvl w:ilvl="1" w:tentative="1">
+      <w:start w:val="1"/>
+      <w:numFmt w:val="bullet"/>
+      <w:lvlText w:val="o"/>
+      <w:lvlJc w:val="left"/>
+      <w:pPr>
+        <w:tabs>
+          <w:tab w:val="num" w:pos="1440"/>
+        </w:tabs>
+        <w:ind w:left="1440" w:hanging="360"/>
+      </w:pPr>
+      <w:rPr>
+        <w:rFonts w:ascii="Courier New" w:hAnsi="Courier New" w:hint="default"/>
+        <w:sz w:val="20"/>
+      </w:rPr>
+    </w:lvl>
+    <w:lvl w:ilvl="2" w:tentative="1">
+      <w:start w:val="1"/>
+      <w:numFmt w:val="bullet"/>
+      <w:lvlText w:val=""/>
+      <w:lvlJc w:val="left"/>
+      <w:pPr>
+        <w:tabs>
+          <w:tab w:val="num" w:pos="2160"/>
+        </w:tabs>
+        <w:ind w:left="2160" w:hanging="360"/>
+      </w:pPr>
+      <w:rPr>
+        <w:rFonts w:ascii="Wingdings" w:hAnsi="Wingdings" w:hint="default"/>
+        <w:sz w:val="20"/>
+      </w:rPr>
+    </w:lvl>
+    <w:lvl w:ilvl="3" w:tentative="1">
+      <w:start w:val="1"/>
+      <w:numFmt w:val="bullet"/>
+      <w:lvlText w:val=""/>
+      <w:lvlJc w:val="left"/>
+      <w:pPr>
+        <w:tabs>
+          <w:tab w:val="num" w:pos="2880"/>
+        </w:tabs>
+        <w:ind w:left="2880" w:hanging="360"/>
+      </w:pPr>
+      <w:rPr>
+        <w:rFonts w:ascii="Wingdings" w:hAnsi="Wingdings" w:hint="default"/>
+        <w:sz w:val="20"/>
+      </w:rPr>
+    </w:lvl>
+    <w:lvl w:ilvl="4" w:tentative="1">
+      <w:start w:val="1"/>
+      <w:numFmt w:val="bullet"/>
+      <w:lvlText w:val=""/>
+      <w:lvlJc w:val="left"/>
+      <w:pPr>
+        <w:tabs>
+          <w:tab w:val="num" w:pos="3600"/>
+        </w:tabs>
+        <w:ind w:left="3600" w:hanging="360"/>
+      </w:pPr>
+      <w:rPr>
+        <w:rFonts w:ascii="Wingdings" w:hAnsi="Wingdings" w:hint="default"/>
+        <w:sz w:val="20"/>
+      </w:rPr>
+    </w:lvl>
+    <w:lvl w:ilvl="5" w:tentative="1">
+      <w:start w:val="1"/>
+      <w:numFmt w:val="bullet"/>
+      <w:lvlText w:val=""/>
+      <w:lvlJc w:val="left"/>
+      <w:pPr>
+        <w:tabs>
+          <w:tab w:val="num" w:pos="4320"/>
+        </w:tabs>
+        <w:ind w:left="4320" w:hanging="360"/>
+      </w:pPr>
+      <w:rPr>
+        <w:rFonts w:ascii="Wingdings" w:hAnsi="Wingdings" w:hint="default"/>
+        <w:sz w:val="20"/>
+      </w:rPr>
+    </w:lvl>
+    <w:lvl w:ilvl="6" w:tentative="1">
+      <w:start w:val="1"/>
+      <w:numFmt w:val="bullet"/>
+      <w:lvlText w:val=""/>
+      <w:lvlJc w:val="left"/>
+      <w:pPr>
+        <w:tabs>
+          <w:tab w:val="num" w:pos="5040"/>
+        </w:tabs>
+        <w:ind w:left="5040" w:hanging="360"/>
+      </w:pPr>
+      <w:rPr>
+        <w:rFonts w:ascii="Wingdings" w:hAnsi="Wingdings" w:hint="default"/>
+        <w:sz w:val="20"/>
+      </w:rPr>
+    </w:lvl>
+    <w:lvl w:ilvl="7" w:tentative="1">
+      <w:start w:val="1"/>
+      <w:numFmt w:val="bullet"/>
+      <w:lvlText w:val=""/>
+      <w:lvlJc w:val="left"/>
+      <w:pPr>
+        <w:tabs>
+          <w:tab w:val="num" w:pos="5760"/>
+        </w:tabs>
+        <w:ind w:left="5760" w:hanging="360"/>
+      </w:pPr>
+      <w:rPr>
+        <w:rFonts w:ascii="Wingdings" w:hAnsi="Wingdings" w:hint="default"/>
+        <w:sz w:val="20"/>
+      </w:rPr>
+    </w:lvl>
+    <w:lvl w:ilvl="8" w:tentative="1">
+      <w:start w:val="1"/>
+      <w:numFmt w:val="bullet"/>
+      <w:lvlText w:val=""/>
+      <w:lvlJc w:val="left"/>
+      <w:pPr>
+        <w:tabs>
+          <w:tab w:val="num" w:pos="6480"/>
+        </w:tabs>
+        <w:ind w:left="6480" w:hanging="360"/>
+      </w:pPr>
+      <w:rPr>
+        <w:rFonts w:ascii="Wingdings" w:hAnsi="Wingdings" w:hint="default"/>
+        <w:sz w:val="20"/>
+      </w:rPr>
+    </w:lvl>
+  </w:abstractNum>
+  <w:abstractNum w:abstractNumId="6" w15:restartNumberingAfterBreak="0">
+    <w:nsid w:val="28271DD1"/>
+    <w:multiLevelType w:val="multilevel"/>
+    <w:tmpl w:val="3F96CA84"/>
+    <w:lvl w:ilvl="0">
+      <w:start w:val="1"/>
+      <w:numFmt w:val="bullet"/>
+      <w:lvlText w:val=""/>
+      <w:lvlJc w:val="left"/>
+      <w:pPr>
+        <w:tabs>
+          <w:tab w:val="num" w:pos="720"/>
+        </w:tabs>
+        <w:ind w:left="720" w:hanging="360"/>
+      </w:pPr>
+      <w:rPr>
+        <w:rFonts w:ascii="Symbol" w:hAnsi="Symbol" w:hint="default"/>
+        <w:sz w:val="20"/>
+      </w:rPr>
+    </w:lvl>
+    <w:lvl w:ilvl="1" w:tentative="1">
+      <w:start w:val="1"/>
+      <w:numFmt w:val="bullet"/>
+      <w:lvlText w:val="o"/>
+      <w:lvlJc w:val="left"/>
+      <w:pPr>
+        <w:tabs>
+          <w:tab w:val="num" w:pos="1440"/>
+        </w:tabs>
+        <w:ind w:left="1440" w:hanging="360"/>
+      </w:pPr>
+      <w:rPr>
+        <w:rFonts w:ascii="Courier New" w:hAnsi="Courier New" w:hint="default"/>
+        <w:sz w:val="20"/>
+      </w:rPr>
+    </w:lvl>
+    <w:lvl w:ilvl="2" w:tentative="1">
+      <w:start w:val="1"/>
+      <w:numFmt w:val="bullet"/>
+      <w:lvlText w:val=""/>
+      <w:lvlJc w:val="left"/>
+      <w:pPr>
+        <w:tabs>
+          <w:tab w:val="num" w:pos="2160"/>
+        </w:tabs>
+        <w:ind w:left="2160" w:hanging="360"/>
+      </w:pPr>
+      <w:rPr>
+        <w:rFonts w:ascii="Wingdings" w:hAnsi="Wingdings" w:hint="default"/>
+        <w:sz w:val="20"/>
+      </w:rPr>
+    </w:lvl>
+    <w:lvl w:ilvl="3" w:tentative="1">
+      <w:start w:val="1"/>
+      <w:numFmt w:val="bullet"/>
+      <w:lvlText w:val=""/>
+      <w:lvlJc w:val="left"/>
+      <w:pPr>
+        <w:tabs>
+          <w:tab w:val="num" w:pos="2880"/>
+        </w:tabs>
+        <w:ind w:left="2880" w:hanging="360"/>
+      </w:pPr>
+      <w:rPr>
+        <w:rFonts w:ascii="Wingdings" w:hAnsi="Wingdings" w:hint="default"/>
+        <w:sz w:val="20"/>
+      </w:rPr>
+    </w:lvl>
+    <w:lvl w:ilvl="4" w:tentative="1">
+      <w:start w:val="1"/>
+      <w:numFmt w:val="bullet"/>
+      <w:lvlText w:val=""/>
+      <w:lvlJc w:val="left"/>
+      <w:pPr>
+        <w:tabs>
+          <w:tab w:val="num" w:pos="3600"/>
+        </w:tabs>
+        <w:ind w:left="3600" w:hanging="360"/>
+      </w:pPr>
+      <w:rPr>
+        <w:rFonts w:ascii="Wingdings" w:hAnsi="Wingdings" w:hint="default"/>
+        <w:sz w:val="20"/>
+      </w:rPr>
+    </w:lvl>
+    <w:lvl w:ilvl="5" w:tentative="1">
+      <w:start w:val="1"/>
+      <w:numFmt w:val="bullet"/>
+      <w:lvlText w:val=""/>
+      <w:lvlJc w:val="left"/>
+      <w:pPr>
+        <w:tabs>
+          <w:tab w:val="num" w:pos="4320"/>
+        </w:tabs>
+        <w:ind w:left="4320" w:hanging="360"/>
+      </w:pPr>
+      <w:rPr>
+        <w:rFonts w:ascii="Wingdings" w:hAnsi="Wingdings" w:hint="default"/>
+        <w:sz w:val="20"/>
+      </w:rPr>
+    </w:lvl>
+    <w:lvl w:ilvl="6" w:tentative="1">
+      <w:start w:val="1"/>
+      <w:numFmt w:val="bullet"/>
+      <w:lvlText w:val=""/>
+      <w:lvlJc w:val="left"/>
+      <w:pPr>
+        <w:tabs>
+          <w:tab w:val="num" w:pos="5040"/>
+        </w:tabs>
+        <w:ind w:left="5040" w:hanging="360"/>
+      </w:pPr>
+      <w:rPr>
+        <w:rFonts w:ascii="Wingdings" w:hAnsi="Wingdings" w:hint="default"/>
+        <w:sz w:val="20"/>
+      </w:rPr>
+    </w:lvl>
+    <w:lvl w:ilvl="7" w:tentative="1">
+      <w:start w:val="1"/>
+      <w:numFmt w:val="bullet"/>
+      <w:lvlText w:val=""/>
+      <w:lvlJc w:val="left"/>
+      <w:pPr>
+        <w:tabs>
+          <w:tab w:val="num" w:pos="5760"/>
+        </w:tabs>
+        <w:ind w:left="5760" w:hanging="360"/>
+      </w:pPr>
+      <w:rPr>
+        <w:rFonts w:ascii="Wingdings" w:hAnsi="Wingdings" w:hint="default"/>
+        <w:sz w:val="20"/>
+      </w:rPr>
+    </w:lvl>
+    <w:lvl w:ilvl="8" w:tentative="1">
+      <w:start w:val="1"/>
+      <w:numFmt w:val="bullet"/>
+      <w:lvlText w:val=""/>
+      <w:lvlJc w:val="left"/>
+      <w:pPr>
+        <w:tabs>
+          <w:tab w:val="num" w:pos="6480"/>
+        </w:tabs>
+        <w:ind w:left="6480" w:hanging="360"/>
+      </w:pPr>
+      <w:rPr>
+        <w:rFonts w:ascii="Wingdings" w:hAnsi="Wingdings" w:hint="default"/>
+        <w:sz w:val="20"/>
+      </w:rPr>
+    </w:lvl>
+  </w:abstractNum>
+  <w:abstractNum w:abstractNumId="7" w15:restartNumberingAfterBreak="0">
+    <w:nsid w:val="283538DC"/>
+    <w:multiLevelType w:val="multilevel"/>
+    <w:tmpl w:val="FA149248"/>
+    <w:lvl w:ilvl="0">
+      <w:start w:val="1"/>
+      <w:numFmt w:val="bullet"/>
+      <w:lvlText w:val=""/>
+      <w:lvlJc w:val="left"/>
+      <w:pPr>
+        <w:tabs>
+          <w:tab w:val="num" w:pos="720"/>
+        </w:tabs>
+        <w:ind w:left="720" w:hanging="360"/>
+      </w:pPr>
+      <w:rPr>
+        <w:rFonts w:ascii="Symbol" w:hAnsi="Symbol" w:hint="default"/>
+        <w:sz w:val="20"/>
+      </w:rPr>
+    </w:lvl>
+    <w:lvl w:ilvl="1" w:tentative="1">
+      <w:start w:val="1"/>
+      <w:numFmt w:val="bullet"/>
+      <w:lvlText w:val="o"/>
+      <w:lvlJc w:val="left"/>
+      <w:pPr>
+        <w:tabs>
+          <w:tab w:val="num" w:pos="1440"/>
+        </w:tabs>
+        <w:ind w:left="1440" w:hanging="360"/>
+      </w:pPr>
+      <w:rPr>
+        <w:rFonts w:ascii="Courier New" w:hAnsi="Courier New" w:hint="default"/>
+        <w:sz w:val="20"/>
+      </w:rPr>
+    </w:lvl>
+    <w:lvl w:ilvl="2" w:tentative="1">
+      <w:start w:val="1"/>
+      <w:numFmt w:val="bullet"/>
+      <w:lvlText w:val=""/>
+      <w:lvlJc w:val="left"/>
+      <w:pPr>
+        <w:tabs>
+          <w:tab w:val="num" w:pos="2160"/>
+        </w:tabs>
+        <w:ind w:left="2160" w:hanging="360"/>
+      </w:pPr>
+      <w:rPr>
+        <w:rFonts w:ascii="Wingdings" w:hAnsi="Wingdings" w:hint="default"/>
+        <w:sz w:val="20"/>
+      </w:rPr>
+    </w:lvl>
+    <w:lvl w:ilvl="3" w:tentative="1">
+      <w:start w:val="1"/>
+      <w:numFmt w:val="bullet"/>
+      <w:lvlText w:val=""/>
+      <w:lvlJc w:val="left"/>
+      <w:pPr>
+        <w:tabs>
+          <w:tab w:val="num" w:pos="2880"/>
+        </w:tabs>
+        <w:ind w:left="2880" w:hanging="360"/>
+      </w:pPr>
+      <w:rPr>
+        <w:rFonts w:ascii="Wingdings" w:hAnsi="Wingdings" w:hint="default"/>
+        <w:sz w:val="20"/>
+      </w:rPr>
+    </w:lvl>
+    <w:lvl w:ilvl="4" w:tentative="1">
+      <w:start w:val="1"/>
+      <w:numFmt w:val="bullet"/>
+      <w:lvlText w:val=""/>
+      <w:lvlJc w:val="left"/>
+      <w:pPr>
+        <w:tabs>
+          <w:tab w:val="num" w:pos="3600"/>
+        </w:tabs>
+        <w:ind w:left="3600" w:hanging="360"/>
+      </w:pPr>
+      <w:rPr>
+        <w:rFonts w:ascii="Wingdings" w:hAnsi="Wingdings" w:hint="default"/>
+        <w:sz w:val="20"/>
+      </w:rPr>
+    </w:lvl>
+    <w:lvl w:ilvl="5" w:tentative="1">
+      <w:start w:val="1"/>
+      <w:numFmt w:val="bullet"/>
+      <w:lvlText w:val=""/>
+      <w:lvlJc w:val="left"/>
+      <w:pPr>
+        <w:tabs>
+          <w:tab w:val="num" w:pos="4320"/>
+        </w:tabs>
+        <w:ind w:left="4320" w:hanging="360"/>
+      </w:pPr>
+      <w:rPr>
+        <w:rFonts w:ascii="Wingdings" w:hAnsi="Wingdings" w:hint="default"/>
+        <w:sz w:val="20"/>
+      </w:rPr>
+    </w:lvl>
+    <w:lvl w:ilvl="6" w:tentative="1">
+      <w:start w:val="1"/>
+      <w:numFmt w:val="bullet"/>
+      <w:lvlText w:val=""/>
+      <w:lvlJc w:val="left"/>
+      <w:pPr>
+        <w:tabs>
+          <w:tab w:val="num" w:pos="5040"/>
+        </w:tabs>
+        <w:ind w:left="5040" w:hanging="360"/>
+      </w:pPr>
+      <w:rPr>
+        <w:rFonts w:ascii="Wingdings" w:hAnsi="Wingdings" w:hint="default"/>
+        <w:sz w:val="20"/>
+      </w:rPr>
+    </w:lvl>
+    <w:lvl w:ilvl="7" w:tentative="1">
+      <w:start w:val="1"/>
+      <w:numFmt w:val="bullet"/>
+      <w:lvlText w:val=""/>
+      <w:lvlJc w:val="left"/>
+      <w:pPr>
+        <w:tabs>
+          <w:tab w:val="num" w:pos="5760"/>
+        </w:tabs>
+        <w:ind w:left="5760" w:hanging="360"/>
+      </w:pPr>
+      <w:rPr>
+        <w:rFonts w:ascii="Wingdings" w:hAnsi="Wingdings" w:hint="default"/>
+        <w:sz w:val="20"/>
+      </w:rPr>
+    </w:lvl>
+    <w:lvl w:ilvl="8" w:tentative="1">
+      <w:start w:val="1"/>
+      <w:numFmt w:val="bullet"/>
+      <w:lvlText w:val=""/>
+      <w:lvlJc w:val="left"/>
+      <w:pPr>
+        <w:tabs>
+          <w:tab w:val="num" w:pos="6480"/>
+        </w:tabs>
+        <w:ind w:left="6480" w:hanging="360"/>
+      </w:pPr>
+      <w:rPr>
+        <w:rFonts w:ascii="Wingdings" w:hAnsi="Wingdings" w:hint="default"/>
+        <w:sz w:val="20"/>
+      </w:rPr>
+    </w:lvl>
+  </w:abstractNum>
+  <w:abstractNum w:abstractNumId="8" w15:restartNumberingAfterBreak="0">
+    <w:nsid w:val="28DE7730"/>
+    <w:multiLevelType w:val="multilevel"/>
+    <w:tmpl w:val="76FAB72C"/>
+    <w:lvl w:ilvl="0">
+      <w:start w:val="1"/>
+      <w:numFmt w:val="decimal"/>
+      <w:lvlText w:val="%1."/>
+      <w:lvlJc w:val="left"/>
+      <w:pPr>
+        <w:tabs>
+          <w:tab w:val="num" w:pos="1080"/>
+        </w:tabs>
+        <w:ind w:left="1080" w:hanging="360"/>
+      </w:pPr>
+    </w:lvl>
+    <w:lvl w:ilvl="1" w:tentative="1">
+      <w:start w:val="1"/>
+      <w:numFmt w:val="decimal"/>
+      <w:lvlText w:val="%2."/>
+      <w:lvlJc w:val="left"/>
+      <w:pPr>
+        <w:tabs>
+          <w:tab w:val="num" w:pos="1800"/>
+        </w:tabs>
+        <w:ind w:left="1800" w:hanging="360"/>
+      </w:pPr>
+    </w:lvl>
+    <w:lvl w:ilvl="2" w:tentative="1">
+      <w:start w:val="1"/>
+      <w:numFmt w:val="decimal"/>
+      <w:lvlText w:val="%3."/>
+      <w:lvlJc w:val="left"/>
+      <w:pPr>
+        <w:tabs>
+          <w:tab w:val="num" w:pos="2520"/>
+        </w:tabs>
+        <w:ind w:left="2520" w:hanging="360"/>
+      </w:pPr>
+    </w:lvl>
+    <w:lvl w:ilvl="3" w:tentative="1">
+      <w:start w:val="1"/>
+      <w:numFmt w:val="decimal"/>
+      <w:lvlText w:val="%4."/>
+      <w:lvlJc w:val="left"/>
+      <w:pPr>
+        <w:tabs>
+          <w:tab w:val="num" w:pos="3240"/>
+        </w:tabs>
+        <w:ind w:left="3240" w:hanging="360"/>
+      </w:pPr>
+    </w:lvl>
+    <w:lvl w:ilvl="4" w:tentative="1">
+      <w:start w:val="1"/>
+      <w:numFmt w:val="decimal"/>
+      <w:lvlText w:val="%5."/>
+      <w:lvlJc w:val="left"/>
+      <w:pPr>
+        <w:tabs>
+          <w:tab w:val="num" w:pos="3960"/>
+        </w:tabs>
+        <w:ind w:left="3960" w:hanging="360"/>
+      </w:pPr>
+    </w:lvl>
+    <w:lvl w:ilvl="5" w:tentative="1">
+      <w:start w:val="1"/>
+      <w:numFmt w:val="decimal"/>
+      <w:lvlText w:val="%6."/>
+      <w:lvlJc w:val="left"/>
+      <w:pPr>
+        <w:tabs>
+          <w:tab w:val="num" w:pos="4680"/>
+        </w:tabs>
+        <w:ind w:left="4680" w:hanging="360"/>
+      </w:pPr>
+    </w:lvl>
+    <w:lvl w:ilvl="6" w:tentative="1">
+      <w:start w:val="1"/>
+      <w:numFmt w:val="decimal"/>
+      <w:lvlText w:val="%7."/>
+      <w:lvlJc w:val="left"/>
+      <w:pPr>
+        <w:tabs>
+          <w:tab w:val="num" w:pos="5400"/>
+        </w:tabs>
+        <w:ind w:left="5400" w:hanging="360"/>
+      </w:pPr>
+    </w:lvl>
+    <w:lvl w:ilvl="7" w:tentative="1">
+      <w:start w:val="1"/>
+      <w:numFmt w:val="decimal"/>
+      <w:lvlText w:val="%8."/>
+      <w:lvlJc w:val="left"/>
+      <w:pPr>
+        <w:tabs>
+          <w:tab w:val="num" w:pos="6120"/>
+        </w:tabs>
+        <w:ind w:left="6120" w:hanging="360"/>
+      </w:pPr>
+    </w:lvl>
+    <w:lvl w:ilvl="8" w:tentative="1">
+      <w:start w:val="1"/>
+      <w:numFmt w:val="decimal"/>
+      <w:lvlText w:val="%9."/>
+      <w:lvlJc w:val="left"/>
+      <w:pPr>
+        <w:tabs>
+          <w:tab w:val="num" w:pos="6840"/>
+        </w:tabs>
+        <w:ind w:left="6840" w:hanging="360"/>
+      </w:pPr>
+    </w:lvl>
+  </w:abstractNum>
+  <w:abstractNum w:abstractNumId="9" w15:restartNumberingAfterBreak="0">
     <w:nsid w:val="2B1E47C6"/>
     <w:multiLevelType w:val="multilevel"/>
     <w:tmpl w:val="7FA2D1B0"/>
@@ -3558,7 +5642,603 @@
       </w:rPr>
     </w:lvl>
   </w:abstractNum>
-  <w:abstractNum w:abstractNumId="3" w15:restartNumberingAfterBreak="0">
+  <w:abstractNum w:abstractNumId="10" w15:restartNumberingAfterBreak="0">
+    <w:nsid w:val="2EA40B5A"/>
+    <w:multiLevelType w:val="multilevel"/>
+    <w:tmpl w:val="5D54D85E"/>
+    <w:lvl w:ilvl="0">
+      <w:start w:val="1"/>
+      <w:numFmt w:val="bullet"/>
+      <w:lvlText w:val=""/>
+      <w:lvlJc w:val="left"/>
+      <w:pPr>
+        <w:tabs>
+          <w:tab w:val="num" w:pos="720"/>
+        </w:tabs>
+        <w:ind w:left="720" w:hanging="360"/>
+      </w:pPr>
+      <w:rPr>
+        <w:rFonts w:ascii="Symbol" w:hAnsi="Symbol" w:hint="default"/>
+        <w:sz w:val="20"/>
+      </w:rPr>
+    </w:lvl>
+    <w:lvl w:ilvl="1" w:tentative="1">
+      <w:start w:val="1"/>
+      <w:numFmt w:val="bullet"/>
+      <w:lvlText w:val="o"/>
+      <w:lvlJc w:val="left"/>
+      <w:pPr>
+        <w:tabs>
+          <w:tab w:val="num" w:pos="1440"/>
+        </w:tabs>
+        <w:ind w:left="1440" w:hanging="360"/>
+      </w:pPr>
+      <w:rPr>
+        <w:rFonts w:ascii="Courier New" w:hAnsi="Courier New" w:hint="default"/>
+        <w:sz w:val="20"/>
+      </w:rPr>
+    </w:lvl>
+    <w:lvl w:ilvl="2" w:tentative="1">
+      <w:start w:val="1"/>
+      <w:numFmt w:val="bullet"/>
+      <w:lvlText w:val=""/>
+      <w:lvlJc w:val="left"/>
+      <w:pPr>
+        <w:tabs>
+          <w:tab w:val="num" w:pos="2160"/>
+        </w:tabs>
+        <w:ind w:left="2160" w:hanging="360"/>
+      </w:pPr>
+      <w:rPr>
+        <w:rFonts w:ascii="Wingdings" w:hAnsi="Wingdings" w:hint="default"/>
+        <w:sz w:val="20"/>
+      </w:rPr>
+    </w:lvl>
+    <w:lvl w:ilvl="3" w:tentative="1">
+      <w:start w:val="1"/>
+      <w:numFmt w:val="bullet"/>
+      <w:lvlText w:val=""/>
+      <w:lvlJc w:val="left"/>
+      <w:pPr>
+        <w:tabs>
+          <w:tab w:val="num" w:pos="2880"/>
+        </w:tabs>
+        <w:ind w:left="2880" w:hanging="360"/>
+      </w:pPr>
+      <w:rPr>
+        <w:rFonts w:ascii="Wingdings" w:hAnsi="Wingdings" w:hint="default"/>
+        <w:sz w:val="20"/>
+      </w:rPr>
+    </w:lvl>
+    <w:lvl w:ilvl="4" w:tentative="1">
+      <w:start w:val="1"/>
+      <w:numFmt w:val="bullet"/>
+      <w:lvlText w:val=""/>
+      <w:lvlJc w:val="left"/>
+      <w:pPr>
+        <w:tabs>
+          <w:tab w:val="num" w:pos="3600"/>
+        </w:tabs>
+        <w:ind w:left="3600" w:hanging="360"/>
+      </w:pPr>
+      <w:rPr>
+        <w:rFonts w:ascii="Wingdings" w:hAnsi="Wingdings" w:hint="default"/>
+        <w:sz w:val="20"/>
+      </w:rPr>
+    </w:lvl>
+    <w:lvl w:ilvl="5" w:tentative="1">
+      <w:start w:val="1"/>
+      <w:numFmt w:val="bullet"/>
+      <w:lvlText w:val=""/>
+      <w:lvlJc w:val="left"/>
+      <w:pPr>
+        <w:tabs>
+          <w:tab w:val="num" w:pos="4320"/>
+        </w:tabs>
+        <w:ind w:left="4320" w:hanging="360"/>
+      </w:pPr>
+      <w:rPr>
+        <w:rFonts w:ascii="Wingdings" w:hAnsi="Wingdings" w:hint="default"/>
+        <w:sz w:val="20"/>
+      </w:rPr>
+    </w:lvl>
+    <w:lvl w:ilvl="6" w:tentative="1">
+      <w:start w:val="1"/>
+      <w:numFmt w:val="bullet"/>
+      <w:lvlText w:val=""/>
+      <w:lvlJc w:val="left"/>
+      <w:pPr>
+        <w:tabs>
+          <w:tab w:val="num" w:pos="5040"/>
+        </w:tabs>
+        <w:ind w:left="5040" w:hanging="360"/>
+      </w:pPr>
+      <w:rPr>
+        <w:rFonts w:ascii="Wingdings" w:hAnsi="Wingdings" w:hint="default"/>
+        <w:sz w:val="20"/>
+      </w:rPr>
+    </w:lvl>
+    <w:lvl w:ilvl="7" w:tentative="1">
+      <w:start w:val="1"/>
+      <w:numFmt w:val="bullet"/>
+      <w:lvlText w:val=""/>
+      <w:lvlJc w:val="left"/>
+      <w:pPr>
+        <w:tabs>
+          <w:tab w:val="num" w:pos="5760"/>
+        </w:tabs>
+        <w:ind w:left="5760" w:hanging="360"/>
+      </w:pPr>
+      <w:rPr>
+        <w:rFonts w:ascii="Wingdings" w:hAnsi="Wingdings" w:hint="default"/>
+        <w:sz w:val="20"/>
+      </w:rPr>
+    </w:lvl>
+    <w:lvl w:ilvl="8" w:tentative="1">
+      <w:start w:val="1"/>
+      <w:numFmt w:val="bullet"/>
+      <w:lvlText w:val=""/>
+      <w:lvlJc w:val="left"/>
+      <w:pPr>
+        <w:tabs>
+          <w:tab w:val="num" w:pos="6480"/>
+        </w:tabs>
+        <w:ind w:left="6480" w:hanging="360"/>
+      </w:pPr>
+      <w:rPr>
+        <w:rFonts w:ascii="Wingdings" w:hAnsi="Wingdings" w:hint="default"/>
+        <w:sz w:val="20"/>
+      </w:rPr>
+    </w:lvl>
+  </w:abstractNum>
+  <w:abstractNum w:abstractNumId="11" w15:restartNumberingAfterBreak="0">
+    <w:nsid w:val="35275F85"/>
+    <w:multiLevelType w:val="multilevel"/>
+    <w:tmpl w:val="942ABC80"/>
+    <w:lvl w:ilvl="0">
+      <w:start w:val="1"/>
+      <w:numFmt w:val="bullet"/>
+      <w:lvlText w:val=""/>
+      <w:lvlJc w:val="left"/>
+      <w:pPr>
+        <w:tabs>
+          <w:tab w:val="num" w:pos="720"/>
+        </w:tabs>
+        <w:ind w:left="720" w:hanging="360"/>
+      </w:pPr>
+      <w:rPr>
+        <w:rFonts w:ascii="Symbol" w:hAnsi="Symbol" w:hint="default"/>
+        <w:sz w:val="20"/>
+      </w:rPr>
+    </w:lvl>
+    <w:lvl w:ilvl="1" w:tentative="1">
+      <w:start w:val="1"/>
+      <w:numFmt w:val="bullet"/>
+      <w:lvlText w:val="o"/>
+      <w:lvlJc w:val="left"/>
+      <w:pPr>
+        <w:tabs>
+          <w:tab w:val="num" w:pos="1440"/>
+        </w:tabs>
+        <w:ind w:left="1440" w:hanging="360"/>
+      </w:pPr>
+      <w:rPr>
+        <w:rFonts w:ascii="Courier New" w:hAnsi="Courier New" w:hint="default"/>
+        <w:sz w:val="20"/>
+      </w:rPr>
+    </w:lvl>
+    <w:lvl w:ilvl="2" w:tentative="1">
+      <w:start w:val="1"/>
+      <w:numFmt w:val="bullet"/>
+      <w:lvlText w:val=""/>
+      <w:lvlJc w:val="left"/>
+      <w:pPr>
+        <w:tabs>
+          <w:tab w:val="num" w:pos="2160"/>
+        </w:tabs>
+        <w:ind w:left="2160" w:hanging="360"/>
+      </w:pPr>
+      <w:rPr>
+        <w:rFonts w:ascii="Wingdings" w:hAnsi="Wingdings" w:hint="default"/>
+        <w:sz w:val="20"/>
+      </w:rPr>
+    </w:lvl>
+    <w:lvl w:ilvl="3" w:tentative="1">
+      <w:start w:val="1"/>
+      <w:numFmt w:val="bullet"/>
+      <w:lvlText w:val=""/>
+      <w:lvlJc w:val="left"/>
+      <w:pPr>
+        <w:tabs>
+          <w:tab w:val="num" w:pos="2880"/>
+        </w:tabs>
+        <w:ind w:left="2880" w:hanging="360"/>
+      </w:pPr>
+      <w:rPr>
+        <w:rFonts w:ascii="Wingdings" w:hAnsi="Wingdings" w:hint="default"/>
+        <w:sz w:val="20"/>
+      </w:rPr>
+    </w:lvl>
+    <w:lvl w:ilvl="4" w:tentative="1">
+      <w:start w:val="1"/>
+      <w:numFmt w:val="bullet"/>
+      <w:lvlText w:val=""/>
+      <w:lvlJc w:val="left"/>
+      <w:pPr>
+        <w:tabs>
+          <w:tab w:val="num" w:pos="3600"/>
+        </w:tabs>
+        <w:ind w:left="3600" w:hanging="360"/>
+      </w:pPr>
+      <w:rPr>
+        <w:rFonts w:ascii="Wingdings" w:hAnsi="Wingdings" w:hint="default"/>
+        <w:sz w:val="20"/>
+      </w:rPr>
+    </w:lvl>
+    <w:lvl w:ilvl="5" w:tentative="1">
+      <w:start w:val="1"/>
+      <w:numFmt w:val="bullet"/>
+      <w:lvlText w:val=""/>
+      <w:lvlJc w:val="left"/>
+      <w:pPr>
+        <w:tabs>
+          <w:tab w:val="num" w:pos="4320"/>
+        </w:tabs>
+        <w:ind w:left="4320" w:hanging="360"/>
+      </w:pPr>
+      <w:rPr>
+        <w:rFonts w:ascii="Wingdings" w:hAnsi="Wingdings" w:hint="default"/>
+        <w:sz w:val="20"/>
+      </w:rPr>
+    </w:lvl>
+    <w:lvl w:ilvl="6" w:tentative="1">
+      <w:start w:val="1"/>
+      <w:numFmt w:val="bullet"/>
+      <w:lvlText w:val=""/>
+      <w:lvlJc w:val="left"/>
+      <w:pPr>
+        <w:tabs>
+          <w:tab w:val="num" w:pos="5040"/>
+        </w:tabs>
+        <w:ind w:left="5040" w:hanging="360"/>
+      </w:pPr>
+      <w:rPr>
+        <w:rFonts w:ascii="Wingdings" w:hAnsi="Wingdings" w:hint="default"/>
+        <w:sz w:val="20"/>
+      </w:rPr>
+    </w:lvl>
+    <w:lvl w:ilvl="7" w:tentative="1">
+      <w:start w:val="1"/>
+      <w:numFmt w:val="bullet"/>
+      <w:lvlText w:val=""/>
+      <w:lvlJc w:val="left"/>
+      <w:pPr>
+        <w:tabs>
+          <w:tab w:val="num" w:pos="5760"/>
+        </w:tabs>
+        <w:ind w:left="5760" w:hanging="360"/>
+      </w:pPr>
+      <w:rPr>
+        <w:rFonts w:ascii="Wingdings" w:hAnsi="Wingdings" w:hint="default"/>
+        <w:sz w:val="20"/>
+      </w:rPr>
+    </w:lvl>
+    <w:lvl w:ilvl="8" w:tentative="1">
+      <w:start w:val="1"/>
+      <w:numFmt w:val="bullet"/>
+      <w:lvlText w:val=""/>
+      <w:lvlJc w:val="left"/>
+      <w:pPr>
+        <w:tabs>
+          <w:tab w:val="num" w:pos="6480"/>
+        </w:tabs>
+        <w:ind w:left="6480" w:hanging="360"/>
+      </w:pPr>
+      <w:rPr>
+        <w:rFonts w:ascii="Wingdings" w:hAnsi="Wingdings" w:hint="default"/>
+        <w:sz w:val="20"/>
+      </w:rPr>
+    </w:lvl>
+  </w:abstractNum>
+  <w:abstractNum w:abstractNumId="12" w15:restartNumberingAfterBreak="0">
+    <w:nsid w:val="393A246E"/>
+    <w:multiLevelType w:val="multilevel"/>
+    <w:tmpl w:val="94C48D72"/>
+    <w:lvl w:ilvl="0">
+      <w:start w:val="1"/>
+      <w:numFmt w:val="bullet"/>
+      <w:lvlText w:val=""/>
+      <w:lvlJc w:val="left"/>
+      <w:pPr>
+        <w:tabs>
+          <w:tab w:val="num" w:pos="720"/>
+        </w:tabs>
+        <w:ind w:left="720" w:hanging="360"/>
+      </w:pPr>
+      <w:rPr>
+        <w:rFonts w:ascii="Symbol" w:hAnsi="Symbol" w:hint="default"/>
+        <w:sz w:val="20"/>
+      </w:rPr>
+    </w:lvl>
+    <w:lvl w:ilvl="1" w:tentative="1">
+      <w:start w:val="1"/>
+      <w:numFmt w:val="bullet"/>
+      <w:lvlText w:val="o"/>
+      <w:lvlJc w:val="left"/>
+      <w:pPr>
+        <w:tabs>
+          <w:tab w:val="num" w:pos="1440"/>
+        </w:tabs>
+        <w:ind w:left="1440" w:hanging="360"/>
+      </w:pPr>
+      <w:rPr>
+        <w:rFonts w:ascii="Courier New" w:hAnsi="Courier New" w:hint="default"/>
+        <w:sz w:val="20"/>
+      </w:rPr>
+    </w:lvl>
+    <w:lvl w:ilvl="2" w:tentative="1">
+      <w:start w:val="1"/>
+      <w:numFmt w:val="bullet"/>
+      <w:lvlText w:val=""/>
+      <w:lvlJc w:val="left"/>
+      <w:pPr>
+        <w:tabs>
+          <w:tab w:val="num" w:pos="2160"/>
+        </w:tabs>
+        <w:ind w:left="2160" w:hanging="360"/>
+      </w:pPr>
+      <w:rPr>
+        <w:rFonts w:ascii="Wingdings" w:hAnsi="Wingdings" w:hint="default"/>
+        <w:sz w:val="20"/>
+      </w:rPr>
+    </w:lvl>
+    <w:lvl w:ilvl="3" w:tentative="1">
+      <w:start w:val="1"/>
+      <w:numFmt w:val="bullet"/>
+      <w:lvlText w:val=""/>
+      <w:lvlJc w:val="left"/>
+      <w:pPr>
+        <w:tabs>
+          <w:tab w:val="num" w:pos="2880"/>
+        </w:tabs>
+        <w:ind w:left="2880" w:hanging="360"/>
+      </w:pPr>
+      <w:rPr>
+        <w:rFonts w:ascii="Wingdings" w:hAnsi="Wingdings" w:hint="default"/>
+        <w:sz w:val="20"/>
+      </w:rPr>
+    </w:lvl>
+    <w:lvl w:ilvl="4" w:tentative="1">
+      <w:start w:val="1"/>
+      <w:numFmt w:val="bullet"/>
+      <w:lvlText w:val=""/>
+      <w:lvlJc w:val="left"/>
+      <w:pPr>
+        <w:tabs>
+          <w:tab w:val="num" w:pos="3600"/>
+        </w:tabs>
+        <w:ind w:left="3600" w:hanging="360"/>
+      </w:pPr>
+      <w:rPr>
+        <w:rFonts w:ascii="Wingdings" w:hAnsi="Wingdings" w:hint="default"/>
+        <w:sz w:val="20"/>
+      </w:rPr>
+    </w:lvl>
+    <w:lvl w:ilvl="5" w:tentative="1">
+      <w:start w:val="1"/>
+      <w:numFmt w:val="bullet"/>
+      <w:lvlText w:val=""/>
+      <w:lvlJc w:val="left"/>
+      <w:pPr>
+        <w:tabs>
+          <w:tab w:val="num" w:pos="4320"/>
+        </w:tabs>
+        <w:ind w:left="4320" w:hanging="360"/>
+      </w:pPr>
+      <w:rPr>
+        <w:rFonts w:ascii="Wingdings" w:hAnsi="Wingdings" w:hint="default"/>
+        <w:sz w:val="20"/>
+      </w:rPr>
+    </w:lvl>
+    <w:lvl w:ilvl="6" w:tentative="1">
+      <w:start w:val="1"/>
+      <w:numFmt w:val="bullet"/>
+      <w:lvlText w:val=""/>
+      <w:lvlJc w:val="left"/>
+      <w:pPr>
+        <w:tabs>
+          <w:tab w:val="num" w:pos="5040"/>
+        </w:tabs>
+        <w:ind w:left="5040" w:hanging="360"/>
+      </w:pPr>
+      <w:rPr>
+        <w:rFonts w:ascii="Wingdings" w:hAnsi="Wingdings" w:hint="default"/>
+        <w:sz w:val="20"/>
+      </w:rPr>
+    </w:lvl>
+    <w:lvl w:ilvl="7" w:tentative="1">
+      <w:start w:val="1"/>
+      <w:numFmt w:val="bullet"/>
+      <w:lvlText w:val=""/>
+      <w:lvlJc w:val="left"/>
+      <w:pPr>
+        <w:tabs>
+          <w:tab w:val="num" w:pos="5760"/>
+        </w:tabs>
+        <w:ind w:left="5760" w:hanging="360"/>
+      </w:pPr>
+      <w:rPr>
+        <w:rFonts w:ascii="Wingdings" w:hAnsi="Wingdings" w:hint="default"/>
+        <w:sz w:val="20"/>
+      </w:rPr>
+    </w:lvl>
+    <w:lvl w:ilvl="8" w:tentative="1">
+      <w:start w:val="1"/>
+      <w:numFmt w:val="bullet"/>
+      <w:lvlText w:val=""/>
+      <w:lvlJc w:val="left"/>
+      <w:pPr>
+        <w:tabs>
+          <w:tab w:val="num" w:pos="6480"/>
+        </w:tabs>
+        <w:ind w:left="6480" w:hanging="360"/>
+      </w:pPr>
+      <w:rPr>
+        <w:rFonts w:ascii="Wingdings" w:hAnsi="Wingdings" w:hint="default"/>
+        <w:sz w:val="20"/>
+      </w:rPr>
+    </w:lvl>
+  </w:abstractNum>
+  <w:abstractNum w:abstractNumId="13" w15:restartNumberingAfterBreak="0">
+    <w:nsid w:val="3C2473AE"/>
+    <w:multiLevelType w:val="multilevel"/>
+    <w:tmpl w:val="51DE27D8"/>
+    <w:lvl w:ilvl="0">
+      <w:start w:val="1"/>
+      <w:numFmt w:val="bullet"/>
+      <w:lvlText w:val=""/>
+      <w:lvlJc w:val="left"/>
+      <w:pPr>
+        <w:tabs>
+          <w:tab w:val="num" w:pos="720"/>
+        </w:tabs>
+        <w:ind w:left="720" w:hanging="360"/>
+      </w:pPr>
+      <w:rPr>
+        <w:rFonts w:ascii="Symbol" w:hAnsi="Symbol" w:hint="default"/>
+        <w:sz w:val="20"/>
+      </w:rPr>
+    </w:lvl>
+    <w:lvl w:ilvl="1" w:tentative="1">
+      <w:start w:val="1"/>
+      <w:numFmt w:val="bullet"/>
+      <w:lvlText w:val="o"/>
+      <w:lvlJc w:val="left"/>
+      <w:pPr>
+        <w:tabs>
+          <w:tab w:val="num" w:pos="1440"/>
+        </w:tabs>
+        <w:ind w:left="1440" w:hanging="360"/>
+      </w:pPr>
+      <w:rPr>
+        <w:rFonts w:ascii="Courier New" w:hAnsi="Courier New" w:hint="default"/>
+        <w:sz w:val="20"/>
+      </w:rPr>
+    </w:lvl>
+    <w:lvl w:ilvl="2" w:tentative="1">
+      <w:start w:val="1"/>
+      <w:numFmt w:val="bullet"/>
+      <w:lvlText w:val=""/>
+      <w:lvlJc w:val="left"/>
+      <w:pPr>
+        <w:tabs>
+          <w:tab w:val="num" w:pos="2160"/>
+        </w:tabs>
+        <w:ind w:left="2160" w:hanging="360"/>
+      </w:pPr>
+      <w:rPr>
+        <w:rFonts w:ascii="Wingdings" w:hAnsi="Wingdings" w:hint="default"/>
+        <w:sz w:val="20"/>
+      </w:rPr>
+    </w:lvl>
+    <w:lvl w:ilvl="3" w:tentative="1">
+      <w:start w:val="1"/>
+      <w:numFmt w:val="bullet"/>
+      <w:lvlText w:val=""/>
+      <w:lvlJc w:val="left"/>
+      <w:pPr>
+        <w:tabs>
+          <w:tab w:val="num" w:pos="2880"/>
+        </w:tabs>
+        <w:ind w:left="2880" w:hanging="360"/>
+      </w:pPr>
+      <w:rPr>
+        <w:rFonts w:ascii="Wingdings" w:hAnsi="Wingdings" w:hint="default"/>
+        <w:sz w:val="20"/>
+      </w:rPr>
+    </w:lvl>
+    <w:lvl w:ilvl="4" w:tentative="1">
+      <w:start w:val="1"/>
+      <w:numFmt w:val="bullet"/>
+      <w:lvlText w:val=""/>
+      <w:lvlJc w:val="left"/>
+      <w:pPr>
+        <w:tabs>
+          <w:tab w:val="num" w:pos="3600"/>
+        </w:tabs>
+        <w:ind w:left="3600" w:hanging="360"/>
+      </w:pPr>
+      <w:rPr>
+        <w:rFonts w:ascii="Wingdings" w:hAnsi="Wingdings" w:hint="default"/>
+        <w:sz w:val="20"/>
+      </w:rPr>
+    </w:lvl>
+    <w:lvl w:ilvl="5" w:tentative="1">
+      <w:start w:val="1"/>
+      <w:numFmt w:val="bullet"/>
+      <w:lvlText w:val=""/>
+      <w:lvlJc w:val="left"/>
+      <w:pPr>
+        <w:tabs>
+          <w:tab w:val="num" w:pos="4320"/>
+        </w:tabs>
+        <w:ind w:left="4320" w:hanging="360"/>
+      </w:pPr>
+      <w:rPr>
+        <w:rFonts w:ascii="Wingdings" w:hAnsi="Wingdings" w:hint="default"/>
+        <w:sz w:val="20"/>
+      </w:rPr>
+    </w:lvl>
+    <w:lvl w:ilvl="6" w:tentative="1">
+      <w:start w:val="1"/>
+      <w:numFmt w:val="bullet"/>
+      <w:lvlText w:val=""/>
+      <w:lvlJc w:val="left"/>
+      <w:pPr>
+        <w:tabs>
+          <w:tab w:val="num" w:pos="5040"/>
+        </w:tabs>
+        <w:ind w:left="5040" w:hanging="360"/>
+      </w:pPr>
+      <w:rPr>
+        <w:rFonts w:ascii="Wingdings" w:hAnsi="Wingdings" w:hint="default"/>
+        <w:sz w:val="20"/>
+      </w:rPr>
+    </w:lvl>
+    <w:lvl w:ilvl="7" w:tentative="1">
+      <w:start w:val="1"/>
+      <w:numFmt w:val="bullet"/>
+      <w:lvlText w:val=""/>
+      <w:lvlJc w:val="left"/>
+      <w:pPr>
+        <w:tabs>
+          <w:tab w:val="num" w:pos="5760"/>
+        </w:tabs>
+        <w:ind w:left="5760" w:hanging="360"/>
+      </w:pPr>
+      <w:rPr>
+        <w:rFonts w:ascii="Wingdings" w:hAnsi="Wingdings" w:hint="default"/>
+        <w:sz w:val="20"/>
+      </w:rPr>
+    </w:lvl>
+    <w:lvl w:ilvl="8" w:tentative="1">
+      <w:start w:val="1"/>
+      <w:numFmt w:val="bullet"/>
+      <w:lvlText w:val=""/>
+      <w:lvlJc w:val="left"/>
+      <w:pPr>
+        <w:tabs>
+          <w:tab w:val="num" w:pos="6480"/>
+        </w:tabs>
+        <w:ind w:left="6480" w:hanging="360"/>
+      </w:pPr>
+      <w:rPr>
+        <w:rFonts w:ascii="Wingdings" w:hAnsi="Wingdings" w:hint="default"/>
+        <w:sz w:val="20"/>
+      </w:rPr>
+    </w:lvl>
+  </w:abstractNum>
+  <w:abstractNum w:abstractNumId="14" w15:restartNumberingAfterBreak="0">
     <w:nsid w:val="4BEF4FEE"/>
     <w:multiLevelType w:val="multilevel"/>
     <w:tmpl w:val="38FCA44C"/>
@@ -3707,7 +6387,394 @@
       </w:rPr>
     </w:lvl>
   </w:abstractNum>
-  <w:abstractNum w:abstractNumId="4" w15:restartNumberingAfterBreak="0">
+  <w:abstractNum w:abstractNumId="15" w15:restartNumberingAfterBreak="0">
+    <w:nsid w:val="4C48327C"/>
+    <w:multiLevelType w:val="multilevel"/>
+    <w:tmpl w:val="E418F78A"/>
+    <w:lvl w:ilvl="0">
+      <w:start w:val="1"/>
+      <w:numFmt w:val="bullet"/>
+      <w:lvlText w:val=""/>
+      <w:lvlJc w:val="left"/>
+      <w:pPr>
+        <w:tabs>
+          <w:tab w:val="num" w:pos="720"/>
+        </w:tabs>
+        <w:ind w:left="720" w:hanging="360"/>
+      </w:pPr>
+      <w:rPr>
+        <w:rFonts w:ascii="Symbol" w:hAnsi="Symbol" w:hint="default"/>
+        <w:sz w:val="20"/>
+      </w:rPr>
+    </w:lvl>
+    <w:lvl w:ilvl="1" w:tentative="1">
+      <w:start w:val="1"/>
+      <w:numFmt w:val="bullet"/>
+      <w:lvlText w:val="o"/>
+      <w:lvlJc w:val="left"/>
+      <w:pPr>
+        <w:tabs>
+          <w:tab w:val="num" w:pos="1440"/>
+        </w:tabs>
+        <w:ind w:left="1440" w:hanging="360"/>
+      </w:pPr>
+      <w:rPr>
+        <w:rFonts w:ascii="Courier New" w:hAnsi="Courier New" w:hint="default"/>
+        <w:sz w:val="20"/>
+      </w:rPr>
+    </w:lvl>
+    <w:lvl w:ilvl="2" w:tentative="1">
+      <w:start w:val="1"/>
+      <w:numFmt w:val="bullet"/>
+      <w:lvlText w:val=""/>
+      <w:lvlJc w:val="left"/>
+      <w:pPr>
+        <w:tabs>
+          <w:tab w:val="num" w:pos="2160"/>
+        </w:tabs>
+        <w:ind w:left="2160" w:hanging="360"/>
+      </w:pPr>
+      <w:rPr>
+        <w:rFonts w:ascii="Wingdings" w:hAnsi="Wingdings" w:hint="default"/>
+        <w:sz w:val="20"/>
+      </w:rPr>
+    </w:lvl>
+    <w:lvl w:ilvl="3" w:tentative="1">
+      <w:start w:val="1"/>
+      <w:numFmt w:val="bullet"/>
+      <w:lvlText w:val=""/>
+      <w:lvlJc w:val="left"/>
+      <w:pPr>
+        <w:tabs>
+          <w:tab w:val="num" w:pos="2880"/>
+        </w:tabs>
+        <w:ind w:left="2880" w:hanging="360"/>
+      </w:pPr>
+      <w:rPr>
+        <w:rFonts w:ascii="Wingdings" w:hAnsi="Wingdings" w:hint="default"/>
+        <w:sz w:val="20"/>
+      </w:rPr>
+    </w:lvl>
+    <w:lvl w:ilvl="4" w:tentative="1">
+      <w:start w:val="1"/>
+      <w:numFmt w:val="bullet"/>
+      <w:lvlText w:val=""/>
+      <w:lvlJc w:val="left"/>
+      <w:pPr>
+        <w:tabs>
+          <w:tab w:val="num" w:pos="3600"/>
+        </w:tabs>
+        <w:ind w:left="3600" w:hanging="360"/>
+      </w:pPr>
+      <w:rPr>
+        <w:rFonts w:ascii="Wingdings" w:hAnsi="Wingdings" w:hint="default"/>
+        <w:sz w:val="20"/>
+      </w:rPr>
+    </w:lvl>
+    <w:lvl w:ilvl="5" w:tentative="1">
+      <w:start w:val="1"/>
+      <w:numFmt w:val="bullet"/>
+      <w:lvlText w:val=""/>
+      <w:lvlJc w:val="left"/>
+      <w:pPr>
+        <w:tabs>
+          <w:tab w:val="num" w:pos="4320"/>
+        </w:tabs>
+        <w:ind w:left="4320" w:hanging="360"/>
+      </w:pPr>
+      <w:rPr>
+        <w:rFonts w:ascii="Wingdings" w:hAnsi="Wingdings" w:hint="default"/>
+        <w:sz w:val="20"/>
+      </w:rPr>
+    </w:lvl>
+    <w:lvl w:ilvl="6" w:tentative="1">
+      <w:start w:val="1"/>
+      <w:numFmt w:val="bullet"/>
+      <w:lvlText w:val=""/>
+      <w:lvlJc w:val="left"/>
+      <w:pPr>
+        <w:tabs>
+          <w:tab w:val="num" w:pos="5040"/>
+        </w:tabs>
+        <w:ind w:left="5040" w:hanging="360"/>
+      </w:pPr>
+      <w:rPr>
+        <w:rFonts w:ascii="Wingdings" w:hAnsi="Wingdings" w:hint="default"/>
+        <w:sz w:val="20"/>
+      </w:rPr>
+    </w:lvl>
+    <w:lvl w:ilvl="7" w:tentative="1">
+      <w:start w:val="1"/>
+      <w:numFmt w:val="bullet"/>
+      <w:lvlText w:val=""/>
+      <w:lvlJc w:val="left"/>
+      <w:pPr>
+        <w:tabs>
+          <w:tab w:val="num" w:pos="5760"/>
+        </w:tabs>
+        <w:ind w:left="5760" w:hanging="360"/>
+      </w:pPr>
+      <w:rPr>
+        <w:rFonts w:ascii="Wingdings" w:hAnsi="Wingdings" w:hint="default"/>
+        <w:sz w:val="20"/>
+      </w:rPr>
+    </w:lvl>
+    <w:lvl w:ilvl="8" w:tentative="1">
+      <w:start w:val="1"/>
+      <w:numFmt w:val="bullet"/>
+      <w:lvlText w:val=""/>
+      <w:lvlJc w:val="left"/>
+      <w:pPr>
+        <w:tabs>
+          <w:tab w:val="num" w:pos="6480"/>
+        </w:tabs>
+        <w:ind w:left="6480" w:hanging="360"/>
+      </w:pPr>
+      <w:rPr>
+        <w:rFonts w:ascii="Wingdings" w:hAnsi="Wingdings" w:hint="default"/>
+        <w:sz w:val="20"/>
+      </w:rPr>
+    </w:lvl>
+  </w:abstractNum>
+  <w:abstractNum w:abstractNumId="16" w15:restartNumberingAfterBreak="0">
+    <w:nsid w:val="4D3D562A"/>
+    <w:multiLevelType w:val="hybridMultilevel"/>
+    <w:tmpl w:val="6CB0F57C"/>
+    <w:lvl w:ilvl="0" w:tplc="0409000F">
+      <w:start w:val="1"/>
+      <w:numFmt w:val="decimal"/>
+      <w:lvlText w:val="%1."/>
+      <w:lvlJc w:val="left"/>
+      <w:pPr>
+        <w:ind w:left="720" w:hanging="360"/>
+      </w:pPr>
+      <w:rPr>
+        <w:rFonts w:hint="default"/>
+      </w:rPr>
+    </w:lvl>
+    <w:lvl w:ilvl="1" w:tplc="04090019" w:tentative="1">
+      <w:start w:val="1"/>
+      <w:numFmt w:val="lowerLetter"/>
+      <w:lvlText w:val="%2."/>
+      <w:lvlJc w:val="left"/>
+      <w:pPr>
+        <w:ind w:left="1440" w:hanging="360"/>
+      </w:pPr>
+    </w:lvl>
+    <w:lvl w:ilvl="2" w:tplc="0409001B" w:tentative="1">
+      <w:start w:val="1"/>
+      <w:numFmt w:val="lowerRoman"/>
+      <w:lvlText w:val="%3."/>
+      <w:lvlJc w:val="right"/>
+      <w:pPr>
+        <w:ind w:left="2160" w:hanging="180"/>
+      </w:pPr>
+    </w:lvl>
+    <w:lvl w:ilvl="3" w:tplc="0409000F" w:tentative="1">
+      <w:start w:val="1"/>
+      <w:numFmt w:val="decimal"/>
+      <w:lvlText w:val="%4."/>
+      <w:lvlJc w:val="left"/>
+      <w:pPr>
+        <w:ind w:left="2880" w:hanging="360"/>
+      </w:pPr>
+    </w:lvl>
+    <w:lvl w:ilvl="4" w:tplc="04090019" w:tentative="1">
+      <w:start w:val="1"/>
+      <w:numFmt w:val="lowerLetter"/>
+      <w:lvlText w:val="%5."/>
+      <w:lvlJc w:val="left"/>
+      <w:pPr>
+        <w:ind w:left="3600" w:hanging="360"/>
+      </w:pPr>
+    </w:lvl>
+    <w:lvl w:ilvl="5" w:tplc="0409001B" w:tentative="1">
+      <w:start w:val="1"/>
+      <w:numFmt w:val="lowerRoman"/>
+      <w:lvlText w:val="%6."/>
+      <w:lvlJc w:val="right"/>
+      <w:pPr>
+        <w:ind w:left="4320" w:hanging="180"/>
+      </w:pPr>
+    </w:lvl>
+    <w:lvl w:ilvl="6" w:tplc="0409000F" w:tentative="1">
+      <w:start w:val="1"/>
+      <w:numFmt w:val="decimal"/>
+      <w:lvlText w:val="%7."/>
+      <w:lvlJc w:val="left"/>
+      <w:pPr>
+        <w:ind w:left="5040" w:hanging="360"/>
+      </w:pPr>
+    </w:lvl>
+    <w:lvl w:ilvl="7" w:tplc="04090019" w:tentative="1">
+      <w:start w:val="1"/>
+      <w:numFmt w:val="lowerLetter"/>
+      <w:lvlText w:val="%8."/>
+      <w:lvlJc w:val="left"/>
+      <w:pPr>
+        <w:ind w:left="5760" w:hanging="360"/>
+      </w:pPr>
+    </w:lvl>
+    <w:lvl w:ilvl="8" w:tplc="0409001B" w:tentative="1">
+      <w:start w:val="1"/>
+      <w:numFmt w:val="lowerRoman"/>
+      <w:lvlText w:val="%9."/>
+      <w:lvlJc w:val="right"/>
+      <w:pPr>
+        <w:ind w:left="6480" w:hanging="180"/>
+      </w:pPr>
+    </w:lvl>
+  </w:abstractNum>
+  <w:abstractNum w:abstractNumId="17" w15:restartNumberingAfterBreak="0">
+    <w:nsid w:val="4FCA2DEB"/>
+    <w:multiLevelType w:val="multilevel"/>
+    <w:tmpl w:val="748EE0AE"/>
+    <w:lvl w:ilvl="0">
+      <w:start w:val="1"/>
+      <w:numFmt w:val="bullet"/>
+      <w:lvlText w:val=""/>
+      <w:lvlJc w:val="left"/>
+      <w:pPr>
+        <w:tabs>
+          <w:tab w:val="num" w:pos="720"/>
+        </w:tabs>
+        <w:ind w:left="720" w:hanging="360"/>
+      </w:pPr>
+      <w:rPr>
+        <w:rFonts w:ascii="Symbol" w:hAnsi="Symbol" w:hint="default"/>
+        <w:sz w:val="20"/>
+      </w:rPr>
+    </w:lvl>
+    <w:lvl w:ilvl="1" w:tentative="1">
+      <w:start w:val="1"/>
+      <w:numFmt w:val="bullet"/>
+      <w:lvlText w:val="o"/>
+      <w:lvlJc w:val="left"/>
+      <w:pPr>
+        <w:tabs>
+          <w:tab w:val="num" w:pos="1440"/>
+        </w:tabs>
+        <w:ind w:left="1440" w:hanging="360"/>
+      </w:pPr>
+      <w:rPr>
+        <w:rFonts w:ascii="Courier New" w:hAnsi="Courier New" w:hint="default"/>
+        <w:sz w:val="20"/>
+      </w:rPr>
+    </w:lvl>
+    <w:lvl w:ilvl="2" w:tentative="1">
+      <w:start w:val="1"/>
+      <w:numFmt w:val="bullet"/>
+      <w:lvlText w:val=""/>
+      <w:lvlJc w:val="left"/>
+      <w:pPr>
+        <w:tabs>
+          <w:tab w:val="num" w:pos="2160"/>
+        </w:tabs>
+        <w:ind w:left="2160" w:hanging="360"/>
+      </w:pPr>
+      <w:rPr>
+        <w:rFonts w:ascii="Wingdings" w:hAnsi="Wingdings" w:hint="default"/>
+        <w:sz w:val="20"/>
+      </w:rPr>
+    </w:lvl>
+    <w:lvl w:ilvl="3" w:tentative="1">
+      <w:start w:val="1"/>
+      <w:numFmt w:val="bullet"/>
+      <w:lvlText w:val=""/>
+      <w:lvlJc w:val="left"/>
+      <w:pPr>
+        <w:tabs>
+          <w:tab w:val="num" w:pos="2880"/>
+        </w:tabs>
+        <w:ind w:left="2880" w:hanging="360"/>
+      </w:pPr>
+      <w:rPr>
+        <w:rFonts w:ascii="Wingdings" w:hAnsi="Wingdings" w:hint="default"/>
+        <w:sz w:val="20"/>
+      </w:rPr>
+    </w:lvl>
+    <w:lvl w:ilvl="4" w:tentative="1">
+      <w:start w:val="1"/>
+      <w:numFmt w:val="bullet"/>
+      <w:lvlText w:val=""/>
+      <w:lvlJc w:val="left"/>
+      <w:pPr>
+        <w:tabs>
+          <w:tab w:val="num" w:pos="3600"/>
+        </w:tabs>
+        <w:ind w:left="3600" w:hanging="360"/>
+      </w:pPr>
+      <w:rPr>
+        <w:rFonts w:ascii="Wingdings" w:hAnsi="Wingdings" w:hint="default"/>
+        <w:sz w:val="20"/>
+      </w:rPr>
+    </w:lvl>
+    <w:lvl w:ilvl="5" w:tentative="1">
+      <w:start w:val="1"/>
+      <w:numFmt w:val="bullet"/>
+      <w:lvlText w:val=""/>
+      <w:lvlJc w:val="left"/>
+      <w:pPr>
+        <w:tabs>
+          <w:tab w:val="num" w:pos="4320"/>
+        </w:tabs>
+        <w:ind w:left="4320" w:hanging="360"/>
+      </w:pPr>
+      <w:rPr>
+        <w:rFonts w:ascii="Wingdings" w:hAnsi="Wingdings" w:hint="default"/>
+        <w:sz w:val="20"/>
+      </w:rPr>
+    </w:lvl>
+    <w:lvl w:ilvl="6" w:tentative="1">
+      <w:start w:val="1"/>
+      <w:numFmt w:val="bullet"/>
+      <w:lvlText w:val=""/>
+      <w:lvlJc w:val="left"/>
+      <w:pPr>
+        <w:tabs>
+          <w:tab w:val="num" w:pos="5040"/>
+        </w:tabs>
+        <w:ind w:left="5040" w:hanging="360"/>
+      </w:pPr>
+      <w:rPr>
+        <w:rFonts w:ascii="Wingdings" w:hAnsi="Wingdings" w:hint="default"/>
+        <w:sz w:val="20"/>
+      </w:rPr>
+    </w:lvl>
+    <w:lvl w:ilvl="7" w:tentative="1">
+      <w:start w:val="1"/>
+      <w:numFmt w:val="bullet"/>
+      <w:lvlText w:val=""/>
+      <w:lvlJc w:val="left"/>
+      <w:pPr>
+        <w:tabs>
+          <w:tab w:val="num" w:pos="5760"/>
+        </w:tabs>
+        <w:ind w:left="5760" w:hanging="360"/>
+      </w:pPr>
+      <w:rPr>
+        <w:rFonts w:ascii="Wingdings" w:hAnsi="Wingdings" w:hint="default"/>
+        <w:sz w:val="20"/>
+      </w:rPr>
+    </w:lvl>
+    <w:lvl w:ilvl="8" w:tentative="1">
+      <w:start w:val="1"/>
+      <w:numFmt w:val="bullet"/>
+      <w:lvlText w:val=""/>
+      <w:lvlJc w:val="left"/>
+      <w:pPr>
+        <w:tabs>
+          <w:tab w:val="num" w:pos="6480"/>
+        </w:tabs>
+        <w:ind w:left="6480" w:hanging="360"/>
+      </w:pPr>
+      <w:rPr>
+        <w:rFonts w:ascii="Wingdings" w:hAnsi="Wingdings" w:hint="default"/>
+        <w:sz w:val="20"/>
+      </w:rPr>
+    </w:lvl>
+  </w:abstractNum>
+  <w:abstractNum w:abstractNumId="18" w15:restartNumberingAfterBreak="0">
     <w:nsid w:val="509F226A"/>
     <w:multiLevelType w:val="multilevel"/>
     <w:tmpl w:val="F28C846A"/>
@@ -3856,7 +6923,300 @@
       </w:rPr>
     </w:lvl>
   </w:abstractNum>
-  <w:abstractNum w:abstractNumId="5" w15:restartNumberingAfterBreak="0">
+  <w:abstractNum w:abstractNumId="19" w15:restartNumberingAfterBreak="0">
+    <w:nsid w:val="517244B0"/>
+    <w:multiLevelType w:val="multilevel"/>
+    <w:tmpl w:val="6484783E"/>
+    <w:lvl w:ilvl="0">
+      <w:start w:val="1"/>
+      <w:numFmt w:val="bullet"/>
+      <w:lvlText w:val=""/>
+      <w:lvlJc w:val="left"/>
+      <w:pPr>
+        <w:tabs>
+          <w:tab w:val="num" w:pos="720"/>
+        </w:tabs>
+        <w:ind w:left="720" w:hanging="360"/>
+      </w:pPr>
+      <w:rPr>
+        <w:rFonts w:ascii="Symbol" w:hAnsi="Symbol" w:hint="default"/>
+        <w:sz w:val="20"/>
+      </w:rPr>
+    </w:lvl>
+    <w:lvl w:ilvl="1">
+      <w:numFmt w:val="bullet"/>
+      <w:lvlText w:val="-"/>
+      <w:lvlJc w:val="left"/>
+      <w:pPr>
+        <w:ind w:left="1440" w:hanging="360"/>
+      </w:pPr>
+      <w:rPr>
+        <w:rFonts w:ascii="Aptos" w:eastAsiaTheme="minorHAnsi" w:hAnsi="Aptos" w:cstheme="minorBidi" w:hint="default"/>
+      </w:rPr>
+    </w:lvl>
+    <w:lvl w:ilvl="2" w:tentative="1">
+      <w:start w:val="1"/>
+      <w:numFmt w:val="bullet"/>
+      <w:lvlText w:val=""/>
+      <w:lvlJc w:val="left"/>
+      <w:pPr>
+        <w:tabs>
+          <w:tab w:val="num" w:pos="2160"/>
+        </w:tabs>
+        <w:ind w:left="2160" w:hanging="360"/>
+      </w:pPr>
+      <w:rPr>
+        <w:rFonts w:ascii="Wingdings" w:hAnsi="Wingdings" w:hint="default"/>
+        <w:sz w:val="20"/>
+      </w:rPr>
+    </w:lvl>
+    <w:lvl w:ilvl="3" w:tentative="1">
+      <w:start w:val="1"/>
+      <w:numFmt w:val="bullet"/>
+      <w:lvlText w:val=""/>
+      <w:lvlJc w:val="left"/>
+      <w:pPr>
+        <w:tabs>
+          <w:tab w:val="num" w:pos="2880"/>
+        </w:tabs>
+        <w:ind w:left="2880" w:hanging="360"/>
+      </w:pPr>
+      <w:rPr>
+        <w:rFonts w:ascii="Wingdings" w:hAnsi="Wingdings" w:hint="default"/>
+        <w:sz w:val="20"/>
+      </w:rPr>
+    </w:lvl>
+    <w:lvl w:ilvl="4" w:tentative="1">
+      <w:start w:val="1"/>
+      <w:numFmt w:val="bullet"/>
+      <w:lvlText w:val=""/>
+      <w:lvlJc w:val="left"/>
+      <w:pPr>
+        <w:tabs>
+          <w:tab w:val="num" w:pos="3600"/>
+        </w:tabs>
+        <w:ind w:left="3600" w:hanging="360"/>
+      </w:pPr>
+      <w:rPr>
+        <w:rFonts w:ascii="Wingdings" w:hAnsi="Wingdings" w:hint="default"/>
+        <w:sz w:val="20"/>
+      </w:rPr>
+    </w:lvl>
+    <w:lvl w:ilvl="5" w:tentative="1">
+      <w:start w:val="1"/>
+      <w:numFmt w:val="bullet"/>
+      <w:lvlText w:val=""/>
+      <w:lvlJc w:val="left"/>
+      <w:pPr>
+        <w:tabs>
+          <w:tab w:val="num" w:pos="4320"/>
+        </w:tabs>
+        <w:ind w:left="4320" w:hanging="360"/>
+      </w:pPr>
+      <w:rPr>
+        <w:rFonts w:ascii="Wingdings" w:hAnsi="Wingdings" w:hint="default"/>
+        <w:sz w:val="20"/>
+      </w:rPr>
+    </w:lvl>
+    <w:lvl w:ilvl="6" w:tentative="1">
+      <w:start w:val="1"/>
+      <w:numFmt w:val="bullet"/>
+      <w:lvlText w:val=""/>
+      <w:lvlJc w:val="left"/>
+      <w:pPr>
+        <w:tabs>
+          <w:tab w:val="num" w:pos="5040"/>
+        </w:tabs>
+        <w:ind w:left="5040" w:hanging="360"/>
+      </w:pPr>
+      <w:rPr>
+        <w:rFonts w:ascii="Wingdings" w:hAnsi="Wingdings" w:hint="default"/>
+        <w:sz w:val="20"/>
+      </w:rPr>
+    </w:lvl>
+    <w:lvl w:ilvl="7" w:tentative="1">
+      <w:start w:val="1"/>
+      <w:numFmt w:val="bullet"/>
+      <w:lvlText w:val=""/>
+      <w:lvlJc w:val="left"/>
+      <w:pPr>
+        <w:tabs>
+          <w:tab w:val="num" w:pos="5760"/>
+        </w:tabs>
+        <w:ind w:left="5760" w:hanging="360"/>
+      </w:pPr>
+      <w:rPr>
+        <w:rFonts w:ascii="Wingdings" w:hAnsi="Wingdings" w:hint="default"/>
+        <w:sz w:val="20"/>
+      </w:rPr>
+    </w:lvl>
+    <w:lvl w:ilvl="8" w:tentative="1">
+      <w:start w:val="1"/>
+      <w:numFmt w:val="bullet"/>
+      <w:lvlText w:val=""/>
+      <w:lvlJc w:val="left"/>
+      <w:pPr>
+        <w:tabs>
+          <w:tab w:val="num" w:pos="6480"/>
+        </w:tabs>
+        <w:ind w:left="6480" w:hanging="360"/>
+      </w:pPr>
+      <w:rPr>
+        <w:rFonts w:ascii="Wingdings" w:hAnsi="Wingdings" w:hint="default"/>
+        <w:sz w:val="20"/>
+      </w:rPr>
+    </w:lvl>
+  </w:abstractNum>
+  <w:abstractNum w:abstractNumId="20" w15:restartNumberingAfterBreak="0">
+    <w:nsid w:val="5DB81F74"/>
+    <w:multiLevelType w:val="multilevel"/>
+    <w:tmpl w:val="CB3A1318"/>
+    <w:lvl w:ilvl="0">
+      <w:start w:val="1"/>
+      <w:numFmt w:val="bullet"/>
+      <w:lvlText w:val=""/>
+      <w:lvlJc w:val="left"/>
+      <w:pPr>
+        <w:tabs>
+          <w:tab w:val="num" w:pos="720"/>
+        </w:tabs>
+        <w:ind w:left="720" w:hanging="360"/>
+      </w:pPr>
+      <w:rPr>
+        <w:rFonts w:ascii="Symbol" w:hAnsi="Symbol" w:hint="default"/>
+        <w:sz w:val="20"/>
+      </w:rPr>
+    </w:lvl>
+    <w:lvl w:ilvl="1" w:tentative="1">
+      <w:start w:val="1"/>
+      <w:numFmt w:val="bullet"/>
+      <w:lvlText w:val="o"/>
+      <w:lvlJc w:val="left"/>
+      <w:pPr>
+        <w:tabs>
+          <w:tab w:val="num" w:pos="1440"/>
+        </w:tabs>
+        <w:ind w:left="1440" w:hanging="360"/>
+      </w:pPr>
+      <w:rPr>
+        <w:rFonts w:ascii="Courier New" w:hAnsi="Courier New" w:hint="default"/>
+        <w:sz w:val="20"/>
+      </w:rPr>
+    </w:lvl>
+    <w:lvl w:ilvl="2" w:tentative="1">
+      <w:start w:val="1"/>
+      <w:numFmt w:val="bullet"/>
+      <w:lvlText w:val=""/>
+      <w:lvlJc w:val="left"/>
+      <w:pPr>
+        <w:tabs>
+          <w:tab w:val="num" w:pos="2160"/>
+        </w:tabs>
+        <w:ind w:left="2160" w:hanging="360"/>
+      </w:pPr>
+      <w:rPr>
+        <w:rFonts w:ascii="Wingdings" w:hAnsi="Wingdings" w:hint="default"/>
+        <w:sz w:val="20"/>
+      </w:rPr>
+    </w:lvl>
+    <w:lvl w:ilvl="3" w:tentative="1">
+      <w:start w:val="1"/>
+      <w:numFmt w:val="bullet"/>
+      <w:lvlText w:val=""/>
+      <w:lvlJc w:val="left"/>
+      <w:pPr>
+        <w:tabs>
+          <w:tab w:val="num" w:pos="2880"/>
+        </w:tabs>
+        <w:ind w:left="2880" w:hanging="360"/>
+      </w:pPr>
+      <w:rPr>
+        <w:rFonts w:ascii="Wingdings" w:hAnsi="Wingdings" w:hint="default"/>
+        <w:sz w:val="20"/>
+      </w:rPr>
+    </w:lvl>
+    <w:lvl w:ilvl="4" w:tentative="1">
+      <w:start w:val="1"/>
+      <w:numFmt w:val="bullet"/>
+      <w:lvlText w:val=""/>
+      <w:lvlJc w:val="left"/>
+      <w:pPr>
+        <w:tabs>
+          <w:tab w:val="num" w:pos="3600"/>
+        </w:tabs>
+        <w:ind w:left="3600" w:hanging="360"/>
+      </w:pPr>
+      <w:rPr>
+        <w:rFonts w:ascii="Wingdings" w:hAnsi="Wingdings" w:hint="default"/>
+        <w:sz w:val="20"/>
+      </w:rPr>
+    </w:lvl>
+    <w:lvl w:ilvl="5" w:tentative="1">
+      <w:start w:val="1"/>
+      <w:numFmt w:val="bullet"/>
+      <w:lvlText w:val=""/>
+      <w:lvlJc w:val="left"/>
+      <w:pPr>
+        <w:tabs>
+          <w:tab w:val="num" w:pos="4320"/>
+        </w:tabs>
+        <w:ind w:left="4320" w:hanging="360"/>
+      </w:pPr>
+      <w:rPr>
+        <w:rFonts w:ascii="Wingdings" w:hAnsi="Wingdings" w:hint="default"/>
+        <w:sz w:val="20"/>
+      </w:rPr>
+    </w:lvl>
+    <w:lvl w:ilvl="6" w:tentative="1">
+      <w:start w:val="1"/>
+      <w:numFmt w:val="bullet"/>
+      <w:lvlText w:val=""/>
+      <w:lvlJc w:val="left"/>
+      <w:pPr>
+        <w:tabs>
+          <w:tab w:val="num" w:pos="5040"/>
+        </w:tabs>
+        <w:ind w:left="5040" w:hanging="360"/>
+      </w:pPr>
+      <w:rPr>
+        <w:rFonts w:ascii="Wingdings" w:hAnsi="Wingdings" w:hint="default"/>
+        <w:sz w:val="20"/>
+      </w:rPr>
+    </w:lvl>
+    <w:lvl w:ilvl="7" w:tentative="1">
+      <w:start w:val="1"/>
+      <w:numFmt w:val="bullet"/>
+      <w:lvlText w:val=""/>
+      <w:lvlJc w:val="left"/>
+      <w:pPr>
+        <w:tabs>
+          <w:tab w:val="num" w:pos="5760"/>
+        </w:tabs>
+        <w:ind w:left="5760" w:hanging="360"/>
+      </w:pPr>
+      <w:rPr>
+        <w:rFonts w:ascii="Wingdings" w:hAnsi="Wingdings" w:hint="default"/>
+        <w:sz w:val="20"/>
+      </w:rPr>
+    </w:lvl>
+    <w:lvl w:ilvl="8" w:tentative="1">
+      <w:start w:val="1"/>
+      <w:numFmt w:val="bullet"/>
+      <w:lvlText w:val=""/>
+      <w:lvlJc w:val="left"/>
+      <w:pPr>
+        <w:tabs>
+          <w:tab w:val="num" w:pos="6480"/>
+        </w:tabs>
+        <w:ind w:left="6480" w:hanging="360"/>
+      </w:pPr>
+      <w:rPr>
+        <w:rFonts w:ascii="Wingdings" w:hAnsi="Wingdings" w:hint="default"/>
+        <w:sz w:val="20"/>
+      </w:rPr>
+    </w:lvl>
+  </w:abstractNum>
+  <w:abstractNum w:abstractNumId="21" w15:restartNumberingAfterBreak="0">
     <w:nsid w:val="5DFC62A8"/>
     <w:multiLevelType w:val="multilevel"/>
     <w:tmpl w:val="1228CAEA"/>
@@ -4005,23 +7365,983 @@
       </w:rPr>
     </w:lvl>
   </w:abstractNum>
+  <w:abstractNum w:abstractNumId="22" w15:restartNumberingAfterBreak="0">
+    <w:nsid w:val="61802678"/>
+    <w:multiLevelType w:val="multilevel"/>
+    <w:tmpl w:val="E424E43E"/>
+    <w:lvl w:ilvl="0">
+      <w:start w:val="1"/>
+      <w:numFmt w:val="bullet"/>
+      <w:lvlText w:val=""/>
+      <w:lvlJc w:val="left"/>
+      <w:pPr>
+        <w:tabs>
+          <w:tab w:val="num" w:pos="720"/>
+        </w:tabs>
+        <w:ind w:left="720" w:hanging="360"/>
+      </w:pPr>
+      <w:rPr>
+        <w:rFonts w:ascii="Symbol" w:hAnsi="Symbol" w:hint="default"/>
+        <w:sz w:val="20"/>
+      </w:rPr>
+    </w:lvl>
+    <w:lvl w:ilvl="1" w:tentative="1">
+      <w:start w:val="1"/>
+      <w:numFmt w:val="bullet"/>
+      <w:lvlText w:val="o"/>
+      <w:lvlJc w:val="left"/>
+      <w:pPr>
+        <w:tabs>
+          <w:tab w:val="num" w:pos="1440"/>
+        </w:tabs>
+        <w:ind w:left="1440" w:hanging="360"/>
+      </w:pPr>
+      <w:rPr>
+        <w:rFonts w:ascii="Courier New" w:hAnsi="Courier New" w:hint="default"/>
+        <w:sz w:val="20"/>
+      </w:rPr>
+    </w:lvl>
+    <w:lvl w:ilvl="2" w:tentative="1">
+      <w:start w:val="1"/>
+      <w:numFmt w:val="bullet"/>
+      <w:lvlText w:val=""/>
+      <w:lvlJc w:val="left"/>
+      <w:pPr>
+        <w:tabs>
+          <w:tab w:val="num" w:pos="2160"/>
+        </w:tabs>
+        <w:ind w:left="2160" w:hanging="360"/>
+      </w:pPr>
+      <w:rPr>
+        <w:rFonts w:ascii="Wingdings" w:hAnsi="Wingdings" w:hint="default"/>
+        <w:sz w:val="20"/>
+      </w:rPr>
+    </w:lvl>
+    <w:lvl w:ilvl="3" w:tentative="1">
+      <w:start w:val="1"/>
+      <w:numFmt w:val="bullet"/>
+      <w:lvlText w:val=""/>
+      <w:lvlJc w:val="left"/>
+      <w:pPr>
+        <w:tabs>
+          <w:tab w:val="num" w:pos="2880"/>
+        </w:tabs>
+        <w:ind w:left="2880" w:hanging="360"/>
+      </w:pPr>
+      <w:rPr>
+        <w:rFonts w:ascii="Wingdings" w:hAnsi="Wingdings" w:hint="default"/>
+        <w:sz w:val="20"/>
+      </w:rPr>
+    </w:lvl>
+    <w:lvl w:ilvl="4" w:tentative="1">
+      <w:start w:val="1"/>
+      <w:numFmt w:val="bullet"/>
+      <w:lvlText w:val=""/>
+      <w:lvlJc w:val="left"/>
+      <w:pPr>
+        <w:tabs>
+          <w:tab w:val="num" w:pos="3600"/>
+        </w:tabs>
+        <w:ind w:left="3600" w:hanging="360"/>
+      </w:pPr>
+      <w:rPr>
+        <w:rFonts w:ascii="Wingdings" w:hAnsi="Wingdings" w:hint="default"/>
+        <w:sz w:val="20"/>
+      </w:rPr>
+    </w:lvl>
+    <w:lvl w:ilvl="5" w:tentative="1">
+      <w:start w:val="1"/>
+      <w:numFmt w:val="bullet"/>
+      <w:lvlText w:val=""/>
+      <w:lvlJc w:val="left"/>
+      <w:pPr>
+        <w:tabs>
+          <w:tab w:val="num" w:pos="4320"/>
+        </w:tabs>
+        <w:ind w:left="4320" w:hanging="360"/>
+      </w:pPr>
+      <w:rPr>
+        <w:rFonts w:ascii="Wingdings" w:hAnsi="Wingdings" w:hint="default"/>
+        <w:sz w:val="20"/>
+      </w:rPr>
+    </w:lvl>
+    <w:lvl w:ilvl="6" w:tentative="1">
+      <w:start w:val="1"/>
+      <w:numFmt w:val="bullet"/>
+      <w:lvlText w:val=""/>
+      <w:lvlJc w:val="left"/>
+      <w:pPr>
+        <w:tabs>
+          <w:tab w:val="num" w:pos="5040"/>
+        </w:tabs>
+        <w:ind w:left="5040" w:hanging="360"/>
+      </w:pPr>
+      <w:rPr>
+        <w:rFonts w:ascii="Wingdings" w:hAnsi="Wingdings" w:hint="default"/>
+        <w:sz w:val="20"/>
+      </w:rPr>
+    </w:lvl>
+    <w:lvl w:ilvl="7" w:tentative="1">
+      <w:start w:val="1"/>
+      <w:numFmt w:val="bullet"/>
+      <w:lvlText w:val=""/>
+      <w:lvlJc w:val="left"/>
+      <w:pPr>
+        <w:tabs>
+          <w:tab w:val="num" w:pos="5760"/>
+        </w:tabs>
+        <w:ind w:left="5760" w:hanging="360"/>
+      </w:pPr>
+      <w:rPr>
+        <w:rFonts w:ascii="Wingdings" w:hAnsi="Wingdings" w:hint="default"/>
+        <w:sz w:val="20"/>
+      </w:rPr>
+    </w:lvl>
+    <w:lvl w:ilvl="8" w:tentative="1">
+      <w:start w:val="1"/>
+      <w:numFmt w:val="bullet"/>
+      <w:lvlText w:val=""/>
+      <w:lvlJc w:val="left"/>
+      <w:pPr>
+        <w:tabs>
+          <w:tab w:val="num" w:pos="6480"/>
+        </w:tabs>
+        <w:ind w:left="6480" w:hanging="360"/>
+      </w:pPr>
+      <w:rPr>
+        <w:rFonts w:ascii="Wingdings" w:hAnsi="Wingdings" w:hint="default"/>
+        <w:sz w:val="20"/>
+      </w:rPr>
+    </w:lvl>
+  </w:abstractNum>
+  <w:abstractNum w:abstractNumId="23" w15:restartNumberingAfterBreak="0">
+    <w:nsid w:val="61FF4967"/>
+    <w:multiLevelType w:val="multilevel"/>
+    <w:tmpl w:val="93B4DD7C"/>
+    <w:lvl w:ilvl="0">
+      <w:start w:val="1"/>
+      <w:numFmt w:val="bullet"/>
+      <w:lvlText w:val=""/>
+      <w:lvlJc w:val="left"/>
+      <w:pPr>
+        <w:tabs>
+          <w:tab w:val="num" w:pos="720"/>
+        </w:tabs>
+        <w:ind w:left="720" w:hanging="360"/>
+      </w:pPr>
+      <w:rPr>
+        <w:rFonts w:ascii="Symbol" w:hAnsi="Symbol" w:hint="default"/>
+        <w:sz w:val="20"/>
+      </w:rPr>
+    </w:lvl>
+    <w:lvl w:ilvl="1" w:tentative="1">
+      <w:start w:val="1"/>
+      <w:numFmt w:val="bullet"/>
+      <w:lvlText w:val="o"/>
+      <w:lvlJc w:val="left"/>
+      <w:pPr>
+        <w:tabs>
+          <w:tab w:val="num" w:pos="1440"/>
+        </w:tabs>
+        <w:ind w:left="1440" w:hanging="360"/>
+      </w:pPr>
+      <w:rPr>
+        <w:rFonts w:ascii="Courier New" w:hAnsi="Courier New" w:hint="default"/>
+        <w:sz w:val="20"/>
+      </w:rPr>
+    </w:lvl>
+    <w:lvl w:ilvl="2" w:tentative="1">
+      <w:start w:val="1"/>
+      <w:numFmt w:val="bullet"/>
+      <w:lvlText w:val=""/>
+      <w:lvlJc w:val="left"/>
+      <w:pPr>
+        <w:tabs>
+          <w:tab w:val="num" w:pos="2160"/>
+        </w:tabs>
+        <w:ind w:left="2160" w:hanging="360"/>
+      </w:pPr>
+      <w:rPr>
+        <w:rFonts w:ascii="Wingdings" w:hAnsi="Wingdings" w:hint="default"/>
+        <w:sz w:val="20"/>
+      </w:rPr>
+    </w:lvl>
+    <w:lvl w:ilvl="3" w:tentative="1">
+      <w:start w:val="1"/>
+      <w:numFmt w:val="bullet"/>
+      <w:lvlText w:val=""/>
+      <w:lvlJc w:val="left"/>
+      <w:pPr>
+        <w:tabs>
+          <w:tab w:val="num" w:pos="2880"/>
+        </w:tabs>
+        <w:ind w:left="2880" w:hanging="360"/>
+      </w:pPr>
+      <w:rPr>
+        <w:rFonts w:ascii="Wingdings" w:hAnsi="Wingdings" w:hint="default"/>
+        <w:sz w:val="20"/>
+      </w:rPr>
+    </w:lvl>
+    <w:lvl w:ilvl="4" w:tentative="1">
+      <w:start w:val="1"/>
+      <w:numFmt w:val="bullet"/>
+      <w:lvlText w:val=""/>
+      <w:lvlJc w:val="left"/>
+      <w:pPr>
+        <w:tabs>
+          <w:tab w:val="num" w:pos="3600"/>
+        </w:tabs>
+        <w:ind w:left="3600" w:hanging="360"/>
+      </w:pPr>
+      <w:rPr>
+        <w:rFonts w:ascii="Wingdings" w:hAnsi="Wingdings" w:hint="default"/>
+        <w:sz w:val="20"/>
+      </w:rPr>
+    </w:lvl>
+    <w:lvl w:ilvl="5" w:tentative="1">
+      <w:start w:val="1"/>
+      <w:numFmt w:val="bullet"/>
+      <w:lvlText w:val=""/>
+      <w:lvlJc w:val="left"/>
+      <w:pPr>
+        <w:tabs>
+          <w:tab w:val="num" w:pos="4320"/>
+        </w:tabs>
+        <w:ind w:left="4320" w:hanging="360"/>
+      </w:pPr>
+      <w:rPr>
+        <w:rFonts w:ascii="Wingdings" w:hAnsi="Wingdings" w:hint="default"/>
+        <w:sz w:val="20"/>
+      </w:rPr>
+    </w:lvl>
+    <w:lvl w:ilvl="6" w:tentative="1">
+      <w:start w:val="1"/>
+      <w:numFmt w:val="bullet"/>
+      <w:lvlText w:val=""/>
+      <w:lvlJc w:val="left"/>
+      <w:pPr>
+        <w:tabs>
+          <w:tab w:val="num" w:pos="5040"/>
+        </w:tabs>
+        <w:ind w:left="5040" w:hanging="360"/>
+      </w:pPr>
+      <w:rPr>
+        <w:rFonts w:ascii="Wingdings" w:hAnsi="Wingdings" w:hint="default"/>
+        <w:sz w:val="20"/>
+      </w:rPr>
+    </w:lvl>
+    <w:lvl w:ilvl="7" w:tentative="1">
+      <w:start w:val="1"/>
+      <w:numFmt w:val="bullet"/>
+      <w:lvlText w:val=""/>
+      <w:lvlJc w:val="left"/>
+      <w:pPr>
+        <w:tabs>
+          <w:tab w:val="num" w:pos="5760"/>
+        </w:tabs>
+        <w:ind w:left="5760" w:hanging="360"/>
+      </w:pPr>
+      <w:rPr>
+        <w:rFonts w:ascii="Wingdings" w:hAnsi="Wingdings" w:hint="default"/>
+        <w:sz w:val="20"/>
+      </w:rPr>
+    </w:lvl>
+    <w:lvl w:ilvl="8" w:tentative="1">
+      <w:start w:val="1"/>
+      <w:numFmt w:val="bullet"/>
+      <w:lvlText w:val=""/>
+      <w:lvlJc w:val="left"/>
+      <w:pPr>
+        <w:tabs>
+          <w:tab w:val="num" w:pos="6480"/>
+        </w:tabs>
+        <w:ind w:left="6480" w:hanging="360"/>
+      </w:pPr>
+      <w:rPr>
+        <w:rFonts w:ascii="Wingdings" w:hAnsi="Wingdings" w:hint="default"/>
+        <w:sz w:val="20"/>
+      </w:rPr>
+    </w:lvl>
+  </w:abstractNum>
+  <w:abstractNum w:abstractNumId="24" w15:restartNumberingAfterBreak="0">
+    <w:nsid w:val="68F67B4F"/>
+    <w:multiLevelType w:val="multilevel"/>
+    <w:tmpl w:val="D1483226"/>
+    <w:lvl w:ilvl="0">
+      <w:start w:val="1"/>
+      <w:numFmt w:val="bullet"/>
+      <w:lvlText w:val=""/>
+      <w:lvlJc w:val="left"/>
+      <w:pPr>
+        <w:tabs>
+          <w:tab w:val="num" w:pos="720"/>
+        </w:tabs>
+        <w:ind w:left="720" w:hanging="360"/>
+      </w:pPr>
+      <w:rPr>
+        <w:rFonts w:ascii="Symbol" w:hAnsi="Symbol" w:hint="default"/>
+        <w:sz w:val="20"/>
+      </w:rPr>
+    </w:lvl>
+    <w:lvl w:ilvl="1" w:tentative="1">
+      <w:start w:val="1"/>
+      <w:numFmt w:val="bullet"/>
+      <w:lvlText w:val="o"/>
+      <w:lvlJc w:val="left"/>
+      <w:pPr>
+        <w:tabs>
+          <w:tab w:val="num" w:pos="1440"/>
+        </w:tabs>
+        <w:ind w:left="1440" w:hanging="360"/>
+      </w:pPr>
+      <w:rPr>
+        <w:rFonts w:ascii="Courier New" w:hAnsi="Courier New" w:hint="default"/>
+        <w:sz w:val="20"/>
+      </w:rPr>
+    </w:lvl>
+    <w:lvl w:ilvl="2" w:tentative="1">
+      <w:start w:val="1"/>
+      <w:numFmt w:val="bullet"/>
+      <w:lvlText w:val=""/>
+      <w:lvlJc w:val="left"/>
+      <w:pPr>
+        <w:tabs>
+          <w:tab w:val="num" w:pos="2160"/>
+        </w:tabs>
+        <w:ind w:left="2160" w:hanging="360"/>
+      </w:pPr>
+      <w:rPr>
+        <w:rFonts w:ascii="Wingdings" w:hAnsi="Wingdings" w:hint="default"/>
+        <w:sz w:val="20"/>
+      </w:rPr>
+    </w:lvl>
+    <w:lvl w:ilvl="3" w:tentative="1">
+      <w:start w:val="1"/>
+      <w:numFmt w:val="bullet"/>
+      <w:lvlText w:val=""/>
+      <w:lvlJc w:val="left"/>
+      <w:pPr>
+        <w:tabs>
+          <w:tab w:val="num" w:pos="2880"/>
+        </w:tabs>
+        <w:ind w:left="2880" w:hanging="360"/>
+      </w:pPr>
+      <w:rPr>
+        <w:rFonts w:ascii="Wingdings" w:hAnsi="Wingdings" w:hint="default"/>
+        <w:sz w:val="20"/>
+      </w:rPr>
+    </w:lvl>
+    <w:lvl w:ilvl="4" w:tentative="1">
+      <w:start w:val="1"/>
+      <w:numFmt w:val="bullet"/>
+      <w:lvlText w:val=""/>
+      <w:lvlJc w:val="left"/>
+      <w:pPr>
+        <w:tabs>
+          <w:tab w:val="num" w:pos="3600"/>
+        </w:tabs>
+        <w:ind w:left="3600" w:hanging="360"/>
+      </w:pPr>
+      <w:rPr>
+        <w:rFonts w:ascii="Wingdings" w:hAnsi="Wingdings" w:hint="default"/>
+        <w:sz w:val="20"/>
+      </w:rPr>
+    </w:lvl>
+    <w:lvl w:ilvl="5" w:tentative="1">
+      <w:start w:val="1"/>
+      <w:numFmt w:val="bullet"/>
+      <w:lvlText w:val=""/>
+      <w:lvlJc w:val="left"/>
+      <w:pPr>
+        <w:tabs>
+          <w:tab w:val="num" w:pos="4320"/>
+        </w:tabs>
+        <w:ind w:left="4320" w:hanging="360"/>
+      </w:pPr>
+      <w:rPr>
+        <w:rFonts w:ascii="Wingdings" w:hAnsi="Wingdings" w:hint="default"/>
+        <w:sz w:val="20"/>
+      </w:rPr>
+    </w:lvl>
+    <w:lvl w:ilvl="6" w:tentative="1">
+      <w:start w:val="1"/>
+      <w:numFmt w:val="bullet"/>
+      <w:lvlText w:val=""/>
+      <w:lvlJc w:val="left"/>
+      <w:pPr>
+        <w:tabs>
+          <w:tab w:val="num" w:pos="5040"/>
+        </w:tabs>
+        <w:ind w:left="5040" w:hanging="360"/>
+      </w:pPr>
+      <w:rPr>
+        <w:rFonts w:ascii="Wingdings" w:hAnsi="Wingdings" w:hint="default"/>
+        <w:sz w:val="20"/>
+      </w:rPr>
+    </w:lvl>
+    <w:lvl w:ilvl="7" w:tentative="1">
+      <w:start w:val="1"/>
+      <w:numFmt w:val="bullet"/>
+      <w:lvlText w:val=""/>
+      <w:lvlJc w:val="left"/>
+      <w:pPr>
+        <w:tabs>
+          <w:tab w:val="num" w:pos="5760"/>
+        </w:tabs>
+        <w:ind w:left="5760" w:hanging="360"/>
+      </w:pPr>
+      <w:rPr>
+        <w:rFonts w:ascii="Wingdings" w:hAnsi="Wingdings" w:hint="default"/>
+        <w:sz w:val="20"/>
+      </w:rPr>
+    </w:lvl>
+    <w:lvl w:ilvl="8" w:tentative="1">
+      <w:start w:val="1"/>
+      <w:numFmt w:val="bullet"/>
+      <w:lvlText w:val=""/>
+      <w:lvlJc w:val="left"/>
+      <w:pPr>
+        <w:tabs>
+          <w:tab w:val="num" w:pos="6480"/>
+        </w:tabs>
+        <w:ind w:left="6480" w:hanging="360"/>
+      </w:pPr>
+      <w:rPr>
+        <w:rFonts w:ascii="Wingdings" w:hAnsi="Wingdings" w:hint="default"/>
+        <w:sz w:val="20"/>
+      </w:rPr>
+    </w:lvl>
+  </w:abstractNum>
+  <w:abstractNum w:abstractNumId="25" w15:restartNumberingAfterBreak="0">
+    <w:nsid w:val="76EB64B1"/>
+    <w:multiLevelType w:val="multilevel"/>
+    <w:tmpl w:val="6734D6F4"/>
+    <w:lvl w:ilvl="0">
+      <w:start w:val="1"/>
+      <w:numFmt w:val="bullet"/>
+      <w:lvlText w:val=""/>
+      <w:lvlJc w:val="left"/>
+      <w:pPr>
+        <w:tabs>
+          <w:tab w:val="num" w:pos="720"/>
+        </w:tabs>
+        <w:ind w:left="720" w:hanging="360"/>
+      </w:pPr>
+      <w:rPr>
+        <w:rFonts w:ascii="Symbol" w:hAnsi="Symbol" w:hint="default"/>
+        <w:sz w:val="20"/>
+      </w:rPr>
+    </w:lvl>
+    <w:lvl w:ilvl="1" w:tentative="1">
+      <w:start w:val="1"/>
+      <w:numFmt w:val="bullet"/>
+      <w:lvlText w:val="o"/>
+      <w:lvlJc w:val="left"/>
+      <w:pPr>
+        <w:tabs>
+          <w:tab w:val="num" w:pos="1440"/>
+        </w:tabs>
+        <w:ind w:left="1440" w:hanging="360"/>
+      </w:pPr>
+      <w:rPr>
+        <w:rFonts w:ascii="Courier New" w:hAnsi="Courier New" w:hint="default"/>
+        <w:sz w:val="20"/>
+      </w:rPr>
+    </w:lvl>
+    <w:lvl w:ilvl="2" w:tentative="1">
+      <w:start w:val="1"/>
+      <w:numFmt w:val="bullet"/>
+      <w:lvlText w:val=""/>
+      <w:lvlJc w:val="left"/>
+      <w:pPr>
+        <w:tabs>
+          <w:tab w:val="num" w:pos="2160"/>
+        </w:tabs>
+        <w:ind w:left="2160" w:hanging="360"/>
+      </w:pPr>
+      <w:rPr>
+        <w:rFonts w:ascii="Wingdings" w:hAnsi="Wingdings" w:hint="default"/>
+        <w:sz w:val="20"/>
+      </w:rPr>
+    </w:lvl>
+    <w:lvl w:ilvl="3" w:tentative="1">
+      <w:start w:val="1"/>
+      <w:numFmt w:val="bullet"/>
+      <w:lvlText w:val=""/>
+      <w:lvlJc w:val="left"/>
+      <w:pPr>
+        <w:tabs>
+          <w:tab w:val="num" w:pos="2880"/>
+        </w:tabs>
+        <w:ind w:left="2880" w:hanging="360"/>
+      </w:pPr>
+      <w:rPr>
+        <w:rFonts w:ascii="Wingdings" w:hAnsi="Wingdings" w:hint="default"/>
+        <w:sz w:val="20"/>
+      </w:rPr>
+    </w:lvl>
+    <w:lvl w:ilvl="4" w:tentative="1">
+      <w:start w:val="1"/>
+      <w:numFmt w:val="bullet"/>
+      <w:lvlText w:val=""/>
+      <w:lvlJc w:val="left"/>
+      <w:pPr>
+        <w:tabs>
+          <w:tab w:val="num" w:pos="3600"/>
+        </w:tabs>
+        <w:ind w:left="3600" w:hanging="360"/>
+      </w:pPr>
+      <w:rPr>
+        <w:rFonts w:ascii="Wingdings" w:hAnsi="Wingdings" w:hint="default"/>
+        <w:sz w:val="20"/>
+      </w:rPr>
+    </w:lvl>
+    <w:lvl w:ilvl="5" w:tentative="1">
+      <w:start w:val="1"/>
+      <w:numFmt w:val="bullet"/>
+      <w:lvlText w:val=""/>
+      <w:lvlJc w:val="left"/>
+      <w:pPr>
+        <w:tabs>
+          <w:tab w:val="num" w:pos="4320"/>
+        </w:tabs>
+        <w:ind w:left="4320" w:hanging="360"/>
+      </w:pPr>
+      <w:rPr>
+        <w:rFonts w:ascii="Wingdings" w:hAnsi="Wingdings" w:hint="default"/>
+        <w:sz w:val="20"/>
+      </w:rPr>
+    </w:lvl>
+    <w:lvl w:ilvl="6" w:tentative="1">
+      <w:start w:val="1"/>
+      <w:numFmt w:val="bullet"/>
+      <w:lvlText w:val=""/>
+      <w:lvlJc w:val="left"/>
+      <w:pPr>
+        <w:tabs>
+          <w:tab w:val="num" w:pos="5040"/>
+        </w:tabs>
+        <w:ind w:left="5040" w:hanging="360"/>
+      </w:pPr>
+      <w:rPr>
+        <w:rFonts w:ascii="Wingdings" w:hAnsi="Wingdings" w:hint="default"/>
+        <w:sz w:val="20"/>
+      </w:rPr>
+    </w:lvl>
+    <w:lvl w:ilvl="7" w:tentative="1">
+      <w:start w:val="1"/>
+      <w:numFmt w:val="bullet"/>
+      <w:lvlText w:val=""/>
+      <w:lvlJc w:val="left"/>
+      <w:pPr>
+        <w:tabs>
+          <w:tab w:val="num" w:pos="5760"/>
+        </w:tabs>
+        <w:ind w:left="5760" w:hanging="360"/>
+      </w:pPr>
+      <w:rPr>
+        <w:rFonts w:ascii="Wingdings" w:hAnsi="Wingdings" w:hint="default"/>
+        <w:sz w:val="20"/>
+      </w:rPr>
+    </w:lvl>
+    <w:lvl w:ilvl="8" w:tentative="1">
+      <w:start w:val="1"/>
+      <w:numFmt w:val="bullet"/>
+      <w:lvlText w:val=""/>
+      <w:lvlJc w:val="left"/>
+      <w:pPr>
+        <w:tabs>
+          <w:tab w:val="num" w:pos="6480"/>
+        </w:tabs>
+        <w:ind w:left="6480" w:hanging="360"/>
+      </w:pPr>
+      <w:rPr>
+        <w:rFonts w:ascii="Wingdings" w:hAnsi="Wingdings" w:hint="default"/>
+        <w:sz w:val="20"/>
+      </w:rPr>
+    </w:lvl>
+  </w:abstractNum>
+  <w:abstractNum w:abstractNumId="26" w15:restartNumberingAfterBreak="0">
+    <w:nsid w:val="7C8966BE"/>
+    <w:multiLevelType w:val="multilevel"/>
+    <w:tmpl w:val="B67E9150"/>
+    <w:lvl w:ilvl="0">
+      <w:start w:val="1"/>
+      <w:numFmt w:val="bullet"/>
+      <w:lvlText w:val=""/>
+      <w:lvlJc w:val="left"/>
+      <w:pPr>
+        <w:tabs>
+          <w:tab w:val="num" w:pos="720"/>
+        </w:tabs>
+        <w:ind w:left="720" w:hanging="360"/>
+      </w:pPr>
+      <w:rPr>
+        <w:rFonts w:ascii="Symbol" w:hAnsi="Symbol" w:hint="default"/>
+        <w:sz w:val="20"/>
+      </w:rPr>
+    </w:lvl>
+    <w:lvl w:ilvl="1" w:tentative="1">
+      <w:start w:val="1"/>
+      <w:numFmt w:val="bullet"/>
+      <w:lvlText w:val="o"/>
+      <w:lvlJc w:val="left"/>
+      <w:pPr>
+        <w:tabs>
+          <w:tab w:val="num" w:pos="1440"/>
+        </w:tabs>
+        <w:ind w:left="1440" w:hanging="360"/>
+      </w:pPr>
+      <w:rPr>
+        <w:rFonts w:ascii="Courier New" w:hAnsi="Courier New" w:hint="default"/>
+        <w:sz w:val="20"/>
+      </w:rPr>
+    </w:lvl>
+    <w:lvl w:ilvl="2" w:tentative="1">
+      <w:start w:val="1"/>
+      <w:numFmt w:val="bullet"/>
+      <w:lvlText w:val=""/>
+      <w:lvlJc w:val="left"/>
+      <w:pPr>
+        <w:tabs>
+          <w:tab w:val="num" w:pos="2160"/>
+        </w:tabs>
+        <w:ind w:left="2160" w:hanging="360"/>
+      </w:pPr>
+      <w:rPr>
+        <w:rFonts w:ascii="Wingdings" w:hAnsi="Wingdings" w:hint="default"/>
+        <w:sz w:val="20"/>
+      </w:rPr>
+    </w:lvl>
+    <w:lvl w:ilvl="3" w:tentative="1">
+      <w:start w:val="1"/>
+      <w:numFmt w:val="bullet"/>
+      <w:lvlText w:val=""/>
+      <w:lvlJc w:val="left"/>
+      <w:pPr>
+        <w:tabs>
+          <w:tab w:val="num" w:pos="2880"/>
+        </w:tabs>
+        <w:ind w:left="2880" w:hanging="360"/>
+      </w:pPr>
+      <w:rPr>
+        <w:rFonts w:ascii="Wingdings" w:hAnsi="Wingdings" w:hint="default"/>
+        <w:sz w:val="20"/>
+      </w:rPr>
+    </w:lvl>
+    <w:lvl w:ilvl="4" w:tentative="1">
+      <w:start w:val="1"/>
+      <w:numFmt w:val="bullet"/>
+      <w:lvlText w:val=""/>
+      <w:lvlJc w:val="left"/>
+      <w:pPr>
+        <w:tabs>
+          <w:tab w:val="num" w:pos="3600"/>
+        </w:tabs>
+        <w:ind w:left="3600" w:hanging="360"/>
+      </w:pPr>
+      <w:rPr>
+        <w:rFonts w:ascii="Wingdings" w:hAnsi="Wingdings" w:hint="default"/>
+        <w:sz w:val="20"/>
+      </w:rPr>
+    </w:lvl>
+    <w:lvl w:ilvl="5" w:tentative="1">
+      <w:start w:val="1"/>
+      <w:numFmt w:val="bullet"/>
+      <w:lvlText w:val=""/>
+      <w:lvlJc w:val="left"/>
+      <w:pPr>
+        <w:tabs>
+          <w:tab w:val="num" w:pos="4320"/>
+        </w:tabs>
+        <w:ind w:left="4320" w:hanging="360"/>
+      </w:pPr>
+      <w:rPr>
+        <w:rFonts w:ascii="Wingdings" w:hAnsi="Wingdings" w:hint="default"/>
+        <w:sz w:val="20"/>
+      </w:rPr>
+    </w:lvl>
+    <w:lvl w:ilvl="6" w:tentative="1">
+      <w:start w:val="1"/>
+      <w:numFmt w:val="bullet"/>
+      <w:lvlText w:val=""/>
+      <w:lvlJc w:val="left"/>
+      <w:pPr>
+        <w:tabs>
+          <w:tab w:val="num" w:pos="5040"/>
+        </w:tabs>
+        <w:ind w:left="5040" w:hanging="360"/>
+      </w:pPr>
+      <w:rPr>
+        <w:rFonts w:ascii="Wingdings" w:hAnsi="Wingdings" w:hint="default"/>
+        <w:sz w:val="20"/>
+      </w:rPr>
+    </w:lvl>
+    <w:lvl w:ilvl="7" w:tentative="1">
+      <w:start w:val="1"/>
+      <w:numFmt w:val="bullet"/>
+      <w:lvlText w:val=""/>
+      <w:lvlJc w:val="left"/>
+      <w:pPr>
+        <w:tabs>
+          <w:tab w:val="num" w:pos="5760"/>
+        </w:tabs>
+        <w:ind w:left="5760" w:hanging="360"/>
+      </w:pPr>
+      <w:rPr>
+        <w:rFonts w:ascii="Wingdings" w:hAnsi="Wingdings" w:hint="default"/>
+        <w:sz w:val="20"/>
+      </w:rPr>
+    </w:lvl>
+    <w:lvl w:ilvl="8" w:tentative="1">
+      <w:start w:val="1"/>
+      <w:numFmt w:val="bullet"/>
+      <w:lvlText w:val=""/>
+      <w:lvlJc w:val="left"/>
+      <w:pPr>
+        <w:tabs>
+          <w:tab w:val="num" w:pos="6480"/>
+        </w:tabs>
+        <w:ind w:left="6480" w:hanging="360"/>
+      </w:pPr>
+      <w:rPr>
+        <w:rFonts w:ascii="Wingdings" w:hAnsi="Wingdings" w:hint="default"/>
+        <w:sz w:val="20"/>
+      </w:rPr>
+    </w:lvl>
+  </w:abstractNum>
+  <w:abstractNum w:abstractNumId="27" w15:restartNumberingAfterBreak="0">
+    <w:nsid w:val="7C9D6B63"/>
+    <w:multiLevelType w:val="multilevel"/>
+    <w:tmpl w:val="2A14AE14"/>
+    <w:lvl w:ilvl="0">
+      <w:start w:val="1"/>
+      <w:numFmt w:val="bullet"/>
+      <w:lvlText w:val=""/>
+      <w:lvlJc w:val="left"/>
+      <w:pPr>
+        <w:tabs>
+          <w:tab w:val="num" w:pos="720"/>
+        </w:tabs>
+        <w:ind w:left="720" w:hanging="360"/>
+      </w:pPr>
+      <w:rPr>
+        <w:rFonts w:ascii="Symbol" w:hAnsi="Symbol" w:hint="default"/>
+        <w:sz w:val="20"/>
+      </w:rPr>
+    </w:lvl>
+    <w:lvl w:ilvl="1" w:tentative="1">
+      <w:start w:val="1"/>
+      <w:numFmt w:val="bullet"/>
+      <w:lvlText w:val="o"/>
+      <w:lvlJc w:val="left"/>
+      <w:pPr>
+        <w:tabs>
+          <w:tab w:val="num" w:pos="1440"/>
+        </w:tabs>
+        <w:ind w:left="1440" w:hanging="360"/>
+      </w:pPr>
+      <w:rPr>
+        <w:rFonts w:ascii="Courier New" w:hAnsi="Courier New" w:hint="default"/>
+        <w:sz w:val="20"/>
+      </w:rPr>
+    </w:lvl>
+    <w:lvl w:ilvl="2" w:tentative="1">
+      <w:start w:val="1"/>
+      <w:numFmt w:val="bullet"/>
+      <w:lvlText w:val=""/>
+      <w:lvlJc w:val="left"/>
+      <w:pPr>
+        <w:tabs>
+          <w:tab w:val="num" w:pos="2160"/>
+        </w:tabs>
+        <w:ind w:left="2160" w:hanging="360"/>
+      </w:pPr>
+      <w:rPr>
+        <w:rFonts w:ascii="Wingdings" w:hAnsi="Wingdings" w:hint="default"/>
+        <w:sz w:val="20"/>
+      </w:rPr>
+    </w:lvl>
+    <w:lvl w:ilvl="3" w:tentative="1">
+      <w:start w:val="1"/>
+      <w:numFmt w:val="bullet"/>
+      <w:lvlText w:val=""/>
+      <w:lvlJc w:val="left"/>
+      <w:pPr>
+        <w:tabs>
+          <w:tab w:val="num" w:pos="2880"/>
+        </w:tabs>
+        <w:ind w:left="2880" w:hanging="360"/>
+      </w:pPr>
+      <w:rPr>
+        <w:rFonts w:ascii="Wingdings" w:hAnsi="Wingdings" w:hint="default"/>
+        <w:sz w:val="20"/>
+      </w:rPr>
+    </w:lvl>
+    <w:lvl w:ilvl="4" w:tentative="1">
+      <w:start w:val="1"/>
+      <w:numFmt w:val="bullet"/>
+      <w:lvlText w:val=""/>
+      <w:lvlJc w:val="left"/>
+      <w:pPr>
+        <w:tabs>
+          <w:tab w:val="num" w:pos="3600"/>
+        </w:tabs>
+        <w:ind w:left="3600" w:hanging="360"/>
+      </w:pPr>
+      <w:rPr>
+        <w:rFonts w:ascii="Wingdings" w:hAnsi="Wingdings" w:hint="default"/>
+        <w:sz w:val="20"/>
+      </w:rPr>
+    </w:lvl>
+    <w:lvl w:ilvl="5" w:tentative="1">
+      <w:start w:val="1"/>
+      <w:numFmt w:val="bullet"/>
+      <w:lvlText w:val=""/>
+      <w:lvlJc w:val="left"/>
+      <w:pPr>
+        <w:tabs>
+          <w:tab w:val="num" w:pos="4320"/>
+        </w:tabs>
+        <w:ind w:left="4320" w:hanging="360"/>
+      </w:pPr>
+      <w:rPr>
+        <w:rFonts w:ascii="Wingdings" w:hAnsi="Wingdings" w:hint="default"/>
+        <w:sz w:val="20"/>
+      </w:rPr>
+    </w:lvl>
+    <w:lvl w:ilvl="6" w:tentative="1">
+      <w:start w:val="1"/>
+      <w:numFmt w:val="bullet"/>
+      <w:lvlText w:val=""/>
+      <w:lvlJc w:val="left"/>
+      <w:pPr>
+        <w:tabs>
+          <w:tab w:val="num" w:pos="5040"/>
+        </w:tabs>
+        <w:ind w:left="5040" w:hanging="360"/>
+      </w:pPr>
+      <w:rPr>
+        <w:rFonts w:ascii="Wingdings" w:hAnsi="Wingdings" w:hint="default"/>
+        <w:sz w:val="20"/>
+      </w:rPr>
+    </w:lvl>
+    <w:lvl w:ilvl="7" w:tentative="1">
+      <w:start w:val="1"/>
+      <w:numFmt w:val="bullet"/>
+      <w:lvlText w:val=""/>
+      <w:lvlJc w:val="left"/>
+      <w:pPr>
+        <w:tabs>
+          <w:tab w:val="num" w:pos="5760"/>
+        </w:tabs>
+        <w:ind w:left="5760" w:hanging="360"/>
+      </w:pPr>
+      <w:rPr>
+        <w:rFonts w:ascii="Wingdings" w:hAnsi="Wingdings" w:hint="default"/>
+        <w:sz w:val="20"/>
+      </w:rPr>
+    </w:lvl>
+    <w:lvl w:ilvl="8" w:tentative="1">
+      <w:start w:val="1"/>
+      <w:numFmt w:val="bullet"/>
+      <w:lvlText w:val=""/>
+      <w:lvlJc w:val="left"/>
+      <w:pPr>
+        <w:tabs>
+          <w:tab w:val="num" w:pos="6480"/>
+        </w:tabs>
+        <w:ind w:left="6480" w:hanging="360"/>
+      </w:pPr>
+      <w:rPr>
+        <w:rFonts w:ascii="Wingdings" w:hAnsi="Wingdings" w:hint="default"/>
+        <w:sz w:val="20"/>
+      </w:rPr>
+    </w:lvl>
+  </w:abstractNum>
   <w:num w:numId="1" w16cid:durableId="813110141">
+    <w:abstractNumId w:val="4"/>
+  </w:num>
+  <w:num w:numId="2" w16cid:durableId="620647017">
+    <w:abstractNumId w:val="18"/>
+  </w:num>
+  <w:num w:numId="3" w16cid:durableId="220554825">
+    <w:abstractNumId w:val="21"/>
+  </w:num>
+  <w:num w:numId="4" w16cid:durableId="1419982981">
+    <w:abstractNumId w:val="14"/>
+  </w:num>
+  <w:num w:numId="5" w16cid:durableId="725033926">
     <w:abstractNumId w:val="1"/>
   </w:num>
-  <w:num w:numId="2" w16cid:durableId="620647017">
-    <w:abstractNumId w:val="4"/>
+  <w:num w:numId="6" w16cid:durableId="2090226233">
+    <w:abstractNumId w:val="9"/>
   </w:num>
-  <w:num w:numId="3" w16cid:durableId="220554825">
-    <w:abstractNumId w:val="5"/>
+  <w:num w:numId="7" w16cid:durableId="1351105917">
+    <w:abstractNumId w:val="6"/>
   </w:num>
-  <w:num w:numId="4" w16cid:durableId="1419982981">
+  <w:num w:numId="8" w16cid:durableId="255945667">
+    <w:abstractNumId w:val="11"/>
+  </w:num>
+  <w:num w:numId="9" w16cid:durableId="1687637325">
+    <w:abstractNumId w:val="20"/>
+  </w:num>
+  <w:num w:numId="10" w16cid:durableId="1978102622">
+    <w:abstractNumId w:val="12"/>
+  </w:num>
+  <w:num w:numId="11" w16cid:durableId="1980186858">
+    <w:abstractNumId w:val="13"/>
+  </w:num>
+  <w:num w:numId="12" w16cid:durableId="1525900499">
+    <w:abstractNumId w:val="2"/>
+  </w:num>
+  <w:num w:numId="13" w16cid:durableId="416632498">
+    <w:abstractNumId w:val="19"/>
+  </w:num>
+  <w:num w:numId="14" w16cid:durableId="228880438">
+    <w:abstractNumId w:val="17"/>
+  </w:num>
+  <w:num w:numId="15" w16cid:durableId="574825968">
+    <w:abstractNumId w:val="7"/>
+  </w:num>
+  <w:num w:numId="16" w16cid:durableId="2143187146">
+    <w:abstractNumId w:val="15"/>
+  </w:num>
+  <w:num w:numId="17" w16cid:durableId="1412314975">
+    <w:abstractNumId w:val="27"/>
+  </w:num>
+  <w:num w:numId="18" w16cid:durableId="201481883">
+    <w:abstractNumId w:val="10"/>
+  </w:num>
+  <w:num w:numId="19" w16cid:durableId="1320772847">
+    <w:abstractNumId w:val="23"/>
+  </w:num>
+  <w:num w:numId="20" w16cid:durableId="304702229">
+    <w:abstractNumId w:val="26"/>
+  </w:num>
+  <w:num w:numId="21" w16cid:durableId="89204585">
+    <w:abstractNumId w:val="25"/>
+  </w:num>
+  <w:num w:numId="22" w16cid:durableId="1364746410">
+    <w:abstractNumId w:val="8"/>
+  </w:num>
+  <w:num w:numId="23" w16cid:durableId="1910648934">
     <w:abstractNumId w:val="3"/>
   </w:num>
-  <w:num w:numId="5" w16cid:durableId="725033926">
+  <w:num w:numId="24" w16cid:durableId="533468886">
+    <w:abstractNumId w:val="24"/>
+  </w:num>
+  <w:num w:numId="25" w16cid:durableId="1428765684">
+    <w:abstractNumId w:val="16"/>
+  </w:num>
+  <w:num w:numId="26" w16cid:durableId="1984234508">
     <w:abstractNumId w:val="0"/>
   </w:num>
-  <w:num w:numId="6" w16cid:durableId="2090226233">
-    <w:abstractNumId w:val="2"/>
+  <w:num w:numId="27" w16cid:durableId="1664580289">
+    <w:abstractNumId w:val="22"/>
+  </w:num>
+  <w:num w:numId="28" w16cid:durableId="241137642">
+    <w:abstractNumId w:val="5"/>
   </w:num>
 </w:numbering>
 </file>
@@ -4629,7 +8949,6 @@
   <w:style w:type="character" w:default="1" w:styleId="DefaultParagraphFont">
     <w:name w:val="Default Paragraph Font"/>
     <w:uiPriority w:val="1"/>
-    <w:semiHidden/>
     <w:unhideWhenUsed/>
   </w:style>
   <w:style w:type="table" w:default="1" w:styleId="TableNormal">
@@ -4943,6 +9262,41 @@
       <w:spacing w:val="5"/>
     </w:rPr>
   </w:style>
+  <w:style w:type="character" w:styleId="HTMLCode">
+    <w:name w:val="HTML Code"/>
+    <w:basedOn w:val="DefaultParagraphFont"/>
+    <w:uiPriority w:val="99"/>
+    <w:semiHidden/>
+    <w:unhideWhenUsed/>
+    <w:rsid w:val="008D5067"/>
+    <w:rPr>
+      <w:rFonts w:ascii="Courier New" w:eastAsia="Times New Roman" w:hAnsi="Courier New" w:cs="Courier New"/>
+      <w:sz w:val="20"/>
+      <w:szCs w:val="20"/>
+    </w:rPr>
+  </w:style>
+  <w:style w:type="paragraph" w:styleId="NormalWeb">
+    <w:name w:val="Normal (Web)"/>
+    <w:basedOn w:val="Normal"/>
+    <w:uiPriority w:val="99"/>
+    <w:semiHidden/>
+    <w:unhideWhenUsed/>
+    <w:rsid w:val="00C15868"/>
+    <w:rPr>
+      <w:rFonts w:ascii="Times New Roman" w:hAnsi="Times New Roman" w:cs="Times New Roman"/>
+    </w:rPr>
+  </w:style>
+  <w:style w:type="character" w:styleId="Strong">
+    <w:name w:val="Strong"/>
+    <w:basedOn w:val="DefaultParagraphFont"/>
+    <w:uiPriority w:val="22"/>
+    <w:qFormat/>
+    <w:rsid w:val="004B42FA"/>
+    <w:rPr>
+      <w:b/>
+      <w:bCs/>
+    </w:rPr>
+  </w:style>
 </w:styles>
 </file>
 

--- a/Blueprint/CarApp_Buildsheet.docx
+++ b/Blueprint/CarApp_Buildsheet.docx
@@ -328,7 +328,15 @@
     </w:p>
     <w:p>
       <w:r>
-        <w:t>One screen handles both new and returning users.</w:t>
+        <w:t xml:space="preserve">One screen </w:t>
+      </w:r>
+      <w:proofErr w:type="gramStart"/>
+      <w:r>
+        <w:t>handles</w:t>
+      </w:r>
+      <w:proofErr w:type="gramEnd"/>
+      <w:r>
+        <w:t xml:space="preserve"> both new and returning users.</w:t>
       </w:r>
     </w:p>
     <w:p>
@@ -424,7 +432,15 @@
         </w:numPr>
       </w:pPr>
       <w:r>
-        <w:t>Continues to onboarding (steps below)</w:t>
+        <w:t xml:space="preserve">Continues to </w:t>
+      </w:r>
+      <w:proofErr w:type="gramStart"/>
+      <w:r>
+        <w:t>onboarding</w:t>
+      </w:r>
+      <w:proofErr w:type="gramEnd"/>
+      <w:r>
+        <w:t xml:space="preserve"> (steps below)</w:t>
       </w:r>
     </w:p>
     <w:p/>
@@ -799,7 +815,15 @@
     <w:p/>
     <w:p>
       <w:r>
-        <w:t>2.2 Search Screens — (tabs)/search/</w:t>
+        <w:t xml:space="preserve">2.2 Search </w:t>
+      </w:r>
+      <w:proofErr w:type="gramStart"/>
+      <w:r>
+        <w:t>Screens — (</w:t>
+      </w:r>
+      <w:proofErr w:type="gramEnd"/>
+      <w:r>
+        <w:t>tabs)/search/</w:t>
       </w:r>
     </w:p>
     <w:p/>
@@ -837,8 +861,13 @@
     <w:p/>
     <w:p>
       <w:r>
-        <w:t>Screen: provider/[id].tsx</w:t>
-      </w:r>
+        <w:t>Screen: provider/[id</w:t>
+      </w:r>
+      <w:proofErr w:type="gramStart"/>
+      <w:r>
+        <w:t>].tsx</w:t>
+      </w:r>
+      <w:proofErr w:type="gramEnd"/>
     </w:p>
     <w:p>
       <w:r>
@@ -853,8 +882,13 @@
     <w:p/>
     <w:p>
       <w:r>
-        <w:t>Screen: book/[providerId].tsx</w:t>
-      </w:r>
+        <w:t>Screen: book/[providerId</w:t>
+      </w:r>
+      <w:proofErr w:type="gramStart"/>
+      <w:r>
+        <w:t>].tsx</w:t>
+      </w:r>
+      <w:proofErr w:type="gramEnd"/>
     </w:p>
     <w:p>
       <w:r>
@@ -869,7 +903,15 @@
     <w:p/>
     <w:p>
       <w:r>
-        <w:t>2.3 Services Screen — (tabs)/services/</w:t>
+        <w:t xml:space="preserve">2.3 Services </w:t>
+      </w:r>
+      <w:proofErr w:type="gramStart"/>
+      <w:r>
+        <w:t>Screen — (</w:t>
+      </w:r>
+      <w:proofErr w:type="gramEnd"/>
+      <w:r>
+        <w:t>tabs)/services/</w:t>
       </w:r>
     </w:p>
     <w:p/>
@@ -880,7 +922,15 @@
     </w:p>
     <w:p>
       <w:r>
-        <w:t>Data Needed: Full service catalog by provider type (Mechanic / Detailer)</w:t>
+        <w:t xml:space="preserve">Data Needed: </w:t>
+      </w:r>
+      <w:proofErr w:type="gramStart"/>
+      <w:r>
+        <w:t>Full service</w:t>
+      </w:r>
+      <w:proofErr w:type="gramEnd"/>
+      <w:r>
+        <w:t xml:space="preserve"> catalog by provider type (Mechanic / Detailer)</w:t>
       </w:r>
     </w:p>
     <w:p>
@@ -890,7 +940,15 @@
     </w:p>
     <w:p>
       <w:r>
-        <w:t>2.4 Bookings Screens — (tabs)/bookings/</w:t>
+        <w:t xml:space="preserve">2.4 Bookings </w:t>
+      </w:r>
+      <w:proofErr w:type="gramStart"/>
+      <w:r>
+        <w:t>Screens — (</w:t>
+      </w:r>
+      <w:proofErr w:type="gramEnd"/>
+      <w:r>
+        <w:t>tabs)/bookings/</w:t>
       </w:r>
     </w:p>
     <w:p/>
@@ -929,8 +987,13 @@
     <w:p/>
     <w:p>
       <w:r>
-        <w:t>Screen: [id].tsx</w:t>
-      </w:r>
+        <w:t>Screen: [id</w:t>
+      </w:r>
+      <w:proofErr w:type="gramStart"/>
+      <w:r>
+        <w:t>].tsx</w:t>
+      </w:r>
+      <w:proofErr w:type="gramEnd"/>
     </w:p>
     <w:p>
       <w:r>
@@ -945,7 +1008,15 @@
     <w:p/>
     <w:p>
       <w:r>
-        <w:t>2.5 Inbox Screens — (tabs)/inbox/</w:t>
+        <w:t xml:space="preserve">2.5 Inbox </w:t>
+      </w:r>
+      <w:proofErr w:type="gramStart"/>
+      <w:r>
+        <w:t>Screens — (</w:t>
+      </w:r>
+      <w:proofErr w:type="gramEnd"/>
+      <w:r>
+        <w:t>tabs)/inbox/</w:t>
       </w:r>
     </w:p>
     <w:p/>
@@ -967,8 +1038,13 @@
     <w:p/>
     <w:p>
       <w:r>
-        <w:t>Screen: [threadId].tsx</w:t>
-      </w:r>
+        <w:t>Screen: [threadId</w:t>
+      </w:r>
+      <w:proofErr w:type="gramStart"/>
+      <w:r>
+        <w:t>].tsx</w:t>
+      </w:r>
+      <w:proofErr w:type="gramEnd"/>
     </w:p>
     <w:p>
       <w:r>
@@ -985,7 +1061,15 @@
     <w:p/>
     <w:p>
       <w:r>
-        <w:t>2.6 More Screens — (tabs)/more/</w:t>
+        <w:t xml:space="preserve">2.6 More </w:t>
+      </w:r>
+      <w:proofErr w:type="gramStart"/>
+      <w:r>
+        <w:t>Screens — (</w:t>
+      </w:r>
+      <w:proofErr w:type="gramEnd"/>
+      <w:r>
+        <w:t>tabs)/more/</w:t>
       </w:r>
     </w:p>
     <w:p/>
@@ -1001,7 +1085,15 @@
     </w:p>
     <w:p>
       <w:r>
-        <w:t>Source: users, user_information, user_car_information, Stripe</w:t>
+        <w:t xml:space="preserve">Source: </w:t>
+      </w:r>
+      <w:proofErr w:type="gramStart"/>
+      <w:r>
+        <w:t>users</w:t>
+      </w:r>
+      <w:proofErr w:type="gramEnd"/>
+      <w:r>
+        <w:t>, user_information, user_car_information, Stripe</w:t>
       </w:r>
     </w:p>
     <w:p/>
@@ -1061,7 +1153,15 @@
     </w:p>
     <w:p>
       <w:r>
-        <w:t>Purpose: All read-only operations fetching data from Supabase.</w:t>
+        <w:t xml:space="preserve">Purpose: All </w:t>
+      </w:r>
+      <w:proofErr w:type="gramStart"/>
+      <w:r>
+        <w:t>read</w:t>
+      </w:r>
+      <w:proofErr w:type="gramEnd"/>
+      <w:r>
+        <w:t>-only operations fetching data from Supabase.</w:t>
       </w:r>
     </w:p>
     <w:p/>
@@ -1073,7 +1173,15 @@
     <w:p>
       <w:r>
         <w:tab/>
-        <w:t>- getCurrentUser()</w:t>
+        <w:t xml:space="preserve">- </w:t>
+      </w:r>
+      <w:proofErr w:type="gramStart"/>
+      <w:r>
+        <w:t>getCurrentUser(</w:t>
+      </w:r>
+      <w:proofErr w:type="gramEnd"/>
+      <w:r>
+        <w:t>)</w:t>
       </w:r>
     </w:p>
     <w:p>
@@ -1115,7 +1223,15 @@
     <w:p>
       <w:r>
         <w:tab/>
-        <w:t xml:space="preserve">  Returns approved providers filtered by type and rating. Joins users, provider_types, and provider_services.</w:t>
+        <w:t xml:space="preserve">  Returns approved providers filtered by type and rating. </w:t>
+      </w:r>
+      <w:proofErr w:type="gramStart"/>
+      <w:r>
+        <w:t>Joins</w:t>
+      </w:r>
+      <w:proofErr w:type="gramEnd"/>
+      <w:r>
+        <w:t xml:space="preserve"> users, provider_types, and provider_services.</w:t>
       </w:r>
     </w:p>
     <w:p/>
@@ -1140,7 +1256,15 @@
     <w:p>
       <w:r>
         <w:tab/>
-        <w:t>- getServiceCatalog()</w:t>
+        <w:t xml:space="preserve">- </w:t>
+      </w:r>
+      <w:proofErr w:type="gramStart"/>
+      <w:r>
+        <w:t>getServiceCatalog(</w:t>
+      </w:r>
+      <w:proofErr w:type="gramEnd"/>
+      <w:r>
+        <w:t>)</w:t>
       </w:r>
     </w:p>
     <w:p>
@@ -1327,7 +1451,15 @@
     <w:p>
       <w:r>
         <w:tab/>
-        <w:t>- upsertUserInformation(userId, info)</w:t>
+        <w:t xml:space="preserve">- </w:t>
+      </w:r>
+      <w:proofErr w:type="gramStart"/>
+      <w:r>
+        <w:t>upsertUserInformation(</w:t>
+      </w:r>
+      <w:proofErr w:type="gramEnd"/>
+      <w:r>
+        <w:t>userId, info)</w:t>
       </w:r>
     </w:p>
     <w:p>
@@ -1340,7 +1472,15 @@
     <w:p>
       <w:r>
         <w:tab/>
-        <w:t>- addVehicle(userId, vehicle)</w:t>
+        <w:t xml:space="preserve">- </w:t>
+      </w:r>
+      <w:proofErr w:type="gramStart"/>
+      <w:r>
+        <w:t>addVehicle(</w:t>
+      </w:r>
+      <w:proofErr w:type="gramEnd"/>
+      <w:r>
+        <w:t>userId, vehicle)</w:t>
       </w:r>
     </w:p>
     <w:p>
@@ -1378,20 +1518,52 @@
     <w:p>
       <w:r>
         <w:tab/>
-        <w:t xml:space="preserve">  Creates or updates a service offering for a provider.</w:t>
+        <w:t xml:space="preserve">  </w:t>
+      </w:r>
+      <w:proofErr w:type="gramStart"/>
+      <w:r>
+        <w:t>Creates</w:t>
+      </w:r>
+      <w:proofErr w:type="gramEnd"/>
+      <w:r>
+        <w:t xml:space="preserve"> or updates a service offering for a provider.</w:t>
       </w:r>
     </w:p>
     <w:p/>
     <w:p>
       <w:r>
         <w:tab/>
-        <w:t>- respondToAppointment(appointmentId, status)</w:t>
+        <w:t xml:space="preserve">- </w:t>
+      </w:r>
+      <w:proofErr w:type="gramStart"/>
+      <w:r>
+        <w:t>respondToAppointment(</w:t>
+      </w:r>
+      <w:proofErr w:type="gramEnd"/>
+      <w:r>
+        <w:t>appointmentId, status)</w:t>
       </w:r>
     </w:p>
     <w:p>
       <w:r>
         <w:tab/>
-        <w:t xml:space="preserve">  Provider confirms or declines a booking. Status set to confirmed or declined.</w:t>
+        <w:t xml:space="preserve">  Provider confirms or declines a booking. Status set to </w:t>
+      </w:r>
+      <w:proofErr w:type="gramStart"/>
+      <w:r>
+        <w:t>confirmed</w:t>
+      </w:r>
+      <w:proofErr w:type="gramEnd"/>
+      <w:r>
+        <w:t xml:space="preserve"> or </w:t>
+      </w:r>
+      <w:proofErr w:type="gramStart"/>
+      <w:r>
+        <w:t>declined</w:t>
+      </w:r>
+      <w:proofErr w:type="gramEnd"/>
+      <w:r>
+        <w:t>.</w:t>
       </w:r>
     </w:p>
     <w:p/>
@@ -1409,14 +1581,30 @@
     <w:p>
       <w:r>
         <w:tab/>
-        <w:t xml:space="preserve">  Inserts a new appointment with status set to pending. Includes JSONB services array and Stripe payment ID.</w:t>
+        <w:t xml:space="preserve">  </w:t>
+      </w:r>
+      <w:proofErr w:type="gramStart"/>
+      <w:r>
+        <w:t>Inserts</w:t>
+      </w:r>
+      <w:proofErr w:type="gramEnd"/>
+      <w:r>
+        <w:t xml:space="preserve"> a new appointment with status set to pending. Includes JSONB services array and Stripe payment ID.</w:t>
       </w:r>
     </w:p>
     <w:p/>
     <w:p>
       <w:r>
         <w:tab/>
-        <w:t>- cancelAppointment(appointmentId, depositForfeited)</w:t>
+        <w:t xml:space="preserve">- </w:t>
+      </w:r>
+      <w:proofErr w:type="gramStart"/>
+      <w:r>
+        <w:t>cancelAppointment(</w:t>
+      </w:r>
+      <w:proofErr w:type="gramEnd"/>
+      <w:r>
+        <w:t>appointmentId, depositForfeited)</w:t>
       </w:r>
     </w:p>
     <w:p>
@@ -1429,7 +1617,15 @@
     <w:p>
       <w:r>
         <w:tab/>
-        <w:t>- updateAppointmentServices(appointmentId, services)</w:t>
+        <w:t xml:space="preserve">- </w:t>
+      </w:r>
+      <w:proofErr w:type="gramStart"/>
+      <w:r>
+        <w:t>updateAppointmentServices(</w:t>
+      </w:r>
+      <w:proofErr w:type="gramEnd"/>
+      <w:r>
+        <w:t>appointmentId, services)</w:t>
       </w:r>
     </w:p>
     <w:p>
@@ -1472,7 +1668,31 @@
       <w:r>
         <w:lastRenderedPageBreak/>
         <w:tab/>
-        <w:t xml:space="preserve">  Inserts a message after running content through the containsFlaggedContent() validator. Sets is_flagged to true if phone numbers, emails, or payment platform mentions are detected.</w:t>
+        <w:t xml:space="preserve">  </w:t>
+      </w:r>
+      <w:proofErr w:type="gramStart"/>
+      <w:r>
+        <w:t>Inserts</w:t>
+      </w:r>
+      <w:proofErr w:type="gramEnd"/>
+      <w:r>
+        <w:t xml:space="preserve"> a message after running content through the </w:t>
+      </w:r>
+      <w:proofErr w:type="gramStart"/>
+      <w:r>
+        <w:t>containsFlaggedContent(</w:t>
+      </w:r>
+      <w:proofErr w:type="gramEnd"/>
+      <w:r>
+        <w:t xml:space="preserve">) validator. Sets </w:t>
+      </w:r>
+      <w:proofErr w:type="gramStart"/>
+      <w:r>
+        <w:t>is_</w:t>
+      </w:r>
+      <w:proofErr w:type="gramEnd"/>
+      <w:r>
+        <w:t>flagged to true if phone numbers, emails, or payment platform mentions are detected.</w:t>
       </w:r>
     </w:p>
     <w:p/>
@@ -1503,7 +1723,15 @@
     <w:p>
       <w:r>
         <w:tab/>
-        <w:t xml:space="preserve">  Sets is_read to true on a notification record.</w:t>
+        <w:t xml:space="preserve">  Sets </w:t>
+      </w:r>
+      <w:proofErr w:type="gramStart"/>
+      <w:r>
+        <w:t>is</w:t>
+      </w:r>
+      <w:proofErr w:type="gramEnd"/>
+      <w:r>
+        <w:t>_read to true on a notification record.</w:t>
       </w:r>
     </w:p>
     <w:p/>
@@ -1521,7 +1749,15 @@
     <w:p>
       <w:r>
         <w:tab/>
-        <w:t xml:space="preserve">  Inserts an active subscription record with Stripe subscription ID and next scheduled date.</w:t>
+        <w:t xml:space="preserve">  </w:t>
+      </w:r>
+      <w:proofErr w:type="gramStart"/>
+      <w:r>
+        <w:t>Inserts</w:t>
+      </w:r>
+      <w:proofErr w:type="gramEnd"/>
+      <w:r>
+        <w:t xml:space="preserve"> an active subscription record with Stripe subscription ID and next scheduled date.</w:t>
       </w:r>
     </w:p>
     <w:p/>
@@ -1566,7 +1802,15 @@
     <w:p>
       <w:r>
         <w:lastRenderedPageBreak/>
-        <w:t>IMPORTANT: All Stripe calls must route through Supabase Edge Functions. The Stripe secret key must never be exposed on the client.</w:t>
+        <w:t xml:space="preserve">IMPORTANT: All Stripe calls must route through Supabase Edge Functions. The Stripe secret key must never be exposed </w:t>
+      </w:r>
+      <w:proofErr w:type="gramStart"/>
+      <w:r>
+        <w:t>on</w:t>
+      </w:r>
+      <w:proofErr w:type="gramEnd"/>
+      <w:r>
+        <w:t xml:space="preserve"> the client.</w:t>
       </w:r>
     </w:p>
     <w:p/>
@@ -1625,12 +1869,28 @@
     <w:p/>
     <w:p>
       <w:r>
-        <w:t>Trigger: cancelAppointment() is called</w:t>
-      </w:r>
-    </w:p>
-    <w:p>
-      <w:r>
-        <w:t>Function: captureOrRefundDeposit(paymentIntentId, forfeited)</w:t>
+        <w:t xml:space="preserve">Trigger: </w:t>
+      </w:r>
+      <w:proofErr w:type="gramStart"/>
+      <w:r>
+        <w:t>cancelAppointment(</w:t>
+      </w:r>
+      <w:proofErr w:type="gramEnd"/>
+      <w:r>
+        <w:t>) is called</w:t>
+      </w:r>
+    </w:p>
+    <w:p>
+      <w:r>
+        <w:t xml:space="preserve">Function: </w:t>
+      </w:r>
+      <w:proofErr w:type="gramStart"/>
+      <w:r>
+        <w:t>captureOrRefundDeposit(</w:t>
+      </w:r>
+      <w:proofErr w:type="gramEnd"/>
+      <w:r>
+        <w:t>paymentIntentId, forfeited)</w:t>
       </w:r>
     </w:p>
     <w:p/>
@@ -1654,7 +1914,15 @@
     <w:p>
       <w:r>
         <w:tab/>
-        <w:t>- 24-hour check must be enforced both client-side and inside the Edge Function</w:t>
+        <w:t xml:space="preserve">- 24-hour </w:t>
+      </w:r>
+      <w:proofErr w:type="gramStart"/>
+      <w:r>
+        <w:t>check</w:t>
+      </w:r>
+      <w:proofErr w:type="gramEnd"/>
+      <w:r>
+        <w:t xml:space="preserve"> must be enforced both client-side and inside the Edge Function</w:t>
       </w:r>
     </w:p>
     <w:p/>
@@ -1678,7 +1946,15 @@
     <w:p>
       <w:r>
         <w:tab/>
-        <w:t>- createSubscription(customerId, priceId)</w:t>
+        <w:t xml:space="preserve">- </w:t>
+      </w:r>
+      <w:proofErr w:type="gramStart"/>
+      <w:r>
+        <w:t>createSubscription(</w:t>
+      </w:r>
+      <w:proofErr w:type="gramEnd"/>
+      <w:r>
+        <w:t>customerId, priceId)</w:t>
       </w:r>
     </w:p>
     <w:p>
@@ -1810,12 +2086,36 @@
     </w:p>
     <w:p>
       <w:r>
-        <w:t>- Subscription status locked to: active, paused, cancelled</w:t>
-      </w:r>
-    </w:p>
-    <w:p>
-      <w:r>
-        <w:t>- Subscription frequency locked to: weekly, biweekly, monthly</w:t>
+        <w:t xml:space="preserve">- Subscription status locked </w:t>
+      </w:r>
+      <w:proofErr w:type="gramStart"/>
+      <w:r>
+        <w:t>to:</w:t>
+      </w:r>
+      <w:proofErr w:type="gramEnd"/>
+      <w:r>
+        <w:t xml:space="preserve"> active, paused, cancelled</w:t>
+      </w:r>
+    </w:p>
+    <w:p>
+      <w:r>
+        <w:t xml:space="preserve">- Subscription frequency locked </w:t>
+      </w:r>
+      <w:proofErr w:type="gramStart"/>
+      <w:r>
+        <w:t>to:</w:t>
+      </w:r>
+      <w:proofErr w:type="gramEnd"/>
+      <w:r>
+        <w:t xml:space="preserve"> weekly, </w:t>
+      </w:r>
+      <w:proofErr w:type="gramStart"/>
+      <w:r>
+        <w:t>biweekly</w:t>
+      </w:r>
+      <w:proofErr w:type="gramEnd"/>
+      <w:r>
+        <w:t>, monthly</w:t>
       </w:r>
     </w:p>
     <w:p>
@@ -1924,7 +2224,15 @@
         </w:numPr>
       </w:pPr>
       <w:r>
-        <w:t>Hydrated on app load via onAuthStateChange() in _layout.tsx</w:t>
+        <w:t xml:space="preserve">Hydrated on app load via </w:t>
+      </w:r>
+      <w:proofErr w:type="gramStart"/>
+      <w:r>
+        <w:t>onAuthStateChange(</w:t>
+      </w:r>
+      <w:proofErr w:type="gramEnd"/>
+      <w:r>
+        <w:t>) in _layout.tsx</w:t>
       </w:r>
     </w:p>
     <w:p>
@@ -1954,13 +2262,18 @@
       </w:r>
       <w:proofErr w:type="spellEnd"/>
       <w:r>
-        <w:t>, and provider/[id].</w:t>
+        <w:t>, and provider/[id</w:t>
+      </w:r>
+      <w:proofErr w:type="gramStart"/>
+      <w:r>
+        <w:t>].</w:t>
       </w:r>
       <w:proofErr w:type="spellStart"/>
       <w:r>
         <w:t>tsx</w:t>
       </w:r>
       <w:proofErr w:type="spellEnd"/>
+      <w:proofErr w:type="gramEnd"/>
       <w:r>
         <w:t>.</w:t>
       </w:r>
@@ -2028,12 +2341,17 @@
         <w:t xml:space="preserve"> returned from </w:t>
       </w:r>
       <w:proofErr w:type="spellStart"/>
+      <w:proofErr w:type="gramStart"/>
       <w:r>
         <w:t>searchProviders</w:t>
       </w:r>
       <w:proofErr w:type="spellEnd"/>
       <w:r>
-        <w:t>()</w:t>
+        <w:t>(</w:t>
+      </w:r>
+      <w:proofErr w:type="gramEnd"/>
+      <w:r>
+        <w:t>)</w:t>
       </w:r>
     </w:p>
     <w:p>
@@ -2355,7 +2673,15 @@
         </w:numPr>
       </w:pPr>
       <w:r>
-        <w:t>vehicle — object with make, model, year, vin for customer path</w:t>
+        <w:t xml:space="preserve">vehicle — object with make, model, year, </w:t>
+      </w:r>
+      <w:proofErr w:type="gramStart"/>
+      <w:r>
+        <w:t>vin</w:t>
+      </w:r>
+      <w:proofErr w:type="gramEnd"/>
+      <w:r>
+        <w:t xml:space="preserve"> for customer path</w:t>
       </w:r>
     </w:p>
     <w:p>
@@ -2692,7 +3018,11 @@
         <w:t>Root layout</w:t>
       </w:r>
       <w:r>
-        <w:t xml:space="preserve"> (app/_</w:t>
+        <w:t xml:space="preserve"> (</w:t>
+      </w:r>
+      <w:proofErr w:type="gramStart"/>
+      <w:r>
+        <w:t>app/_</w:t>
       </w:r>
       <w:proofErr w:type="spellStart"/>
       <w:r>
@@ -2700,7 +3030,11 @@
       </w:r>
       <w:proofErr w:type="spellEnd"/>
       <w:r>
-        <w:t>) — auth gate logic, session listener, redirect rules</w:t>
+        <w:t>) —</w:t>
+      </w:r>
+      <w:proofErr w:type="gramEnd"/>
+      <w:r>
+        <w:t xml:space="preserve"> auth gate logic, session listener, redirect rules</w:t>
       </w:r>
     </w:p>
     <w:p>
@@ -2769,7 +3103,15 @@
         </w:numPr>
       </w:pPr>
       <w:r>
-        <w:t>If session exists → fetch users row</w:t>
+        <w:t xml:space="preserve">If session exists → fetch </w:t>
+      </w:r>
+      <w:proofErr w:type="gramStart"/>
+      <w:r>
+        <w:t>users</w:t>
+      </w:r>
+      <w:proofErr w:type="gramEnd"/>
+      <w:r>
+        <w:t xml:space="preserve"> row</w:t>
       </w:r>
     </w:p>
     <w:p>
@@ -3039,7 +3381,19 @@
         <w:t>Tab navigator</w:t>
       </w:r>
       <w:r>
-        <w:t xml:space="preserve"> (app/(tabs)/_</w:t>
+        <w:t xml:space="preserve"> (</w:t>
+      </w:r>
+      <w:proofErr w:type="gramStart"/>
+      <w:r>
+        <w:t>app/(</w:t>
+      </w:r>
+      <w:proofErr w:type="gramEnd"/>
+      <w:r>
+        <w:t>tabs)/</w:t>
+      </w:r>
+      <w:proofErr w:type="gramStart"/>
+      <w:r>
+        <w:t>_</w:t>
       </w:r>
       <w:proofErr w:type="spellStart"/>
       <w:r>
@@ -3047,7 +3401,11 @@
       </w:r>
       <w:proofErr w:type="spellEnd"/>
       <w:r>
-        <w:t>) — the 5 bottom tabs</w:t>
+        <w:t>) —</w:t>
+      </w:r>
+      <w:proofErr w:type="gramEnd"/>
+      <w:r>
+        <w:t xml:space="preserve"> the 5 bottom tabs</w:t>
       </w:r>
     </w:p>
     <w:p>
@@ -3066,7 +3424,15 @@
       </w:r>
       <w:r>
         <w:br/>
-        <w:t xml:space="preserve">Defines the five bottom navigation tabs. Only renders if the user has a valid session and has completed onboarding — the root </w:t>
+        <w:t xml:space="preserve">Defines the five bottom navigation tabs. Only renders if the user has a valid session and has completed </w:t>
+      </w:r>
+      <w:proofErr w:type="gramStart"/>
+      <w:r>
+        <w:t>onboarding — the root</w:t>
+      </w:r>
+      <w:proofErr w:type="gramEnd"/>
+      <w:r>
+        <w:t xml:space="preserve"> </w:t>
       </w:r>
       <w:r>
         <w:rPr>
@@ -3179,11 +3545,19 @@
       </w:r>
       <w:proofErr w:type="spellStart"/>
       <w:r>
-        <w:t>navigation.ts</w:t>
-      </w:r>
-      <w:proofErr w:type="spellEnd"/>
-      <w:r>
-        <w:t>) — typed params for dynamic routes like provider/[id], book/[</w:t>
+        <w:t>navigation.</w:t>
+      </w:r>
+      <w:proofErr w:type="gramStart"/>
+      <w:r>
+        <w:t>ts</w:t>
+      </w:r>
+      <w:proofErr w:type="spellEnd"/>
+      <w:r>
+        <w:t>) —</w:t>
+      </w:r>
+      <w:proofErr w:type="gramEnd"/>
+      <w:r>
+        <w:t xml:space="preserve"> typed params for dynamic routes like provider/[id], book/[</w:t>
       </w:r>
       <w:proofErr w:type="spellStart"/>
       <w:r>
@@ -3244,7 +3618,23 @@
         <w:ind w:left="1440"/>
       </w:pPr>
       <w:r>
-        <w:t>provider/[id] — { id: string } — the provider's UUID from the providers table carApp_supabase_schema.docx</w:t>
+        <w:t xml:space="preserve">provider/[id] — </w:t>
+      </w:r>
+      <w:proofErr w:type="gramStart"/>
+      <w:r>
+        <w:t>{ id</w:t>
+      </w:r>
+      <w:proofErr w:type="gramEnd"/>
+      <w:r>
+        <w:t xml:space="preserve">: </w:t>
+      </w:r>
+      <w:proofErr w:type="gramStart"/>
+      <w:r>
+        <w:t>string }</w:t>
+      </w:r>
+      <w:proofErr w:type="gramEnd"/>
+      <w:r>
+        <w:t xml:space="preserve"> — the provider's UUID from the providers table carApp_supabase_schema.docx</w:t>
       </w:r>
     </w:p>
     <w:p>
@@ -3268,15 +3658,28 @@
       </w:r>
       <w:proofErr w:type="spellEnd"/>
       <w:r>
-        <w:t xml:space="preserve">] — { </w:t>
+        <w:t xml:space="preserve">] — </w:t>
+      </w:r>
+      <w:proofErr w:type="gramStart"/>
+      <w:r>
+        <w:t xml:space="preserve">{ </w:t>
       </w:r>
       <w:proofErr w:type="spellStart"/>
       <w:r>
         <w:t>providerId</w:t>
       </w:r>
       <w:proofErr w:type="spellEnd"/>
-      <w:r>
-        <w:t>: string } — passed from the provider profile into the booking flow</w:t>
+      <w:proofErr w:type="gramEnd"/>
+      <w:r>
+        <w:t xml:space="preserve">: </w:t>
+      </w:r>
+      <w:proofErr w:type="gramStart"/>
+      <w:r>
+        <w:t>string }</w:t>
+      </w:r>
+      <w:proofErr w:type="gramEnd"/>
+      <w:r>
+        <w:t xml:space="preserve"> — passed from the provider profile into the booking flow</w:t>
       </w:r>
     </w:p>
     <w:p>
@@ -3292,7 +3695,23 @@
         <w:ind w:left="1440"/>
       </w:pPr>
       <w:r>
-        <w:t>bookings/[id] — { id: string } — the appointment UUID from the appointments table carApp_supabase_schema.docx</w:t>
+        <w:t xml:space="preserve">bookings/[id] — </w:t>
+      </w:r>
+      <w:proofErr w:type="gramStart"/>
+      <w:r>
+        <w:t>{ id</w:t>
+      </w:r>
+      <w:proofErr w:type="gramEnd"/>
+      <w:r>
+        <w:t xml:space="preserve">: </w:t>
+      </w:r>
+      <w:proofErr w:type="gramStart"/>
+      <w:r>
+        <w:t>string }</w:t>
+      </w:r>
+      <w:proofErr w:type="gramEnd"/>
+      <w:r>
+        <w:t xml:space="preserve"> — the appointment UUID from the appointments table carApp_supabase_schema.docx</w:t>
       </w:r>
     </w:p>
     <w:p>
@@ -3316,15 +3735,28 @@
       </w:r>
       <w:proofErr w:type="spellEnd"/>
       <w:r>
-        <w:t xml:space="preserve">] — { </w:t>
+        <w:t xml:space="preserve">] — </w:t>
+      </w:r>
+      <w:proofErr w:type="gramStart"/>
+      <w:r>
+        <w:t xml:space="preserve">{ </w:t>
       </w:r>
       <w:proofErr w:type="spellStart"/>
       <w:r>
         <w:t>threadId</w:t>
       </w:r>
       <w:proofErr w:type="spellEnd"/>
-      <w:r>
-        <w:t xml:space="preserve">: string } — the message thread UUID from </w:t>
+      <w:proofErr w:type="gramEnd"/>
+      <w:r>
+        <w:t xml:space="preserve">: </w:t>
+      </w:r>
+      <w:proofErr w:type="gramStart"/>
+      <w:r>
+        <w:t>string }</w:t>
+      </w:r>
+      <w:proofErr w:type="gramEnd"/>
+      <w:r>
+        <w:t xml:space="preserve"> — the message thread UUID from </w:t>
       </w:r>
       <w:proofErr w:type="spellStart"/>
       <w:r>
@@ -3598,6 +4030,35 @@
     </w:p>
     <w:p>
       <w:r>
+        <w:tab/>
+      </w:r>
+      <w:r>
+        <w:t xml:space="preserve">* </w:t>
+      </w:r>
+      <w:proofErr w:type="spellStart"/>
+      <w:proofErr w:type="gramStart"/>
+      <w:r>
+        <w:t>npx</w:t>
+      </w:r>
+      <w:proofErr w:type="spellEnd"/>
+      <w:proofErr w:type="gramEnd"/>
+      <w:r>
+        <w:t xml:space="preserve"> expo install expo-auth-session expo-crypto expo-web-browser</w:t>
+      </w:r>
+    </w:p>
+    <w:p>
+      <w:pPr>
+        <w:ind w:left="720"/>
+      </w:pPr>
+      <w:r>
+        <w:t xml:space="preserve">- </w:t>
+      </w:r>
+      <w:r>
+        <w:t>expo-auth-session handles the OAuth flow, expo-web-browser opens the browser popup for Google/Apple login, and expo-crypto handles the secure token generation under the hood.</w:t>
+      </w:r>
+    </w:p>
+    <w:p>
+      <w:r>
         <w:t xml:space="preserve">3. </w:t>
       </w:r>
       <w:proofErr w:type="spellStart"/>
@@ -3761,7 +4222,15 @@
     </w:p>
     <w:p>
       <w:r>
-        <w:t>11. app/(auth)/sign-</w:t>
+        <w:t xml:space="preserve">11. </w:t>
+      </w:r>
+      <w:proofErr w:type="gramStart"/>
+      <w:r>
+        <w:t>app/(</w:t>
+      </w:r>
+      <w:proofErr w:type="gramEnd"/>
+      <w:r>
+        <w:t>auth)/sign-</w:t>
       </w:r>
       <w:proofErr w:type="spellStart"/>
       <w:r>
@@ -3807,7 +4276,15 @@
       </w:r>
       <w:proofErr w:type="spellEnd"/>
       <w:r>
-        <w:t xml:space="preserve">/components/auth/ — </w:t>
+        <w:t>/components/</w:t>
+      </w:r>
+      <w:proofErr w:type="gramStart"/>
+      <w:r>
+        <w:t>auth/ —</w:t>
+      </w:r>
+      <w:proofErr w:type="gramEnd"/>
+      <w:r>
+        <w:t xml:space="preserve"> </w:t>
       </w:r>
       <w:proofErr w:type="spellStart"/>
       <w:r>
@@ -3847,6 +4324,7 @@
     </w:p>
     <w:p>
       <w:r>
+        <w:lastRenderedPageBreak/>
         <w:t xml:space="preserve">15. </w:t>
       </w:r>
       <w:proofErr w:type="spellStart"/>
@@ -3918,12 +4396,17 @@
         <w:t xml:space="preserve"> — </w:t>
       </w:r>
       <w:proofErr w:type="spellStart"/>
+      <w:proofErr w:type="gramStart"/>
       <w:r>
         <w:t>containsFlaggedContent</w:t>
       </w:r>
       <w:proofErr w:type="spellEnd"/>
       <w:r>
-        <w:t>()</w:t>
+        <w:t>(</w:t>
+      </w:r>
+      <w:proofErr w:type="gramEnd"/>
+      <w:r>
+        <w:t>)</w:t>
       </w:r>
     </w:p>
     <w:p>
@@ -3962,121 +4445,684 @@
     </w:p>
     <w:p>
       <w:r>
+        <w:t>PHASE 5 — STATE STORES</w:t>
+      </w:r>
+    </w:p>
+    <w:p>
+      <w:r>
+        <w:t xml:space="preserve">19. </w:t>
+      </w:r>
+      <w:proofErr w:type="spellStart"/>
+      <w:r>
+        <w:t>src</w:t>
+      </w:r>
+      <w:proofErr w:type="spellEnd"/>
+      <w:r>
+        <w:t>/state/</w:t>
+      </w:r>
+      <w:proofErr w:type="spellStart"/>
+      <w:r>
+        <w:t>search.ts</w:t>
+      </w:r>
+      <w:proofErr w:type="spellEnd"/>
+    </w:p>
+    <w:p>
+      <w:r>
+        <w:t xml:space="preserve">20. </w:t>
+      </w:r>
+      <w:proofErr w:type="spellStart"/>
+      <w:r>
+        <w:t>src</w:t>
+      </w:r>
+      <w:proofErr w:type="spellEnd"/>
+      <w:r>
+        <w:t>/state/</w:t>
+      </w:r>
+      <w:proofErr w:type="spellStart"/>
+      <w:r>
+        <w:t>bookingDraft.ts</w:t>
+      </w:r>
+      <w:proofErr w:type="spellEnd"/>
+    </w:p>
+    <w:p/>
+    <w:p>
+      <w:pPr>
+        <w:rPr>
+          <w:highlight w:val="yellow"/>
+        </w:rPr>
+      </w:pPr>
+      <w:r>
+        <w:rPr>
+          <w:highlight w:val="yellow"/>
+        </w:rPr>
+        <w:t>PHASE 6 — UI COMPONENTS AND DESIGN TOKENS</w:t>
+      </w:r>
+    </w:p>
+    <w:p>
+      <w:pPr>
+        <w:rPr>
+          <w:highlight w:val="yellow"/>
+        </w:rPr>
+      </w:pPr>
+      <w:r>
+        <w:rPr>
+          <w:highlight w:val="yellow"/>
+        </w:rPr>
+        <w:t>21. `</w:t>
+      </w:r>
+      <w:proofErr w:type="spellStart"/>
+      <w:r>
+        <w:rPr>
+          <w:highlight w:val="yellow"/>
+        </w:rPr>
+        <w:t>src</w:t>
+      </w:r>
+      <w:proofErr w:type="spellEnd"/>
+      <w:r>
+        <w:rPr>
+          <w:highlight w:val="yellow"/>
+        </w:rPr>
+        <w:t>/design/</w:t>
+      </w:r>
+      <w:proofErr w:type="spellStart"/>
+      <w:r>
+        <w:rPr>
+          <w:highlight w:val="yellow"/>
+        </w:rPr>
+        <w:t>tokens.ts</w:t>
+      </w:r>
+      <w:proofErr w:type="spellEnd"/>
+      <w:r>
+        <w:rPr>
+          <w:highlight w:val="yellow"/>
+        </w:rPr>
+        <w:t>`, `</w:t>
+      </w:r>
+      <w:proofErr w:type="spellStart"/>
+      <w:r>
+        <w:rPr>
+          <w:highlight w:val="yellow"/>
+        </w:rPr>
+        <w:t>theme.ts</w:t>
+      </w:r>
+      <w:proofErr w:type="spellEnd"/>
+      <w:r>
+        <w:rPr>
+          <w:highlight w:val="yellow"/>
+        </w:rPr>
+        <w:t>`, `</w:t>
+      </w:r>
+      <w:proofErr w:type="spellStart"/>
+      <w:r>
+        <w:rPr>
+          <w:highlight w:val="yellow"/>
+        </w:rPr>
+        <w:t>typography.ts</w:t>
+      </w:r>
+      <w:proofErr w:type="spellEnd"/>
+      <w:r>
+        <w:rPr>
+          <w:highlight w:val="yellow"/>
+        </w:rPr>
+        <w:t>`</w:t>
+      </w:r>
+    </w:p>
+    <w:p>
+      <w:pPr>
+        <w:rPr>
+          <w:highlight w:val="yellow"/>
+        </w:rPr>
+      </w:pPr>
+      <w:r>
+        <w:rPr>
+          <w:highlight w:val="yellow"/>
+        </w:rPr>
+        <w:t>22. `</w:t>
+      </w:r>
+      <w:proofErr w:type="spellStart"/>
+      <w:r>
+        <w:rPr>
+          <w:highlight w:val="yellow"/>
+        </w:rPr>
+        <w:t>src</w:t>
+      </w:r>
+      <w:proofErr w:type="spellEnd"/>
+      <w:r>
+        <w:rPr>
+          <w:highlight w:val="yellow"/>
+        </w:rPr>
+        <w:t>/components/</w:t>
+      </w:r>
+      <w:proofErr w:type="spellStart"/>
+      <w:r>
+        <w:rPr>
+          <w:highlight w:val="yellow"/>
+        </w:rPr>
+        <w:t>ui</w:t>
+      </w:r>
+      <w:proofErr w:type="spellEnd"/>
+      <w:r>
+        <w:rPr>
+          <w:highlight w:val="yellow"/>
+        </w:rPr>
+        <w:t>/</w:t>
+      </w:r>
+      <w:proofErr w:type="spellStart"/>
+      <w:r>
+        <w:rPr>
+          <w:highlight w:val="yellow"/>
+        </w:rPr>
+        <w:t>Button.tsx</w:t>
+      </w:r>
+      <w:proofErr w:type="spellEnd"/>
+      <w:r>
+        <w:rPr>
+          <w:highlight w:val="yellow"/>
+        </w:rPr>
+        <w:t>`</w:t>
+      </w:r>
+    </w:p>
+    <w:p>
+      <w:pPr>
+        <w:rPr>
+          <w:highlight w:val="yellow"/>
+        </w:rPr>
+      </w:pPr>
+      <w:r>
+        <w:rPr>
+          <w:highlight w:val="yellow"/>
+        </w:rPr>
+        <w:t>23. `</w:t>
+      </w:r>
+      <w:proofErr w:type="spellStart"/>
+      <w:r>
+        <w:rPr>
+          <w:highlight w:val="yellow"/>
+        </w:rPr>
+        <w:t>src</w:t>
+      </w:r>
+      <w:proofErr w:type="spellEnd"/>
+      <w:r>
+        <w:rPr>
+          <w:highlight w:val="yellow"/>
+        </w:rPr>
+        <w:t>/components/</w:t>
+      </w:r>
+      <w:proofErr w:type="spellStart"/>
+      <w:r>
+        <w:rPr>
+          <w:highlight w:val="yellow"/>
+        </w:rPr>
+        <w:t>ui</w:t>
+      </w:r>
+      <w:proofErr w:type="spellEnd"/>
+      <w:r>
+        <w:rPr>
+          <w:highlight w:val="yellow"/>
+        </w:rPr>
+        <w:t>/</w:t>
+      </w:r>
+      <w:proofErr w:type="spellStart"/>
+      <w:r>
+        <w:rPr>
+          <w:highlight w:val="yellow"/>
+        </w:rPr>
+        <w:t>Text.tsx</w:t>
+      </w:r>
+      <w:proofErr w:type="spellEnd"/>
+      <w:r>
+        <w:rPr>
+          <w:highlight w:val="yellow"/>
+        </w:rPr>
+        <w:t>`</w:t>
+      </w:r>
+    </w:p>
+    <w:p>
+      <w:pPr>
+        <w:rPr>
+          <w:highlight w:val="yellow"/>
+        </w:rPr>
+      </w:pPr>
+      <w:r>
+        <w:rPr>
+          <w:highlight w:val="yellow"/>
+        </w:rPr>
+        <w:t>24. `</w:t>
+      </w:r>
+      <w:proofErr w:type="spellStart"/>
+      <w:r>
+        <w:rPr>
+          <w:highlight w:val="yellow"/>
+        </w:rPr>
+        <w:t>src</w:t>
+      </w:r>
+      <w:proofErr w:type="spellEnd"/>
+      <w:r>
+        <w:rPr>
+          <w:highlight w:val="yellow"/>
+        </w:rPr>
+        <w:t>/components/</w:t>
+      </w:r>
+      <w:proofErr w:type="spellStart"/>
+      <w:r>
+        <w:rPr>
+          <w:highlight w:val="yellow"/>
+        </w:rPr>
+        <w:t>ui</w:t>
+      </w:r>
+      <w:proofErr w:type="spellEnd"/>
+      <w:r>
+        <w:rPr>
+          <w:highlight w:val="yellow"/>
+        </w:rPr>
+        <w:t>/</w:t>
+      </w:r>
+      <w:proofErr w:type="spellStart"/>
+      <w:r>
+        <w:rPr>
+          <w:highlight w:val="yellow"/>
+        </w:rPr>
+        <w:t>TextField.tsx</w:t>
+      </w:r>
+      <w:proofErr w:type="spellEnd"/>
+      <w:r>
+        <w:rPr>
+          <w:highlight w:val="yellow"/>
+        </w:rPr>
+        <w:t>`</w:t>
+      </w:r>
+    </w:p>
+    <w:p>
+      <w:pPr>
+        <w:rPr>
+          <w:highlight w:val="yellow"/>
+        </w:rPr>
+      </w:pPr>
+      <w:r>
+        <w:rPr>
+          <w:highlight w:val="yellow"/>
+        </w:rPr>
+        <w:t>25. `</w:t>
+      </w:r>
+      <w:proofErr w:type="spellStart"/>
+      <w:r>
+        <w:rPr>
+          <w:highlight w:val="yellow"/>
+        </w:rPr>
+        <w:t>src</w:t>
+      </w:r>
+      <w:proofErr w:type="spellEnd"/>
+      <w:r>
+        <w:rPr>
+          <w:highlight w:val="yellow"/>
+        </w:rPr>
+        <w:t>/components/</w:t>
+      </w:r>
+      <w:proofErr w:type="spellStart"/>
+      <w:r>
+        <w:rPr>
+          <w:highlight w:val="yellow"/>
+        </w:rPr>
+        <w:t>ui</w:t>
+      </w:r>
+      <w:proofErr w:type="spellEnd"/>
+      <w:r>
+        <w:rPr>
+          <w:highlight w:val="yellow"/>
+        </w:rPr>
+        <w:t>/</w:t>
+      </w:r>
+      <w:proofErr w:type="spellStart"/>
+      <w:r>
+        <w:rPr>
+          <w:highlight w:val="yellow"/>
+        </w:rPr>
+        <w:t>Card.tsx</w:t>
+      </w:r>
+      <w:proofErr w:type="spellEnd"/>
+      <w:r>
+        <w:rPr>
+          <w:highlight w:val="yellow"/>
+        </w:rPr>
+        <w:t>`</w:t>
+      </w:r>
+    </w:p>
+    <w:p>
+      <w:pPr>
+        <w:rPr>
+          <w:highlight w:val="yellow"/>
+        </w:rPr>
+      </w:pPr>
+      <w:r>
+        <w:rPr>
+          <w:highlight w:val="yellow"/>
+        </w:rPr>
+        <w:t>26. `</w:t>
+      </w:r>
+      <w:proofErr w:type="spellStart"/>
+      <w:r>
+        <w:rPr>
+          <w:highlight w:val="yellow"/>
+        </w:rPr>
+        <w:t>src</w:t>
+      </w:r>
+      <w:proofErr w:type="spellEnd"/>
+      <w:r>
+        <w:rPr>
+          <w:highlight w:val="yellow"/>
+        </w:rPr>
+        <w:t>/components/</w:t>
+      </w:r>
+      <w:proofErr w:type="spellStart"/>
+      <w:r>
+        <w:rPr>
+          <w:highlight w:val="yellow"/>
+        </w:rPr>
+        <w:t>ui</w:t>
+      </w:r>
+      <w:proofErr w:type="spellEnd"/>
+      <w:r>
+        <w:rPr>
+          <w:highlight w:val="yellow"/>
+        </w:rPr>
+        <w:t>/</w:t>
+      </w:r>
+      <w:proofErr w:type="spellStart"/>
+      <w:r>
+        <w:rPr>
+          <w:highlight w:val="yellow"/>
+        </w:rPr>
+        <w:t>Avatar.tsx</w:t>
+      </w:r>
+      <w:proofErr w:type="spellEnd"/>
+      <w:r>
+        <w:rPr>
+          <w:highlight w:val="yellow"/>
+        </w:rPr>
+        <w:t>`</w:t>
+      </w:r>
+    </w:p>
+    <w:p>
+      <w:pPr>
+        <w:rPr>
+          <w:highlight w:val="yellow"/>
+        </w:rPr>
+      </w:pPr>
+      <w:r>
+        <w:rPr>
+          <w:highlight w:val="yellow"/>
+        </w:rPr>
+        <w:t>27. `</w:t>
+      </w:r>
+      <w:proofErr w:type="spellStart"/>
+      <w:r>
+        <w:rPr>
+          <w:highlight w:val="yellow"/>
+        </w:rPr>
+        <w:t>src</w:t>
+      </w:r>
+      <w:proofErr w:type="spellEnd"/>
+      <w:r>
+        <w:rPr>
+          <w:highlight w:val="yellow"/>
+        </w:rPr>
+        <w:t>/components/</w:t>
+      </w:r>
+      <w:proofErr w:type="spellStart"/>
+      <w:r>
+        <w:rPr>
+          <w:highlight w:val="yellow"/>
+        </w:rPr>
+        <w:t>ui</w:t>
+      </w:r>
+      <w:proofErr w:type="spellEnd"/>
+      <w:r>
+        <w:rPr>
+          <w:highlight w:val="yellow"/>
+        </w:rPr>
+        <w:t>/</w:t>
+      </w:r>
+      <w:proofErr w:type="spellStart"/>
+      <w:r>
+        <w:rPr>
+          <w:highlight w:val="yellow"/>
+        </w:rPr>
+        <w:t>Rating.tsx</w:t>
+      </w:r>
+      <w:proofErr w:type="spellEnd"/>
+      <w:r>
+        <w:rPr>
+          <w:highlight w:val="yellow"/>
+        </w:rPr>
+        <w:t>`</w:t>
+      </w:r>
+    </w:p>
+    <w:p>
+      <w:pPr>
+        <w:rPr>
+          <w:highlight w:val="yellow"/>
+        </w:rPr>
+      </w:pPr>
+      <w:r>
+        <w:rPr>
+          <w:highlight w:val="yellow"/>
+        </w:rPr>
+        <w:t>28. `</w:t>
+      </w:r>
+      <w:proofErr w:type="spellStart"/>
+      <w:r>
+        <w:rPr>
+          <w:highlight w:val="yellow"/>
+        </w:rPr>
+        <w:t>src</w:t>
+      </w:r>
+      <w:proofErr w:type="spellEnd"/>
+      <w:r>
+        <w:rPr>
+          <w:highlight w:val="yellow"/>
+        </w:rPr>
+        <w:t>/components/</w:t>
+      </w:r>
+      <w:proofErr w:type="spellStart"/>
+      <w:r>
+        <w:rPr>
+          <w:highlight w:val="yellow"/>
+        </w:rPr>
+        <w:t>ui</w:t>
+      </w:r>
+      <w:proofErr w:type="spellEnd"/>
+      <w:r>
+        <w:rPr>
+          <w:highlight w:val="yellow"/>
+        </w:rPr>
+        <w:t>/</w:t>
+      </w:r>
+      <w:proofErr w:type="spellStart"/>
+      <w:r>
+        <w:rPr>
+          <w:highlight w:val="yellow"/>
+        </w:rPr>
+        <w:t>Sheet.tsx</w:t>
+      </w:r>
+      <w:proofErr w:type="spellEnd"/>
+      <w:r>
+        <w:rPr>
+          <w:highlight w:val="yellow"/>
+        </w:rPr>
+        <w:t>`</w:t>
+      </w:r>
+    </w:p>
+    <w:p>
+      <w:r>
+        <w:rPr>
+          <w:highlight w:val="yellow"/>
+        </w:rPr>
+        <w:t>29. `</w:t>
+      </w:r>
+      <w:proofErr w:type="spellStart"/>
+      <w:r>
+        <w:rPr>
+          <w:highlight w:val="yellow"/>
+        </w:rPr>
+        <w:t>src</w:t>
+      </w:r>
+      <w:proofErr w:type="spellEnd"/>
+      <w:r>
+        <w:rPr>
+          <w:highlight w:val="yellow"/>
+        </w:rPr>
+        <w:t>/components/</w:t>
+      </w:r>
+      <w:proofErr w:type="spellStart"/>
+      <w:r>
+        <w:rPr>
+          <w:highlight w:val="yellow"/>
+        </w:rPr>
+        <w:t>ui</w:t>
+      </w:r>
+      <w:proofErr w:type="spellEnd"/>
+      <w:r>
+        <w:rPr>
+          <w:highlight w:val="yellow"/>
+        </w:rPr>
+        <w:t>/</w:t>
+      </w:r>
+      <w:proofErr w:type="spellStart"/>
+      <w:r>
+        <w:rPr>
+          <w:highlight w:val="yellow"/>
+        </w:rPr>
+        <w:t>Spacer.tsx</w:t>
+      </w:r>
+      <w:proofErr w:type="spellEnd"/>
+      <w:r>
+        <w:rPr>
+          <w:highlight w:val="yellow"/>
+        </w:rPr>
+        <w:t>`</w:t>
+      </w:r>
+    </w:p>
+    <w:p/>
+    <w:p>
+      <w:r>
+        <w:t>PHASE 7 — SCREENS</w:t>
+      </w:r>
+    </w:p>
+    <w:p>
+      <w:r>
+        <w:t>30. `search/</w:t>
+      </w:r>
+      <w:proofErr w:type="spellStart"/>
+      <w:r>
+        <w:t>index.tsx</w:t>
+      </w:r>
+      <w:proofErr w:type="spellEnd"/>
+      <w:r>
+        <w:t>`</w:t>
+      </w:r>
+    </w:p>
+    <w:p>
+      <w:r>
+        <w:t>31. `search/</w:t>
+      </w:r>
+      <w:proofErr w:type="spellStart"/>
+      <w:r>
+        <w:t>results.tsx</w:t>
+      </w:r>
+      <w:proofErr w:type="spellEnd"/>
+      <w:r>
+        <w:t>`</w:t>
+      </w:r>
+    </w:p>
+    <w:p>
+      <w:r>
+        <w:t>32. `search/provider/[id</w:t>
+      </w:r>
+      <w:proofErr w:type="gramStart"/>
+      <w:r>
+        <w:t>].</w:t>
+      </w:r>
+      <w:proofErr w:type="spellStart"/>
+      <w:r>
+        <w:t>tsx</w:t>
+      </w:r>
+      <w:proofErr w:type="spellEnd"/>
+      <w:proofErr w:type="gramEnd"/>
+      <w:r>
+        <w:t>`</w:t>
+      </w:r>
+    </w:p>
+    <w:p>
+      <w:r>
+        <w:t>33. `search/book/[</w:t>
+      </w:r>
+      <w:proofErr w:type="spellStart"/>
+      <w:r>
+        <w:t>providerId</w:t>
+      </w:r>
+      <w:proofErr w:type="spellEnd"/>
+      <w:proofErr w:type="gramStart"/>
+      <w:r>
+        <w:t>].</w:t>
+      </w:r>
+      <w:proofErr w:type="spellStart"/>
+      <w:r>
+        <w:t>tsx</w:t>
+      </w:r>
+      <w:proofErr w:type="spellEnd"/>
+      <w:proofErr w:type="gramEnd"/>
+      <w:r>
+        <w:t>`</w:t>
+      </w:r>
+    </w:p>
+    <w:p>
+      <w:r>
+        <w:t>34. `bookings/</w:t>
+      </w:r>
+      <w:proofErr w:type="spellStart"/>
+      <w:r>
+        <w:t>index.tsx</w:t>
+      </w:r>
+      <w:proofErr w:type="spellEnd"/>
+      <w:r>
+        <w:t>`</w:t>
+      </w:r>
+    </w:p>
+    <w:p>
+      <w:r>
+        <w:t>35. `bookings/</w:t>
+      </w:r>
+      <w:proofErr w:type="spellStart"/>
+      <w:r>
+        <w:t>past.tsx</w:t>
+      </w:r>
+      <w:proofErr w:type="spellEnd"/>
+      <w:r>
+        <w:t>`</w:t>
+      </w:r>
+    </w:p>
+    <w:p>
+      <w:r>
         <w:lastRenderedPageBreak/>
-        <w:t>PHASE 5 — STATE STORES</w:t>
-      </w:r>
-    </w:p>
-    <w:p>
-      <w:r>
-        <w:t xml:space="preserve">19. </w:t>
-      </w:r>
-      <w:proofErr w:type="spellStart"/>
-      <w:r>
-        <w:t>src</w:t>
-      </w:r>
-      <w:proofErr w:type="spellEnd"/>
-      <w:r>
-        <w:t>/state/</w:t>
-      </w:r>
-      <w:proofErr w:type="spellStart"/>
-      <w:r>
-        <w:t>search.ts</w:t>
-      </w:r>
-      <w:proofErr w:type="spellEnd"/>
-    </w:p>
-    <w:p>
-      <w:r>
-        <w:t xml:space="preserve">20. </w:t>
-      </w:r>
-      <w:proofErr w:type="spellStart"/>
-      <w:r>
-        <w:t>src</w:t>
-      </w:r>
-      <w:proofErr w:type="spellEnd"/>
-      <w:r>
-        <w:t>/state/</w:t>
-      </w:r>
-      <w:proofErr w:type="spellStart"/>
-      <w:r>
-        <w:t>bookingDraft.ts</w:t>
-      </w:r>
-      <w:proofErr w:type="spellEnd"/>
-    </w:p>
-    <w:p/>
-    <w:p>
-      <w:r>
-        <w:t>PHASE 6 — UI COMPONENTS AND DESIGN TOKENS</w:t>
-      </w:r>
-    </w:p>
-    <w:p>
-      <w:r>
-        <w:t xml:space="preserve">21. </w:t>
-      </w:r>
-      <w:proofErr w:type="spellStart"/>
-      <w:r>
-        <w:t>src</w:t>
-      </w:r>
-      <w:proofErr w:type="spellEnd"/>
-      <w:r>
-        <w:t>/design/</w:t>
-      </w:r>
-      <w:proofErr w:type="spellStart"/>
-      <w:r>
-        <w:t>tokens.ts</w:t>
-      </w:r>
-      <w:proofErr w:type="spellEnd"/>
-      <w:r>
-        <w:t xml:space="preserve">, </w:t>
-      </w:r>
-      <w:proofErr w:type="spellStart"/>
-      <w:r>
-        <w:t>theme.ts</w:t>
-      </w:r>
-      <w:proofErr w:type="spellEnd"/>
-      <w:r>
-        <w:t xml:space="preserve">, </w:t>
-      </w:r>
-      <w:proofErr w:type="spellStart"/>
-      <w:r>
-        <w:t>typography.ts</w:t>
-      </w:r>
-      <w:proofErr w:type="spellEnd"/>
-    </w:p>
-    <w:p>
-      <w:r>
-        <w:t xml:space="preserve">22. </w:t>
-      </w:r>
-      <w:proofErr w:type="spellStart"/>
-      <w:r>
-        <w:t>src</w:t>
-      </w:r>
-      <w:proofErr w:type="spellEnd"/>
-      <w:r>
-        <w:t>/components/</w:t>
-      </w:r>
-      <w:proofErr w:type="spellStart"/>
-      <w:r>
-        <w:t>ui</w:t>
-      </w:r>
-      <w:proofErr w:type="spellEnd"/>
-      <w:r>
-        <w:t xml:space="preserve">/ — Button, Text, Card, Avatar, Rating, Sheet, Spacer, </w:t>
-      </w:r>
-      <w:proofErr w:type="spellStart"/>
-      <w:r>
-        <w:t>TextField</w:t>
-      </w:r>
-      <w:proofErr w:type="spellEnd"/>
-    </w:p>
-    <w:p/>
-    <w:p>
-      <w:r>
-        <w:t>PHASE 7 — SCREENS</w:t>
-      </w:r>
-    </w:p>
-    <w:p>
-      <w:r>
-        <w:t>23. search/</w:t>
+        <w:t>36. `bookings/[id</w:t>
+      </w:r>
+      <w:proofErr w:type="gramStart"/>
+      <w:r>
+        <w:t>].</w:t>
+      </w:r>
+      <w:proofErr w:type="spellStart"/>
+      <w:r>
+        <w:t>tsx</w:t>
+      </w:r>
+      <w:proofErr w:type="spellEnd"/>
+      <w:proofErr w:type="gramEnd"/>
+      <w:r>
+        <w:t>`</w:t>
+      </w:r>
+    </w:p>
+    <w:p>
+      <w:r>
+        <w:t>37. `inbox/</w:t>
       </w:r>
       <w:proofErr w:type="spellStart"/>
       <w:r>
@@ -4084,41 +5130,35 @@
       </w:r>
       <w:proofErr w:type="spellEnd"/>
       <w:r>
-        <w:t xml:space="preserve">, </w:t>
-      </w:r>
-      <w:proofErr w:type="spellStart"/>
-      <w:r>
-        <w:t>results.tsx</w:t>
-      </w:r>
-      <w:proofErr w:type="spellEnd"/>
-      <w:r>
-        <w:t>, provider/[id].</w:t>
+        <w:t>`</w:t>
+      </w:r>
+    </w:p>
+    <w:p>
+      <w:r>
+        <w:t>38. `inbox/[</w:t>
+      </w:r>
+      <w:proofErr w:type="spellStart"/>
+      <w:r>
+        <w:t>threadId</w:t>
+      </w:r>
+      <w:proofErr w:type="spellEnd"/>
+      <w:proofErr w:type="gramStart"/>
+      <w:r>
+        <w:t>].</w:t>
       </w:r>
       <w:proofErr w:type="spellStart"/>
       <w:r>
         <w:t>tsx</w:t>
       </w:r>
       <w:proofErr w:type="spellEnd"/>
-      <w:r>
-        <w:t>, book/[</w:t>
-      </w:r>
-      <w:proofErr w:type="spellStart"/>
-      <w:r>
-        <w:t>providerId</w:t>
-      </w:r>
-      <w:proofErr w:type="spellEnd"/>
-      <w:r>
-        <w:t>].</w:t>
-      </w:r>
-      <w:proofErr w:type="spellStart"/>
-      <w:r>
-        <w:t>tsx</w:t>
-      </w:r>
-      <w:proofErr w:type="spellEnd"/>
-    </w:p>
-    <w:p>
-      <w:r>
-        <w:t>24. bookings/</w:t>
+      <w:proofErr w:type="gramEnd"/>
+      <w:r>
+        <w:t>`</w:t>
+      </w:r>
+    </w:p>
+    <w:p>
+      <w:r>
+        <w:t>39. `services/</w:t>
       </w:r>
       <w:proofErr w:type="spellStart"/>
       <w:r>
@@ -4126,25 +5166,12 @@
       </w:r>
       <w:proofErr w:type="spellEnd"/>
       <w:r>
-        <w:t xml:space="preserve">, </w:t>
-      </w:r>
-      <w:proofErr w:type="spellStart"/>
-      <w:r>
-        <w:t>past.tsx</w:t>
-      </w:r>
-      <w:proofErr w:type="spellEnd"/>
-      <w:r>
-        <w:t>, [id].</w:t>
-      </w:r>
-      <w:proofErr w:type="spellStart"/>
-      <w:r>
-        <w:t>tsx</w:t>
-      </w:r>
-      <w:proofErr w:type="spellEnd"/>
-    </w:p>
-    <w:p>
-      <w:r>
-        <w:t>25. inbox/</w:t>
+        <w:t>`</w:t>
+      </w:r>
+    </w:p>
+    <w:p>
+      <w:r>
+        <w:t>40. `more/</w:t>
       </w:r>
       <w:proofErr w:type="spellStart"/>
       <w:r>
@@ -4152,43 +5179,12 @@
       </w:r>
       <w:proofErr w:type="spellEnd"/>
       <w:r>
-        <w:t>, [</w:t>
-      </w:r>
-      <w:proofErr w:type="spellStart"/>
-      <w:r>
-        <w:t>threadId</w:t>
-      </w:r>
-      <w:proofErr w:type="spellEnd"/>
-      <w:r>
-        <w:t>].</w:t>
-      </w:r>
-      <w:proofErr w:type="spellStart"/>
-      <w:r>
-        <w:t>tsx</w:t>
-      </w:r>
-      <w:proofErr w:type="spellEnd"/>
-    </w:p>
-    <w:p>
-      <w:r>
-        <w:t>26. services/</w:t>
-      </w:r>
-      <w:proofErr w:type="spellStart"/>
-      <w:r>
-        <w:t>index.tsx</w:t>
-      </w:r>
-      <w:proofErr w:type="spellEnd"/>
-    </w:p>
-    <w:p>
-      <w:r>
-        <w:t>27. more/</w:t>
-      </w:r>
-      <w:proofErr w:type="spellStart"/>
-      <w:r>
-        <w:t>index.tsx</w:t>
-      </w:r>
-      <w:proofErr w:type="spellEnd"/>
-      <w:r>
-        <w:t xml:space="preserve">, </w:t>
+        <w:t>`</w:t>
+      </w:r>
+    </w:p>
+    <w:p>
+      <w:r>
+        <w:t>41. `more/</w:t>
       </w:r>
       <w:proofErr w:type="spellStart"/>
       <w:r>
@@ -4196,7 +5192,12 @@
       </w:r>
       <w:proofErr w:type="spellEnd"/>
       <w:r>
-        <w:t xml:space="preserve">, </w:t>
+        <w:t>`</w:t>
+      </w:r>
+    </w:p>
+    <w:p>
+      <w:r>
+        <w:t>42. `more/</w:t>
       </w:r>
       <w:proofErr w:type="spellStart"/>
       <w:r>
@@ -4204,14 +5205,23 @@
       </w:r>
       <w:proofErr w:type="spellEnd"/>
       <w:r>
-        <w:t xml:space="preserve">, </w:t>
+        <w:t>`</w:t>
+      </w:r>
+    </w:p>
+    <w:p>
+      <w:r>
+        <w:t>43. `more/</w:t>
       </w:r>
       <w:proofErr w:type="spellStart"/>
       <w:r>
         <w:t>settings.tsx</w:t>
       </w:r>
       <w:proofErr w:type="spellEnd"/>
-    </w:p>
+      <w:r>
+        <w:t>`</w:t>
+      </w:r>
+    </w:p>
+    <w:p/>
     <w:sectPr>
       <w:pgSz w:w="12240" w:h="15840"/>
       <w:pgMar w:top="1440" w:right="1440" w:bottom="1440" w:left="1440" w:header="720" w:footer="720" w:gutter="0"/>

--- a/Blueprint/CarApp_Buildsheet.docx
+++ b/Blueprint/CarApp_Buildsheet.docx
@@ -20,7 +20,7 @@
           <w:szCs w:val="32"/>
           <w:u w:val="single"/>
         </w:rPr>
-        <w:t>Database Schema Changes</w:t>
+        <w:t>Database Schema</w:t>
       </w:r>
     </w:p>
     <w:p/>
@@ -2236,7 +2236,6 @@
       </w:r>
     </w:p>
     <w:p>
-      <w:proofErr w:type="spellStart"/>
       <w:r>
         <w:rPr>
           <w:b/>
@@ -2244,35 +2243,13 @@
         </w:rPr>
         <w:t>search.ts</w:t>
       </w:r>
-      <w:proofErr w:type="spellEnd"/>
-      <w:r>
-        <w:t xml:space="preserve"> — Holds search filters, location input, and provider results. Shared across search/</w:t>
-      </w:r>
-      <w:proofErr w:type="spellStart"/>
-      <w:r>
-        <w:t>index.tsx</w:t>
-      </w:r>
-      <w:proofErr w:type="spellEnd"/>
-      <w:r>
-        <w:t xml:space="preserve">, </w:t>
-      </w:r>
-      <w:proofErr w:type="spellStart"/>
-      <w:r>
-        <w:t>results.tsx</w:t>
-      </w:r>
-      <w:proofErr w:type="spellEnd"/>
-      <w:r>
-        <w:t>, and provider/[id</w:t>
+      <w:r>
+        <w:t xml:space="preserve"> — Holds search filters, location input, and provider results. Shared across search/index.tsx, results.tsx, and provider/[id</w:t>
       </w:r>
       <w:proofErr w:type="gramStart"/>
       <w:r>
-        <w:t>].</w:t>
-      </w:r>
-      <w:proofErr w:type="spellStart"/>
-      <w:r>
-        <w:t>tsx</w:t>
-      </w:r>
-      <w:proofErr w:type="spellEnd"/>
+        <w:t>].tsx</w:t>
+      </w:r>
       <w:proofErr w:type="gramEnd"/>
       <w:r>
         <w:t>.</w:t>
@@ -2297,29 +2274,8 @@
         </w:numPr>
       </w:pPr>
       <w:r>
-        <w:t xml:space="preserve">filters — object holding </w:t>
-      </w:r>
-      <w:proofErr w:type="spellStart"/>
-      <w:r>
-        <w:t>minRating</w:t>
-      </w:r>
-      <w:proofErr w:type="spellEnd"/>
-      <w:r>
-        <w:t xml:space="preserve">, </w:t>
-      </w:r>
-      <w:proofErr w:type="spellStart"/>
-      <w:r>
-        <w:t>providerType</w:t>
-      </w:r>
-      <w:proofErr w:type="spellEnd"/>
-      <w:r>
-        <w:t xml:space="preserve">, </w:t>
-      </w:r>
-      <w:proofErr w:type="spellStart"/>
-      <w:r>
-        <w:t>sortBy</w:t>
-      </w:r>
-      <w:proofErr w:type="spellEnd"/>
+        <w:t>filters — object holding minRating, providerType, sortBy</w:t>
+      </w:r>
     </w:p>
     <w:p>
       <w:pPr>
@@ -2330,24 +2286,11 @@
       </w:pPr>
       <w:r>
         <w:lastRenderedPageBreak/>
-        <w:t xml:space="preserve">results — array of </w:t>
-      </w:r>
-      <w:proofErr w:type="spellStart"/>
-      <w:r>
-        <w:t>ProviderWithDetails</w:t>
-      </w:r>
-      <w:proofErr w:type="spellEnd"/>
-      <w:r>
-        <w:t xml:space="preserve"> returned from </w:t>
-      </w:r>
-      <w:proofErr w:type="spellStart"/>
+        <w:t xml:space="preserve">results — array of ProviderWithDetails returned from </w:t>
+      </w:r>
       <w:proofErr w:type="gramStart"/>
       <w:r>
-        <w:t>searchProviders</w:t>
-      </w:r>
-      <w:proofErr w:type="spellEnd"/>
-      <w:r>
-        <w:t>(</w:t>
+        <w:t>searchProviders(</w:t>
       </w:r>
       <w:proofErr w:type="gramEnd"/>
       <w:r>
@@ -2361,13 +2304,8 @@
           <w:numId w:val="16"/>
         </w:numPr>
       </w:pPr>
-      <w:proofErr w:type="spellStart"/>
-      <w:r>
-        <w:t>isLoading</w:t>
-      </w:r>
-      <w:proofErr w:type="spellEnd"/>
-      <w:r>
-        <w:t xml:space="preserve"> — true while search query is in flight</w:t>
+      <w:r>
+        <w:t>isLoading — true while search query is in flight</w:t>
       </w:r>
     </w:p>
     <w:p>
@@ -2378,48 +2316,10 @@
         </w:numPr>
       </w:pPr>
       <w:r>
-        <w:t xml:space="preserve">Actions: </w:t>
-      </w:r>
-      <w:proofErr w:type="spellStart"/>
-      <w:r>
-        <w:t>setLocation</w:t>
-      </w:r>
-      <w:proofErr w:type="spellEnd"/>
-      <w:r>
-        <w:t xml:space="preserve">, </w:t>
-      </w:r>
-      <w:proofErr w:type="spellStart"/>
-      <w:r>
-        <w:t>setFilters</w:t>
-      </w:r>
-      <w:proofErr w:type="spellEnd"/>
-      <w:r>
-        <w:t xml:space="preserve">, </w:t>
-      </w:r>
-      <w:proofErr w:type="spellStart"/>
-      <w:r>
-        <w:t>setResults</w:t>
-      </w:r>
-      <w:proofErr w:type="spellEnd"/>
-      <w:r>
-        <w:t xml:space="preserve">, </w:t>
-      </w:r>
-      <w:proofErr w:type="spellStart"/>
-      <w:r>
-        <w:t>setIsLoading</w:t>
-      </w:r>
-      <w:proofErr w:type="spellEnd"/>
-      <w:r>
-        <w:t xml:space="preserve">, </w:t>
-      </w:r>
-      <w:proofErr w:type="spellStart"/>
-      <w:r>
-        <w:t>clearSearch</w:t>
-      </w:r>
-      <w:proofErr w:type="spellEnd"/>
-    </w:p>
-    <w:p>
-      <w:proofErr w:type="spellStart"/>
+        <w:t>Actions: setLocation, setFilters, setResults, setIsLoading, clearSearch</w:t>
+      </w:r>
+    </w:p>
+    <w:p>
       <w:r>
         <w:rPr>
           <w:b/>
@@ -2427,7 +2327,6 @@
         </w:rPr>
         <w:t>bookingDraft.ts</w:t>
       </w:r>
-      <w:proofErr w:type="spellEnd"/>
       <w:r>
         <w:t xml:space="preserve"> — Accumulates booking data step by step across the booking flow. Cleared on booking confirmation or cancellation</w:t>
       </w:r>
@@ -2439,13 +2338,8 @@
           <w:numId w:val="17"/>
         </w:numPr>
       </w:pPr>
-      <w:proofErr w:type="spellStart"/>
-      <w:r>
-        <w:t>providerId</w:t>
-      </w:r>
-      <w:proofErr w:type="spellEnd"/>
-      <w:r>
-        <w:t xml:space="preserve"> — selected provider's ID</w:t>
+      <w:r>
+        <w:t>providerId — selected provider's ID</w:t>
       </w:r>
     </w:p>
     <w:p>
@@ -2455,21 +2349,8 @@
           <w:numId w:val="17"/>
         </w:numPr>
       </w:pPr>
-      <w:proofErr w:type="spellStart"/>
-      <w:r>
-        <w:t>selectedServices</w:t>
-      </w:r>
-      <w:proofErr w:type="spellEnd"/>
-      <w:r>
-        <w:t xml:space="preserve"> — array of </w:t>
-      </w:r>
-      <w:proofErr w:type="spellStart"/>
-      <w:r>
-        <w:t>ServiceSnapshot</w:t>
-      </w:r>
-      <w:proofErr w:type="spellEnd"/>
-      <w:r>
-        <w:t xml:space="preserve"> objects built during service selection</w:t>
+      <w:r>
+        <w:t>selectedServices — array of ServiceSnapshot objects built during service selection</w:t>
       </w:r>
     </w:p>
     <w:p>
@@ -2479,13 +2360,8 @@
           <w:numId w:val="17"/>
         </w:numPr>
       </w:pPr>
-      <w:proofErr w:type="spellStart"/>
-      <w:r>
-        <w:t>scheduledAt</w:t>
-      </w:r>
-      <w:proofErr w:type="spellEnd"/>
-      <w:r>
-        <w:t xml:space="preserve"> — selected date and time string</w:t>
+      <w:r>
+        <w:t>scheduledAt — selected date and time string</w:t>
       </w:r>
     </w:p>
     <w:p>
@@ -2495,13 +2371,8 @@
           <w:numId w:val="17"/>
         </w:numPr>
       </w:pPr>
-      <w:proofErr w:type="spellStart"/>
-      <w:r>
-        <w:t>locationAddress</w:t>
-      </w:r>
-      <w:proofErr w:type="spellEnd"/>
-      <w:r>
-        <w:t xml:space="preserve"> — confirmed service address</w:t>
+      <w:r>
+        <w:t>locationAddress — confirmed service address</w:t>
       </w:r>
     </w:p>
     <w:p>
@@ -2511,21 +2382,8 @@
           <w:numId w:val="17"/>
         </w:numPr>
       </w:pPr>
-      <w:proofErr w:type="spellStart"/>
-      <w:r>
-        <w:t>locationLat</w:t>
-      </w:r>
-      <w:proofErr w:type="spellEnd"/>
-      <w:r>
-        <w:t xml:space="preserve"> / </w:t>
-      </w:r>
-      <w:proofErr w:type="spellStart"/>
-      <w:r>
-        <w:t>locationLng</w:t>
-      </w:r>
-      <w:proofErr w:type="spellEnd"/>
-      <w:r>
-        <w:t xml:space="preserve"> — coordinates for the service location</w:t>
+      <w:r>
+        <w:t>locationLat / locationLng — coordinates for the service location</w:t>
       </w:r>
     </w:p>
     <w:p>
@@ -2535,13 +2393,8 @@
           <w:numId w:val="17"/>
         </w:numPr>
       </w:pPr>
-      <w:proofErr w:type="spellStart"/>
-      <w:r>
-        <w:t>totalEstimate</w:t>
-      </w:r>
-      <w:proofErr w:type="spellEnd"/>
-      <w:r>
-        <w:t xml:space="preserve"> — calculated total before deposit</w:t>
+      <w:r>
+        <w:t>totalEstimate — calculated total before deposit</w:t>
       </w:r>
     </w:p>
     <w:p>
@@ -2551,13 +2404,8 @@
           <w:numId w:val="17"/>
         </w:numPr>
       </w:pPr>
-      <w:proofErr w:type="spellStart"/>
-      <w:r>
-        <w:t>depositAmount</w:t>
-      </w:r>
-      <w:proofErr w:type="spellEnd"/>
-      <w:r>
-        <w:t xml:space="preserve"> — 15% of total estimate</w:t>
+      <w:r>
+        <w:t>depositAmount — 15% of total estimate</w:t>
       </w:r>
     </w:p>
     <w:p>
@@ -2568,56 +2416,10 @@
         </w:numPr>
       </w:pPr>
       <w:r>
-        <w:t xml:space="preserve">Actions: </w:t>
-      </w:r>
-      <w:proofErr w:type="spellStart"/>
-      <w:r>
-        <w:t>setProvider</w:t>
-      </w:r>
-      <w:proofErr w:type="spellEnd"/>
-      <w:r>
-        <w:t xml:space="preserve">, </w:t>
-      </w:r>
-      <w:proofErr w:type="spellStart"/>
-      <w:r>
-        <w:t>setServices</w:t>
-      </w:r>
-      <w:proofErr w:type="spellEnd"/>
-      <w:r>
-        <w:t xml:space="preserve">, </w:t>
-      </w:r>
-      <w:proofErr w:type="spellStart"/>
-      <w:r>
-        <w:t>setSchedule</w:t>
-      </w:r>
-      <w:proofErr w:type="spellEnd"/>
-      <w:r>
-        <w:t xml:space="preserve">, </w:t>
-      </w:r>
-      <w:proofErr w:type="spellStart"/>
-      <w:r>
-        <w:t>setLocation</w:t>
-      </w:r>
-      <w:proofErr w:type="spellEnd"/>
-      <w:r>
-        <w:t xml:space="preserve">, </w:t>
-      </w:r>
-      <w:proofErr w:type="spellStart"/>
-      <w:r>
-        <w:t>setEstimate</w:t>
-      </w:r>
-      <w:proofErr w:type="spellEnd"/>
-      <w:r>
-        <w:t xml:space="preserve">, </w:t>
-      </w:r>
-      <w:proofErr w:type="spellStart"/>
-      <w:r>
-        <w:t>clearDraft</w:t>
-      </w:r>
-      <w:proofErr w:type="spellEnd"/>
-    </w:p>
-    <w:p>
-      <w:proofErr w:type="spellStart"/>
+        <w:t>Actions: setProvider, setServices, setSchedule, setLocation, setEstimate, clearDraft</w:t>
+      </w:r>
+    </w:p>
+    <w:p>
       <w:r>
         <w:rPr>
           <w:b/>
@@ -2625,7 +2427,6 @@
         </w:rPr>
         <w:t>signUpDraft.ts</w:t>
       </w:r>
-      <w:proofErr w:type="spellEnd"/>
       <w:r>
         <w:t xml:space="preserve"> — Holds multi-step onboarding form state. Cleared once onboarding is complete. </w:t>
       </w:r>
@@ -2637,21 +2438,8 @@
           <w:numId w:val="18"/>
         </w:numPr>
       </w:pPr>
-      <w:proofErr w:type="spellStart"/>
-      <w:r>
-        <w:t>firstName</w:t>
-      </w:r>
-      <w:proofErr w:type="spellEnd"/>
-      <w:r>
-        <w:t xml:space="preserve"> / </w:t>
-      </w:r>
-      <w:proofErr w:type="spellStart"/>
-      <w:r>
-        <w:t>lastName</w:t>
-      </w:r>
-      <w:proofErr w:type="spellEnd"/>
-      <w:r>
-        <w:t xml:space="preserve"> — collected in Step 1</w:t>
+      <w:r>
+        <w:t>firstName / lastName — collected in Step 1</w:t>
       </w:r>
     </w:p>
     <w:p>
@@ -2691,13 +2479,8 @@
           <w:numId w:val="18"/>
         </w:numPr>
       </w:pPr>
-      <w:proofErr w:type="spellStart"/>
-      <w:r>
-        <w:t>providerTypeId</w:t>
-      </w:r>
-      <w:proofErr w:type="spellEnd"/>
-      <w:r>
-        <w:t xml:space="preserve"> — selected provider type UUID for provider path</w:t>
+      <w:r>
+        <w:t>providerTypeId — selected provider type UUID for provider path</w:t>
       </w:r>
     </w:p>
     <w:p>
@@ -2707,13 +2490,8 @@
           <w:numId w:val="18"/>
         </w:numPr>
       </w:pPr>
-      <w:proofErr w:type="spellStart"/>
-      <w:r>
-        <w:t>selectedServiceIds</w:t>
-      </w:r>
-      <w:proofErr w:type="spellEnd"/>
-      <w:r>
-        <w:t xml:space="preserve"> — array of catalog service IDs selected during onboarding</w:t>
+      <w:r>
+        <w:t>selectedServiceIds — array of catalog service IDs selected during onboarding</w:t>
       </w:r>
     </w:p>
     <w:p>
@@ -2734,13 +2512,8 @@
           <w:numId w:val="18"/>
         </w:numPr>
       </w:pPr>
-      <w:proofErr w:type="spellStart"/>
-      <w:r>
-        <w:t>mileRadius</w:t>
-      </w:r>
-      <w:proofErr w:type="spellEnd"/>
-      <w:r>
-        <w:t xml:space="preserve"> — provider service radius</w:t>
+      <w:r>
+        <w:t>mileRadius — provider service radius</w:t>
       </w:r>
     </w:p>
     <w:p>
@@ -2751,69 +2524,8 @@
         </w:numPr>
       </w:pPr>
       <w:r>
-        <w:t xml:space="preserve">Actions: </w:t>
-      </w:r>
-      <w:proofErr w:type="spellStart"/>
-      <w:r>
-        <w:t>setName</w:t>
-      </w:r>
-      <w:proofErr w:type="spellEnd"/>
-      <w:r>
-        <w:t xml:space="preserve">, </w:t>
-      </w:r>
-      <w:proofErr w:type="spellStart"/>
-      <w:r>
-        <w:t>setRole</w:t>
-      </w:r>
-      <w:proofErr w:type="spellEnd"/>
-      <w:r>
-        <w:t xml:space="preserve">, </w:t>
-      </w:r>
-      <w:proofErr w:type="spellStart"/>
-      <w:r>
-        <w:t>setVehicle</w:t>
-      </w:r>
-      <w:proofErr w:type="spellEnd"/>
-      <w:r>
-        <w:t xml:space="preserve">, </w:t>
-      </w:r>
-      <w:proofErr w:type="spellStart"/>
-      <w:r>
-        <w:t>setProviderType</w:t>
-      </w:r>
-      <w:proofErr w:type="spellEnd"/>
-      <w:r>
-        <w:t xml:space="preserve">, </w:t>
-      </w:r>
-      <w:proofErr w:type="spellStart"/>
-      <w:r>
-        <w:t>setServices</w:t>
-      </w:r>
-      <w:proofErr w:type="spellEnd"/>
-      <w:r>
-        <w:t xml:space="preserve">, </w:t>
-      </w:r>
-      <w:proofErr w:type="spellStart"/>
-      <w:r>
-        <w:t>setBio</w:t>
-      </w:r>
-      <w:proofErr w:type="spellEnd"/>
-      <w:r>
-        <w:t xml:space="preserve">, </w:t>
-      </w:r>
-      <w:proofErr w:type="spellStart"/>
-      <w:r>
-        <w:t>setMileRadius</w:t>
-      </w:r>
-      <w:proofErr w:type="spellEnd"/>
-      <w:r>
-        <w:t xml:space="preserve">, </w:t>
-      </w:r>
-      <w:proofErr w:type="spellStart"/>
-      <w:r>
-        <w:t>clearDraft</w:t>
-      </w:r>
-      <w:proofErr w:type="spellEnd"/>
+        <w:t>Actions: setName, setRole, setVehicle, setProviderType, setServices, setBio, setMileRadius, clearDraft</w:t>
+      </w:r>
     </w:p>
     <w:p>
       <w:r>
@@ -2993,7 +2705,6 @@
           <w:szCs w:val="36"/>
         </w:rPr>
       </w:pPr>
-      <w:proofErr w:type="spellStart"/>
       <w:r>
         <w:rPr>
           <w:sz w:val="36"/>
@@ -3001,7 +2712,6 @@
         </w:rPr>
         <w:t>Navitgation</w:t>
       </w:r>
-      <w:proofErr w:type="spellEnd"/>
     </w:p>
     <w:p>
       <w:r>
@@ -3022,15 +2732,7 @@
       </w:r>
       <w:proofErr w:type="gramStart"/>
       <w:r>
-        <w:t>app/_</w:t>
-      </w:r>
-      <w:proofErr w:type="spellStart"/>
-      <w:r>
-        <w:t>layout.tsx</w:t>
-      </w:r>
-      <w:proofErr w:type="spellEnd"/>
-      <w:r>
-        <w:t>) —</w:t>
+        <w:t>app/_layout.tsx) —</w:t>
       </w:r>
       <w:proofErr w:type="gramEnd"/>
       <w:r>
@@ -3057,15 +2759,7 @@
         </w:numPr>
       </w:pPr>
       <w:r>
-        <w:t xml:space="preserve">App loads — </w:t>
-      </w:r>
-      <w:proofErr w:type="spellStart"/>
-      <w:r>
-        <w:t>isLoading</w:t>
-      </w:r>
-      <w:proofErr w:type="spellEnd"/>
-      <w:r>
-        <w:t xml:space="preserve"> is true, show splash/loading screen</w:t>
+        <w:t>App loads — isLoading is true, show splash/loading screen</w:t>
       </w:r>
     </w:p>
     <w:p>
@@ -3075,13 +2769,8 @@
           <w:numId w:val="22"/>
         </w:numPr>
       </w:pPr>
-      <w:proofErr w:type="spellStart"/>
-      <w:r>
-        <w:t>onAuthStateChange</w:t>
-      </w:r>
-      <w:proofErr w:type="spellEnd"/>
-      <w:r>
-        <w:t xml:space="preserve"> fires — check for existing session</w:t>
+      <w:r>
+        <w:t>onAuthStateChange fires — check for existing session</w:t>
       </w:r>
     </w:p>
     <w:p>
@@ -3122,15 +2811,7 @@
         </w:numPr>
       </w:pPr>
       <w:r>
-        <w:t xml:space="preserve">Check </w:t>
-      </w:r>
-      <w:proofErr w:type="spellStart"/>
-      <w:r>
-        <w:t>first_name</w:t>
-      </w:r>
-      <w:proofErr w:type="spellEnd"/>
-      <w:r>
-        <w:t xml:space="preserve"> — if null, user is new → onboarding flow</w:t>
+        <w:t>Check first_name — if null, user is new → onboarding flow</w:t>
       </w:r>
     </w:p>
     <w:p>
@@ -3141,21 +2822,8 @@
         </w:numPr>
       </w:pPr>
       <w:r>
-        <w:t xml:space="preserve">Check </w:t>
-      </w:r>
-      <w:proofErr w:type="spellStart"/>
-      <w:r>
-        <w:t>is_provider</w:t>
-      </w:r>
-      <w:proofErr w:type="spellEnd"/>
-      <w:r>
-        <w:t xml:space="preserve"> — if true, check </w:t>
-      </w:r>
-      <w:proofErr w:type="spellStart"/>
-      <w:r>
-        <w:t>providers.is_approved</w:t>
-      </w:r>
-      <w:proofErr w:type="spellEnd"/>
+        <w:t>Check is_provider — if true, check providers.is_approved</w:t>
+      </w:r>
     </w:p>
     <w:p>
       <w:pPr>
@@ -3176,15 +2844,7 @@
         </w:numPr>
       </w:pPr>
       <w:r>
-        <w:t xml:space="preserve">Set </w:t>
-      </w:r>
-      <w:proofErr w:type="spellStart"/>
-      <w:r>
-        <w:t>isLoading</w:t>
-      </w:r>
-      <w:proofErr w:type="spellEnd"/>
-      <w:r>
-        <w:t xml:space="preserve"> to false — render app</w:t>
+        <w:t>Set isLoading to false — render app</w:t>
       </w:r>
     </w:p>
     <w:p/>
@@ -3203,15 +2863,7 @@
         <w:t>Auth stack</w:t>
       </w:r>
       <w:r>
-        <w:t xml:space="preserve"> (app/(auth)/_</w:t>
-      </w:r>
-      <w:proofErr w:type="spellStart"/>
-      <w:r>
-        <w:t>layout.tsx</w:t>
-      </w:r>
-      <w:proofErr w:type="spellEnd"/>
-      <w:r>
-        <w:t>) — sign-in and pending-approval screens</w:t>
+        <w:t xml:space="preserve"> (app/(auth)/_layout.tsx) — sign-in and pending-approval screens</w:t>
       </w:r>
     </w:p>
     <w:p>
@@ -3227,23 +2879,7 @@
       </w:r>
       <w:r>
         <w:br/>
-        <w:t>Wraps the two auth screens — sign-</w:t>
-      </w:r>
-      <w:proofErr w:type="spellStart"/>
-      <w:r>
-        <w:t>in.tsx</w:t>
-      </w:r>
-      <w:proofErr w:type="spellEnd"/>
-      <w:r>
-        <w:t xml:space="preserve"> and pending-</w:t>
-      </w:r>
-      <w:proofErr w:type="spellStart"/>
-      <w:r>
-        <w:t>approval.tsx</w:t>
-      </w:r>
-      <w:proofErr w:type="spellEnd"/>
-      <w:r>
-        <w:t>. Defines them as a simple stack navigator so the back navigation between them works correctly.</w:t>
+        <w:t>Wraps the two auth screens — sign-in.tsx and pending-approval.tsx. Defines them as a simple stack navigator so the back navigation between them works correctly.</w:t>
       </w:r>
     </w:p>
     <w:p>
@@ -3316,15 +2952,7 @@
         </w:numPr>
       </w:pPr>
       <w:r>
-        <w:t>If a user has a valid session they should never land here — the root _</w:t>
-      </w:r>
-      <w:proofErr w:type="spellStart"/>
-      <w:r>
-        <w:t>layout.tsx</w:t>
-      </w:r>
-      <w:proofErr w:type="spellEnd"/>
-      <w:r>
-        <w:t xml:space="preserve"> redirects them away before this layout renders CarApp_Buildsheet.docx</w:t>
+        <w:t>If a user has a valid session they should never land here — the root _layout.tsx redirects them away before this layout renders CarApp_Buildsheet.docx</w:t>
       </w:r>
     </w:p>
     <w:p>
@@ -3335,23 +2963,7 @@
         </w:numPr>
       </w:pPr>
       <w:r>
-        <w:t>pending-</w:t>
-      </w:r>
-      <w:proofErr w:type="spellStart"/>
-      <w:r>
-        <w:t>approval.tsx</w:t>
-      </w:r>
-      <w:proofErr w:type="spellEnd"/>
-      <w:r>
-        <w:t xml:space="preserve"> is a dead end by design — providers sit here until </w:t>
-      </w:r>
-      <w:proofErr w:type="spellStart"/>
-      <w:r>
-        <w:t>is_approved</w:t>
-      </w:r>
-      <w:proofErr w:type="spellEnd"/>
-      <w:r>
-        <w:t xml:space="preserve"> = TRUE in the database CarApp_Buildsheet.docx</w:t>
+        <w:t>pending-approval.tsx is a dead end by design — providers sit here until is_approved = TRUE in the database CarApp_Buildsheet.docx</w:t>
       </w:r>
     </w:p>
     <w:p>
@@ -3393,15 +3005,7 @@
       </w:r>
       <w:proofErr w:type="gramStart"/>
       <w:r>
-        <w:t>_</w:t>
-      </w:r>
-      <w:proofErr w:type="spellStart"/>
-      <w:r>
-        <w:t>layout.tsx</w:t>
-      </w:r>
-      <w:proofErr w:type="spellEnd"/>
-      <w:r>
-        <w:t>) —</w:t>
+        <w:t>_layout.tsx) —</w:t>
       </w:r>
       <w:proofErr w:type="gramEnd"/>
       <w:r>
@@ -3439,17 +3043,8 @@
           <w:rStyle w:val="HTMLCode"/>
           <w:rFonts w:eastAsiaTheme="majorEastAsia"/>
         </w:rPr>
-        <w:t>_</w:t>
-      </w:r>
-      <w:proofErr w:type="spellStart"/>
-      <w:r>
-        <w:rPr>
-          <w:rStyle w:val="HTMLCode"/>
-          <w:rFonts w:eastAsiaTheme="majorEastAsia"/>
-        </w:rPr>
-        <w:t>layout.tsx</w:t>
-      </w:r>
-      <w:proofErr w:type="spellEnd"/>
+        <w:t>_layout.tsx</w:t>
+      </w:r>
       <w:r>
         <w:t xml:space="preserve"> gates access before this layout ever loads.</w:t>
       </w:r>
@@ -3533,47 +3128,15 @@
         <w:t>Screen params</w:t>
       </w:r>
       <w:r>
-        <w:t xml:space="preserve"> (</w:t>
-      </w:r>
-      <w:proofErr w:type="spellStart"/>
-      <w:r>
-        <w:t>src</w:t>
-      </w:r>
-      <w:proofErr w:type="spellEnd"/>
-      <w:r>
-        <w:t>/types/</w:t>
-      </w:r>
-      <w:proofErr w:type="spellStart"/>
-      <w:r>
-        <w:t>navigation.</w:t>
+        <w:t xml:space="preserve"> (src/types/navigation.</w:t>
       </w:r>
       <w:proofErr w:type="gramStart"/>
       <w:r>
-        <w:t>ts</w:t>
-      </w:r>
-      <w:proofErr w:type="spellEnd"/>
-      <w:r>
-        <w:t>) —</w:t>
+        <w:t>ts) —</w:t>
       </w:r>
       <w:proofErr w:type="gramEnd"/>
       <w:r>
-        <w:t xml:space="preserve"> typed params for dynamic routes like provider/[id], book/[</w:t>
-      </w:r>
-      <w:proofErr w:type="spellStart"/>
-      <w:r>
-        <w:t>providerId</w:t>
-      </w:r>
-      <w:proofErr w:type="spellEnd"/>
-      <w:r>
-        <w:t>], bookings/[id], inbox/[</w:t>
-      </w:r>
-      <w:proofErr w:type="spellStart"/>
-      <w:r>
-        <w:t>threadId</w:t>
-      </w:r>
-      <w:proofErr w:type="spellEnd"/>
-      <w:r>
-        <w:t>]</w:t>
+        <w:t xml:space="preserve"> typed params for dynamic routes like provider/[id], book/[providerId], bookings/[id], inbox/[threadId]</w:t>
       </w:r>
     </w:p>
     <w:p>
@@ -3650,25 +3213,12 @@
         <w:ind w:left="1440"/>
       </w:pPr>
       <w:r>
-        <w:t>book/[</w:t>
-      </w:r>
-      <w:proofErr w:type="spellStart"/>
-      <w:r>
-        <w:t>providerId</w:t>
-      </w:r>
-      <w:proofErr w:type="spellEnd"/>
-      <w:r>
-        <w:t xml:space="preserve">] — </w:t>
+        <w:t xml:space="preserve">book/[providerId] — </w:t>
       </w:r>
       <w:proofErr w:type="gramStart"/>
       <w:r>
-        <w:t xml:space="preserve">{ </w:t>
-      </w:r>
-      <w:proofErr w:type="spellStart"/>
-      <w:r>
-        <w:t>providerId</w:t>
-      </w:r>
-      <w:proofErr w:type="spellEnd"/>
+        <w:t>{ providerId</w:t>
+      </w:r>
       <w:proofErr w:type="gramEnd"/>
       <w:r>
         <w:t xml:space="preserve">: </w:t>
@@ -3727,25 +3277,12 @@
         <w:ind w:left="1440"/>
       </w:pPr>
       <w:r>
-        <w:t>inbox/[</w:t>
-      </w:r>
-      <w:proofErr w:type="spellStart"/>
-      <w:r>
-        <w:t>threadId</w:t>
-      </w:r>
-      <w:proofErr w:type="spellEnd"/>
-      <w:r>
-        <w:t xml:space="preserve">] — </w:t>
+        <w:t xml:space="preserve">inbox/[threadId] — </w:t>
       </w:r>
       <w:proofErr w:type="gramStart"/>
       <w:r>
-        <w:t xml:space="preserve">{ </w:t>
-      </w:r>
-      <w:proofErr w:type="spellStart"/>
-      <w:r>
-        <w:t>threadId</w:t>
-      </w:r>
-      <w:proofErr w:type="spellEnd"/>
+        <w:t>{ threadId</w:t>
+      </w:r>
       <w:proofErr w:type="gramEnd"/>
       <w:r>
         <w:t xml:space="preserve">: </w:t>
@@ -3756,15 +3293,7 @@
       </w:r>
       <w:proofErr w:type="gramEnd"/>
       <w:r>
-        <w:t xml:space="preserve"> — the message thread UUID from </w:t>
-      </w:r>
-      <w:proofErr w:type="spellStart"/>
-      <w:r>
-        <w:t>message_threads</w:t>
-      </w:r>
-      <w:proofErr w:type="spellEnd"/>
-      <w:r>
-        <w:t xml:space="preserve"> carApp_supabase_schema.docx</w:t>
+        <w:t xml:space="preserve"> — the message thread UUID from message_threads carApp_supabase_schema.docx</w:t>
       </w:r>
     </w:p>
     <w:p>
@@ -3808,15 +3337,7 @@
         <w:ind w:left="1440"/>
       </w:pPr>
       <w:r>
-        <w:t xml:space="preserve">These types connect directly to your </w:t>
-      </w:r>
-      <w:proofErr w:type="spellStart"/>
-      <w:r>
-        <w:t>models.ts</w:t>
-      </w:r>
-      <w:proofErr w:type="spellEnd"/>
-      <w:r>
-        <w:t xml:space="preserve"> entities — id maps to Provider.id, Appointment.id, and MessageThread.id CarApp_Buildsheet.docx</w:t>
+        <w:t>These types connect directly to your models.ts entities — id maps to Provider.id, Appointment.id, and MessageThread.id CarApp_Buildsheet.docx</w:t>
       </w:r>
     </w:p>
     <w:p>
@@ -3851,15 +3372,7 @@
         </w:numPr>
       </w:pPr>
       <w:r>
-        <w:t>In Expo Router, every folder inside app/ that contains screens must have a _</w:t>
-      </w:r>
-      <w:proofErr w:type="spellStart"/>
-      <w:r>
-        <w:t>layout.tsx</w:t>
-      </w:r>
-      <w:proofErr w:type="spellEnd"/>
-      <w:r>
-        <w:t xml:space="preserve"> file. This file acts as the wrapper for every screen inside that folder — it defines how those screens are structured and navigated, without being a screen itself.</w:t>
+        <w:t>In Expo Router, every folder inside app/ that contains screens must have a _layout.tsx file. This file acts as the wrapper for every screen inside that folder — it defines how those screens are structured and navigated, without being a screen itself.</w:t>
       </w:r>
     </w:p>
     <w:p>
@@ -3894,15 +3407,7 @@
         <w:ind w:left="720"/>
       </w:pPr>
       <w:r>
-        <w:t>So (auth) and (tabs) are just logical groupings that let you apply different layouts to different sets of screens, without the folder name showing up in the route. A screen at app/(tabs)/search/</w:t>
-      </w:r>
-      <w:proofErr w:type="spellStart"/>
-      <w:r>
-        <w:t>index.tsx</w:t>
-      </w:r>
-      <w:proofErr w:type="spellEnd"/>
-      <w:r>
-        <w:t xml:space="preserve"> navigates to /search, not /(tabs)/search.</w:t>
+        <w:t>So (auth) and (tabs) are just logical groupings that let you apply different layouts to different sets of screens, without the folder name showing up in the route. A screen at app/(tabs)/search/index.tsx navigates to /search, not /(tabs)/search.</w:t>
       </w:r>
     </w:p>
     <w:p/>
@@ -3943,90 +3448,13 @@
     </w:p>
     <w:p>
       <w:r>
-        <w:t xml:space="preserve">1. </w:t>
-      </w:r>
-      <w:proofErr w:type="spellStart"/>
-      <w:r>
-        <w:t>src</w:t>
-      </w:r>
-      <w:proofErr w:type="spellEnd"/>
-      <w:r>
-        <w:t>/lib/</w:t>
-      </w:r>
-      <w:proofErr w:type="spellStart"/>
-      <w:r>
-        <w:t>supabase</w:t>
-      </w:r>
-      <w:proofErr w:type="spellEnd"/>
-      <w:r>
-        <w:t>/</w:t>
-      </w:r>
-      <w:proofErr w:type="spellStart"/>
-      <w:r>
-        <w:t>client.ts</w:t>
-      </w:r>
-      <w:proofErr w:type="spellEnd"/>
-      <w:r>
-        <w:t xml:space="preserve"> — COMPLETE</w:t>
-      </w:r>
-    </w:p>
-    <w:p>
-      <w:r>
-        <w:t xml:space="preserve">2. </w:t>
-      </w:r>
-      <w:proofErr w:type="spellStart"/>
-      <w:r>
-        <w:t>src</w:t>
-      </w:r>
-      <w:proofErr w:type="spellEnd"/>
-      <w:r>
-        <w:t>/lib/</w:t>
-      </w:r>
-      <w:proofErr w:type="spellStart"/>
-      <w:r>
-        <w:t>supabase</w:t>
-      </w:r>
-      <w:proofErr w:type="spellEnd"/>
-      <w:r>
-        <w:t>/</w:t>
-      </w:r>
-      <w:proofErr w:type="spellStart"/>
-      <w:r>
-        <w:t>auth.ts</w:t>
-      </w:r>
-      <w:proofErr w:type="spellEnd"/>
-      <w:r>
-        <w:t xml:space="preserve"> — </w:t>
-      </w:r>
-      <w:proofErr w:type="spellStart"/>
-      <w:r>
-        <w:t>signInWithGoogle</w:t>
-      </w:r>
-      <w:proofErr w:type="spellEnd"/>
-      <w:r>
-        <w:t xml:space="preserve">, </w:t>
-      </w:r>
-      <w:proofErr w:type="spellStart"/>
-      <w:r>
-        <w:t>signInWithApple</w:t>
-      </w:r>
-      <w:proofErr w:type="spellEnd"/>
-      <w:r>
-        <w:t xml:space="preserve">, </w:t>
-      </w:r>
-      <w:proofErr w:type="spellStart"/>
-      <w:r>
-        <w:t>signOut</w:t>
-      </w:r>
-      <w:proofErr w:type="spellEnd"/>
-      <w:r>
-        <w:t xml:space="preserve">, </w:t>
-      </w:r>
-      <w:proofErr w:type="spellStart"/>
-      <w:r>
-        <w:t>isNewUser</w:t>
-      </w:r>
-      <w:proofErr w:type="spellEnd"/>
+        <w:t>1. src/lib/supabase/client.ts — COMPLETE</w:t>
+      </w:r>
+    </w:p>
+    <w:p>
+      <w:r>
+        <w:t>2. src/lib/supabase/auth.ts — signInWithGoogle, signInWithApple, signOut, isNewUser</w:t>
+      </w:r>
     </w:p>
     <w:p>
       <w:r>
@@ -4035,12 +3463,10 @@
       <w:r>
         <w:t xml:space="preserve">* </w:t>
       </w:r>
-      <w:proofErr w:type="spellStart"/>
       <w:proofErr w:type="gramStart"/>
       <w:r>
         <w:t>npx</w:t>
       </w:r>
-      <w:proofErr w:type="spellEnd"/>
       <w:proofErr w:type="gramEnd"/>
       <w:r>
         <w:t xml:space="preserve"> expo install expo-auth-session expo-crypto expo-web-browser</w:t>
@@ -4059,100 +3485,23 @@
     </w:p>
     <w:p>
       <w:r>
-        <w:t xml:space="preserve">3. </w:t>
-      </w:r>
-      <w:proofErr w:type="spellStart"/>
-      <w:r>
-        <w:t>src</w:t>
-      </w:r>
-      <w:proofErr w:type="spellEnd"/>
-      <w:r>
-        <w:t>/state/</w:t>
-      </w:r>
-      <w:proofErr w:type="spellStart"/>
-      <w:r>
-        <w:t>auth.ts</w:t>
-      </w:r>
-      <w:proofErr w:type="spellEnd"/>
-      <w:r>
-        <w:t xml:space="preserve"> — </w:t>
-      </w:r>
-      <w:proofErr w:type="spellStart"/>
-      <w:r>
-        <w:t>Zustand</w:t>
-      </w:r>
-      <w:proofErr w:type="spellEnd"/>
-      <w:r>
-        <w:t xml:space="preserve"> store with </w:t>
-      </w:r>
-      <w:proofErr w:type="spellStart"/>
-      <w:r>
-        <w:t>onAuthStateChange</w:t>
-      </w:r>
-      <w:proofErr w:type="spellEnd"/>
-      <w:r>
-        <w:t xml:space="preserve"> listener</w:t>
-      </w:r>
-    </w:p>
-    <w:p>
-      <w:r>
-        <w:t xml:space="preserve">4. </w:t>
-      </w:r>
-      <w:proofErr w:type="spellStart"/>
-      <w:r>
-        <w:t>src</w:t>
-      </w:r>
-      <w:proofErr w:type="spellEnd"/>
-      <w:r>
-        <w:t>/types/</w:t>
-      </w:r>
-      <w:proofErr w:type="spellStart"/>
-      <w:r>
-        <w:t>supabase.ts</w:t>
-      </w:r>
-      <w:proofErr w:type="spellEnd"/>
-      <w:r>
-        <w:t xml:space="preserve"> — COMPLETE</w:t>
-      </w:r>
-    </w:p>
-    <w:p>
-      <w:r>
-        <w:t xml:space="preserve">5. </w:t>
-      </w:r>
-      <w:proofErr w:type="spellStart"/>
-      <w:r>
-        <w:t>src</w:t>
-      </w:r>
-      <w:proofErr w:type="spellEnd"/>
-      <w:r>
-        <w:t>/types/</w:t>
-      </w:r>
-      <w:proofErr w:type="spellStart"/>
-      <w:r>
-        <w:t>models.ts</w:t>
-      </w:r>
-      <w:proofErr w:type="spellEnd"/>
-      <w:r>
-        <w:t xml:space="preserve"> — COMPLETE</w:t>
-      </w:r>
-    </w:p>
-    <w:p>
-      <w:r>
-        <w:t xml:space="preserve">6. </w:t>
-      </w:r>
-      <w:proofErr w:type="spellStart"/>
-      <w:r>
-        <w:t>src</w:t>
-      </w:r>
-      <w:proofErr w:type="spellEnd"/>
-      <w:r>
-        <w:t>/types/</w:t>
-      </w:r>
-      <w:proofErr w:type="spellStart"/>
-      <w:r>
-        <w:t>navigation.ts</w:t>
-      </w:r>
-      <w:proofErr w:type="spellEnd"/>
+        <w:t>3. src/state/auth.ts — Zustand store with onAuthStateChange listener</w:t>
+      </w:r>
+    </w:p>
+    <w:p>
+      <w:r>
+        <w:t>4. src/types/supabase.ts — COMPLETE</w:t>
+      </w:r>
+    </w:p>
+    <w:p>
+      <w:r>
+        <w:t>5. src/types/models.ts — COMPLETE</w:t>
+      </w:r>
+    </w:p>
+    <w:p>
+      <w:r>
+        <w:t>6. src/types/navigation.ts</w:t>
+      </w:r>
     </w:p>
     <w:p/>
     <w:p>
@@ -4162,56 +3511,22 @@
     </w:p>
     <w:p>
       <w:r>
-        <w:t>7. app/_</w:t>
-      </w:r>
-      <w:proofErr w:type="spellStart"/>
-      <w:r>
-        <w:t>layout.tsx</w:t>
-      </w:r>
-      <w:proofErr w:type="spellEnd"/>
-      <w:r>
-        <w:t xml:space="preserve"> — root layout, auth gate, session listener, redirect logic</w:t>
-      </w:r>
-    </w:p>
-    <w:p>
-      <w:r>
-        <w:t>8. app/(auth)/_</w:t>
-      </w:r>
-      <w:proofErr w:type="spellStart"/>
-      <w:r>
-        <w:t>layout.tsx</w:t>
-      </w:r>
-      <w:proofErr w:type="spellEnd"/>
-    </w:p>
-    <w:p>
-      <w:r>
-        <w:t>9. app/(tabs)/_</w:t>
-      </w:r>
-      <w:proofErr w:type="spellStart"/>
-      <w:r>
-        <w:t>layout.tsx</w:t>
-      </w:r>
-      <w:proofErr w:type="spellEnd"/>
-      <w:r>
-        <w:t xml:space="preserve"> — five tabs with </w:t>
-      </w:r>
-      <w:proofErr w:type="spellStart"/>
-      <w:r>
-        <w:t>Ionicons</w:t>
-      </w:r>
-      <w:proofErr w:type="spellEnd"/>
-    </w:p>
-    <w:p>
-      <w:r>
-        <w:t>10. app/</w:t>
-      </w:r>
-      <w:proofErr w:type="spellStart"/>
-      <w:r>
-        <w:t>index.tsx</w:t>
-      </w:r>
-      <w:proofErr w:type="spellEnd"/>
-      <w:r>
-        <w:t xml:space="preserve"> — redirect to sign-in</w:t>
+        <w:t>7. app/_layout.tsx — root layout, auth gate, session listener, redirect logic</w:t>
+      </w:r>
+    </w:p>
+    <w:p>
+      <w:r>
+        <w:t>8. app/(auth)/_layout.tsx</w:t>
+      </w:r>
+    </w:p>
+    <w:p>
+      <w:r>
+        <w:t>9. app/(tabs)/_layout.tsx — five tabs with Ionicons</w:t>
+      </w:r>
+    </w:p>
+    <w:p>
+      <w:r>
+        <w:t>10. app/index.tsx — redirect to sign-in</w:t>
       </w:r>
     </w:p>
     <w:p/>
@@ -4230,53 +3545,22 @@
       </w:r>
       <w:proofErr w:type="gramEnd"/>
       <w:r>
-        <w:t>auth)/sign-</w:t>
-      </w:r>
-      <w:proofErr w:type="spellStart"/>
-      <w:r>
-        <w:t>in.tsx</w:t>
-      </w:r>
-      <w:proofErr w:type="spellEnd"/>
-    </w:p>
-    <w:p>
-      <w:r>
-        <w:t>12. app/(auth)/pending-</w:t>
-      </w:r>
-      <w:proofErr w:type="spellStart"/>
-      <w:r>
-        <w:t>approval.tsx</w:t>
-      </w:r>
-      <w:proofErr w:type="spellEnd"/>
-    </w:p>
-    <w:p>
-      <w:r>
-        <w:t xml:space="preserve">13. </w:t>
-      </w:r>
-      <w:proofErr w:type="spellStart"/>
-      <w:r>
-        <w:t>src</w:t>
-      </w:r>
-      <w:proofErr w:type="spellEnd"/>
-      <w:r>
-        <w:t>/state/</w:t>
-      </w:r>
-      <w:proofErr w:type="spellStart"/>
-      <w:r>
-        <w:t>signUpDraft.ts</w:t>
-      </w:r>
-      <w:proofErr w:type="spellEnd"/>
-    </w:p>
-    <w:p>
-      <w:r>
-        <w:t xml:space="preserve">14. </w:t>
-      </w:r>
-      <w:proofErr w:type="spellStart"/>
-      <w:r>
-        <w:t>src</w:t>
-      </w:r>
-      <w:proofErr w:type="spellEnd"/>
-      <w:r>
-        <w:t>/components/</w:t>
+        <w:t>auth)/sign-in.tsx</w:t>
+      </w:r>
+    </w:p>
+    <w:p>
+      <w:r>
+        <w:t>12. app/(auth)/pending-approval.tsx</w:t>
+      </w:r>
+    </w:p>
+    <w:p>
+      <w:r>
+        <w:t>13. src/state/signUpDraft.ts</w:t>
+      </w:r>
+    </w:p>
+    <w:p>
+      <w:r>
+        <w:t>14. src/components/</w:t>
       </w:r>
       <w:proofErr w:type="gramStart"/>
       <w:r>
@@ -4284,37 +3568,8 @@
       </w:r>
       <w:proofErr w:type="gramEnd"/>
       <w:r>
-        <w:t xml:space="preserve"> </w:t>
-      </w:r>
-      <w:proofErr w:type="spellStart"/>
-      <w:r>
-        <w:t>StepIndicator</w:t>
-      </w:r>
-      <w:proofErr w:type="spellEnd"/>
-      <w:r>
-        <w:t xml:space="preserve">, </w:t>
-      </w:r>
-      <w:proofErr w:type="spellStart"/>
-      <w:r>
-        <w:t>RoleSelector</w:t>
-      </w:r>
-      <w:proofErr w:type="spellEnd"/>
-      <w:r>
-        <w:t xml:space="preserve">, </w:t>
-      </w:r>
-      <w:proofErr w:type="spellStart"/>
-      <w:r>
-        <w:t>ServicePicker</w:t>
-      </w:r>
-      <w:proofErr w:type="spellEnd"/>
-      <w:r>
-        <w:t xml:space="preserve">, </w:t>
-      </w:r>
-      <w:proofErr w:type="spellStart"/>
-      <w:r>
-        <w:t>VehicleForm</w:t>
-      </w:r>
-      <w:proofErr w:type="spellEnd"/>
+        <w:t xml:space="preserve"> StepIndicator, RoleSelector, ServicePicker, VehicleForm</w:t>
+      </w:r>
     </w:p>
     <w:p/>
     <w:p>
@@ -4325,84 +3580,21 @@
     <w:p>
       <w:r>
         <w:lastRenderedPageBreak/>
-        <w:t xml:space="preserve">15. </w:t>
-      </w:r>
-      <w:proofErr w:type="spellStart"/>
-      <w:r>
-        <w:t>src</w:t>
-      </w:r>
-      <w:proofErr w:type="spellEnd"/>
-      <w:r>
-        <w:t>/lib/</w:t>
-      </w:r>
-      <w:proofErr w:type="spellStart"/>
-      <w:r>
-        <w:t>supabase</w:t>
-      </w:r>
-      <w:proofErr w:type="spellEnd"/>
-      <w:r>
-        <w:t>/</w:t>
-      </w:r>
-      <w:proofErr w:type="spellStart"/>
-      <w:r>
-        <w:t>queries.ts</w:t>
-      </w:r>
-      <w:proofErr w:type="spellEnd"/>
-    </w:p>
-    <w:p>
-      <w:r>
-        <w:t xml:space="preserve">16. </w:t>
-      </w:r>
-      <w:proofErr w:type="spellStart"/>
-      <w:r>
-        <w:t>src</w:t>
-      </w:r>
-      <w:proofErr w:type="spellEnd"/>
-      <w:r>
-        <w:t>/lib/</w:t>
-      </w:r>
-      <w:proofErr w:type="spellStart"/>
-      <w:r>
-        <w:t>supabase</w:t>
-      </w:r>
-      <w:proofErr w:type="spellEnd"/>
-      <w:r>
-        <w:t>/</w:t>
-      </w:r>
-      <w:proofErr w:type="spellStart"/>
-      <w:r>
-        <w:t>mutations.ts</w:t>
-      </w:r>
-      <w:proofErr w:type="spellEnd"/>
-    </w:p>
-    <w:p>
-      <w:r>
-        <w:t xml:space="preserve">17. </w:t>
-      </w:r>
-      <w:proofErr w:type="spellStart"/>
-      <w:r>
-        <w:t>src</w:t>
-      </w:r>
-      <w:proofErr w:type="spellEnd"/>
-      <w:r>
-        <w:t>/utils/</w:t>
-      </w:r>
-      <w:proofErr w:type="spellStart"/>
-      <w:r>
-        <w:t>validators.ts</w:t>
-      </w:r>
-      <w:proofErr w:type="spellEnd"/>
-      <w:r>
-        <w:t xml:space="preserve"> — </w:t>
-      </w:r>
-      <w:proofErr w:type="spellStart"/>
+        <w:t>15. src/lib/supabase/queries.ts</w:t>
+      </w:r>
+    </w:p>
+    <w:p>
+      <w:r>
+        <w:t>16. src/lib/supabase/mutations.ts</w:t>
+      </w:r>
+    </w:p>
+    <w:p>
+      <w:r>
+        <w:t xml:space="preserve">17. src/utils/validators.ts — </w:t>
+      </w:r>
       <w:proofErr w:type="gramStart"/>
       <w:r>
-        <w:t>containsFlaggedContent</w:t>
-      </w:r>
-      <w:proofErr w:type="spellEnd"/>
-      <w:r>
-        <w:t>(</w:t>
+        <w:t>containsFlaggedContent(</w:t>
       </w:r>
       <w:proofErr w:type="gramEnd"/>
       <w:r>
@@ -4411,37 +3603,8 @@
     </w:p>
     <w:p>
       <w:r>
-        <w:t xml:space="preserve">18. </w:t>
-      </w:r>
-      <w:proofErr w:type="spellStart"/>
-      <w:r>
-        <w:t>src</w:t>
-      </w:r>
-      <w:proofErr w:type="spellEnd"/>
-      <w:r>
-        <w:t>/utils/</w:t>
-      </w:r>
-      <w:proofErr w:type="spellStart"/>
-      <w:r>
-        <w:t>money.ts</w:t>
-      </w:r>
-      <w:proofErr w:type="spellEnd"/>
-      <w:r>
-        <w:t xml:space="preserve"> and </w:t>
-      </w:r>
-      <w:proofErr w:type="spellStart"/>
-      <w:r>
-        <w:t>src</w:t>
-      </w:r>
-      <w:proofErr w:type="spellEnd"/>
-      <w:r>
-        <w:t>/utils/</w:t>
-      </w:r>
-      <w:proofErr w:type="spellStart"/>
-      <w:r>
-        <w:t>date.ts</w:t>
-      </w:r>
-      <w:proofErr w:type="spellEnd"/>
+        <w:t>18. src/utils/money.ts and src/utils/date.ts</w:t>
+      </w:r>
     </w:p>
     <w:p>
       <w:r>
@@ -4450,39 +3613,13 @@
     </w:p>
     <w:p>
       <w:r>
-        <w:t xml:space="preserve">19. </w:t>
-      </w:r>
-      <w:proofErr w:type="spellStart"/>
-      <w:r>
-        <w:t>src</w:t>
-      </w:r>
-      <w:proofErr w:type="spellEnd"/>
-      <w:r>
-        <w:t>/state/</w:t>
-      </w:r>
-      <w:proofErr w:type="spellStart"/>
-      <w:r>
-        <w:t>search.ts</w:t>
-      </w:r>
-      <w:proofErr w:type="spellEnd"/>
-    </w:p>
-    <w:p>
-      <w:r>
-        <w:t xml:space="preserve">20. </w:t>
-      </w:r>
-      <w:proofErr w:type="spellStart"/>
-      <w:r>
-        <w:t>src</w:t>
-      </w:r>
-      <w:proofErr w:type="spellEnd"/>
-      <w:r>
-        <w:t>/state/</w:t>
-      </w:r>
-      <w:proofErr w:type="spellStart"/>
-      <w:r>
-        <w:t>bookingDraft.ts</w:t>
-      </w:r>
-      <w:proofErr w:type="spellEnd"/>
+        <w:t>19. src/state/search.ts</w:t>
+      </w:r>
+    </w:p>
+    <w:p>
+      <w:r>
+        <w:t>20. src/state/bookingDraft.ts</w:t>
+      </w:r>
     </w:p>
     <w:p/>
     <w:p>
@@ -4508,597 +3645,158 @@
         <w:rPr>
           <w:highlight w:val="yellow"/>
         </w:rPr>
-        <w:t>21. `</w:t>
-      </w:r>
-      <w:proofErr w:type="spellStart"/>
-      <w:r>
+        <w:t>21. `src/design/tokens.ts`, `theme.ts`, `typography.ts`</w:t>
+      </w:r>
+    </w:p>
+    <w:p>
+      <w:pPr>
         <w:rPr>
           <w:highlight w:val="yellow"/>
         </w:rPr>
-        <w:t>src</w:t>
-      </w:r>
-      <w:proofErr w:type="spellEnd"/>
+      </w:pPr>
       <w:r>
         <w:rPr>
           <w:highlight w:val="yellow"/>
         </w:rPr>
-        <w:t>/design/</w:t>
-      </w:r>
-      <w:proofErr w:type="spellStart"/>
-      <w:r>
+        <w:t>22. `src/components/ui/Button.tsx`</w:t>
+      </w:r>
+    </w:p>
+    <w:p>
+      <w:pPr>
         <w:rPr>
           <w:highlight w:val="yellow"/>
         </w:rPr>
-        <w:t>tokens.ts</w:t>
-      </w:r>
-      <w:proofErr w:type="spellEnd"/>
+      </w:pPr>
       <w:r>
         <w:rPr>
           <w:highlight w:val="yellow"/>
         </w:rPr>
-        <w:t>`, `</w:t>
-      </w:r>
-      <w:proofErr w:type="spellStart"/>
-      <w:r>
+        <w:t>23. `src/components/ui/Text.tsx`</w:t>
+      </w:r>
+    </w:p>
+    <w:p>
+      <w:pPr>
         <w:rPr>
           <w:highlight w:val="yellow"/>
         </w:rPr>
-        <w:t>theme.ts</w:t>
-      </w:r>
-      <w:proofErr w:type="spellEnd"/>
+      </w:pPr>
       <w:r>
         <w:rPr>
           <w:highlight w:val="yellow"/>
         </w:rPr>
-        <w:t>`, `</w:t>
-      </w:r>
-      <w:proofErr w:type="spellStart"/>
-      <w:r>
+        <w:t>24. `src/components/ui/TextField.tsx`</w:t>
+      </w:r>
+    </w:p>
+    <w:p>
+      <w:pPr>
         <w:rPr>
           <w:highlight w:val="yellow"/>
         </w:rPr>
-        <w:t>typography.ts</w:t>
-      </w:r>
-      <w:proofErr w:type="spellEnd"/>
+      </w:pPr>
       <w:r>
         <w:rPr>
           <w:highlight w:val="yellow"/>
         </w:rPr>
+        <w:t>25. `src/components/ui/Card.tsx`</w:t>
+      </w:r>
+    </w:p>
+    <w:p>
+      <w:pPr>
+        <w:rPr>
+          <w:highlight w:val="yellow"/>
+        </w:rPr>
+      </w:pPr>
+      <w:r>
+        <w:rPr>
+          <w:highlight w:val="yellow"/>
+        </w:rPr>
+        <w:t>26. `src/components/ui/Avatar.tsx`</w:t>
+      </w:r>
+    </w:p>
+    <w:p>
+      <w:pPr>
+        <w:rPr>
+          <w:highlight w:val="yellow"/>
+        </w:rPr>
+      </w:pPr>
+      <w:r>
+        <w:rPr>
+          <w:highlight w:val="yellow"/>
+        </w:rPr>
+        <w:t>27. `src/components/ui/Rating.tsx`</w:t>
+      </w:r>
+    </w:p>
+    <w:p>
+      <w:pPr>
+        <w:rPr>
+          <w:highlight w:val="yellow"/>
+        </w:rPr>
+      </w:pPr>
+      <w:r>
+        <w:rPr>
+          <w:highlight w:val="yellow"/>
+        </w:rPr>
+        <w:t>28. `src/components/ui/Sheet.tsx`</w:t>
+      </w:r>
+    </w:p>
+    <w:p>
+      <w:r>
+        <w:rPr>
+          <w:highlight w:val="yellow"/>
+        </w:rPr>
+        <w:t>29. `src/components/ui/Spacer.tsx`</w:t>
+      </w:r>
+    </w:p>
+    <w:p/>
+    <w:p>
+      <w:r>
+        <w:t>PHASE 7 — SCREENS</w:t>
+      </w:r>
+    </w:p>
+    <w:p>
+      <w:r>
+        <w:t>30. `search/index.tsx`</w:t>
+      </w:r>
+    </w:p>
+    <w:p>
+      <w:r>
+        <w:t>31. `search/results.tsx`</w:t>
+      </w:r>
+    </w:p>
+    <w:p>
+      <w:r>
+        <w:t>32. `search/provider/[id</w:t>
+      </w:r>
+      <w:proofErr w:type="gramStart"/>
+      <w:r>
+        <w:t>].tsx</w:t>
+      </w:r>
+      <w:proofErr w:type="gramEnd"/>
+      <w:r>
         <w:t>`</w:t>
       </w:r>
     </w:p>
     <w:p>
-      <w:pPr>
-        <w:rPr>
-          <w:highlight w:val="yellow"/>
-        </w:rPr>
-      </w:pPr>
-      <w:r>
-        <w:rPr>
-          <w:highlight w:val="yellow"/>
-        </w:rPr>
-        <w:t>22. `</w:t>
-      </w:r>
-      <w:proofErr w:type="spellStart"/>
-      <w:r>
-        <w:rPr>
-          <w:highlight w:val="yellow"/>
-        </w:rPr>
-        <w:t>src</w:t>
-      </w:r>
-      <w:proofErr w:type="spellEnd"/>
-      <w:r>
-        <w:rPr>
-          <w:highlight w:val="yellow"/>
-        </w:rPr>
-        <w:t>/components/</w:t>
-      </w:r>
-      <w:proofErr w:type="spellStart"/>
-      <w:r>
-        <w:rPr>
-          <w:highlight w:val="yellow"/>
-        </w:rPr>
-        <w:t>ui</w:t>
-      </w:r>
-      <w:proofErr w:type="spellEnd"/>
-      <w:r>
-        <w:rPr>
-          <w:highlight w:val="yellow"/>
-        </w:rPr>
-        <w:t>/</w:t>
-      </w:r>
-      <w:proofErr w:type="spellStart"/>
-      <w:r>
-        <w:rPr>
-          <w:highlight w:val="yellow"/>
-        </w:rPr>
-        <w:t>Button.tsx</w:t>
-      </w:r>
-      <w:proofErr w:type="spellEnd"/>
-      <w:r>
-        <w:rPr>
-          <w:highlight w:val="yellow"/>
-        </w:rPr>
+      <w:r>
+        <w:t>33. `search/book/[providerId</w:t>
+      </w:r>
+      <w:proofErr w:type="gramStart"/>
+      <w:r>
+        <w:t>].tsx</w:t>
+      </w:r>
+      <w:proofErr w:type="gramEnd"/>
+      <w:r>
         <w:t>`</w:t>
       </w:r>
     </w:p>
     <w:p>
-      <w:pPr>
-        <w:rPr>
-          <w:highlight w:val="yellow"/>
-        </w:rPr>
-      </w:pPr>
-      <w:r>
-        <w:rPr>
-          <w:highlight w:val="yellow"/>
-        </w:rPr>
-        <w:t>23. `</w:t>
-      </w:r>
-      <w:proofErr w:type="spellStart"/>
-      <w:r>
-        <w:rPr>
-          <w:highlight w:val="yellow"/>
-        </w:rPr>
-        <w:t>src</w:t>
-      </w:r>
-      <w:proofErr w:type="spellEnd"/>
-      <w:r>
-        <w:rPr>
-          <w:highlight w:val="yellow"/>
-        </w:rPr>
-        <w:t>/components/</w:t>
-      </w:r>
-      <w:proofErr w:type="spellStart"/>
-      <w:r>
-        <w:rPr>
-          <w:highlight w:val="yellow"/>
-        </w:rPr>
-        <w:t>ui</w:t>
-      </w:r>
-      <w:proofErr w:type="spellEnd"/>
-      <w:r>
-        <w:rPr>
-          <w:highlight w:val="yellow"/>
-        </w:rPr>
-        <w:t>/</w:t>
-      </w:r>
-      <w:proofErr w:type="spellStart"/>
-      <w:r>
-        <w:rPr>
-          <w:highlight w:val="yellow"/>
-        </w:rPr>
-        <w:t>Text.tsx</w:t>
-      </w:r>
-      <w:proofErr w:type="spellEnd"/>
-      <w:r>
-        <w:rPr>
-          <w:highlight w:val="yellow"/>
-        </w:rPr>
-        <w:t>`</w:t>
-      </w:r>
-    </w:p>
-    <w:p>
-      <w:pPr>
-        <w:rPr>
-          <w:highlight w:val="yellow"/>
-        </w:rPr>
-      </w:pPr>
-      <w:r>
-        <w:rPr>
-          <w:highlight w:val="yellow"/>
-        </w:rPr>
-        <w:t>24. `</w:t>
-      </w:r>
-      <w:proofErr w:type="spellStart"/>
-      <w:r>
-        <w:rPr>
-          <w:highlight w:val="yellow"/>
-        </w:rPr>
-        <w:t>src</w:t>
-      </w:r>
-      <w:proofErr w:type="spellEnd"/>
-      <w:r>
-        <w:rPr>
-          <w:highlight w:val="yellow"/>
-        </w:rPr>
-        <w:t>/components/</w:t>
-      </w:r>
-      <w:proofErr w:type="spellStart"/>
-      <w:r>
-        <w:rPr>
-          <w:highlight w:val="yellow"/>
-        </w:rPr>
-        <w:t>ui</w:t>
-      </w:r>
-      <w:proofErr w:type="spellEnd"/>
-      <w:r>
-        <w:rPr>
-          <w:highlight w:val="yellow"/>
-        </w:rPr>
-        <w:t>/</w:t>
-      </w:r>
-      <w:proofErr w:type="spellStart"/>
-      <w:r>
-        <w:rPr>
-          <w:highlight w:val="yellow"/>
-        </w:rPr>
-        <w:t>TextField.tsx</w:t>
-      </w:r>
-      <w:proofErr w:type="spellEnd"/>
-      <w:r>
-        <w:rPr>
-          <w:highlight w:val="yellow"/>
-        </w:rPr>
-        <w:t>`</w:t>
-      </w:r>
-    </w:p>
-    <w:p>
-      <w:pPr>
-        <w:rPr>
-          <w:highlight w:val="yellow"/>
-        </w:rPr>
-      </w:pPr>
-      <w:r>
-        <w:rPr>
-          <w:highlight w:val="yellow"/>
-        </w:rPr>
-        <w:t>25. `</w:t>
-      </w:r>
-      <w:proofErr w:type="spellStart"/>
-      <w:r>
-        <w:rPr>
-          <w:highlight w:val="yellow"/>
-        </w:rPr>
-        <w:t>src</w:t>
-      </w:r>
-      <w:proofErr w:type="spellEnd"/>
-      <w:r>
-        <w:rPr>
-          <w:highlight w:val="yellow"/>
-        </w:rPr>
-        <w:t>/components/</w:t>
-      </w:r>
-      <w:proofErr w:type="spellStart"/>
-      <w:r>
-        <w:rPr>
-          <w:highlight w:val="yellow"/>
-        </w:rPr>
-        <w:t>ui</w:t>
-      </w:r>
-      <w:proofErr w:type="spellEnd"/>
-      <w:r>
-        <w:rPr>
-          <w:highlight w:val="yellow"/>
-        </w:rPr>
-        <w:t>/</w:t>
-      </w:r>
-      <w:proofErr w:type="spellStart"/>
-      <w:r>
-        <w:rPr>
-          <w:highlight w:val="yellow"/>
-        </w:rPr>
-        <w:t>Card.tsx</w:t>
-      </w:r>
-      <w:proofErr w:type="spellEnd"/>
-      <w:r>
-        <w:rPr>
-          <w:highlight w:val="yellow"/>
-        </w:rPr>
-        <w:t>`</w:t>
-      </w:r>
-    </w:p>
-    <w:p>
-      <w:pPr>
-        <w:rPr>
-          <w:highlight w:val="yellow"/>
-        </w:rPr>
-      </w:pPr>
-      <w:r>
-        <w:rPr>
-          <w:highlight w:val="yellow"/>
-        </w:rPr>
-        <w:t>26. `</w:t>
-      </w:r>
-      <w:proofErr w:type="spellStart"/>
-      <w:r>
-        <w:rPr>
-          <w:highlight w:val="yellow"/>
-        </w:rPr>
-        <w:t>src</w:t>
-      </w:r>
-      <w:proofErr w:type="spellEnd"/>
-      <w:r>
-        <w:rPr>
-          <w:highlight w:val="yellow"/>
-        </w:rPr>
-        <w:t>/components/</w:t>
-      </w:r>
-      <w:proofErr w:type="spellStart"/>
-      <w:r>
-        <w:rPr>
-          <w:highlight w:val="yellow"/>
-        </w:rPr>
-        <w:t>ui</w:t>
-      </w:r>
-      <w:proofErr w:type="spellEnd"/>
-      <w:r>
-        <w:rPr>
-          <w:highlight w:val="yellow"/>
-        </w:rPr>
-        <w:t>/</w:t>
-      </w:r>
-      <w:proofErr w:type="spellStart"/>
-      <w:r>
-        <w:rPr>
-          <w:highlight w:val="yellow"/>
-        </w:rPr>
-        <w:t>Avatar.tsx</w:t>
-      </w:r>
-      <w:proofErr w:type="spellEnd"/>
-      <w:r>
-        <w:rPr>
-          <w:highlight w:val="yellow"/>
-        </w:rPr>
-        <w:t>`</w:t>
-      </w:r>
-    </w:p>
-    <w:p>
-      <w:pPr>
-        <w:rPr>
-          <w:highlight w:val="yellow"/>
-        </w:rPr>
-      </w:pPr>
-      <w:r>
-        <w:rPr>
-          <w:highlight w:val="yellow"/>
-        </w:rPr>
-        <w:t>27. `</w:t>
-      </w:r>
-      <w:proofErr w:type="spellStart"/>
-      <w:r>
-        <w:rPr>
-          <w:highlight w:val="yellow"/>
-        </w:rPr>
-        <w:t>src</w:t>
-      </w:r>
-      <w:proofErr w:type="spellEnd"/>
-      <w:r>
-        <w:rPr>
-          <w:highlight w:val="yellow"/>
-        </w:rPr>
-        <w:t>/components/</w:t>
-      </w:r>
-      <w:proofErr w:type="spellStart"/>
-      <w:r>
-        <w:rPr>
-          <w:highlight w:val="yellow"/>
-        </w:rPr>
-        <w:t>ui</w:t>
-      </w:r>
-      <w:proofErr w:type="spellEnd"/>
-      <w:r>
-        <w:rPr>
-          <w:highlight w:val="yellow"/>
-        </w:rPr>
-        <w:t>/</w:t>
-      </w:r>
-      <w:proofErr w:type="spellStart"/>
-      <w:r>
-        <w:rPr>
-          <w:highlight w:val="yellow"/>
-        </w:rPr>
-        <w:t>Rating.tsx</w:t>
-      </w:r>
-      <w:proofErr w:type="spellEnd"/>
-      <w:r>
-        <w:rPr>
-          <w:highlight w:val="yellow"/>
-        </w:rPr>
-        <w:t>`</w:t>
-      </w:r>
-    </w:p>
-    <w:p>
-      <w:pPr>
-        <w:rPr>
-          <w:highlight w:val="yellow"/>
-        </w:rPr>
-      </w:pPr>
-      <w:r>
-        <w:rPr>
-          <w:highlight w:val="yellow"/>
-        </w:rPr>
-        <w:t>28. `</w:t>
-      </w:r>
-      <w:proofErr w:type="spellStart"/>
-      <w:r>
-        <w:rPr>
-          <w:highlight w:val="yellow"/>
-        </w:rPr>
-        <w:t>src</w:t>
-      </w:r>
-      <w:proofErr w:type="spellEnd"/>
-      <w:r>
-        <w:rPr>
-          <w:highlight w:val="yellow"/>
-        </w:rPr>
-        <w:t>/components/</w:t>
-      </w:r>
-      <w:proofErr w:type="spellStart"/>
-      <w:r>
-        <w:rPr>
-          <w:highlight w:val="yellow"/>
-        </w:rPr>
-        <w:t>ui</w:t>
-      </w:r>
-      <w:proofErr w:type="spellEnd"/>
-      <w:r>
-        <w:rPr>
-          <w:highlight w:val="yellow"/>
-        </w:rPr>
-        <w:t>/</w:t>
-      </w:r>
-      <w:proofErr w:type="spellStart"/>
-      <w:r>
-        <w:rPr>
-          <w:highlight w:val="yellow"/>
-        </w:rPr>
-        <w:t>Sheet.tsx</w:t>
-      </w:r>
-      <w:proofErr w:type="spellEnd"/>
-      <w:r>
-        <w:rPr>
-          <w:highlight w:val="yellow"/>
-        </w:rPr>
-        <w:t>`</w:t>
-      </w:r>
-    </w:p>
-    <w:p>
-      <w:r>
-        <w:rPr>
-          <w:highlight w:val="yellow"/>
-        </w:rPr>
-        <w:t>29. `</w:t>
-      </w:r>
-      <w:proofErr w:type="spellStart"/>
-      <w:r>
-        <w:rPr>
-          <w:highlight w:val="yellow"/>
-        </w:rPr>
-        <w:t>src</w:t>
-      </w:r>
-      <w:proofErr w:type="spellEnd"/>
-      <w:r>
-        <w:rPr>
-          <w:highlight w:val="yellow"/>
-        </w:rPr>
-        <w:t>/components/</w:t>
-      </w:r>
-      <w:proofErr w:type="spellStart"/>
-      <w:r>
-        <w:rPr>
-          <w:highlight w:val="yellow"/>
-        </w:rPr>
-        <w:t>ui</w:t>
-      </w:r>
-      <w:proofErr w:type="spellEnd"/>
-      <w:r>
-        <w:rPr>
-          <w:highlight w:val="yellow"/>
-        </w:rPr>
-        <w:t>/</w:t>
-      </w:r>
-      <w:proofErr w:type="spellStart"/>
-      <w:r>
-        <w:rPr>
-          <w:highlight w:val="yellow"/>
-        </w:rPr>
-        <w:t>Spacer.tsx</w:t>
-      </w:r>
-      <w:proofErr w:type="spellEnd"/>
-      <w:r>
-        <w:rPr>
-          <w:highlight w:val="yellow"/>
-        </w:rPr>
-        <w:t>`</w:t>
-      </w:r>
-    </w:p>
-    <w:p/>
-    <w:p>
-      <w:r>
-        <w:t>PHASE 7 — SCREENS</w:t>
-      </w:r>
-    </w:p>
-    <w:p>
-      <w:r>
-        <w:t>30. `search/</w:t>
-      </w:r>
-      <w:proofErr w:type="spellStart"/>
-      <w:r>
-        <w:t>index.tsx</w:t>
-      </w:r>
-      <w:proofErr w:type="spellEnd"/>
-      <w:r>
-        <w:t>`</w:t>
-      </w:r>
-    </w:p>
-    <w:p>
-      <w:r>
-        <w:t>31. `search/</w:t>
-      </w:r>
-      <w:proofErr w:type="spellStart"/>
-      <w:r>
-        <w:t>results.tsx</w:t>
-      </w:r>
-      <w:proofErr w:type="spellEnd"/>
-      <w:r>
-        <w:t>`</w:t>
-      </w:r>
-    </w:p>
-    <w:p>
-      <w:r>
-        <w:t>32. `search/provider/[id</w:t>
-      </w:r>
-      <w:proofErr w:type="gramStart"/>
-      <w:r>
-        <w:t>].</w:t>
-      </w:r>
-      <w:proofErr w:type="spellStart"/>
-      <w:r>
-        <w:t>tsx</w:t>
-      </w:r>
-      <w:proofErr w:type="spellEnd"/>
-      <w:proofErr w:type="gramEnd"/>
-      <w:r>
-        <w:t>`</w:t>
-      </w:r>
-    </w:p>
-    <w:p>
-      <w:r>
-        <w:t>33. `search/book/[</w:t>
-      </w:r>
-      <w:proofErr w:type="spellStart"/>
-      <w:r>
-        <w:t>providerId</w:t>
-      </w:r>
-      <w:proofErr w:type="spellEnd"/>
-      <w:proofErr w:type="gramStart"/>
-      <w:r>
-        <w:t>].</w:t>
-      </w:r>
-      <w:proofErr w:type="spellStart"/>
-      <w:r>
-        <w:t>tsx</w:t>
-      </w:r>
-      <w:proofErr w:type="spellEnd"/>
-      <w:proofErr w:type="gramEnd"/>
-      <w:r>
-        <w:t>`</w:t>
-      </w:r>
-    </w:p>
-    <w:p>
-      <w:r>
-        <w:t>34. `bookings/</w:t>
-      </w:r>
-      <w:proofErr w:type="spellStart"/>
-      <w:r>
-        <w:t>index.tsx</w:t>
-      </w:r>
-      <w:proofErr w:type="spellEnd"/>
-      <w:r>
-        <w:t>`</w:t>
-      </w:r>
-    </w:p>
-    <w:p>
-      <w:r>
-        <w:t>35. `bookings/</w:t>
-      </w:r>
-      <w:proofErr w:type="spellStart"/>
-      <w:r>
-        <w:t>past.tsx</w:t>
-      </w:r>
-      <w:proofErr w:type="spellEnd"/>
-      <w:r>
-        <w:t>`</w:t>
+      <w:r>
+        <w:t>34. `bookings/index.tsx`</w:t>
+      </w:r>
+    </w:p>
+    <w:p>
+      <w:r>
+        <w:t>35. `bookings/past.tsx`</w:t>
       </w:r>
     </w:p>
     <w:p>
@@ -5108,13 +3806,8 @@
       </w:r>
       <w:proofErr w:type="gramStart"/>
       <w:r>
-        <w:t>].</w:t>
-      </w:r>
-      <w:proofErr w:type="spellStart"/>
-      <w:r>
-        <w:t>tsx</w:t>
-      </w:r>
-      <w:proofErr w:type="spellEnd"/>
+        <w:t>].tsx</w:t>
+      </w:r>
       <w:proofErr w:type="gramEnd"/>
       <w:r>
         <w:t>`</w:t>
@@ -5122,103 +3815,45 @@
     </w:p>
     <w:p>
       <w:r>
-        <w:t>37. `inbox/</w:t>
-      </w:r>
-      <w:proofErr w:type="spellStart"/>
-      <w:r>
-        <w:t>index.tsx</w:t>
-      </w:r>
-      <w:proofErr w:type="spellEnd"/>
+        <w:t>37. `inbox/index.tsx`</w:t>
+      </w:r>
+    </w:p>
+    <w:p>
+      <w:r>
+        <w:t>38. `inbox/[threadId</w:t>
+      </w:r>
+      <w:proofErr w:type="gramStart"/>
+      <w:r>
+        <w:t>].tsx</w:t>
+      </w:r>
+      <w:proofErr w:type="gramEnd"/>
       <w:r>
         <w:t>`</w:t>
       </w:r>
     </w:p>
     <w:p>
       <w:r>
-        <w:t>38. `inbox/[</w:t>
-      </w:r>
-      <w:proofErr w:type="spellStart"/>
-      <w:r>
-        <w:t>threadId</w:t>
-      </w:r>
-      <w:proofErr w:type="spellEnd"/>
-      <w:proofErr w:type="gramStart"/>
-      <w:r>
-        <w:t>].</w:t>
-      </w:r>
-      <w:proofErr w:type="spellStart"/>
-      <w:r>
-        <w:t>tsx</w:t>
-      </w:r>
-      <w:proofErr w:type="spellEnd"/>
-      <w:proofErr w:type="gramEnd"/>
-      <w:r>
-        <w:t>`</w:t>
-      </w:r>
-    </w:p>
-    <w:p>
-      <w:r>
-        <w:t>39. `services/</w:t>
-      </w:r>
-      <w:proofErr w:type="spellStart"/>
-      <w:r>
-        <w:t>index.tsx</w:t>
-      </w:r>
-      <w:proofErr w:type="spellEnd"/>
-      <w:r>
-        <w:t>`</w:t>
-      </w:r>
-    </w:p>
-    <w:p>
-      <w:r>
-        <w:t>40. `more/</w:t>
-      </w:r>
-      <w:proofErr w:type="spellStart"/>
-      <w:r>
-        <w:t>index.tsx</w:t>
-      </w:r>
-      <w:proofErr w:type="spellEnd"/>
-      <w:r>
-        <w:t>`</w:t>
-      </w:r>
-    </w:p>
-    <w:p>
-      <w:r>
-        <w:t>41. `more/</w:t>
-      </w:r>
-      <w:proofErr w:type="spellStart"/>
-      <w:r>
-        <w:t>account.tsx</w:t>
-      </w:r>
-      <w:proofErr w:type="spellEnd"/>
-      <w:r>
-        <w:t>`</w:t>
-      </w:r>
-    </w:p>
-    <w:p>
-      <w:r>
-        <w:t>42. `more/</w:t>
-      </w:r>
-      <w:proofErr w:type="spellStart"/>
-      <w:r>
-        <w:t>provider.tsx</w:t>
-      </w:r>
-      <w:proofErr w:type="spellEnd"/>
-      <w:r>
-        <w:t>`</w:t>
-      </w:r>
-    </w:p>
-    <w:p>
-      <w:r>
-        <w:t>43. `more/</w:t>
-      </w:r>
-      <w:proofErr w:type="spellStart"/>
-      <w:r>
-        <w:t>settings.tsx</w:t>
-      </w:r>
-      <w:proofErr w:type="spellEnd"/>
-      <w:r>
-        <w:t>`</w:t>
+        <w:t>39. `services/index.tsx`</w:t>
+      </w:r>
+    </w:p>
+    <w:p>
+      <w:r>
+        <w:t>40. `more/index.tsx`</w:t>
+      </w:r>
+    </w:p>
+    <w:p>
+      <w:r>
+        <w:t>41. `more/account.tsx`</w:t>
+      </w:r>
+    </w:p>
+    <w:p>
+      <w:r>
+        <w:t>42. `more/provider.tsx`</w:t>
+      </w:r>
+    </w:p>
+    <w:p>
+      <w:r>
+        <w:t>43. `more/settings.tsx`</w:t>
       </w:r>
     </w:p>
     <w:p/>
@@ -9959,6 +8594,7 @@
   <w:style w:type="character" w:default="1" w:styleId="DefaultParagraphFont">
     <w:name w:val="Default Paragraph Font"/>
     <w:uiPriority w:val="1"/>
+    <w:semiHidden/>
     <w:unhideWhenUsed/>
   </w:style>
   <w:style w:type="table" w:default="1" w:styleId="TableNormal">
